--- a/cv/cv_zh.docx
+++ b/cv/cv_zh.docx
@@ -1,29 +1,29 @@
 
 <file path=word/document.xml><?xml version="1.0" encoding="utf-8"?>
-<w:document xmlns:wpc="http://schemas.microsoft.com/office/word/2010/wordprocessingCanvas" xmlns:cx="http://schemas.microsoft.com/office/drawing/2014/chartex" xmlns:cx1="http://schemas.microsoft.com/office/drawing/2015/9/8/chartex" xmlns:cx2="http://schemas.microsoft.com/office/drawing/2015/10/21/chartex" xmlns:cx3="http://schemas.microsoft.com/office/drawing/2016/5/9/chartex" xmlns:cx4="http://schemas.microsoft.com/office/drawing/2016/5/10/chartex" xmlns:cx5="http://schemas.microsoft.com/office/drawing/2016/5/11/chartex" xmlns:cx6="http://schemas.microsoft.com/office/drawing/2016/5/12/chartex" xmlns:cx7="http://schemas.microsoft.com/office/drawing/2016/5/13/chartex" xmlns:cx8="http://schemas.microsoft.com/office/drawing/2016/5/14/chartex" xmlns:mc="http://schemas.openxmlformats.org/markup-compatibility/2006" xmlns:aink="http://schemas.microsoft.com/office/drawing/2016/ink" xmlns:am3d="http://schemas.microsoft.com/office/drawing/2017/model3d" xmlns:o="urn:schemas-microsoft-com:office:office" xmlns:oel="http://schemas.microsoft.com/office/2019/extlst" xmlns:r="http://schemas.openxmlformats.org/officeDocument/2006/relationships" xmlns:m="http://schemas.openxmlformats.org/officeDocument/2006/math" xmlns:v="urn:schemas-microsoft-com:vml" xmlns:wp14="http://schemas.microsoft.com/office/word/2010/wordprocessingDrawing" xmlns:wp="http://schemas.openxmlformats.org/drawingml/2006/wordprocessingDrawing" xmlns:w10="urn:schemas-microsoft-com:office:word" xmlns:w="http://schemas.openxmlformats.org/wordprocessingml/2006/main" xmlns:w14="http://schemas.microsoft.com/office/word/2010/wordml" xmlns:w15="http://schemas.microsoft.com/office/word/2012/wordml" xmlns:w16cex="http://schemas.microsoft.com/office/word/2018/wordml/cex" xmlns:w16cid="http://schemas.microsoft.com/office/word/2016/wordml/cid" xmlns:w16="http://schemas.microsoft.com/office/word/2018/wordml" xmlns:w16du="http://schemas.microsoft.com/office/word/2023/wordml/word16du" xmlns:w16sdtdh="http://schemas.microsoft.com/office/word/2020/wordml/sdtdatahash" xmlns:w16sdtfl="http://schemas.microsoft.com/office/word/2024/wordml/sdtformatlock" xmlns:w16se="http://schemas.microsoft.com/office/word/2015/wordml/symex" xmlns:wpg="http://schemas.microsoft.com/office/word/2010/wordprocessingGroup" xmlns:wpi="http://schemas.microsoft.com/office/word/2010/wordprocessingInk" xmlns:wne="http://schemas.microsoft.com/office/word/2006/wordml" xmlns:wps="http://schemas.microsoft.com/office/word/2010/wordprocessingShape" mc:Ignorable="w14 w15 w16se w16cid w16 w16cex w16sdtdh w16sdtfl w16du wp14">
+<w:document xmlns:wpc="http://schemas.microsoft.com/office/word/2010/wordprocessingCanvas" xmlns:cx="http://schemas.microsoft.com/office/drawing/2014/chartex" xmlns:cx1="http://schemas.microsoft.com/office/drawing/2015/9/8/chartex" xmlns:cx2="http://schemas.microsoft.com/office/drawing/2015/10/21/chartex" xmlns:cx3="http://schemas.microsoft.com/office/drawing/2016/5/9/chartex" xmlns:cx4="http://schemas.microsoft.com/office/drawing/2016/5/10/chartex" xmlns:cx5="http://schemas.microsoft.com/office/drawing/2016/5/11/chartex" xmlns:cx6="http://schemas.microsoft.com/office/drawing/2016/5/12/chartex" xmlns:cx7="http://schemas.microsoft.com/office/drawing/2016/5/13/chartex" xmlns:cx8="http://schemas.microsoft.com/office/drawing/2016/5/14/chartex" xmlns:mc="http://schemas.openxmlformats.org/markup-compatibility/2006" xmlns:aink="http://schemas.microsoft.com/office/drawing/2016/ink" xmlns:am3d="http://schemas.microsoft.com/office/drawing/2017/model3d" xmlns:o="urn:schemas-microsoft-com:office:office" xmlns:oel="http://schemas.microsoft.com/office/2019/extlst" xmlns:r="http://schemas.openxmlformats.org/officeDocument/2006/relationships" xmlns:m="http://schemas.openxmlformats.org/officeDocument/2006/math" xmlns:v="urn:schemas-microsoft-com:vml" xmlns:wp14="http://schemas.microsoft.com/office/word/2010/wordprocessingDrawing" xmlns:wp="http://schemas.openxmlformats.org/drawingml/2006/wordprocessingDrawing" xmlns:w10="urn:schemas-microsoft-com:office:word" xmlns:w="http://schemas.openxmlformats.org/wordprocessingml/2006/main" xmlns:w14="http://schemas.microsoft.com/office/word/2010/wordml" xmlns:w15="http://schemas.microsoft.com/office/word/2012/wordml" xmlns:w16cex="http://schemas.microsoft.com/office/word/2018/wordml/cex" xmlns:w16cid="http://schemas.microsoft.com/office/word/2016/wordml/cid" xmlns:w16="http://schemas.microsoft.com/office/word/2018/wordml" xmlns:w16sdtdh="http://schemas.microsoft.com/office/word/2020/wordml/sdtdatahash" xmlns:w16se="http://schemas.microsoft.com/office/word/2015/wordml/symex" xmlns:wpg="http://schemas.microsoft.com/office/word/2010/wordprocessingGroup" xmlns:wpi="http://schemas.microsoft.com/office/word/2010/wordprocessingInk" xmlns:wne="http://schemas.microsoft.com/office/word/2006/wordml" xmlns:wps="http://schemas.microsoft.com/office/word/2010/wordprocessingShape" mc:Ignorable="w14 w15 w16se w16cid w16 w16cex w16sdtdh wp14">
   <w:body>
     <w:p>
       <w:pPr>
         <w:jc w:val="center"/>
         <w:rPr>
-          <w:rFonts w:ascii="仿宋" w:eastAsia="仿宋" w:hAnsi="仿宋" w:cs="Times New Roman"/>
-          <w:sz w:val="48"/>
-          <w:szCs w:val="52"/>
+          <w:rFonts w:ascii="FangSong" w:eastAsia="FangSong" w:hAnsi="FangSong" w:cs="Times New Roman"/>
+          <w:sz w:val="44"/>
+          <w:szCs w:val="48"/>
         </w:rPr>
       </w:pPr>
       <w:r>
         <w:rPr>
-          <w:rFonts w:ascii="仿宋" w:eastAsia="仿宋" w:hAnsi="仿宋" w:cs="Times New Roman" w:hint="eastAsia"/>
-          <w:sz w:val="48"/>
-          <w:szCs w:val="52"/>
+          <w:rFonts w:ascii="FangSong" w:eastAsia="FangSong" w:hAnsi="FangSong" w:cs="Times New Roman" w:hint="eastAsia"/>
+          <w:sz w:val="44"/>
+          <w:szCs w:val="48"/>
         </w:rPr>
         <w:t>唐 贺，CFA</w:t>
       </w:r>
     </w:p>
     <w:tbl>
       <w:tblPr>
-        <w:tblStyle w:val="a4"/>
-        <w:tblW w:w="9776" w:type="dxa"/>
+        <w:tblStyle w:val="TableGrid"/>
+        <w:tblW w:w="9862" w:type="dxa"/>
         <w:tblBorders>
           <w:top w:val="none" w:sz="0" w:space="0" w:color="auto"/>
           <w:left w:val="none" w:sz="0" w:space="0" w:color="auto"/>
@@ -35,26 +35,29 @@
         <w:tblLook w:val="04A0" w:firstRow="1" w:lastRow="0" w:firstColumn="1" w:lastColumn="0" w:noHBand="0" w:noVBand="1"/>
       </w:tblPr>
       <w:tblGrid>
-        <w:gridCol w:w="1838"/>
-        <w:gridCol w:w="7938"/>
+        <w:gridCol w:w="1854"/>
+        <w:gridCol w:w="8008"/>
       </w:tblGrid>
       <w:tr>
+        <w:trPr>
+          <w:trHeight w:val="311"/>
+        </w:trPr>
         <w:tc>
           <w:tcPr>
-            <w:tcW w:w="9776" w:type="dxa"/>
+            <w:tcW w:w="9862" w:type="dxa"/>
             <w:gridSpan w:val="2"/>
           </w:tcPr>
           <w:p>
             <w:pPr>
               <w:rPr>
-                <w:rFonts w:ascii="仿宋" w:eastAsia="仿宋" w:hAnsi="仿宋" w:cs="Times New Roman"/>
+                <w:rFonts w:ascii="FangSong" w:eastAsia="FangSong" w:hAnsi="FangSong" w:cs="Times New Roman"/>
                 <w:sz w:val="18"/>
                 <w:szCs w:val="18"/>
               </w:rPr>
             </w:pPr>
             <w:r>
               <w:rPr>
-                <w:rFonts w:ascii="仿宋" w:eastAsia="仿宋" w:hAnsi="仿宋" w:cs="Times New Roman" w:hint="eastAsia"/>
+                <w:rFonts w:ascii="FangSong" w:eastAsia="FangSong" w:hAnsi="FangSong" w:cs="Times New Roman" w:hint="eastAsia"/>
                 <w:b/>
                 <w:bCs/>
                 <w:noProof/>
@@ -110,7 +113,7 @@
                     </wp:anchor>
                   </w:drawing>
                 </mc:Choice>
-                <mc:Fallback>
+                <mc:Fallback xmlns:w16sdtfl="http://schemas.microsoft.com/office/word/2024/wordml/sdtformatlock" xmlns:w16du="http://schemas.microsoft.com/office/word/2023/wordml/word16du">
                   <w:pict>
                     <v:line w14:anchorId="57D58E22" id="直接连接符 1" o:spid="_x0000_s1026" style="position:absolute;z-index:251663360;visibility:visible;mso-wrap-style:square;mso-wrap-distance-left:9pt;mso-wrap-distance-top:0;mso-wrap-distance-right:9pt;mso-wrap-distance-bottom:0;mso-position-horizontal:absolute;mso-position-horizontal-relative:text;mso-position-vertical:absolute;mso-position-vertical-relative:text" from="-1.5pt,14.45pt" to="488.5pt,14.45pt" o:gfxdata="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" strokecolor="#a5a5a5 [3206]" strokeweight="1pt">
                       <v:stroke joinstyle="miter"/>
@@ -121,7 +124,7 @@
             </w:r>
             <w:r>
               <w:rPr>
-                <w:rFonts w:ascii="仿宋" w:eastAsia="仿宋" w:hAnsi="仿宋" w:cs="Times New Roman" w:hint="eastAsia"/>
+                <w:rFonts w:ascii="FangSong" w:eastAsia="FangSong" w:hAnsi="FangSong" w:cs="Times New Roman" w:hint="eastAsia"/>
                 <w:b/>
                 <w:bCs/>
                 <w:noProof/>
@@ -180,7 +183,7 @@
                     </wp:anchor>
                   </w:drawing>
                 </mc:Choice>
-                <mc:Fallback>
+                <mc:Fallback xmlns:w16sdtfl="http://schemas.microsoft.com/office/word/2024/wordml/sdtformatlock" xmlns:w16du="http://schemas.microsoft.com/office/word/2023/wordml/word16du">
                   <w:pict>
                     <v:line w14:anchorId="16BCBD64" id="直接连接符 2" o:spid="_x0000_s1026" style="position:absolute;z-index:251668480;visibility:visible;mso-wrap-style:square;mso-height-percent:0;mso-wrap-distance-left:9pt;mso-wrap-distance-top:0;mso-wrap-distance-right:9pt;mso-wrap-distance-bottom:0;mso-position-horizontal:absolute;mso-position-horizontal-relative:text;mso-position-vertical:absolute;mso-position-vertical-relative:text;mso-height-percent:0;mso-height-relative:margin" from="86.55pt,15.3pt" to="86.55pt,399.3pt" o:gfxdata="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" strokecolor="#a5a5a5 [3206]" strokeweight="1pt">
                       <v:stroke joinstyle="miter"/>
@@ -191,7 +194,7 @@
             </w:r>
             <w:r>
               <w:rPr>
-                <w:rFonts w:ascii="仿宋" w:eastAsia="仿宋" w:hAnsi="仿宋" w:cs="Times New Roman" w:hint="eastAsia"/>
+                <w:rFonts w:ascii="FangSong" w:eastAsia="FangSong" w:hAnsi="FangSong" w:cs="Times New Roman" w:hint="eastAsia"/>
                 <w:b/>
                 <w:bCs/>
                 <w:sz w:val="22"/>
@@ -200,7 +203,7 @@
             </w:r>
             <w:r>
               <w:rPr>
-                <w:rFonts w:ascii="仿宋" w:eastAsia="仿宋" w:hAnsi="仿宋" w:cs="Times New Roman" w:hint="eastAsia"/>
+                <w:rFonts w:ascii="FangSong" w:eastAsia="FangSong" w:hAnsi="FangSong" w:cs="Times New Roman" w:hint="eastAsia"/>
                 <w:b/>
                 <w:bCs/>
                 <w:sz w:val="22"/>
@@ -211,23 +214,26 @@
         </w:tc>
       </w:tr>
       <w:tr>
+        <w:trPr>
+          <w:trHeight w:val="311"/>
+        </w:trPr>
         <w:tc>
           <w:tcPr>
-            <w:tcW w:w="1838" w:type="dxa"/>
+            <w:tcW w:w="1854" w:type="dxa"/>
             <w:vMerge w:val="restart"/>
           </w:tcPr>
           <w:p>
             <w:pPr>
               <w:jc w:val="right"/>
               <w:rPr>
-                <w:rFonts w:ascii="仿宋" w:eastAsia="仿宋" w:hAnsi="仿宋" w:cs="Times New Roman"/>
+                <w:rFonts w:ascii="FangSong" w:eastAsia="FangSong" w:hAnsi="FangSong" w:cs="Times New Roman"/>
                 <w:sz w:val="18"/>
                 <w:szCs w:val="18"/>
               </w:rPr>
             </w:pPr>
             <w:r>
               <w:rPr>
-                <w:rFonts w:ascii="仿宋" w:eastAsia="仿宋" w:hAnsi="仿宋" w:cs="Times New Roman" w:hint="eastAsia"/>
+                <w:rFonts w:ascii="FangSong" w:eastAsia="FangSong" w:hAnsi="FangSong" w:cs="Times New Roman" w:hint="eastAsia"/>
                 <w:sz w:val="18"/>
                 <w:szCs w:val="18"/>
               </w:rPr>
@@ -235,7 +241,7 @@
             </w:r>
             <w:r>
               <w:rPr>
-                <w:rFonts w:ascii="仿宋" w:eastAsia="仿宋" w:hAnsi="仿宋" w:cs="Times New Roman" w:hint="eastAsia"/>
+                <w:rFonts w:ascii="FangSong" w:eastAsia="FangSong" w:hAnsi="FangSong" w:cs="Times New Roman" w:hint="eastAsia"/>
                 <w:sz w:val="18"/>
                 <w:szCs w:val="18"/>
               </w:rPr>
@@ -243,7 +249,7 @@
             </w:r>
             <w:r>
               <w:rPr>
-                <w:rFonts w:ascii="仿宋" w:eastAsia="仿宋" w:hAnsi="仿宋" w:cs="Times New Roman"/>
+                <w:rFonts w:ascii="FangSong" w:eastAsia="FangSong" w:hAnsi="FangSong" w:cs="Times New Roman"/>
                 <w:sz w:val="18"/>
                 <w:szCs w:val="18"/>
               </w:rPr>
@@ -251,7 +257,7 @@
             </w:r>
             <w:r>
               <w:rPr>
-                <w:rFonts w:ascii="仿宋" w:eastAsia="仿宋" w:hAnsi="仿宋" w:cs="Times New Roman" w:hint="eastAsia"/>
+                <w:rFonts w:ascii="FangSong" w:eastAsia="FangSong" w:hAnsi="FangSong" w:cs="Times New Roman" w:hint="eastAsia"/>
                 <w:sz w:val="18"/>
                 <w:szCs w:val="18"/>
               </w:rPr>
@@ -261,19 +267,19 @@
         </w:tc>
         <w:tc>
           <w:tcPr>
-            <w:tcW w:w="7938" w:type="dxa"/>
+            <w:tcW w:w="8007" w:type="dxa"/>
           </w:tcPr>
           <w:p>
             <w:pPr>
               <w:rPr>
-                <w:rFonts w:ascii="仿宋" w:eastAsia="仿宋" w:hAnsi="仿宋" w:cs="Times New Roman"/>
+                <w:rFonts w:ascii="FangSong" w:eastAsia="FangSong" w:hAnsi="FangSong" w:cs="Times New Roman"/>
                 <w:sz w:val="18"/>
                 <w:szCs w:val="18"/>
               </w:rPr>
             </w:pPr>
             <w:r>
               <w:rPr>
-                <w:rFonts w:ascii="仿宋" w:eastAsia="仿宋" w:hAnsi="仿宋" w:cs="Times New Roman" w:hint="eastAsia"/>
+                <w:rFonts w:ascii="FangSong" w:eastAsia="FangSong" w:hAnsi="FangSong" w:cs="Times New Roman" w:hint="eastAsia"/>
                 <w:b/>
                 <w:bCs/>
                 <w:sz w:val="22"/>
@@ -282,7 +288,7 @@
             </w:r>
             <w:r>
               <w:rPr>
-                <w:rFonts w:ascii="仿宋" w:eastAsia="仿宋" w:hAnsi="仿宋" w:cs="Times New Roman" w:hint="eastAsia"/>
+                <w:rFonts w:ascii="FangSong" w:eastAsia="FangSong" w:hAnsi="FangSong" w:cs="Times New Roman" w:hint="eastAsia"/>
                 <w:b/>
                 <w:bCs/>
                 <w:sz w:val="22"/>
@@ -291,7 +297,7 @@
             </w:r>
             <w:r>
               <w:rPr>
-                <w:rFonts w:ascii="仿宋" w:eastAsia="仿宋" w:hAnsi="仿宋" w:cs="Times New Roman" w:hint="eastAsia"/>
+                <w:rFonts w:ascii="FangSong" w:eastAsia="FangSong" w:hAnsi="FangSong" w:cs="Times New Roman" w:hint="eastAsia"/>
                 <w:b/>
                 <w:bCs/>
                 <w:sz w:val="22"/>
@@ -300,7 +306,7 @@
             </w:r>
             <w:r>
               <w:rPr>
-                <w:rFonts w:ascii="仿宋" w:eastAsia="仿宋" w:hAnsi="仿宋" w:cs="Times New Roman" w:hint="eastAsia"/>
+                <w:rFonts w:ascii="FangSong" w:eastAsia="FangSong" w:hAnsi="FangSong" w:cs="Times New Roman" w:hint="eastAsia"/>
                 <w:b/>
                 <w:bCs/>
                 <w:sz w:val="22"/>
@@ -309,7 +315,7 @@
             </w:r>
             <w:r>
               <w:rPr>
-                <w:rFonts w:ascii="仿宋" w:eastAsia="仿宋" w:hAnsi="仿宋" w:cs="Times New Roman" w:hint="eastAsia"/>
+                <w:rFonts w:ascii="FangSong" w:eastAsia="FangSong" w:hAnsi="FangSong" w:cs="Times New Roman" w:hint="eastAsia"/>
                 <w:b/>
                 <w:bCs/>
                 <w:sz w:val="21"/>
@@ -319,28 +325,44 @@
             </w:r>
             <w:r>
               <w:rPr>
-                <w:rFonts w:ascii="仿宋" w:eastAsia="仿宋" w:hAnsi="仿宋" w:cs="Times New Roman" w:hint="eastAsia"/>
+                <w:rFonts w:ascii="FangSong" w:eastAsia="FangSong" w:hAnsi="FangSong" w:cs="Times New Roman" w:hint="eastAsia"/>
                 <w:sz w:val="22"/>
               </w:rPr>
-              <w:t>运维开发工程师</w:t>
+              <w:t>运</w:t>
+            </w:r>
+            <w:proofErr w:type="gramStart"/>
+            <w:r>
+              <w:rPr>
+                <w:rFonts w:ascii="FangSong" w:eastAsia="FangSong" w:hAnsi="FangSong" w:cs="Times New Roman" w:hint="eastAsia"/>
+                <w:sz w:val="22"/>
+              </w:rPr>
+              <w:t>维开发</w:t>
+            </w:r>
+            <w:proofErr w:type="gramEnd"/>
+            <w:r>
+              <w:rPr>
+                <w:rFonts w:ascii="FangSong" w:eastAsia="FangSong" w:hAnsi="FangSong" w:cs="Times New Roman" w:hint="eastAsia"/>
+                <w:sz w:val="22"/>
+              </w:rPr>
+              <w:t>工程师</w:t>
             </w:r>
           </w:p>
         </w:tc>
       </w:tr>
       <w:tr>
         <w:trPr>
-          <w:trHeight w:val="3580"/>
+          <w:trHeight w:val="3428"/>
         </w:trPr>
         <w:tc>
           <w:tcPr>
-            <w:tcW w:w="1838" w:type="dxa"/>
+            <w:tcW w:w="1854" w:type="dxa"/>
             <w:vMerge/>
           </w:tcPr>
           <w:p>
             <w:pPr>
               <w:jc w:val="right"/>
               <w:rPr>
-                <w:rFonts w:ascii="仿宋" w:eastAsia="仿宋" w:hAnsi="仿宋" w:cs="Times New Roman"/>
+                <w:rFonts w:ascii="FangSong" w:eastAsia="FangSong" w:hAnsi="FangSong" w:cs="Times New Roman"/>
                 <w:sz w:val="18"/>
                 <w:szCs w:val="18"/>
               </w:rPr>
@@ -349,19 +371,19 @@
         </w:tc>
         <w:tc>
           <w:tcPr>
-            <w:tcW w:w="7938" w:type="dxa"/>
+            <w:tcW w:w="8007" w:type="dxa"/>
           </w:tcPr>
           <w:p>
             <w:pPr>
               <w:rPr>
-                <w:rFonts w:ascii="仿宋" w:eastAsia="仿宋" w:hAnsi="仿宋"/>
+                <w:rFonts w:ascii="FangSong" w:eastAsia="FangSong" w:hAnsi="FangSong"/>
                 <w:sz w:val="20"/>
                 <w:szCs w:val="20"/>
               </w:rPr>
             </w:pPr>
             <w:r>
               <w:rPr>
-                <w:rFonts w:ascii="仿宋" w:eastAsia="仿宋" w:hAnsi="仿宋" w:hint="eastAsia"/>
+                <w:rFonts w:ascii="FangSong" w:eastAsia="FangSong" w:hAnsi="FangSong" w:hint="eastAsia"/>
                 <w:sz w:val="20"/>
                 <w:szCs w:val="20"/>
               </w:rPr>
@@ -371,14 +393,14 @@
           <w:p>
             <w:pPr>
               <w:rPr>
-                <w:rFonts w:ascii="仿宋" w:eastAsia="仿宋" w:hAnsi="仿宋"/>
+                <w:rFonts w:ascii="FangSong" w:eastAsia="FangSong" w:hAnsi="FangSong"/>
                 <w:sz w:val="20"/>
                 <w:szCs w:val="20"/>
               </w:rPr>
             </w:pPr>
             <w:r>
               <w:rPr>
-                <w:rFonts w:ascii="仿宋" w:eastAsia="仿宋" w:hAnsi="仿宋" w:hint="eastAsia"/>
+                <w:rFonts w:ascii="FangSong" w:eastAsia="FangSong" w:hAnsi="FangSong" w:hint="eastAsia"/>
                 <w:sz w:val="20"/>
                 <w:szCs w:val="20"/>
               </w:rPr>
@@ -386,7 +408,7 @@
             </w:r>
             <w:r>
               <w:rPr>
-                <w:rFonts w:ascii="仿宋" w:eastAsia="仿宋" w:hAnsi="仿宋"/>
+                <w:rFonts w:ascii="FangSong" w:eastAsia="FangSong" w:hAnsi="FangSong"/>
                 <w:sz w:val="20"/>
                 <w:szCs w:val="20"/>
               </w:rPr>
@@ -394,7 +416,7 @@
             </w:r>
             <w:r>
               <w:rPr>
-                <w:rFonts w:ascii="仿宋" w:eastAsia="仿宋" w:hAnsi="仿宋" w:hint="eastAsia"/>
+                <w:rFonts w:ascii="FangSong" w:eastAsia="FangSong" w:hAnsi="FangSong" w:hint="eastAsia"/>
                 <w:sz w:val="20"/>
                 <w:szCs w:val="20"/>
               </w:rPr>
@@ -404,14 +426,14 @@
           <w:p>
             <w:pPr>
               <w:rPr>
-                <w:rFonts w:ascii="仿宋" w:eastAsia="仿宋" w:hAnsi="仿宋"/>
+                <w:rFonts w:ascii="FangSong" w:eastAsia="FangSong" w:hAnsi="FangSong"/>
                 <w:sz w:val="20"/>
                 <w:szCs w:val="20"/>
               </w:rPr>
             </w:pPr>
             <w:r>
               <w:rPr>
-                <w:rFonts w:ascii="仿宋" w:eastAsia="仿宋" w:hAnsi="仿宋" w:hint="eastAsia"/>
+                <w:rFonts w:ascii="FangSong" w:eastAsia="FangSong" w:hAnsi="FangSong" w:hint="eastAsia"/>
                 <w:sz w:val="20"/>
                 <w:szCs w:val="20"/>
               </w:rPr>
@@ -419,7 +441,7 @@
             </w:r>
             <w:r>
               <w:rPr>
-                <w:rFonts w:ascii="仿宋" w:eastAsia="仿宋" w:hAnsi="仿宋"/>
+                <w:rFonts w:ascii="FangSong" w:eastAsia="FangSong" w:hAnsi="FangSong"/>
                 <w:sz w:val="20"/>
                 <w:szCs w:val="20"/>
               </w:rPr>
@@ -427,7 +449,7 @@
             </w:r>
             <w:r>
               <w:rPr>
-                <w:rFonts w:ascii="仿宋" w:eastAsia="仿宋" w:hAnsi="仿宋" w:hint="eastAsia"/>
+                <w:rFonts w:ascii="FangSong" w:eastAsia="FangSong" w:hAnsi="FangSong" w:hint="eastAsia"/>
                 <w:sz w:val="20"/>
                 <w:szCs w:val="20"/>
               </w:rPr>
@@ -435,7 +457,7 @@
             </w:r>
             <w:r>
               <w:rPr>
-                <w:rFonts w:ascii="仿宋" w:eastAsia="仿宋" w:hAnsi="仿宋"/>
+                <w:rFonts w:ascii="FangSong" w:eastAsia="FangSong" w:hAnsi="FangSong"/>
                 <w:sz w:val="20"/>
                 <w:szCs w:val="20"/>
               </w:rPr>
@@ -445,14 +467,14 @@
           <w:p>
             <w:pPr>
               <w:rPr>
-                <w:rFonts w:ascii="仿宋" w:eastAsia="仿宋" w:hAnsi="仿宋"/>
+                <w:rFonts w:ascii="FangSong" w:eastAsia="FangSong" w:hAnsi="FangSong"/>
                 <w:sz w:val="20"/>
                 <w:szCs w:val="20"/>
               </w:rPr>
             </w:pPr>
             <w:r>
               <w:rPr>
-                <w:rFonts w:ascii="仿宋" w:eastAsia="仿宋" w:hAnsi="仿宋" w:hint="eastAsia"/>
+                <w:rFonts w:ascii="FangSong" w:eastAsia="FangSong" w:hAnsi="FangSong" w:hint="eastAsia"/>
                 <w:sz w:val="20"/>
                 <w:szCs w:val="20"/>
               </w:rPr>
@@ -460,7 +482,7 @@
             </w:r>
             <w:r>
               <w:rPr>
-                <w:rFonts w:ascii="仿宋" w:eastAsia="仿宋" w:hAnsi="仿宋"/>
+                <w:rFonts w:ascii="FangSong" w:eastAsia="FangSong" w:hAnsi="FangSong"/>
                 <w:sz w:val="20"/>
                 <w:szCs w:val="20"/>
               </w:rPr>
@@ -468,7 +490,7 @@
             </w:r>
             <w:r>
               <w:rPr>
-                <w:rFonts w:ascii="仿宋" w:eastAsia="仿宋" w:hAnsi="仿宋" w:hint="eastAsia"/>
+                <w:rFonts w:ascii="FangSong" w:eastAsia="FangSong" w:hAnsi="FangSong" w:hint="eastAsia"/>
                 <w:sz w:val="20"/>
                 <w:szCs w:val="20"/>
               </w:rPr>
@@ -476,24 +498,42 @@
             </w:r>
             <w:r>
               <w:rPr>
-                <w:rFonts w:ascii="仿宋" w:eastAsia="仿宋" w:hAnsi="仿宋"/>
-                <w:sz w:val="20"/>
-                <w:szCs w:val="20"/>
-              </w:rPr>
-              <w:t>2024中国高校算力优秀案例奖</w:t>
+                <w:rFonts w:ascii="FangSong" w:eastAsia="FangSong" w:hAnsi="FangSong"/>
+                <w:sz w:val="20"/>
+                <w:szCs w:val="20"/>
+              </w:rPr>
+              <w:t>2024中国高校</w:t>
+            </w:r>
+            <w:proofErr w:type="gramStart"/>
+            <w:r>
+              <w:rPr>
+                <w:rFonts w:ascii="FangSong" w:eastAsia="FangSong" w:hAnsi="FangSong"/>
+                <w:sz w:val="20"/>
+                <w:szCs w:val="20"/>
+              </w:rPr>
+              <w:t>算力优秀</w:t>
+            </w:r>
+            <w:proofErr w:type="gramEnd"/>
+            <w:r>
+              <w:rPr>
+                <w:rFonts w:ascii="FangSong" w:eastAsia="FangSong" w:hAnsi="FangSong"/>
+                <w:sz w:val="20"/>
+                <w:szCs w:val="20"/>
+              </w:rPr>
+              <w:t>案例奖</w:t>
             </w:r>
           </w:p>
           <w:p>
             <w:pPr>
               <w:rPr>
-                <w:rFonts w:ascii="仿宋" w:eastAsia="仿宋" w:hAnsi="仿宋"/>
+                <w:rFonts w:ascii="FangSong" w:eastAsia="FangSong" w:hAnsi="FangSong"/>
                 <w:sz w:val="20"/>
                 <w:szCs w:val="20"/>
               </w:rPr>
             </w:pPr>
             <w:r>
               <w:rPr>
-                <w:rFonts w:ascii="仿宋" w:eastAsia="仿宋" w:hAnsi="仿宋" w:hint="eastAsia"/>
+                <w:rFonts w:ascii="FangSong" w:eastAsia="FangSong" w:hAnsi="FangSong" w:hint="eastAsia"/>
                 <w:sz w:val="20"/>
                 <w:szCs w:val="20"/>
               </w:rPr>
@@ -501,7 +541,7 @@
             </w:r>
             <w:r>
               <w:rPr>
-                <w:rFonts w:ascii="仿宋" w:eastAsia="仿宋" w:hAnsi="仿宋"/>
+                <w:rFonts w:ascii="FangSong" w:eastAsia="FangSong" w:hAnsi="FangSong"/>
                 <w:sz w:val="20"/>
                 <w:szCs w:val="20"/>
               </w:rPr>
@@ -509,7 +549,7 @@
             </w:r>
             <w:r>
               <w:rPr>
-                <w:rFonts w:ascii="仿宋" w:eastAsia="仿宋" w:hAnsi="仿宋" w:hint="eastAsia"/>
+                <w:rFonts w:ascii="FangSong" w:eastAsia="FangSong" w:hAnsi="FangSong" w:hint="eastAsia"/>
                 <w:sz w:val="20"/>
                 <w:szCs w:val="20"/>
               </w:rPr>
@@ -517,7 +557,7 @@
             </w:r>
             <w:r>
               <w:rPr>
-                <w:rFonts w:ascii="仿宋" w:eastAsia="仿宋" w:hAnsi="仿宋"/>
+                <w:rFonts w:ascii="FangSong" w:eastAsia="FangSong" w:hAnsi="FangSong"/>
                 <w:sz w:val="20"/>
                 <w:szCs w:val="20"/>
               </w:rPr>
@@ -525,7 +565,7 @@
             </w:r>
             <w:r>
               <w:rPr>
-                <w:rFonts w:ascii="仿宋" w:eastAsia="仿宋" w:hAnsi="仿宋" w:hint="eastAsia"/>
+                <w:rFonts w:ascii="FangSong" w:eastAsia="FangSong" w:hAnsi="FangSong" w:hint="eastAsia"/>
                 <w:sz w:val="20"/>
                 <w:szCs w:val="20"/>
               </w:rPr>
@@ -533,7 +573,7 @@
             </w:r>
             <w:r>
               <w:rPr>
-                <w:rFonts w:ascii="仿宋" w:eastAsia="仿宋" w:hAnsi="仿宋"/>
+                <w:rFonts w:ascii="FangSong" w:eastAsia="FangSong" w:hAnsi="FangSong"/>
                 <w:sz w:val="20"/>
                 <w:szCs w:val="20"/>
               </w:rPr>
@@ -541,7 +581,7 @@
             </w:r>
             <w:r>
               <w:rPr>
-                <w:rFonts w:ascii="仿宋" w:eastAsia="仿宋" w:hAnsi="仿宋" w:hint="eastAsia"/>
+                <w:rFonts w:ascii="FangSong" w:eastAsia="FangSong" w:hAnsi="FangSong" w:hint="eastAsia"/>
                 <w:sz w:val="20"/>
                 <w:szCs w:val="20"/>
               </w:rPr>
@@ -549,7 +589,7 @@
             </w:r>
             <w:r>
               <w:rPr>
-                <w:rFonts w:ascii="仿宋" w:eastAsia="仿宋" w:hAnsi="仿宋"/>
+                <w:rFonts w:ascii="FangSong" w:eastAsia="FangSong" w:hAnsi="FangSong"/>
                 <w:sz w:val="20"/>
                 <w:szCs w:val="20"/>
               </w:rPr>
@@ -559,14 +599,14 @@
           <w:p>
             <w:pPr>
               <w:rPr>
-                <w:rFonts w:ascii="仿宋" w:eastAsia="仿宋" w:hAnsi="仿宋"/>
+                <w:rFonts w:ascii="FangSong" w:eastAsia="FangSong" w:hAnsi="FangSong"/>
                 <w:sz w:val="20"/>
                 <w:szCs w:val="20"/>
               </w:rPr>
             </w:pPr>
             <w:r>
               <w:rPr>
-                <w:rFonts w:ascii="仿宋" w:eastAsia="仿宋" w:hAnsi="仿宋" w:hint="eastAsia"/>
+                <w:rFonts w:ascii="FangSong" w:eastAsia="FangSong" w:hAnsi="FangSong" w:hint="eastAsia"/>
                 <w:sz w:val="20"/>
                 <w:szCs w:val="20"/>
               </w:rPr>
@@ -574,7 +614,7 @@
             </w:r>
             <w:r>
               <w:rPr>
-                <w:rFonts w:ascii="仿宋" w:eastAsia="仿宋" w:hAnsi="仿宋"/>
+                <w:rFonts w:ascii="FangSong" w:eastAsia="FangSong" w:hAnsi="FangSong"/>
                 <w:sz w:val="20"/>
                 <w:szCs w:val="20"/>
               </w:rPr>
@@ -582,7 +622,7 @@
             </w:r>
             <w:r>
               <w:rPr>
-                <w:rFonts w:ascii="仿宋" w:eastAsia="仿宋" w:hAnsi="仿宋" w:hint="eastAsia"/>
+                <w:rFonts w:ascii="FangSong" w:eastAsia="FangSong" w:hAnsi="FangSong" w:hint="eastAsia"/>
                 <w:sz w:val="20"/>
                 <w:szCs w:val="20"/>
               </w:rPr>
@@ -590,7 +630,7 @@
             </w:r>
             <w:r>
               <w:rPr>
-                <w:rFonts w:ascii="仿宋" w:eastAsia="仿宋" w:hAnsi="仿宋"/>
+                <w:rFonts w:ascii="FangSong" w:eastAsia="FangSong" w:hAnsi="FangSong"/>
                 <w:sz w:val="20"/>
                 <w:szCs w:val="20"/>
               </w:rPr>
@@ -598,7 +638,7 @@
             </w:r>
             <w:r>
               <w:rPr>
-                <w:rFonts w:ascii="仿宋" w:eastAsia="仿宋" w:hAnsi="仿宋" w:hint="eastAsia"/>
+                <w:rFonts w:ascii="FangSong" w:eastAsia="FangSong" w:hAnsi="FangSong" w:hint="eastAsia"/>
                 <w:sz w:val="20"/>
                 <w:szCs w:val="20"/>
               </w:rPr>
@@ -606,7 +646,7 @@
             </w:r>
             <w:r>
               <w:rPr>
-                <w:rFonts w:ascii="仿宋" w:eastAsia="仿宋" w:hAnsi="仿宋"/>
+                <w:rFonts w:ascii="FangSong" w:eastAsia="FangSong" w:hAnsi="FangSong"/>
                 <w:sz w:val="20"/>
                 <w:szCs w:val="20"/>
               </w:rPr>
@@ -616,14 +656,14 @@
           <w:p>
             <w:pPr>
               <w:rPr>
-                <w:rFonts w:ascii="仿宋" w:eastAsia="仿宋" w:hAnsi="仿宋"/>
+                <w:rFonts w:ascii="FangSong" w:eastAsia="FangSong" w:hAnsi="FangSong"/>
                 <w:sz w:val="20"/>
                 <w:szCs w:val="20"/>
               </w:rPr>
             </w:pPr>
             <w:r>
               <w:rPr>
-                <w:rFonts w:ascii="仿宋" w:eastAsia="仿宋" w:hAnsi="仿宋" w:hint="eastAsia"/>
+                <w:rFonts w:ascii="FangSong" w:eastAsia="FangSong" w:hAnsi="FangSong" w:hint="eastAsia"/>
                 <w:sz w:val="20"/>
                 <w:szCs w:val="20"/>
               </w:rPr>
@@ -631,7 +671,7 @@
             </w:r>
             <w:r>
               <w:rPr>
-                <w:rFonts w:ascii="仿宋" w:eastAsia="仿宋" w:hAnsi="仿宋"/>
+                <w:rFonts w:ascii="FangSong" w:eastAsia="FangSong" w:hAnsi="FangSong"/>
                 <w:sz w:val="20"/>
                 <w:szCs w:val="20"/>
               </w:rPr>
@@ -641,14 +681,14 @@
           <w:p>
             <w:pPr>
               <w:rPr>
-                <w:rFonts w:ascii="仿宋" w:eastAsia="仿宋" w:hAnsi="仿宋"/>
+                <w:rFonts w:ascii="FangSong" w:eastAsia="FangSong" w:hAnsi="FangSong"/>
                 <w:sz w:val="20"/>
                 <w:szCs w:val="20"/>
               </w:rPr>
             </w:pPr>
             <w:r>
               <w:rPr>
-                <w:rFonts w:ascii="仿宋" w:eastAsia="仿宋" w:hAnsi="仿宋" w:hint="eastAsia"/>
+                <w:rFonts w:ascii="FangSong" w:eastAsia="FangSong" w:hAnsi="FangSong" w:hint="eastAsia"/>
                 <w:sz w:val="20"/>
                 <w:szCs w:val="20"/>
               </w:rPr>
@@ -656,7 +696,7 @@
             </w:r>
             <w:r>
               <w:rPr>
-                <w:rFonts w:ascii="仿宋" w:eastAsia="仿宋" w:hAnsi="仿宋" w:hint="eastAsia"/>
+                <w:rFonts w:ascii="FangSong" w:eastAsia="FangSong" w:hAnsi="FangSong" w:hint="eastAsia"/>
                 <w:sz w:val="20"/>
                 <w:szCs w:val="20"/>
               </w:rPr>
@@ -664,7 +704,7 @@
             </w:r>
             <w:r>
               <w:rPr>
-                <w:rFonts w:ascii="仿宋" w:eastAsia="仿宋" w:hAnsi="仿宋"/>
+                <w:rFonts w:ascii="FangSong" w:eastAsia="FangSong" w:hAnsi="FangSong"/>
                 <w:sz w:val="20"/>
                 <w:szCs w:val="20"/>
               </w:rPr>
@@ -675,14 +715,14 @@
             <w:pPr>
               <w:ind w:leftChars="200" w:left="420"/>
               <w:rPr>
-                <w:rFonts w:ascii="仿宋" w:eastAsia="仿宋" w:hAnsi="仿宋"/>
+                <w:rFonts w:ascii="FangSong" w:eastAsia="FangSong" w:hAnsi="FangSong"/>
                 <w:sz w:val="20"/>
                 <w:szCs w:val="20"/>
               </w:rPr>
             </w:pPr>
             <w:r>
               <w:rPr>
-                <w:rFonts w:ascii="仿宋" w:eastAsia="仿宋" w:hAnsi="仿宋"/>
+                <w:rFonts w:ascii="FangSong" w:eastAsia="FangSong" w:hAnsi="FangSong"/>
                 <w:sz w:val="20"/>
                 <w:szCs w:val="20"/>
               </w:rPr>
@@ -693,14 +733,14 @@
             <w:pPr>
               <w:ind w:leftChars="200" w:left="420"/>
               <w:rPr>
-                <w:rFonts w:ascii="仿宋" w:eastAsia="仿宋" w:hAnsi="仿宋"/>
+                <w:rFonts w:ascii="FangSong" w:eastAsia="FangSong" w:hAnsi="FangSong"/>
                 <w:sz w:val="20"/>
                 <w:szCs w:val="20"/>
               </w:rPr>
             </w:pPr>
             <w:r>
               <w:rPr>
-                <w:rFonts w:ascii="仿宋" w:eastAsia="仿宋" w:hAnsi="仿宋"/>
+                <w:rFonts w:ascii="FangSong" w:eastAsia="FangSong" w:hAnsi="FangSong"/>
                 <w:sz w:val="20"/>
                 <w:szCs w:val="20"/>
               </w:rPr>
@@ -711,14 +751,14 @@
             <w:pPr>
               <w:ind w:leftChars="200" w:left="420"/>
               <w:rPr>
-                <w:rFonts w:ascii="仿宋" w:eastAsia="仿宋" w:hAnsi="仿宋" w:cs="Times New Roman"/>
+                <w:rFonts w:ascii="FangSong" w:eastAsia="FangSong" w:hAnsi="FangSong" w:cs="Times New Roman"/>
                 <w:sz w:val="18"/>
                 <w:szCs w:val="18"/>
               </w:rPr>
             </w:pPr>
             <w:r>
               <w:rPr>
-                <w:rFonts w:ascii="仿宋" w:eastAsia="仿宋" w:hAnsi="仿宋" w:cs="Times New Roman" w:hint="eastAsia"/>
+                <w:rFonts w:ascii="FangSong" w:eastAsia="FangSong" w:hAnsi="FangSong" w:cs="Times New Roman" w:hint="eastAsia"/>
                 <w:sz w:val="18"/>
                 <w:szCs w:val="18"/>
               </w:rPr>
@@ -726,7 +766,7 @@
             </w:r>
             <w:r>
               <w:rPr>
-                <w:rFonts w:ascii="仿宋" w:eastAsia="仿宋" w:hAnsi="仿宋" w:cs="Times New Roman" w:hint="eastAsia"/>
+                <w:rFonts w:ascii="FangSong" w:eastAsia="FangSong" w:hAnsi="FangSong" w:cs="Times New Roman" w:hint="eastAsia"/>
                 <w:sz w:val="18"/>
                 <w:szCs w:val="18"/>
               </w:rPr>
@@ -734,33 +774,54 @@
             </w:r>
             <w:r>
               <w:rPr>
-                <w:rFonts w:ascii="仿宋" w:eastAsia="仿宋" w:hAnsi="仿宋" w:cs="Times New Roman" w:hint="eastAsia"/>
-                <w:sz w:val="18"/>
-                <w:szCs w:val="18"/>
-              </w:rPr>
-              <w:t>平台大型集群系统监控lkup系统</w:t>
+                <w:rFonts w:ascii="FangSong" w:eastAsia="FangSong" w:hAnsi="FangSong" w:cs="Times New Roman" w:hint="eastAsia"/>
+                <w:sz w:val="18"/>
+                <w:szCs w:val="18"/>
+              </w:rPr>
+              <w:t>平台大型集群系统监控</w:t>
+            </w:r>
+            <w:proofErr w:type="spellStart"/>
+            <w:r>
+              <w:rPr>
+                <w:rFonts w:ascii="FangSong" w:eastAsia="FangSong" w:hAnsi="FangSong" w:cs="Times New Roman" w:hint="eastAsia"/>
+                <w:sz w:val="18"/>
+                <w:szCs w:val="18"/>
+              </w:rPr>
+              <w:t>lkup</w:t>
+            </w:r>
+            <w:proofErr w:type="spellEnd"/>
+            <w:r>
+              <w:rPr>
+                <w:rFonts w:ascii="FangSong" w:eastAsia="FangSong" w:hAnsi="FangSong" w:cs="Times New Roman" w:hint="eastAsia"/>
+                <w:sz w:val="18"/>
+                <w:szCs w:val="18"/>
+              </w:rPr>
+              <w:t>系统</w:t>
             </w:r>
           </w:p>
         </w:tc>
       </w:tr>
       <w:tr>
+        <w:trPr>
+          <w:trHeight w:val="311"/>
+        </w:trPr>
         <w:tc>
           <w:tcPr>
-            <w:tcW w:w="1838" w:type="dxa"/>
+            <w:tcW w:w="1854" w:type="dxa"/>
             <w:vMerge w:val="restart"/>
           </w:tcPr>
           <w:p>
             <w:pPr>
               <w:jc w:val="right"/>
               <w:rPr>
-                <w:rFonts w:ascii="仿宋" w:eastAsia="仿宋" w:hAnsi="仿宋" w:cs="Times New Roman"/>
+                <w:rFonts w:ascii="FangSong" w:eastAsia="FangSong" w:hAnsi="FangSong" w:cs="Times New Roman" w:hint="eastAsia"/>
                 <w:sz w:val="18"/>
                 <w:szCs w:val="18"/>
               </w:rPr>
             </w:pPr>
             <w:r>
               <w:rPr>
-                <w:rFonts w:ascii="仿宋" w:eastAsia="仿宋" w:hAnsi="仿宋" w:cs="Times New Roman" w:hint="eastAsia"/>
+                <w:rFonts w:ascii="FangSong" w:eastAsia="FangSong" w:hAnsi="FangSong" w:cs="Times New Roman" w:hint="eastAsia"/>
                 <w:sz w:val="18"/>
                 <w:szCs w:val="18"/>
               </w:rPr>
@@ -768,7 +829,7 @@
             </w:r>
             <w:r>
               <w:rPr>
-                <w:rFonts w:ascii="仿宋" w:eastAsia="仿宋" w:hAnsi="仿宋" w:cs="Times New Roman" w:hint="eastAsia"/>
+                <w:rFonts w:ascii="FangSong" w:eastAsia="FangSong" w:hAnsi="FangSong" w:cs="Times New Roman" w:hint="eastAsia"/>
                 <w:sz w:val="18"/>
                 <w:szCs w:val="18"/>
               </w:rPr>
@@ -776,7 +837,7 @@
             </w:r>
             <w:r>
               <w:rPr>
-                <w:rFonts w:ascii="仿宋" w:eastAsia="仿宋" w:hAnsi="仿宋" w:cs="Times New Roman" w:hint="eastAsia"/>
+                <w:rFonts w:ascii="FangSong" w:eastAsia="FangSong" w:hAnsi="FangSong" w:cs="Times New Roman" w:hint="eastAsia"/>
                 <w:sz w:val="18"/>
                 <w:szCs w:val="18"/>
               </w:rPr>
@@ -784,7 +845,7 @@
             </w:r>
             <w:r>
               <w:rPr>
-                <w:rFonts w:ascii="仿宋" w:eastAsia="仿宋" w:hAnsi="仿宋" w:cs="Times New Roman" w:hint="eastAsia"/>
+                <w:rFonts w:ascii="FangSong" w:eastAsia="FangSong" w:hAnsi="FangSong" w:cs="Times New Roman" w:hint="eastAsia"/>
                 <w:sz w:val="18"/>
                 <w:szCs w:val="18"/>
               </w:rPr>
@@ -792,15 +853,15 @@
             </w:r>
             <w:r>
               <w:rPr>
-                <w:rFonts w:ascii="仿宋" w:eastAsia="仿宋" w:hAnsi="仿宋" w:cs="Times New Roman" w:hint="eastAsia"/>
-                <w:sz w:val="18"/>
-                <w:szCs w:val="18"/>
-              </w:rPr>
-              <w:t>-</w:t>
-            </w:r>
-            <w:r>
-              <w:rPr>
-                <w:rFonts w:ascii="仿宋" w:eastAsia="仿宋" w:hAnsi="仿宋" w:cs="Times New Roman" w:hint="eastAsia"/>
+                <w:rFonts w:ascii="FangSong" w:eastAsia="FangSong" w:hAnsi="FangSong" w:cs="Times New Roman"/>
+                <w:sz w:val="18"/>
+                <w:szCs w:val="18"/>
+              </w:rPr>
+              <w:t>–</w:t>
+            </w:r>
+            <w:r>
+              <w:rPr>
+                <w:rFonts w:ascii="FangSong" w:eastAsia="FangSong" w:hAnsi="FangSong" w:cs="Times New Roman" w:hint="eastAsia"/>
                 <w:sz w:val="18"/>
                 <w:szCs w:val="18"/>
               </w:rPr>
@@ -808,38 +869,40 @@
             </w:r>
             <w:r>
               <w:rPr>
-                <w:rFonts w:ascii="仿宋" w:eastAsia="仿宋" w:hAnsi="仿宋" w:cs="Times New Roman" w:hint="eastAsia"/>
-                <w:sz w:val="18"/>
-                <w:szCs w:val="18"/>
-              </w:rPr>
-              <w:t>至今</w:t>
+                <w:rFonts w:ascii="FangSong" w:eastAsia="FangSong" w:hAnsi="FangSong" w:cs="Times New Roman" w:hint="eastAsia"/>
+                <w:sz w:val="18"/>
+                <w:szCs w:val="18"/>
+              </w:rPr>
+              <w:t>2026.06</w:t>
             </w:r>
           </w:p>
         </w:tc>
         <w:tc>
           <w:tcPr>
-            <w:tcW w:w="7938" w:type="dxa"/>
+            <w:tcW w:w="8007" w:type="dxa"/>
           </w:tcPr>
           <w:p>
             <w:pPr>
               <w:rPr>
-                <w:rFonts w:ascii="仿宋" w:eastAsia="仿宋" w:hAnsi="仿宋" w:cs="Times New Roman"/>
+                <w:rFonts w:ascii="FangSong" w:eastAsia="FangSong" w:hAnsi="FangSong" w:cs="Times New Roman"/>
                 <w:sz w:val="18"/>
                 <w:szCs w:val="18"/>
               </w:rPr>
             </w:pPr>
-            <w:r>
-              <w:rPr>
-                <w:rFonts w:ascii="仿宋" w:eastAsia="仿宋" w:hAnsi="仿宋" w:cs="Times New Roman" w:hint="eastAsia"/>
+            <w:proofErr w:type="spellStart"/>
+            <w:r>
+              <w:rPr>
+                <w:rFonts w:ascii="FangSong" w:eastAsia="FangSong" w:hAnsi="FangSong" w:cs="Times New Roman" w:hint="eastAsia"/>
                 <w:b/>
                 <w:bCs/>
                 <w:sz w:val="22"/>
               </w:rPr>
               <w:t>Evolidea</w:t>
             </w:r>
-            <w:r>
-              <w:rPr>
-                <w:rFonts w:ascii="仿宋" w:eastAsia="仿宋" w:hAnsi="仿宋" w:cs="Times New Roman" w:hint="eastAsia"/>
+            <w:proofErr w:type="spellEnd"/>
+            <w:r>
+              <w:rPr>
+                <w:rFonts w:ascii="FangSong" w:eastAsia="FangSong" w:hAnsi="FangSong" w:cs="Times New Roman" w:hint="eastAsia"/>
                 <w:b/>
                 <w:bCs/>
                 <w:sz w:val="22"/>
@@ -848,7 +911,7 @@
             </w:r>
             <w:r>
               <w:rPr>
-                <w:rFonts w:ascii="仿宋" w:eastAsia="仿宋" w:hAnsi="仿宋" w:cs="Times New Roman" w:hint="eastAsia"/>
+                <w:rFonts w:ascii="FangSong" w:eastAsia="FangSong" w:hAnsi="FangSong" w:cs="Times New Roman" w:hint="eastAsia"/>
                 <w:b/>
                 <w:bCs/>
                 <w:sz w:val="22"/>
@@ -857,7 +920,7 @@
             </w:r>
             <w:r>
               <w:rPr>
-                <w:rFonts w:ascii="仿宋" w:eastAsia="仿宋" w:hAnsi="仿宋" w:cs="Times New Roman" w:hint="eastAsia"/>
+                <w:rFonts w:ascii="FangSong" w:eastAsia="FangSong" w:hAnsi="FangSong" w:cs="Times New Roman" w:hint="eastAsia"/>
                 <w:sz w:val="18"/>
                 <w:szCs w:val="18"/>
               </w:rPr>
@@ -865,15 +928,16 @@
             </w:r>
             <w:r>
               <w:rPr>
-                <w:rFonts w:ascii="仿宋" w:eastAsia="仿宋" w:hAnsi="仿宋" w:cs="Times New Roman" w:hint="eastAsia"/>
+                <w:rFonts w:ascii="FangSong" w:eastAsia="FangSong" w:hAnsi="FangSong" w:cs="Times New Roman" w:hint="eastAsia"/>
                 <w:sz w:val="18"/>
                 <w:szCs w:val="18"/>
               </w:rPr>
               <w:t>(</w:t>
             </w:r>
-            <w:r>
-              <w:rPr>
-                <w:rFonts w:ascii="仿宋" w:eastAsia="仿宋" w:hAnsi="仿宋" w:hint="eastAsia"/>
+            <w:proofErr w:type="gramStart"/>
+            <w:r>
+              <w:rPr>
+                <w:rFonts w:ascii="FangSong" w:eastAsia="FangSong" w:hAnsi="FangSong" w:hint="eastAsia"/>
                 <w:sz w:val="20"/>
                 <w:szCs w:val="20"/>
               </w:rPr>
@@ -881,7 +945,7 @@
             </w:r>
             <w:r>
               <w:rPr>
-                <w:rFonts w:ascii="仿宋" w:eastAsia="仿宋" w:hAnsi="仿宋" w:cs="Times New Roman" w:hint="eastAsia"/>
+                <w:rFonts w:ascii="FangSong" w:eastAsia="FangSong" w:hAnsi="FangSong" w:cs="Times New Roman" w:hint="eastAsia"/>
                 <w:sz w:val="18"/>
                 <w:szCs w:val="18"/>
               </w:rPr>
@@ -889,15 +953,24 @@
             </w:r>
             <w:r>
               <w:rPr>
-                <w:rFonts w:ascii="仿宋" w:eastAsia="仿宋" w:hAnsi="仿宋" w:cs="Times New Roman" w:hint="eastAsia"/>
-                <w:sz w:val="18"/>
-                <w:szCs w:val="18"/>
-              </w:rPr>
-              <w:t xml:space="preserve">                                   </w:t>
-            </w:r>
-            <w:r>
-              <w:rPr>
-                <w:rFonts w:ascii="仿宋" w:eastAsia="仿宋" w:hAnsi="仿宋" w:cs="Times New Roman" w:hint="eastAsia"/>
+                <w:rFonts w:ascii="FangSong" w:eastAsia="FangSong" w:hAnsi="FangSong" w:cs="Times New Roman" w:hint="eastAsia"/>
+                <w:sz w:val="18"/>
+                <w:szCs w:val="18"/>
+              </w:rPr>
+              <w:t xml:space="preserve">   </w:t>
+            </w:r>
+            <w:proofErr w:type="gramEnd"/>
+            <w:r>
+              <w:rPr>
+                <w:rFonts w:ascii="FangSong" w:eastAsia="FangSong" w:hAnsi="FangSong" w:cs="Times New Roman" w:hint="eastAsia"/>
+                <w:sz w:val="18"/>
+                <w:szCs w:val="18"/>
+              </w:rPr>
+              <w:t xml:space="preserve">                                </w:t>
+            </w:r>
+            <w:r>
+              <w:rPr>
+                <w:rFonts w:ascii="FangSong" w:eastAsia="FangSong" w:hAnsi="FangSong" w:cs="Times New Roman" w:hint="eastAsia"/>
                 <w:sz w:val="18"/>
                 <w:szCs w:val="18"/>
               </w:rPr>
@@ -905,7 +978,7 @@
             </w:r>
             <w:r>
               <w:rPr>
-                <w:rFonts w:ascii="仿宋" w:eastAsia="仿宋" w:hAnsi="仿宋" w:cs="Times New Roman" w:hint="eastAsia"/>
+                <w:rFonts w:ascii="FangSong" w:eastAsia="FangSong" w:hAnsi="FangSong" w:cs="Times New Roman" w:hint="eastAsia"/>
                 <w:sz w:val="18"/>
                 <w:szCs w:val="18"/>
               </w:rPr>
@@ -913,7 +986,7 @@
             </w:r>
             <w:r>
               <w:rPr>
-                <w:rFonts w:ascii="仿宋" w:eastAsia="仿宋" w:hAnsi="仿宋" w:cs="Times New Roman" w:hint="eastAsia"/>
+                <w:rFonts w:ascii="FangSong" w:eastAsia="FangSong" w:hAnsi="FangSong" w:cs="Times New Roman" w:hint="eastAsia"/>
                 <w:sz w:val="22"/>
               </w:rPr>
               <w:t>Founder</w:t>
@@ -923,18 +996,18 @@
       </w:tr>
       <w:tr>
         <w:trPr>
-          <w:trHeight w:val="390"/>
+          <w:trHeight w:val="389"/>
         </w:trPr>
         <w:tc>
           <w:tcPr>
-            <w:tcW w:w="1838" w:type="dxa"/>
+            <w:tcW w:w="1854" w:type="dxa"/>
             <w:vMerge/>
           </w:tcPr>
           <w:p>
             <w:pPr>
               <w:jc w:val="right"/>
               <w:rPr>
-                <w:rFonts w:ascii="仿宋" w:eastAsia="仿宋" w:hAnsi="仿宋" w:cs="Times New Roman"/>
+                <w:rFonts w:ascii="FangSong" w:eastAsia="FangSong" w:hAnsi="FangSong" w:cs="Times New Roman"/>
                 <w:sz w:val="18"/>
                 <w:szCs w:val="18"/>
               </w:rPr>
@@ -943,19 +1016,19 @@
         </w:tc>
         <w:tc>
           <w:tcPr>
-            <w:tcW w:w="7938" w:type="dxa"/>
+            <w:tcW w:w="8007" w:type="dxa"/>
           </w:tcPr>
           <w:p>
             <w:pPr>
               <w:rPr>
-                <w:rFonts w:ascii="仿宋" w:eastAsia="仿宋" w:hAnsi="仿宋" w:cs="Times New Roman"/>
+                <w:rFonts w:ascii="FangSong" w:eastAsia="FangSong" w:hAnsi="FangSong" w:cs="Times New Roman"/>
                 <w:sz w:val="18"/>
                 <w:szCs w:val="18"/>
               </w:rPr>
             </w:pPr>
             <w:r>
               <w:rPr>
-                <w:rFonts w:ascii="仿宋" w:eastAsia="仿宋" w:hAnsi="仿宋" w:hint="eastAsia"/>
+                <w:rFonts w:ascii="FangSong" w:eastAsia="FangSong" w:hAnsi="FangSong" w:hint="eastAsia"/>
                 <w:sz w:val="20"/>
                 <w:szCs w:val="20"/>
               </w:rPr>
@@ -963,7 +1036,7 @@
             </w:r>
             <w:r>
               <w:rPr>
-                <w:rFonts w:ascii="仿宋" w:eastAsia="仿宋" w:hAnsi="仿宋" w:hint="eastAsia"/>
+                <w:rFonts w:ascii="FangSong" w:eastAsia="FangSong" w:hAnsi="FangSong" w:hint="eastAsia"/>
                 <w:sz w:val="20"/>
                 <w:szCs w:val="20"/>
               </w:rPr>
@@ -973,23 +1046,26 @@
         </w:tc>
       </w:tr>
       <w:tr>
+        <w:trPr>
+          <w:trHeight w:val="311"/>
+        </w:trPr>
         <w:tc>
           <w:tcPr>
-            <w:tcW w:w="1838" w:type="dxa"/>
+            <w:tcW w:w="1854" w:type="dxa"/>
             <w:vMerge w:val="restart"/>
           </w:tcPr>
           <w:p>
             <w:pPr>
               <w:jc w:val="right"/>
               <w:rPr>
-                <w:rFonts w:ascii="仿宋" w:eastAsia="仿宋" w:hAnsi="仿宋" w:cs="Times New Roman"/>
+                <w:rFonts w:ascii="FangSong" w:eastAsia="FangSong" w:hAnsi="FangSong" w:cs="Times New Roman"/>
                 <w:sz w:val="18"/>
                 <w:szCs w:val="18"/>
               </w:rPr>
             </w:pPr>
             <w:r>
               <w:rPr>
-                <w:rFonts w:ascii="仿宋" w:eastAsia="仿宋" w:hAnsi="仿宋" w:cs="Times New Roman" w:hint="eastAsia"/>
+                <w:rFonts w:ascii="FangSong" w:eastAsia="FangSong" w:hAnsi="FangSong" w:cs="Times New Roman" w:hint="eastAsia"/>
                 <w:sz w:val="18"/>
                 <w:szCs w:val="18"/>
               </w:rPr>
@@ -997,7 +1073,7 @@
             </w:r>
             <w:r>
               <w:rPr>
-                <w:rFonts w:ascii="仿宋" w:eastAsia="仿宋" w:hAnsi="仿宋" w:cs="Times New Roman" w:hint="eastAsia"/>
+                <w:rFonts w:ascii="FangSong" w:eastAsia="FangSong" w:hAnsi="FangSong" w:cs="Times New Roman" w:hint="eastAsia"/>
                 <w:sz w:val="18"/>
                 <w:szCs w:val="18"/>
               </w:rPr>
@@ -1005,7 +1081,7 @@
             </w:r>
             <w:r>
               <w:rPr>
-                <w:rFonts w:ascii="仿宋" w:eastAsia="仿宋" w:hAnsi="仿宋" w:cs="Times New Roman" w:hint="eastAsia"/>
+                <w:rFonts w:ascii="FangSong" w:eastAsia="FangSong" w:hAnsi="FangSong" w:cs="Times New Roman" w:hint="eastAsia"/>
                 <w:sz w:val="18"/>
                 <w:szCs w:val="18"/>
               </w:rPr>
@@ -1013,7 +1089,7 @@
             </w:r>
             <w:r>
               <w:rPr>
-                <w:rFonts w:ascii="仿宋" w:eastAsia="仿宋" w:hAnsi="仿宋" w:cs="Times New Roman" w:hint="eastAsia"/>
+                <w:rFonts w:ascii="FangSong" w:eastAsia="FangSong" w:hAnsi="FangSong" w:cs="Times New Roman" w:hint="eastAsia"/>
                 <w:sz w:val="18"/>
                 <w:szCs w:val="18"/>
               </w:rPr>
@@ -1021,7 +1097,7 @@
             </w:r>
             <w:r>
               <w:rPr>
-                <w:rFonts w:ascii="仿宋" w:eastAsia="仿宋" w:hAnsi="仿宋" w:cs="Times New Roman" w:hint="eastAsia"/>
+                <w:rFonts w:ascii="FangSong" w:eastAsia="FangSong" w:hAnsi="FangSong" w:cs="Times New Roman" w:hint="eastAsia"/>
                 <w:sz w:val="18"/>
                 <w:szCs w:val="18"/>
               </w:rPr>
@@ -1029,7 +1105,7 @@
             </w:r>
             <w:r>
               <w:rPr>
-                <w:rFonts w:ascii="仿宋" w:eastAsia="仿宋" w:hAnsi="仿宋" w:cs="Times New Roman" w:hint="eastAsia"/>
+                <w:rFonts w:ascii="FangSong" w:eastAsia="FangSong" w:hAnsi="FangSong" w:cs="Times New Roman" w:hint="eastAsia"/>
                 <w:sz w:val="18"/>
                 <w:szCs w:val="18"/>
               </w:rPr>
@@ -1037,7 +1113,7 @@
             </w:r>
             <w:r>
               <w:rPr>
-                <w:rFonts w:ascii="仿宋" w:eastAsia="仿宋" w:hAnsi="仿宋" w:cs="Times New Roman" w:hint="eastAsia"/>
+                <w:rFonts w:ascii="FangSong" w:eastAsia="FangSong" w:hAnsi="FangSong" w:cs="Times New Roman" w:hint="eastAsia"/>
                 <w:sz w:val="18"/>
                 <w:szCs w:val="18"/>
               </w:rPr>
@@ -1047,19 +1123,19 @@
         </w:tc>
         <w:tc>
           <w:tcPr>
-            <w:tcW w:w="7938" w:type="dxa"/>
+            <w:tcW w:w="8007" w:type="dxa"/>
           </w:tcPr>
           <w:p>
             <w:pPr>
               <w:rPr>
-                <w:rFonts w:ascii="仿宋" w:eastAsia="仿宋" w:hAnsi="仿宋" w:cs="Times New Roman"/>
+                <w:rFonts w:ascii="FangSong" w:eastAsia="FangSong" w:hAnsi="FangSong" w:cs="Times New Roman"/>
                 <w:sz w:val="18"/>
                 <w:szCs w:val="18"/>
               </w:rPr>
             </w:pPr>
             <w:r>
               <w:rPr>
-                <w:rFonts w:ascii="仿宋" w:eastAsia="仿宋" w:hAnsi="仿宋" w:cs="Times New Roman" w:hint="eastAsia"/>
+                <w:rFonts w:ascii="FangSong" w:eastAsia="FangSong" w:hAnsi="FangSong" w:cs="Times New Roman" w:hint="eastAsia"/>
                 <w:b/>
                 <w:bCs/>
                 <w:sz w:val="22"/>
@@ -1068,42 +1144,42 @@
             </w:r>
             <w:r>
               <w:rPr>
-                <w:rFonts w:ascii="仿宋" w:eastAsia="仿宋" w:hAnsi="仿宋" w:cs="Times New Roman" w:hint="eastAsia"/>
+                <w:rFonts w:ascii="FangSong" w:eastAsia="FangSong" w:hAnsi="FangSong" w:cs="Times New Roman" w:hint="eastAsia"/>
                 <w:sz w:val="22"/>
               </w:rPr>
               <w:t xml:space="preserve"> </w:t>
             </w:r>
             <w:r>
               <w:rPr>
-                <w:rFonts w:ascii="仿宋" w:eastAsia="仿宋" w:hAnsi="仿宋" w:cs="Times New Roman" w:hint="eastAsia"/>
+                <w:rFonts w:ascii="FangSong" w:eastAsia="FangSong" w:hAnsi="FangSong" w:cs="Times New Roman" w:hint="eastAsia"/>
                 <w:sz w:val="22"/>
               </w:rPr>
               <w:t xml:space="preserve">                   </w:t>
             </w:r>
             <w:r>
               <w:rPr>
-                <w:rFonts w:ascii="仿宋" w:eastAsia="仿宋" w:hAnsi="仿宋" w:cs="Times New Roman" w:hint="eastAsia"/>
+                <w:rFonts w:ascii="FangSong" w:eastAsia="FangSong" w:hAnsi="FangSong" w:cs="Times New Roman" w:hint="eastAsia"/>
                 <w:sz w:val="22"/>
               </w:rPr>
               <w:t xml:space="preserve"> </w:t>
             </w:r>
             <w:r>
               <w:rPr>
-                <w:rFonts w:ascii="仿宋" w:eastAsia="仿宋" w:hAnsi="仿宋" w:cs="Times New Roman" w:hint="eastAsia"/>
+                <w:rFonts w:ascii="FangSong" w:eastAsia="FangSong" w:hAnsi="FangSong" w:cs="Times New Roman" w:hint="eastAsia"/>
                 <w:sz w:val="22"/>
               </w:rPr>
               <w:t xml:space="preserve">       </w:t>
             </w:r>
             <w:r>
               <w:rPr>
-                <w:rFonts w:ascii="仿宋" w:eastAsia="仿宋" w:hAnsi="仿宋" w:cs="Times New Roman" w:hint="eastAsia"/>
+                <w:rFonts w:ascii="FangSong" w:eastAsia="FangSong" w:hAnsi="FangSong" w:cs="Times New Roman" w:hint="eastAsia"/>
                 <w:sz w:val="22"/>
               </w:rPr>
               <w:t xml:space="preserve"> </w:t>
             </w:r>
             <w:r>
               <w:rPr>
-                <w:rFonts w:ascii="仿宋" w:eastAsia="仿宋" w:hAnsi="仿宋" w:cs="Times New Roman" w:hint="eastAsia"/>
+                <w:rFonts w:ascii="FangSong" w:eastAsia="FangSong" w:hAnsi="FangSong" w:cs="Times New Roman" w:hint="eastAsia"/>
                 <w:sz w:val="22"/>
               </w:rPr>
               <w:t>金融学 硕士学位</w:t>
@@ -1113,18 +1189,18 @@
       </w:tr>
       <w:tr>
         <w:trPr>
-          <w:trHeight w:val="684"/>
+          <w:trHeight w:val="683"/>
         </w:trPr>
         <w:tc>
           <w:tcPr>
-            <w:tcW w:w="1838" w:type="dxa"/>
+            <w:tcW w:w="1854" w:type="dxa"/>
             <w:vMerge/>
           </w:tcPr>
           <w:p>
             <w:pPr>
               <w:jc w:val="right"/>
               <w:rPr>
-                <w:rFonts w:ascii="仿宋" w:eastAsia="仿宋" w:hAnsi="仿宋" w:cs="Times New Roman"/>
+                <w:rFonts w:ascii="FangSong" w:eastAsia="FangSong" w:hAnsi="FangSong" w:cs="Times New Roman"/>
                 <w:sz w:val="18"/>
                 <w:szCs w:val="18"/>
               </w:rPr>
@@ -1133,19 +1209,19 @@
         </w:tc>
         <w:tc>
           <w:tcPr>
-            <w:tcW w:w="7938" w:type="dxa"/>
+            <w:tcW w:w="8007" w:type="dxa"/>
           </w:tcPr>
           <w:p>
             <w:pPr>
               <w:rPr>
-                <w:rFonts w:ascii="仿宋" w:eastAsia="仿宋" w:hAnsi="仿宋"/>
+                <w:rFonts w:ascii="FangSong" w:eastAsia="FangSong" w:hAnsi="FangSong"/>
                 <w:sz w:val="20"/>
                 <w:szCs w:val="20"/>
               </w:rPr>
             </w:pPr>
             <w:r>
               <w:rPr>
-                <w:rFonts w:ascii="仿宋" w:eastAsia="仿宋" w:hAnsi="仿宋" w:hint="eastAsia"/>
+                <w:rFonts w:ascii="FangSong" w:eastAsia="FangSong" w:hAnsi="FangSong" w:hint="eastAsia"/>
                 <w:sz w:val="20"/>
                 <w:szCs w:val="20"/>
               </w:rPr>
@@ -1153,7 +1229,7 @@
             </w:r>
             <w:r>
               <w:rPr>
-                <w:rFonts w:ascii="仿宋" w:eastAsia="仿宋" w:hAnsi="仿宋" w:hint="eastAsia"/>
+                <w:rFonts w:ascii="FangSong" w:eastAsia="FangSong" w:hAnsi="FangSong" w:hint="eastAsia"/>
                 <w:sz w:val="20"/>
                 <w:szCs w:val="20"/>
               </w:rPr>
@@ -1161,7 +1237,7 @@
             </w:r>
             <w:r>
               <w:rPr>
-                <w:rFonts w:ascii="仿宋" w:eastAsia="仿宋" w:hAnsi="仿宋" w:hint="eastAsia"/>
+                <w:rFonts w:ascii="FangSong" w:eastAsia="FangSong" w:hAnsi="FangSong" w:hint="eastAsia"/>
                 <w:sz w:val="20"/>
                 <w:szCs w:val="20"/>
               </w:rPr>
@@ -1169,7 +1245,7 @@
             </w:r>
             <w:r>
               <w:rPr>
-                <w:rFonts w:ascii="仿宋" w:eastAsia="仿宋" w:hAnsi="仿宋" w:hint="eastAsia"/>
+                <w:rFonts w:ascii="FangSong" w:eastAsia="FangSong" w:hAnsi="FangSong" w:hint="eastAsia"/>
                 <w:sz w:val="20"/>
                 <w:szCs w:val="20"/>
               </w:rPr>
@@ -1177,7 +1253,7 @@
             </w:r>
             <w:r>
               <w:rPr>
-                <w:rFonts w:ascii="仿宋" w:eastAsia="仿宋" w:hAnsi="仿宋" w:hint="eastAsia"/>
+                <w:rFonts w:ascii="FangSong" w:eastAsia="FangSong" w:hAnsi="FangSong" w:hint="eastAsia"/>
                 <w:sz w:val="20"/>
                 <w:szCs w:val="20"/>
               </w:rPr>
@@ -1185,7 +1261,7 @@
             </w:r>
             <w:r>
               <w:rPr>
-                <w:rFonts w:ascii="仿宋" w:eastAsia="仿宋" w:hAnsi="仿宋" w:hint="eastAsia"/>
+                <w:rFonts w:ascii="FangSong" w:eastAsia="FangSong" w:hAnsi="FangSong" w:hint="eastAsia"/>
                 <w:sz w:val="20"/>
                 <w:szCs w:val="20"/>
               </w:rPr>
@@ -1193,7 +1269,7 @@
             </w:r>
             <w:r>
               <w:rPr>
-                <w:rFonts w:ascii="仿宋" w:eastAsia="仿宋" w:hAnsi="仿宋" w:hint="eastAsia"/>
+                <w:rFonts w:ascii="FangSong" w:eastAsia="FangSong" w:hAnsi="FangSong" w:hint="eastAsia"/>
                 <w:sz w:val="20"/>
                 <w:szCs w:val="20"/>
               </w:rPr>
@@ -1203,14 +1279,14 @@
           <w:p>
             <w:pPr>
               <w:rPr>
-                <w:rFonts w:ascii="仿宋" w:eastAsia="仿宋" w:hAnsi="仿宋"/>
+                <w:rFonts w:ascii="FangSong" w:eastAsia="FangSong" w:hAnsi="FangSong"/>
                 <w:sz w:val="20"/>
                 <w:szCs w:val="20"/>
               </w:rPr>
             </w:pPr>
             <w:r>
               <w:rPr>
-                <w:rFonts w:ascii="仿宋" w:eastAsia="仿宋" w:hAnsi="仿宋" w:hint="eastAsia"/>
+                <w:rFonts w:ascii="FangSong" w:eastAsia="FangSong" w:hAnsi="FangSong" w:hint="eastAsia"/>
                 <w:sz w:val="20"/>
                 <w:szCs w:val="20"/>
               </w:rPr>
@@ -1218,7 +1294,7 @@
             </w:r>
             <w:r>
               <w:rPr>
-                <w:rFonts w:ascii="仿宋" w:eastAsia="仿宋" w:hAnsi="仿宋" w:hint="eastAsia"/>
+                <w:rFonts w:ascii="FangSong" w:eastAsia="FangSong" w:hAnsi="FangSong" w:hint="eastAsia"/>
                 <w:sz w:val="20"/>
                 <w:szCs w:val="20"/>
               </w:rPr>
@@ -1228,23 +1304,26 @@
         </w:tc>
       </w:tr>
       <w:tr>
+        <w:trPr>
+          <w:trHeight w:val="311"/>
+        </w:trPr>
         <w:tc>
           <w:tcPr>
-            <w:tcW w:w="1838" w:type="dxa"/>
+            <w:tcW w:w="1854" w:type="dxa"/>
             <w:vMerge w:val="restart"/>
           </w:tcPr>
           <w:p>
             <w:pPr>
               <w:jc w:val="right"/>
               <w:rPr>
-                <w:rFonts w:ascii="仿宋" w:eastAsia="仿宋" w:hAnsi="仿宋" w:cs="Times New Roman"/>
+                <w:rFonts w:ascii="FangSong" w:eastAsia="FangSong" w:hAnsi="FangSong" w:cs="Times New Roman"/>
                 <w:sz w:val="18"/>
                 <w:szCs w:val="18"/>
               </w:rPr>
             </w:pPr>
             <w:r>
               <w:rPr>
-                <w:rFonts w:ascii="仿宋" w:eastAsia="仿宋" w:hAnsi="仿宋" w:cs="Times New Roman" w:hint="eastAsia"/>
+                <w:rFonts w:ascii="FangSong" w:eastAsia="FangSong" w:hAnsi="FangSong" w:cs="Times New Roman" w:hint="eastAsia"/>
                 <w:sz w:val="18"/>
                 <w:szCs w:val="18"/>
               </w:rPr>
@@ -1252,7 +1331,7 @@
             </w:r>
             <w:r>
               <w:rPr>
-                <w:rFonts w:ascii="仿宋" w:eastAsia="仿宋" w:hAnsi="仿宋" w:cs="Times New Roman" w:hint="eastAsia"/>
+                <w:rFonts w:ascii="FangSong" w:eastAsia="FangSong" w:hAnsi="FangSong" w:cs="Times New Roman" w:hint="eastAsia"/>
                 <w:sz w:val="18"/>
                 <w:szCs w:val="18"/>
               </w:rPr>
@@ -1260,7 +1339,7 @@
             </w:r>
             <w:r>
               <w:rPr>
-                <w:rFonts w:ascii="仿宋" w:eastAsia="仿宋" w:hAnsi="仿宋" w:cs="Times New Roman" w:hint="eastAsia"/>
+                <w:rFonts w:ascii="FangSong" w:eastAsia="FangSong" w:hAnsi="FangSong" w:cs="Times New Roman" w:hint="eastAsia"/>
                 <w:sz w:val="18"/>
                 <w:szCs w:val="18"/>
               </w:rPr>
@@ -1268,7 +1347,7 @@
             </w:r>
             <w:r>
               <w:rPr>
-                <w:rFonts w:ascii="仿宋" w:eastAsia="仿宋" w:hAnsi="仿宋" w:cs="Times New Roman" w:hint="eastAsia"/>
+                <w:rFonts w:ascii="FangSong" w:eastAsia="FangSong" w:hAnsi="FangSong" w:cs="Times New Roman" w:hint="eastAsia"/>
                 <w:sz w:val="18"/>
                 <w:szCs w:val="18"/>
               </w:rPr>
@@ -1276,7 +1355,7 @@
             </w:r>
             <w:r>
               <w:rPr>
-                <w:rFonts w:ascii="仿宋" w:eastAsia="仿宋" w:hAnsi="仿宋" w:cs="Times New Roman" w:hint="eastAsia"/>
+                <w:rFonts w:ascii="FangSong" w:eastAsia="FangSong" w:hAnsi="FangSong" w:cs="Times New Roman" w:hint="eastAsia"/>
                 <w:sz w:val="18"/>
                 <w:szCs w:val="18"/>
               </w:rPr>
@@ -1284,7 +1363,7 @@
             </w:r>
             <w:r>
               <w:rPr>
-                <w:rFonts w:ascii="仿宋" w:eastAsia="仿宋" w:hAnsi="仿宋" w:cs="Times New Roman" w:hint="eastAsia"/>
+                <w:rFonts w:ascii="FangSong" w:eastAsia="FangSong" w:hAnsi="FangSong" w:cs="Times New Roman" w:hint="eastAsia"/>
                 <w:sz w:val="18"/>
                 <w:szCs w:val="18"/>
               </w:rPr>
@@ -1292,7 +1371,7 @@
             </w:r>
             <w:r>
               <w:rPr>
-                <w:rFonts w:ascii="仿宋" w:eastAsia="仿宋" w:hAnsi="仿宋" w:cs="Times New Roman" w:hint="eastAsia"/>
+                <w:rFonts w:ascii="FangSong" w:eastAsia="FangSong" w:hAnsi="FangSong" w:cs="Times New Roman" w:hint="eastAsia"/>
                 <w:sz w:val="18"/>
                 <w:szCs w:val="18"/>
               </w:rPr>
@@ -1300,7 +1379,7 @@
             </w:r>
             <w:r>
               <w:rPr>
-                <w:rFonts w:ascii="仿宋" w:eastAsia="仿宋" w:hAnsi="仿宋" w:cs="Times New Roman" w:hint="eastAsia"/>
+                <w:rFonts w:ascii="FangSong" w:eastAsia="FangSong" w:hAnsi="FangSong" w:cs="Times New Roman" w:hint="eastAsia"/>
                 <w:sz w:val="18"/>
                 <w:szCs w:val="18"/>
               </w:rPr>
@@ -1308,7 +1387,7 @@
             </w:r>
             <w:r>
               <w:rPr>
-                <w:rFonts w:ascii="仿宋" w:eastAsia="仿宋" w:hAnsi="仿宋" w:cs="Times New Roman" w:hint="eastAsia"/>
+                <w:rFonts w:ascii="FangSong" w:eastAsia="FangSong" w:hAnsi="FangSong" w:cs="Times New Roman" w:hint="eastAsia"/>
                 <w:sz w:val="18"/>
                 <w:szCs w:val="18"/>
               </w:rPr>
@@ -1318,19 +1397,19 @@
         </w:tc>
         <w:tc>
           <w:tcPr>
-            <w:tcW w:w="7938" w:type="dxa"/>
+            <w:tcW w:w="8007" w:type="dxa"/>
           </w:tcPr>
           <w:p>
             <w:pPr>
               <w:rPr>
-                <w:rFonts w:ascii="仿宋" w:eastAsia="仿宋" w:hAnsi="仿宋" w:cs="Times New Roman"/>
+                <w:rFonts w:ascii="FangSong" w:eastAsia="FangSong" w:hAnsi="FangSong" w:cs="Times New Roman"/>
                 <w:sz w:val="18"/>
                 <w:szCs w:val="18"/>
               </w:rPr>
             </w:pPr>
             <w:r>
               <w:rPr>
-                <w:rFonts w:ascii="仿宋" w:eastAsia="仿宋" w:hAnsi="仿宋" w:cs="Times New Roman" w:hint="eastAsia"/>
+                <w:rFonts w:ascii="FangSong" w:eastAsia="FangSong" w:hAnsi="FangSong" w:cs="Times New Roman" w:hint="eastAsia"/>
                 <w:b/>
                 <w:bCs/>
                 <w:sz w:val="22"/>
@@ -1339,35 +1418,35 @@
             </w:r>
             <w:r>
               <w:rPr>
-                <w:rFonts w:ascii="仿宋" w:eastAsia="仿宋" w:hAnsi="仿宋" w:cs="Times New Roman" w:hint="eastAsia"/>
+                <w:rFonts w:ascii="FangSong" w:eastAsia="FangSong" w:hAnsi="FangSong" w:cs="Times New Roman" w:hint="eastAsia"/>
                 <w:sz w:val="22"/>
               </w:rPr>
               <w:t xml:space="preserve"> </w:t>
             </w:r>
             <w:r>
               <w:rPr>
-                <w:rFonts w:ascii="仿宋" w:eastAsia="仿宋" w:hAnsi="仿宋" w:cs="Times New Roman" w:hint="eastAsia"/>
+                <w:rFonts w:ascii="FangSong" w:eastAsia="FangSong" w:hAnsi="FangSong" w:cs="Times New Roman" w:hint="eastAsia"/>
                 <w:sz w:val="22"/>
               </w:rPr>
               <w:t xml:space="preserve">                   </w:t>
             </w:r>
             <w:r>
               <w:rPr>
-                <w:rFonts w:ascii="仿宋" w:eastAsia="仿宋" w:hAnsi="仿宋" w:cs="Times New Roman" w:hint="eastAsia"/>
+                <w:rFonts w:ascii="FangSong" w:eastAsia="FangSong" w:hAnsi="FangSong" w:cs="Times New Roman" w:hint="eastAsia"/>
                 <w:sz w:val="22"/>
               </w:rPr>
               <w:t xml:space="preserve">  </w:t>
             </w:r>
             <w:r>
               <w:rPr>
-                <w:rFonts w:ascii="仿宋" w:eastAsia="仿宋" w:hAnsi="仿宋" w:cs="Times New Roman" w:hint="eastAsia"/>
+                <w:rFonts w:ascii="FangSong" w:eastAsia="FangSong" w:hAnsi="FangSong" w:cs="Times New Roman" w:hint="eastAsia"/>
                 <w:sz w:val="22"/>
               </w:rPr>
               <w:t xml:space="preserve"> </w:t>
             </w:r>
             <w:r>
               <w:rPr>
-                <w:rFonts w:ascii="仿宋" w:eastAsia="仿宋" w:hAnsi="仿宋" w:cs="Times New Roman" w:hint="eastAsia"/>
+                <w:rFonts w:ascii="FangSong" w:eastAsia="FangSong" w:hAnsi="FangSong" w:cs="Times New Roman" w:hint="eastAsia"/>
                 <w:sz w:val="22"/>
               </w:rPr>
               <w:t>细胞生物学(生物信息学方向) 硕士学位</w:t>
@@ -1377,18 +1456,18 @@
       </w:tr>
       <w:tr>
         <w:trPr>
-          <w:trHeight w:val="1392"/>
+          <w:trHeight w:val="1389"/>
         </w:trPr>
         <w:tc>
           <w:tcPr>
-            <w:tcW w:w="1838" w:type="dxa"/>
+            <w:tcW w:w="1854" w:type="dxa"/>
             <w:vMerge/>
           </w:tcPr>
           <w:p>
             <w:pPr>
               <w:jc w:val="right"/>
               <w:rPr>
-                <w:rFonts w:ascii="仿宋" w:eastAsia="仿宋" w:hAnsi="仿宋" w:cs="Times New Roman"/>
+                <w:rFonts w:ascii="FangSong" w:eastAsia="FangSong" w:hAnsi="FangSong" w:cs="Times New Roman"/>
                 <w:sz w:val="18"/>
                 <w:szCs w:val="18"/>
               </w:rPr>
@@ -1397,19 +1476,19 @@
         </w:tc>
         <w:tc>
           <w:tcPr>
-            <w:tcW w:w="7938" w:type="dxa"/>
+            <w:tcW w:w="8007" w:type="dxa"/>
           </w:tcPr>
           <w:p>
             <w:pPr>
               <w:rPr>
-                <w:rFonts w:ascii="仿宋" w:eastAsia="仿宋" w:hAnsi="仿宋"/>
+                <w:rFonts w:ascii="FangSong" w:eastAsia="FangSong" w:hAnsi="FangSong"/>
                 <w:sz w:val="20"/>
                 <w:szCs w:val="20"/>
               </w:rPr>
             </w:pPr>
             <w:r>
               <w:rPr>
-                <w:rFonts w:ascii="仿宋" w:eastAsia="仿宋" w:hAnsi="仿宋" w:hint="eastAsia"/>
+                <w:rFonts w:ascii="FangSong" w:eastAsia="FangSong" w:hAnsi="FangSong" w:hint="eastAsia"/>
                 <w:sz w:val="20"/>
                 <w:szCs w:val="20"/>
               </w:rPr>
@@ -1417,7 +1496,7 @@
             </w:r>
             <w:r>
               <w:rPr>
-                <w:rFonts w:ascii="仿宋" w:eastAsia="仿宋" w:hAnsi="仿宋" w:hint="eastAsia"/>
+                <w:rFonts w:ascii="FangSong" w:eastAsia="FangSong" w:hAnsi="FangSong" w:hint="eastAsia"/>
                 <w:sz w:val="20"/>
                 <w:szCs w:val="20"/>
               </w:rPr>
@@ -1425,7 +1504,7 @@
             </w:r>
             <w:r>
               <w:rPr>
-                <w:rFonts w:ascii="仿宋" w:eastAsia="仿宋" w:hAnsi="仿宋" w:hint="eastAsia"/>
+                <w:rFonts w:ascii="FangSong" w:eastAsia="FangSong" w:hAnsi="FangSong" w:hint="eastAsia"/>
                 <w:sz w:val="20"/>
                 <w:szCs w:val="20"/>
               </w:rPr>
@@ -1435,14 +1514,14 @@
           <w:p>
             <w:pPr>
               <w:rPr>
-                <w:rFonts w:ascii="仿宋" w:eastAsia="仿宋" w:hAnsi="仿宋"/>
+                <w:rFonts w:ascii="FangSong" w:eastAsia="FangSong" w:hAnsi="FangSong"/>
                 <w:sz w:val="20"/>
                 <w:szCs w:val="20"/>
               </w:rPr>
             </w:pPr>
             <w:r>
               <w:rPr>
-                <w:rFonts w:ascii="仿宋" w:eastAsia="仿宋" w:hAnsi="仿宋" w:hint="eastAsia"/>
+                <w:rFonts w:ascii="FangSong" w:eastAsia="FangSong" w:hAnsi="FangSong" w:hint="eastAsia"/>
                 <w:sz w:val="20"/>
                 <w:szCs w:val="20"/>
               </w:rPr>
@@ -1450,7 +1529,7 @@
             </w:r>
             <w:r>
               <w:rPr>
-                <w:rFonts w:ascii="仿宋" w:eastAsia="仿宋" w:hAnsi="仿宋" w:hint="eastAsia"/>
+                <w:rFonts w:ascii="FangSong" w:eastAsia="FangSong" w:hAnsi="FangSong" w:hint="eastAsia"/>
                 <w:sz w:val="20"/>
                 <w:szCs w:val="20"/>
               </w:rPr>
@@ -1458,7 +1537,7 @@
             </w:r>
             <w:r>
               <w:rPr>
-                <w:rFonts w:ascii="仿宋" w:eastAsia="仿宋" w:hAnsi="仿宋" w:hint="eastAsia"/>
+                <w:rFonts w:ascii="FangSong" w:eastAsia="FangSong" w:hAnsi="FangSong" w:hint="eastAsia"/>
                 <w:sz w:val="20"/>
                 <w:szCs w:val="20"/>
               </w:rPr>
@@ -1468,14 +1547,14 @@
           <w:p>
             <w:pPr>
               <w:rPr>
-                <w:rFonts w:ascii="仿宋" w:eastAsia="仿宋" w:hAnsi="仿宋"/>
+                <w:rFonts w:ascii="FangSong" w:eastAsia="FangSong" w:hAnsi="FangSong"/>
                 <w:sz w:val="20"/>
                 <w:szCs w:val="20"/>
               </w:rPr>
             </w:pPr>
             <w:r>
               <w:rPr>
-                <w:rFonts w:ascii="仿宋" w:eastAsia="仿宋" w:hAnsi="仿宋" w:hint="eastAsia"/>
+                <w:rFonts w:ascii="FangSong" w:eastAsia="FangSong" w:hAnsi="FangSong" w:hint="eastAsia"/>
                 <w:sz w:val="20"/>
                 <w:szCs w:val="20"/>
               </w:rPr>
@@ -1483,7 +1562,7 @@
             </w:r>
             <w:r>
               <w:rPr>
-                <w:rFonts w:ascii="仿宋" w:eastAsia="仿宋" w:hAnsi="仿宋" w:hint="eastAsia"/>
+                <w:rFonts w:ascii="FangSong" w:eastAsia="FangSong" w:hAnsi="FangSong" w:hint="eastAsia"/>
                 <w:sz w:val="20"/>
                 <w:szCs w:val="20"/>
               </w:rPr>
@@ -1491,24 +1570,42 @@
             </w:r>
             <w:r>
               <w:rPr>
-                <w:rFonts w:ascii="仿宋" w:eastAsia="仿宋" w:hAnsi="仿宋" w:hint="eastAsia"/>
-                <w:sz w:val="20"/>
-                <w:szCs w:val="20"/>
-              </w:rPr>
-              <w:t>2016 北京市教育委员会科技计划“复苏植物旋蒴苣苔的耐旱机理研究”</w:t>
+                <w:rFonts w:ascii="FangSong" w:eastAsia="FangSong" w:hAnsi="FangSong" w:hint="eastAsia"/>
+                <w:sz w:val="20"/>
+                <w:szCs w:val="20"/>
+              </w:rPr>
+              <w:t>2016 北京市教育委员会科技计划“复苏植物旋</w:t>
+            </w:r>
+            <w:proofErr w:type="gramStart"/>
+            <w:r>
+              <w:rPr>
+                <w:rFonts w:ascii="FangSong" w:eastAsia="FangSong" w:hAnsi="FangSong" w:hint="eastAsia"/>
+                <w:sz w:val="20"/>
+                <w:szCs w:val="20"/>
+              </w:rPr>
+              <w:t>蒴苣</w:t>
+            </w:r>
+            <w:proofErr w:type="gramEnd"/>
+            <w:r>
+              <w:rPr>
+                <w:rFonts w:ascii="FangSong" w:eastAsia="FangSong" w:hAnsi="FangSong" w:hint="eastAsia"/>
+                <w:sz w:val="20"/>
+                <w:szCs w:val="20"/>
+              </w:rPr>
+              <w:t>苔的耐旱机理研究”</w:t>
             </w:r>
           </w:p>
           <w:p>
             <w:pPr>
               <w:rPr>
-                <w:rFonts w:ascii="仿宋" w:eastAsia="仿宋" w:hAnsi="仿宋" w:cs="Times New Roman"/>
+                <w:rFonts w:ascii="FangSong" w:eastAsia="FangSong" w:hAnsi="FangSong" w:cs="Times New Roman"/>
                 <w:sz w:val="18"/>
                 <w:szCs w:val="18"/>
               </w:rPr>
             </w:pPr>
             <w:r>
               <w:rPr>
-                <w:rFonts w:ascii="仿宋" w:eastAsia="仿宋" w:hAnsi="仿宋" w:hint="eastAsia"/>
+                <w:rFonts w:ascii="FangSong" w:eastAsia="FangSong" w:hAnsi="FangSong" w:hint="eastAsia"/>
                 <w:sz w:val="20"/>
                 <w:szCs w:val="20"/>
               </w:rPr>
@@ -1516,7 +1613,7 @@
             </w:r>
             <w:r>
               <w:rPr>
-                <w:rFonts w:ascii="仿宋" w:eastAsia="仿宋" w:hAnsi="仿宋" w:hint="eastAsia"/>
+                <w:rFonts w:ascii="FangSong" w:eastAsia="FangSong" w:hAnsi="FangSong" w:hint="eastAsia"/>
                 <w:sz w:val="20"/>
                 <w:szCs w:val="20"/>
               </w:rPr>
@@ -1524,35 +1621,53 @@
             </w:r>
             <w:r>
               <w:rPr>
-                <w:rFonts w:ascii="仿宋" w:eastAsia="仿宋" w:hAnsi="仿宋" w:hint="eastAsia"/>
-                <w:sz w:val="20"/>
-                <w:szCs w:val="20"/>
-              </w:rPr>
-              <w:t>2014 北京市计算中心 萌芽计划“基于hadoop的基因组关键分析”</w:t>
+                <w:rFonts w:ascii="FangSong" w:eastAsia="FangSong" w:hAnsi="FangSong" w:hint="eastAsia"/>
+                <w:sz w:val="20"/>
+                <w:szCs w:val="20"/>
+              </w:rPr>
+              <w:t>2014 北京市计算中心 萌芽计划“基于</w:t>
+            </w:r>
+            <w:proofErr w:type="spellStart"/>
+            <w:r>
+              <w:rPr>
+                <w:rFonts w:ascii="FangSong" w:eastAsia="FangSong" w:hAnsi="FangSong" w:hint="eastAsia"/>
+                <w:sz w:val="20"/>
+                <w:szCs w:val="20"/>
+              </w:rPr>
+              <w:t>hadoop</w:t>
+            </w:r>
+            <w:proofErr w:type="spellEnd"/>
+            <w:r>
+              <w:rPr>
+                <w:rFonts w:ascii="FangSong" w:eastAsia="FangSong" w:hAnsi="FangSong" w:hint="eastAsia"/>
+                <w:sz w:val="20"/>
+                <w:szCs w:val="20"/>
+              </w:rPr>
+              <w:t>的基因组关键分析”</w:t>
             </w:r>
           </w:p>
         </w:tc>
       </w:tr>
       <w:tr>
         <w:trPr>
-          <w:trHeight w:val="428"/>
+          <w:trHeight w:val="427"/>
         </w:trPr>
         <w:tc>
           <w:tcPr>
-            <w:tcW w:w="1838" w:type="dxa"/>
+            <w:tcW w:w="1854" w:type="dxa"/>
           </w:tcPr>
           <w:p>
             <w:pPr>
               <w:jc w:val="right"/>
               <w:rPr>
-                <w:rFonts w:ascii="仿宋" w:eastAsia="仿宋" w:hAnsi="仿宋" w:cs="Times New Roman"/>
+                <w:rFonts w:ascii="FangSong" w:eastAsia="FangSong" w:hAnsi="FangSong" w:cs="Times New Roman"/>
                 <w:sz w:val="18"/>
                 <w:szCs w:val="18"/>
               </w:rPr>
             </w:pPr>
             <w:r>
               <w:rPr>
-                <w:rFonts w:ascii="仿宋" w:eastAsia="仿宋" w:hAnsi="仿宋" w:cs="Times New Roman" w:hint="eastAsia"/>
+                <w:rFonts w:ascii="FangSong" w:eastAsia="FangSong" w:hAnsi="FangSong" w:cs="Times New Roman" w:hint="eastAsia"/>
                 <w:sz w:val="18"/>
                 <w:szCs w:val="18"/>
               </w:rPr>
@@ -1560,7 +1675,7 @@
             </w:r>
             <w:r>
               <w:rPr>
-                <w:rFonts w:ascii="仿宋" w:eastAsia="仿宋" w:hAnsi="仿宋" w:cs="Times New Roman" w:hint="eastAsia"/>
+                <w:rFonts w:ascii="FangSong" w:eastAsia="FangSong" w:hAnsi="FangSong" w:cs="Times New Roman" w:hint="eastAsia"/>
                 <w:sz w:val="18"/>
                 <w:szCs w:val="18"/>
               </w:rPr>
@@ -1568,7 +1683,7 @@
             </w:r>
             <w:r>
               <w:rPr>
-                <w:rFonts w:ascii="仿宋" w:eastAsia="仿宋" w:hAnsi="仿宋" w:cs="Times New Roman" w:hint="eastAsia"/>
+                <w:rFonts w:ascii="FangSong" w:eastAsia="FangSong" w:hAnsi="FangSong" w:cs="Times New Roman" w:hint="eastAsia"/>
                 <w:sz w:val="18"/>
                 <w:szCs w:val="18"/>
               </w:rPr>
@@ -1576,7 +1691,7 @@
             </w:r>
             <w:r>
               <w:rPr>
-                <w:rFonts w:ascii="仿宋" w:eastAsia="仿宋" w:hAnsi="仿宋" w:cs="Times New Roman" w:hint="eastAsia"/>
+                <w:rFonts w:ascii="FangSong" w:eastAsia="FangSong" w:hAnsi="FangSong" w:cs="Times New Roman" w:hint="eastAsia"/>
                 <w:sz w:val="18"/>
                 <w:szCs w:val="18"/>
               </w:rPr>
@@ -1584,7 +1699,7 @@
             </w:r>
             <w:r>
               <w:rPr>
-                <w:rFonts w:ascii="仿宋" w:eastAsia="仿宋" w:hAnsi="仿宋" w:cs="Times New Roman" w:hint="eastAsia"/>
+                <w:rFonts w:ascii="FangSong" w:eastAsia="FangSong" w:hAnsi="FangSong" w:cs="Times New Roman" w:hint="eastAsia"/>
                 <w:sz w:val="18"/>
                 <w:szCs w:val="18"/>
               </w:rPr>
@@ -1594,19 +1709,19 @@
         </w:tc>
         <w:tc>
           <w:tcPr>
-            <w:tcW w:w="7938" w:type="dxa"/>
+            <w:tcW w:w="8007" w:type="dxa"/>
           </w:tcPr>
           <w:p>
             <w:pPr>
               <w:rPr>
-                <w:rFonts w:ascii="仿宋" w:eastAsia="仿宋" w:hAnsi="仿宋" w:cs="Times New Roman"/>
+                <w:rFonts w:ascii="FangSong" w:eastAsia="FangSong" w:hAnsi="FangSong" w:cs="Times New Roman"/>
                 <w:sz w:val="18"/>
                 <w:szCs w:val="18"/>
               </w:rPr>
             </w:pPr>
             <w:r>
               <w:rPr>
-                <w:rFonts w:ascii="仿宋" w:eastAsia="仿宋" w:hAnsi="仿宋" w:cs="Times New Roman" w:hint="eastAsia"/>
+                <w:rFonts w:ascii="FangSong" w:eastAsia="FangSong" w:hAnsi="FangSong" w:cs="Times New Roman" w:hint="eastAsia"/>
                 <w:b/>
                 <w:bCs/>
                 <w:sz w:val="22"/>
@@ -1615,49 +1730,49 @@
             </w:r>
             <w:r>
               <w:rPr>
-                <w:rFonts w:ascii="仿宋" w:eastAsia="仿宋" w:hAnsi="仿宋" w:cs="Times New Roman" w:hint="eastAsia"/>
+                <w:rFonts w:ascii="FangSong" w:eastAsia="FangSong" w:hAnsi="FangSong" w:cs="Times New Roman" w:hint="eastAsia"/>
                 <w:sz w:val="22"/>
               </w:rPr>
               <w:t xml:space="preserve"> </w:t>
             </w:r>
             <w:r>
               <w:rPr>
-                <w:rFonts w:ascii="仿宋" w:eastAsia="仿宋" w:hAnsi="仿宋" w:cs="Times New Roman" w:hint="eastAsia"/>
+                <w:rFonts w:ascii="FangSong" w:eastAsia="FangSong" w:hAnsi="FangSong" w:cs="Times New Roman" w:hint="eastAsia"/>
                 <w:sz w:val="22"/>
               </w:rPr>
               <w:t xml:space="preserve">                                      </w:t>
             </w:r>
             <w:r>
               <w:rPr>
-                <w:rFonts w:ascii="仿宋" w:eastAsia="仿宋" w:hAnsi="仿宋" w:cs="Times New Roman" w:hint="eastAsia"/>
+                <w:rFonts w:ascii="FangSong" w:eastAsia="FangSong" w:hAnsi="FangSong" w:cs="Times New Roman" w:hint="eastAsia"/>
                 <w:sz w:val="22"/>
               </w:rPr>
               <w:t xml:space="preserve">  </w:t>
             </w:r>
             <w:r>
               <w:rPr>
-                <w:rFonts w:ascii="仿宋" w:eastAsia="仿宋" w:hAnsi="仿宋" w:cs="Times New Roman" w:hint="eastAsia"/>
+                <w:rFonts w:ascii="FangSong" w:eastAsia="FangSong" w:hAnsi="FangSong" w:cs="Times New Roman" w:hint="eastAsia"/>
                 <w:sz w:val="22"/>
               </w:rPr>
               <w:t>生物科</w:t>
             </w:r>
             <w:r>
               <w:rPr>
-                <w:rFonts w:ascii="仿宋" w:eastAsia="仿宋" w:hAnsi="仿宋" w:cs="Times New Roman" w:hint="eastAsia"/>
+                <w:rFonts w:ascii="FangSong" w:eastAsia="FangSong" w:hAnsi="FangSong" w:cs="Times New Roman" w:hint="eastAsia"/>
                 <w:sz w:val="22"/>
               </w:rPr>
               <w:t>学</w:t>
             </w:r>
             <w:r>
               <w:rPr>
-                <w:rFonts w:ascii="仿宋" w:eastAsia="仿宋" w:hAnsi="仿宋" w:cs="Times New Roman" w:hint="eastAsia"/>
+                <w:rFonts w:ascii="FangSong" w:eastAsia="FangSong" w:hAnsi="FangSong" w:cs="Times New Roman" w:hint="eastAsia"/>
                 <w:sz w:val="22"/>
               </w:rPr>
               <w:t xml:space="preserve"> 学</w:t>
             </w:r>
             <w:r>
               <w:rPr>
-                <w:rFonts w:ascii="仿宋" w:eastAsia="仿宋" w:hAnsi="仿宋" w:cs="Times New Roman" w:hint="eastAsia"/>
+                <w:rFonts w:ascii="FangSong" w:eastAsia="FangSong" w:hAnsi="FangSong" w:cs="Times New Roman" w:hint="eastAsia"/>
                 <w:sz w:val="22"/>
               </w:rPr>
               <w:t>士学位</w:t>
@@ -1666,21 +1781,24 @@
         </w:tc>
       </w:tr>
       <w:tr>
+        <w:trPr>
+          <w:trHeight w:val="311"/>
+        </w:trPr>
         <w:tc>
           <w:tcPr>
-            <w:tcW w:w="1838" w:type="dxa"/>
+            <w:tcW w:w="1854" w:type="dxa"/>
           </w:tcPr>
           <w:p>
             <w:pPr>
               <w:rPr>
-                <w:rFonts w:ascii="仿宋" w:eastAsia="仿宋" w:hAnsi="仿宋" w:cs="Times New Roman"/>
+                <w:rFonts w:ascii="FangSong" w:eastAsia="FangSong" w:hAnsi="FangSong" w:cs="Times New Roman"/>
                 <w:sz w:val="18"/>
                 <w:szCs w:val="18"/>
               </w:rPr>
             </w:pPr>
             <w:r>
               <w:rPr>
-                <w:rFonts w:ascii="仿宋" w:eastAsia="仿宋" w:hAnsi="仿宋" w:cs="Times New Roman" w:hint="eastAsia"/>
+                <w:rFonts w:ascii="FangSong" w:eastAsia="FangSong" w:hAnsi="FangSong" w:cs="Times New Roman" w:hint="eastAsia"/>
                 <w:b/>
                 <w:bCs/>
                 <w:noProof/>
@@ -1736,7 +1854,7 @@
                     </wp:anchor>
                   </w:drawing>
                 </mc:Choice>
-                <mc:Fallback>
+                <mc:Fallback xmlns:w16sdtfl="http://schemas.microsoft.com/office/word/2024/wordml/sdtformatlock" xmlns:w16du="http://schemas.microsoft.com/office/word/2023/wordml/word16du">
                   <w:pict>
                     <v:line w14:anchorId="56917C25" id="直接连接符 1" o:spid="_x0000_s1026" style="position:absolute;z-index:251665408;visibility:visible;mso-wrap-style:square;mso-wrap-distance-left:9pt;mso-wrap-distance-top:0;mso-wrap-distance-right:9pt;mso-wrap-distance-bottom:0;mso-position-horizontal:absolute;mso-position-horizontal-relative:text;mso-position-vertical:absolute;mso-position-vertical-relative:text" from="0,14.65pt" to="490pt,14.65pt" o:gfxdata="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" strokecolor="#a5a5a5 [3206]" strokeweight="1pt">
                       <v:stroke joinstyle="miter"/>
@@ -1747,7 +1865,7 @@
             </w:r>
             <w:r>
               <w:rPr>
-                <w:rFonts w:ascii="仿宋" w:eastAsia="仿宋" w:hAnsi="仿宋" w:cs="Times New Roman" w:hint="eastAsia"/>
+                <w:rFonts w:ascii="FangSong" w:eastAsia="FangSong" w:hAnsi="FangSong" w:cs="Times New Roman" w:hint="eastAsia"/>
                 <w:b/>
                 <w:bCs/>
                 <w:sz w:val="22"/>
@@ -1758,12 +1876,12 @@
         </w:tc>
         <w:tc>
           <w:tcPr>
-            <w:tcW w:w="7938" w:type="dxa"/>
+            <w:tcW w:w="8007" w:type="dxa"/>
           </w:tcPr>
           <w:p>
             <w:pPr>
               <w:rPr>
-                <w:rFonts w:ascii="仿宋" w:eastAsia="仿宋" w:hAnsi="仿宋" w:cs="Times New Roman"/>
+                <w:rFonts w:ascii="FangSong" w:eastAsia="FangSong" w:hAnsi="FangSong" w:cs="Times New Roman"/>
                 <w:sz w:val="18"/>
                 <w:szCs w:val="18"/>
               </w:rPr>
@@ -1773,24 +1891,24 @@
       </w:tr>
       <w:tr>
         <w:trPr>
-          <w:trHeight w:val="538"/>
+          <w:trHeight w:val="453"/>
         </w:trPr>
         <w:tc>
           <w:tcPr>
-            <w:tcW w:w="1838" w:type="dxa"/>
+            <w:tcW w:w="1854" w:type="dxa"/>
           </w:tcPr>
           <w:p>
             <w:pPr>
               <w:jc w:val="right"/>
               <w:rPr>
-                <w:rFonts w:ascii="仿宋" w:eastAsia="仿宋" w:hAnsi="仿宋" w:cs="Times New Roman"/>
+                <w:rFonts w:ascii="FangSong" w:eastAsia="FangSong" w:hAnsi="FangSong" w:cs="Times New Roman"/>
                 <w:sz w:val="18"/>
                 <w:szCs w:val="18"/>
               </w:rPr>
             </w:pPr>
             <w:r>
               <w:rPr>
-                <w:rFonts w:ascii="仿宋" w:eastAsia="仿宋" w:hAnsi="仿宋" w:cs="Times New Roman" w:hint="eastAsia"/>
+                <w:rFonts w:ascii="FangSong" w:eastAsia="FangSong" w:hAnsi="FangSong" w:cs="Times New Roman" w:hint="eastAsia"/>
                 <w:sz w:val="18"/>
                 <w:szCs w:val="18"/>
               </w:rPr>
@@ -1798,7 +1916,7 @@
             </w:r>
             <w:r>
               <w:rPr>
-                <w:rFonts w:ascii="仿宋" w:eastAsia="仿宋" w:hAnsi="仿宋" w:cs="Times New Roman" w:hint="eastAsia"/>
+                <w:rFonts w:ascii="FangSong" w:eastAsia="FangSong" w:hAnsi="FangSong" w:cs="Times New Roman" w:hint="eastAsia"/>
                 <w:sz w:val="18"/>
                 <w:szCs w:val="18"/>
               </w:rPr>
@@ -1808,19 +1926,19 @@
         </w:tc>
         <w:tc>
           <w:tcPr>
-            <w:tcW w:w="7938" w:type="dxa"/>
+            <w:tcW w:w="8007" w:type="dxa"/>
           </w:tcPr>
           <w:p>
             <w:pPr>
               <w:rPr>
-                <w:rFonts w:ascii="仿宋" w:eastAsia="仿宋" w:hAnsi="仿宋"/>
+                <w:rFonts w:ascii="FangSong" w:eastAsia="FangSong" w:hAnsi="FangSong"/>
                 <w:sz w:val="20"/>
                 <w:szCs w:val="20"/>
               </w:rPr>
             </w:pPr>
             <w:r>
               <w:rPr>
-                <w:rFonts w:ascii="仿宋" w:eastAsia="仿宋" w:hAnsi="仿宋"/>
+                <w:rFonts w:ascii="FangSong" w:eastAsia="FangSong" w:hAnsi="FangSong"/>
                 <w:noProof/>
                 <w:sz w:val="20"/>
                 <w:szCs w:val="20"/>
@@ -1878,7 +1996,7 @@
                     </wp:anchor>
                   </w:drawing>
                 </mc:Choice>
-                <mc:Fallback>
+                <mc:Fallback xmlns:w16sdtfl="http://schemas.microsoft.com/office/word/2024/wordml/sdtformatlock" xmlns:w16du="http://schemas.microsoft.com/office/word/2023/wordml/word16du">
                   <w:pict>
                     <v:line w14:anchorId="3C000772" id="直接连接符 3" o:spid="_x0000_s1026" style="position:absolute;z-index:251669504;visibility:visible;mso-wrap-style:square;mso-height-percent:0;mso-wrap-distance-left:9pt;mso-wrap-distance-top:0;mso-wrap-distance-right:9pt;mso-wrap-distance-bottom:0;mso-position-horizontal:absolute;mso-position-horizontal-relative:text;mso-position-vertical:absolute;mso-position-vertical-relative:text;mso-height-percent:0;mso-height-relative:margin" from="-4.85pt,.5pt" to="-4.85pt,17.5pt" o:gfxdata="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" strokecolor="#a5a5a5 [3206]" strokeweight="1pt">
                       <v:stroke joinstyle="miter"/>
@@ -1889,7 +2007,7 @@
             </w:r>
             <w:r>
               <w:rPr>
-                <w:rFonts w:ascii="仿宋" w:eastAsia="仿宋" w:hAnsi="仿宋"/>
+                <w:rFonts w:ascii="FangSong" w:eastAsia="FangSong" w:hAnsi="FangSong"/>
                 <w:sz w:val="20"/>
                 <w:szCs w:val="20"/>
               </w:rPr>
@@ -1897,7 +2015,7 @@
             </w:r>
             <w:r>
               <w:rPr>
-                <w:rFonts w:ascii="Calibri" w:eastAsia="仿宋" w:hAnsi="Calibri" w:cs="Calibri"/>
+                <w:rFonts w:ascii="Calibri" w:eastAsia="FangSong" w:hAnsi="Calibri" w:cs="Calibri"/>
                 <w:sz w:val="20"/>
                 <w:szCs w:val="20"/>
               </w:rPr>
@@ -1905,7 +2023,7 @@
             </w:r>
             <w:r>
               <w:rPr>
-                <w:rFonts w:ascii="仿宋" w:eastAsia="仿宋" w:hAnsi="仿宋"/>
+                <w:rFonts w:ascii="FangSong" w:eastAsia="FangSong" w:hAnsi="FangSong"/>
                 <w:sz w:val="20"/>
                 <w:szCs w:val="20"/>
               </w:rPr>
@@ -1913,7 +2031,7 @@
             </w:r>
             <w:r>
               <w:rPr>
-                <w:rFonts w:ascii="仿宋" w:eastAsia="仿宋" w:hAnsi="仿宋" w:hint="eastAsia"/>
+                <w:rFonts w:ascii="FangSong" w:eastAsia="FangSong" w:hAnsi="FangSong" w:hint="eastAsia"/>
                 <w:sz w:val="20"/>
                 <w:szCs w:val="20"/>
               </w:rPr>
@@ -1921,7 +2039,7 @@
             </w:r>
             <w:r>
               <w:rPr>
-                <w:rFonts w:ascii="仿宋" w:eastAsia="仿宋" w:hAnsi="仿宋"/>
+                <w:rFonts w:ascii="FangSong" w:eastAsia="FangSong" w:hAnsi="FangSong"/>
                 <w:sz w:val="20"/>
                 <w:szCs w:val="20"/>
               </w:rPr>
@@ -1931,21 +2049,24 @@
         </w:tc>
       </w:tr>
       <w:tr>
+        <w:trPr>
+          <w:trHeight w:val="311"/>
+        </w:trPr>
         <w:tc>
           <w:tcPr>
-            <w:tcW w:w="1838" w:type="dxa"/>
+            <w:tcW w:w="1854" w:type="dxa"/>
           </w:tcPr>
           <w:p>
             <w:pPr>
               <w:rPr>
-                <w:rFonts w:ascii="仿宋" w:eastAsia="仿宋" w:hAnsi="仿宋" w:cs="Times New Roman"/>
+                <w:rFonts w:ascii="FangSong" w:eastAsia="FangSong" w:hAnsi="FangSong" w:cs="Times New Roman"/>
                 <w:sz w:val="18"/>
                 <w:szCs w:val="18"/>
               </w:rPr>
             </w:pPr>
             <w:r>
               <w:rPr>
-                <w:rFonts w:ascii="仿宋" w:eastAsia="仿宋" w:hAnsi="仿宋" w:cs="Times New Roman" w:hint="eastAsia"/>
+                <w:rFonts w:ascii="FangSong" w:eastAsia="FangSong" w:hAnsi="FangSong" w:cs="Times New Roman" w:hint="eastAsia"/>
                 <w:b/>
                 <w:bCs/>
                 <w:noProof/>
@@ -2001,7 +2122,7 @@
                     </wp:anchor>
                   </w:drawing>
                 </mc:Choice>
-                <mc:Fallback>
+                <mc:Fallback xmlns:w16sdtfl="http://schemas.microsoft.com/office/word/2024/wordml/sdtformatlock" xmlns:w16du="http://schemas.microsoft.com/office/word/2023/wordml/word16du">
                   <w:pict>
                     <v:line w14:anchorId="5F28C2C7" id="直接连接符 1" o:spid="_x0000_s1026" style="position:absolute;z-index:251667456;visibility:visible;mso-wrap-style:square;mso-wrap-distance-left:9pt;mso-wrap-distance-top:0;mso-wrap-distance-right:9pt;mso-wrap-distance-bottom:0;mso-position-horizontal:absolute;mso-position-horizontal-relative:text;mso-position-vertical:absolute;mso-position-vertical-relative:text" from="0,14.55pt" to="490pt,14.55pt" o:gfxdata="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" strokecolor="#a5a5a5 [3206]" strokeweight="1pt">
                       <v:stroke joinstyle="miter"/>
@@ -2012,7 +2133,7 @@
             </w:r>
             <w:r>
               <w:rPr>
-                <w:rFonts w:ascii="仿宋" w:eastAsia="仿宋" w:hAnsi="仿宋" w:cs="Times New Roman" w:hint="eastAsia"/>
+                <w:rFonts w:ascii="FangSong" w:eastAsia="FangSong" w:hAnsi="FangSong" w:cs="Times New Roman" w:hint="eastAsia"/>
                 <w:b/>
                 <w:bCs/>
                 <w:sz w:val="22"/>
@@ -2023,19 +2144,19 @@
         </w:tc>
         <w:tc>
           <w:tcPr>
-            <w:tcW w:w="7938" w:type="dxa"/>
+            <w:tcW w:w="8007" w:type="dxa"/>
           </w:tcPr>
           <w:p>
             <w:pPr>
               <w:rPr>
-                <w:rFonts w:ascii="仿宋" w:eastAsia="仿宋" w:hAnsi="仿宋" w:cs="Times New Roman"/>
+                <w:rFonts w:ascii="FangSong" w:eastAsia="FangSong" w:hAnsi="FangSong" w:cs="Times New Roman"/>
                 <w:sz w:val="18"/>
                 <w:szCs w:val="18"/>
               </w:rPr>
             </w:pPr>
             <w:r>
               <w:rPr>
-                <w:rFonts w:ascii="仿宋" w:eastAsia="仿宋" w:hAnsi="仿宋" w:cs="Times New Roman" w:hint="eastAsia"/>
+                <w:rFonts w:ascii="FangSong" w:eastAsia="FangSong" w:hAnsi="FangSong" w:cs="Times New Roman" w:hint="eastAsia"/>
                 <w:b/>
                 <w:bCs/>
                 <w:noProof/>
@@ -2094,7 +2215,7 @@
                     </wp:anchor>
                   </w:drawing>
                 </mc:Choice>
-                <mc:Fallback>
+                <mc:Fallback xmlns:w16sdtfl="http://schemas.microsoft.com/office/word/2024/wordml/sdtformatlock" xmlns:w16du="http://schemas.microsoft.com/office/word/2023/wordml/word16du">
                   <w:pict>
                     <v:line w14:anchorId="5BA0F4E3" id="直接连接符 4" o:spid="_x0000_s1026" style="position:absolute;z-index:251670528;visibility:visible;mso-wrap-style:square;mso-height-percent:0;mso-wrap-distance-left:9pt;mso-wrap-distance-top:0;mso-wrap-distance-right:9pt;mso-wrap-distance-bottom:0;mso-position-horizontal:absolute;mso-position-horizontal-relative:text;mso-position-vertical:absolute;mso-position-vertical-relative:text;mso-height-percent:0;mso-height-relative:margin" from="-4.35pt,15.6pt" to="-4.35pt,298.1pt" o:gfxdata="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" strokecolor="#a5a5a5 [3206]" strokeweight="1pt">
                       <v:stroke joinstyle="miter"/>
@@ -2107,22 +2228,25 @@
         </w:tc>
       </w:tr>
       <w:tr>
+        <w:trPr>
+          <w:trHeight w:val="622"/>
+        </w:trPr>
         <w:tc>
           <w:tcPr>
-            <w:tcW w:w="1838" w:type="dxa"/>
+            <w:tcW w:w="1854" w:type="dxa"/>
           </w:tcPr>
           <w:p>
             <w:pPr>
               <w:jc w:val="right"/>
               <w:rPr>
-                <w:rFonts w:ascii="仿宋" w:eastAsia="仿宋" w:hAnsi="仿宋"/>
+                <w:rFonts w:ascii="FangSong" w:eastAsia="FangSong" w:hAnsi="FangSong"/>
                 <w:sz w:val="20"/>
                 <w:szCs w:val="20"/>
               </w:rPr>
             </w:pPr>
             <w:r>
               <w:rPr>
-                <w:rFonts w:ascii="仿宋" w:eastAsia="仿宋" w:hAnsi="仿宋" w:hint="eastAsia"/>
+                <w:rFonts w:ascii="FangSong" w:eastAsia="FangSong" w:hAnsi="FangSong" w:hint="eastAsia"/>
                 <w:sz w:val="20"/>
                 <w:szCs w:val="20"/>
               </w:rPr>
@@ -2132,25 +2256,25 @@
         </w:tc>
         <w:tc>
           <w:tcPr>
-            <w:tcW w:w="7938" w:type="dxa"/>
+            <w:tcW w:w="8007" w:type="dxa"/>
           </w:tcPr>
           <w:p>
             <w:pPr>
-              <w:pStyle w:val="a5"/>
+              <w:pStyle w:val="ListParagraph"/>
               <w:numPr>
                 <w:ilvl w:val="0"/>
                 <w:numId w:val="20"/>
               </w:numPr>
               <w:ind w:firstLineChars="0"/>
               <w:rPr>
-                <w:rFonts w:ascii="仿宋" w:eastAsia="仿宋" w:hAnsi="仿宋"/>
+                <w:rFonts w:ascii="FangSong" w:eastAsia="FangSong" w:hAnsi="FangSong"/>
                 <w:sz w:val="20"/>
                 <w:szCs w:val="20"/>
               </w:rPr>
             </w:pPr>
             <w:r>
               <w:rPr>
-                <w:rFonts w:ascii="仿宋" w:eastAsia="仿宋" w:hAnsi="仿宋" w:hint="eastAsia"/>
+                <w:rFonts w:ascii="FangSong" w:eastAsia="FangSong" w:hAnsi="FangSong" w:hint="eastAsia"/>
                 <w:b/>
                 <w:bCs/>
                 <w:sz w:val="20"/>
@@ -2160,7 +2284,7 @@
             </w:r>
             <w:r>
               <w:rPr>
-                <w:rFonts w:ascii="仿宋" w:eastAsia="仿宋" w:hAnsi="仿宋" w:hint="eastAsia"/>
+                <w:rFonts w:ascii="FangSong" w:eastAsia="FangSong" w:hAnsi="FangSong" w:hint="eastAsia"/>
                 <w:sz w:val="20"/>
                 <w:szCs w:val="20"/>
               </w:rPr>
@@ -2169,21 +2293,21 @@
           </w:p>
           <w:p>
             <w:pPr>
-              <w:pStyle w:val="a5"/>
+              <w:pStyle w:val="ListParagraph"/>
               <w:numPr>
                 <w:ilvl w:val="0"/>
                 <w:numId w:val="20"/>
               </w:numPr>
               <w:ind w:firstLineChars="0"/>
               <w:rPr>
-                <w:rFonts w:ascii="仿宋" w:eastAsia="仿宋" w:hAnsi="仿宋"/>
+                <w:rFonts w:ascii="FangSong" w:eastAsia="FangSong" w:hAnsi="FangSong"/>
                 <w:sz w:val="20"/>
                 <w:szCs w:val="20"/>
               </w:rPr>
             </w:pPr>
             <w:r>
               <w:rPr>
-                <w:rFonts w:ascii="仿宋" w:eastAsia="仿宋" w:hAnsi="仿宋" w:hint="eastAsia"/>
+                <w:rFonts w:ascii="FangSong" w:eastAsia="FangSong" w:hAnsi="FangSong" w:hint="eastAsia"/>
                 <w:sz w:val="20"/>
                 <w:szCs w:val="20"/>
               </w:rPr>
@@ -2191,7 +2315,7 @@
             </w:r>
             <w:r>
               <w:rPr>
-                <w:rFonts w:ascii="仿宋" w:eastAsia="仿宋" w:hAnsi="仿宋" w:hint="eastAsia"/>
+                <w:rFonts w:ascii="FangSong" w:eastAsia="FangSong" w:hAnsi="FangSong" w:hint="eastAsia"/>
                 <w:b/>
                 <w:bCs/>
                 <w:sz w:val="20"/>
@@ -2201,7 +2325,7 @@
             </w:r>
             <w:r>
               <w:rPr>
-                <w:rFonts w:ascii="仿宋" w:eastAsia="仿宋" w:hAnsi="仿宋" w:hint="eastAsia"/>
+                <w:rFonts w:ascii="FangSong" w:eastAsia="FangSong" w:hAnsi="FangSong" w:hint="eastAsia"/>
                 <w:sz w:val="20"/>
                 <w:szCs w:val="20"/>
               </w:rPr>
@@ -2211,22 +2335,25 @@
         </w:tc>
       </w:tr>
       <w:tr>
+        <w:trPr>
+          <w:trHeight w:val="622"/>
+        </w:trPr>
         <w:tc>
           <w:tcPr>
-            <w:tcW w:w="1838" w:type="dxa"/>
+            <w:tcW w:w="1854" w:type="dxa"/>
           </w:tcPr>
           <w:p>
             <w:pPr>
               <w:jc w:val="right"/>
               <w:rPr>
-                <w:rFonts w:ascii="仿宋" w:eastAsia="仿宋" w:hAnsi="仿宋"/>
+                <w:rFonts w:ascii="FangSong" w:eastAsia="FangSong" w:hAnsi="FangSong"/>
                 <w:sz w:val="20"/>
                 <w:szCs w:val="20"/>
               </w:rPr>
             </w:pPr>
             <w:r>
               <w:rPr>
-                <w:rFonts w:ascii="仿宋" w:eastAsia="仿宋" w:hAnsi="仿宋" w:hint="eastAsia"/>
+                <w:rFonts w:ascii="FangSong" w:eastAsia="FangSong" w:hAnsi="FangSong" w:hint="eastAsia"/>
                 <w:sz w:val="20"/>
                 <w:szCs w:val="20"/>
               </w:rPr>
@@ -2236,25 +2363,25 @@
         </w:tc>
         <w:tc>
           <w:tcPr>
-            <w:tcW w:w="7938" w:type="dxa"/>
+            <w:tcW w:w="8007" w:type="dxa"/>
           </w:tcPr>
           <w:p>
             <w:pPr>
-              <w:pStyle w:val="a5"/>
+              <w:pStyle w:val="ListParagraph"/>
               <w:numPr>
                 <w:ilvl w:val="0"/>
                 <w:numId w:val="19"/>
               </w:numPr>
               <w:ind w:firstLineChars="0"/>
               <w:rPr>
-                <w:rFonts w:ascii="仿宋" w:eastAsia="仿宋" w:hAnsi="仿宋"/>
+                <w:rFonts w:ascii="FangSong" w:eastAsia="FangSong" w:hAnsi="FangSong"/>
                 <w:sz w:val="20"/>
                 <w:szCs w:val="20"/>
               </w:rPr>
             </w:pPr>
             <w:r>
               <w:rPr>
-                <w:rFonts w:ascii="仿宋" w:eastAsia="仿宋" w:hAnsi="仿宋"/>
+                <w:rFonts w:ascii="FangSong" w:eastAsia="FangSong" w:hAnsi="FangSong"/>
                 <w:b/>
                 <w:bCs/>
                 <w:sz w:val="20"/>
@@ -2264,7 +2391,7 @@
             </w:r>
             <w:r>
               <w:rPr>
-                <w:rFonts w:ascii="仿宋" w:eastAsia="仿宋" w:hAnsi="仿宋"/>
+                <w:rFonts w:ascii="FangSong" w:eastAsia="FangSong" w:hAnsi="FangSong"/>
                 <w:sz w:val="20"/>
                 <w:szCs w:val="20"/>
               </w:rPr>
@@ -2272,7 +2399,7 @@
             </w:r>
             <w:r>
               <w:rPr>
-                <w:rFonts w:ascii="仿宋" w:eastAsia="仿宋" w:hAnsi="仿宋" w:hint="eastAsia"/>
+                <w:rFonts w:ascii="FangSong" w:eastAsia="FangSong" w:hAnsi="FangSong" w:hint="eastAsia"/>
                 <w:sz w:val="20"/>
                 <w:szCs w:val="20"/>
               </w:rPr>
@@ -2280,7 +2407,7 @@
             </w:r>
             <w:r>
               <w:rPr>
-                <w:rFonts w:ascii="仿宋" w:eastAsia="仿宋" w:hAnsi="仿宋" w:hint="eastAsia"/>
+                <w:rFonts w:ascii="FangSong" w:eastAsia="FangSong" w:hAnsi="FangSong" w:hint="eastAsia"/>
                 <w:sz w:val="20"/>
                 <w:szCs w:val="20"/>
               </w:rPr>
@@ -2288,7 +2415,7 @@
             </w:r>
             <w:r>
               <w:rPr>
-                <w:rFonts w:ascii="仿宋" w:eastAsia="仿宋" w:hAnsi="仿宋" w:hint="eastAsia"/>
+                <w:rFonts w:ascii="FangSong" w:eastAsia="FangSong" w:hAnsi="FangSong" w:hint="eastAsia"/>
                 <w:sz w:val="20"/>
                 <w:szCs w:val="20"/>
               </w:rPr>
@@ -2296,7 +2423,7 @@
             </w:r>
             <w:r>
               <w:rPr>
-                <w:rFonts w:ascii="仿宋" w:eastAsia="仿宋" w:hAnsi="仿宋"/>
+                <w:rFonts w:ascii="FangSong" w:eastAsia="FangSong" w:hAnsi="FangSong"/>
                 <w:sz w:val="20"/>
                 <w:szCs w:val="20"/>
               </w:rPr>
@@ -2305,21 +2432,21 @@
           </w:p>
           <w:p>
             <w:pPr>
-              <w:pStyle w:val="a5"/>
+              <w:pStyle w:val="ListParagraph"/>
               <w:numPr>
                 <w:ilvl w:val="0"/>
                 <w:numId w:val="19"/>
               </w:numPr>
               <w:ind w:firstLineChars="0"/>
               <w:rPr>
-                <w:rFonts w:ascii="仿宋" w:eastAsia="仿宋" w:hAnsi="仿宋" w:cs="Times New Roman"/>
+                <w:rFonts w:ascii="FangSong" w:eastAsia="FangSong" w:hAnsi="FangSong" w:cs="Times New Roman"/>
                 <w:sz w:val="18"/>
                 <w:szCs w:val="18"/>
               </w:rPr>
             </w:pPr>
             <w:r>
               <w:rPr>
-                <w:rFonts w:ascii="仿宋" w:eastAsia="仿宋" w:hAnsi="仿宋"/>
+                <w:rFonts w:ascii="FangSong" w:eastAsia="FangSong" w:hAnsi="FangSong"/>
                 <w:b/>
                 <w:bCs/>
                 <w:sz w:val="20"/>
@@ -2329,15 +2456,43 @@
             </w:r>
             <w:r>
               <w:rPr>
-                <w:rFonts w:ascii="仿宋" w:eastAsia="仿宋" w:hAnsi="仿宋"/>
-                <w:sz w:val="20"/>
-                <w:szCs w:val="20"/>
-              </w:rPr>
-              <w:t>,杨涛,户军雷,陈晋红</w:t>
-            </w:r>
-            <w:r>
-              <w:rPr>
-                <w:rFonts w:ascii="仿宋" w:eastAsia="仿宋" w:hAnsi="仿宋" w:hint="eastAsia"/>
+                <w:rFonts w:ascii="FangSong" w:eastAsia="FangSong" w:hAnsi="FangSong"/>
+                <w:sz w:val="20"/>
+                <w:szCs w:val="20"/>
+              </w:rPr>
+              <w:t>,杨涛,</w:t>
+            </w:r>
+            <w:proofErr w:type="gramStart"/>
+            <w:r>
+              <w:rPr>
+                <w:rFonts w:ascii="FangSong" w:eastAsia="FangSong" w:hAnsi="FangSong"/>
+                <w:sz w:val="20"/>
+                <w:szCs w:val="20"/>
+              </w:rPr>
+              <w:t>户军雷</w:t>
+            </w:r>
+            <w:proofErr w:type="gramEnd"/>
+            <w:r>
+              <w:rPr>
+                <w:rFonts w:ascii="FangSong" w:eastAsia="FangSong" w:hAnsi="FangSong"/>
+                <w:sz w:val="20"/>
+                <w:szCs w:val="20"/>
+              </w:rPr>
+              <w:t>,</w:t>
+            </w:r>
+            <w:proofErr w:type="gramStart"/>
+            <w:r>
+              <w:rPr>
+                <w:rFonts w:ascii="FangSong" w:eastAsia="FangSong" w:hAnsi="FangSong"/>
+                <w:sz w:val="20"/>
+                <w:szCs w:val="20"/>
+              </w:rPr>
+              <w:t>陈晋红</w:t>
+            </w:r>
+            <w:proofErr w:type="gramEnd"/>
+            <w:r>
+              <w:rPr>
+                <w:rFonts w:ascii="FangSong" w:eastAsia="FangSong" w:hAnsi="FangSong" w:hint="eastAsia"/>
                 <w:sz w:val="20"/>
                 <w:szCs w:val="20"/>
               </w:rPr>
@@ -2345,7 +2500,7 @@
             </w:r>
             <w:r>
               <w:rPr>
-                <w:rFonts w:ascii="仿宋" w:eastAsia="仿宋" w:hAnsi="仿宋"/>
+                <w:rFonts w:ascii="FangSong" w:eastAsia="FangSong" w:hAnsi="FangSong"/>
                 <w:sz w:val="20"/>
                 <w:szCs w:val="20"/>
               </w:rPr>
@@ -2353,7 +2508,7 @@
             </w:r>
             <w:r>
               <w:rPr>
-                <w:rFonts w:ascii="仿宋" w:eastAsia="仿宋" w:hAnsi="仿宋" w:hint="eastAsia"/>
+                <w:rFonts w:ascii="FangSong" w:eastAsia="FangSong" w:hAnsi="FangSong" w:hint="eastAsia"/>
                 <w:sz w:val="20"/>
                 <w:szCs w:val="20"/>
               </w:rPr>
@@ -2361,7 +2516,7 @@
             </w:r>
             <w:r>
               <w:rPr>
-                <w:rFonts w:ascii="仿宋" w:eastAsia="仿宋" w:hAnsi="仿宋"/>
+                <w:rFonts w:ascii="FangSong" w:eastAsia="FangSong" w:hAnsi="FangSong"/>
                 <w:sz w:val="20"/>
                 <w:szCs w:val="20"/>
               </w:rPr>
@@ -2371,22 +2526,25 @@
         </w:tc>
       </w:tr>
       <w:tr>
+        <w:trPr>
+          <w:trHeight w:val="3122"/>
+        </w:trPr>
         <w:tc>
           <w:tcPr>
-            <w:tcW w:w="1838" w:type="dxa"/>
+            <w:tcW w:w="1854" w:type="dxa"/>
           </w:tcPr>
           <w:p>
             <w:pPr>
               <w:jc w:val="right"/>
               <w:rPr>
-                <w:rFonts w:ascii="仿宋" w:eastAsia="仿宋" w:hAnsi="仿宋"/>
+                <w:rFonts w:ascii="FangSong" w:eastAsia="FangSong" w:hAnsi="FangSong"/>
                 <w:sz w:val="20"/>
                 <w:szCs w:val="20"/>
               </w:rPr>
             </w:pPr>
             <w:r>
               <w:rPr>
-                <w:rFonts w:ascii="仿宋" w:eastAsia="仿宋" w:hAnsi="仿宋" w:hint="eastAsia"/>
+                <w:rFonts w:ascii="FangSong" w:eastAsia="FangSong" w:hAnsi="FangSong" w:hint="eastAsia"/>
                 <w:sz w:val="20"/>
                 <w:szCs w:val="20"/>
               </w:rPr>
@@ -2394,7 +2552,7 @@
             </w:r>
             <w:r>
               <w:rPr>
-                <w:rFonts w:ascii="仿宋" w:eastAsia="仿宋" w:hAnsi="仿宋" w:hint="eastAsia"/>
+                <w:rFonts w:ascii="FangSong" w:eastAsia="FangSong" w:hAnsi="FangSong" w:hint="eastAsia"/>
                 <w:sz w:val="20"/>
                 <w:szCs w:val="20"/>
               </w:rPr>
@@ -2404,25 +2562,25 @@
         </w:tc>
         <w:tc>
           <w:tcPr>
-            <w:tcW w:w="7938" w:type="dxa"/>
+            <w:tcW w:w="8007" w:type="dxa"/>
           </w:tcPr>
           <w:p>
             <w:pPr>
-              <w:pStyle w:val="a5"/>
+              <w:pStyle w:val="ListParagraph"/>
               <w:numPr>
                 <w:ilvl w:val="0"/>
                 <w:numId w:val="17"/>
               </w:numPr>
               <w:ind w:firstLineChars="0"/>
               <w:rPr>
-                <w:rFonts w:ascii="仿宋" w:eastAsia="仿宋" w:hAnsi="仿宋"/>
+                <w:rFonts w:ascii="FangSong" w:eastAsia="FangSong" w:hAnsi="FangSong"/>
                 <w:sz w:val="20"/>
                 <w:szCs w:val="20"/>
               </w:rPr>
             </w:pPr>
             <w:r>
               <w:rPr>
-                <w:rFonts w:ascii="仿宋" w:eastAsia="仿宋" w:hAnsi="仿宋"/>
+                <w:rFonts w:ascii="FangSong" w:eastAsia="FangSong" w:hAnsi="FangSong"/>
                 <w:sz w:val="18"/>
                 <w:szCs w:val="18"/>
               </w:rPr>
@@ -2430,7 +2588,7 @@
             </w:r>
             <w:r>
               <w:rPr>
-                <w:rFonts w:ascii="仿宋" w:eastAsia="仿宋" w:hAnsi="仿宋" w:hint="eastAsia"/>
+                <w:rFonts w:ascii="FangSong" w:eastAsia="FangSong" w:hAnsi="FangSong" w:hint="eastAsia"/>
                 <w:sz w:val="18"/>
                 <w:szCs w:val="18"/>
               </w:rPr>
@@ -2438,7 +2596,7 @@
             </w:r>
             <w:r>
               <w:rPr>
-                <w:rFonts w:ascii="仿宋" w:eastAsia="仿宋" w:hAnsi="仿宋"/>
+                <w:rFonts w:ascii="FangSong" w:eastAsia="FangSong" w:hAnsi="FangSong"/>
                 <w:sz w:val="18"/>
                 <w:szCs w:val="18"/>
               </w:rPr>
@@ -2446,7 +2604,7 @@
             </w:r>
             <w:r>
               <w:rPr>
-                <w:rFonts w:ascii="仿宋" w:eastAsia="仿宋" w:hAnsi="仿宋" w:hint="eastAsia"/>
+                <w:rFonts w:ascii="FangSong" w:eastAsia="FangSong" w:hAnsi="FangSong" w:hint="eastAsia"/>
                 <w:sz w:val="18"/>
                 <w:szCs w:val="18"/>
               </w:rPr>
@@ -2454,7 +2612,7 @@
             </w:r>
             <w:r>
               <w:rPr>
-                <w:rFonts w:ascii="仿宋" w:eastAsia="仿宋" w:hAnsi="仿宋"/>
+                <w:rFonts w:ascii="FangSong" w:eastAsia="FangSong" w:hAnsi="FangSong"/>
                 <w:sz w:val="18"/>
                 <w:szCs w:val="18"/>
               </w:rPr>
@@ -2462,7 +2620,7 @@
             </w:r>
             <w:r>
               <w:rPr>
-                <w:rFonts w:ascii="仿宋" w:eastAsia="仿宋" w:hAnsi="仿宋" w:hint="eastAsia"/>
+                <w:rFonts w:ascii="FangSong" w:eastAsia="FangSong" w:hAnsi="FangSong" w:hint="eastAsia"/>
                 <w:sz w:val="18"/>
                 <w:szCs w:val="18"/>
               </w:rPr>
@@ -2470,7 +2628,7 @@
             </w:r>
             <w:r>
               <w:rPr>
-                <w:rFonts w:ascii="仿宋" w:eastAsia="仿宋" w:hAnsi="仿宋"/>
+                <w:rFonts w:ascii="FangSong" w:eastAsia="FangSong" w:hAnsi="FangSong"/>
                 <w:sz w:val="18"/>
                 <w:szCs w:val="18"/>
               </w:rPr>
@@ -2478,7 +2636,7 @@
             </w:r>
             <w:r>
               <w:rPr>
-                <w:rFonts w:ascii="仿宋" w:eastAsia="仿宋" w:hAnsi="仿宋" w:hint="eastAsia"/>
+                <w:rFonts w:ascii="FangSong" w:eastAsia="FangSong" w:hAnsi="FangSong" w:hint="eastAsia"/>
                 <w:sz w:val="18"/>
                 <w:szCs w:val="18"/>
               </w:rPr>
@@ -2486,7 +2644,7 @@
             </w:r>
             <w:r>
               <w:rPr>
-                <w:rFonts w:ascii="仿宋" w:eastAsia="仿宋" w:hAnsi="仿宋"/>
+                <w:rFonts w:ascii="FangSong" w:eastAsia="FangSong" w:hAnsi="FangSong"/>
                 <w:sz w:val="18"/>
                 <w:szCs w:val="18"/>
               </w:rPr>
@@ -2494,7 +2652,7 @@
             </w:r>
             <w:r>
               <w:rPr>
-                <w:rFonts w:ascii="仿宋" w:eastAsia="仿宋" w:hAnsi="仿宋" w:hint="eastAsia"/>
+                <w:rFonts w:ascii="FangSong" w:eastAsia="FangSong" w:hAnsi="FangSong" w:hint="eastAsia"/>
                 <w:sz w:val="18"/>
                 <w:szCs w:val="18"/>
               </w:rPr>
@@ -2502,7 +2660,7 @@
             </w:r>
             <w:r>
               <w:rPr>
-                <w:rFonts w:ascii="仿宋" w:eastAsia="仿宋" w:hAnsi="仿宋"/>
+                <w:rFonts w:ascii="FangSong" w:eastAsia="FangSong" w:hAnsi="FangSong"/>
                 <w:sz w:val="18"/>
                 <w:szCs w:val="18"/>
               </w:rPr>
@@ -2510,7 +2668,7 @@
             </w:r>
             <w:r>
               <w:rPr>
-                <w:rFonts w:ascii="仿宋" w:eastAsia="仿宋" w:hAnsi="仿宋" w:hint="eastAsia"/>
+                <w:rFonts w:ascii="FangSong" w:eastAsia="FangSong" w:hAnsi="FangSong" w:hint="eastAsia"/>
                 <w:sz w:val="18"/>
                 <w:szCs w:val="18"/>
               </w:rPr>
@@ -2518,7 +2676,7 @@
             </w:r>
             <w:r>
               <w:rPr>
-                <w:rFonts w:ascii="仿宋" w:eastAsia="仿宋" w:hAnsi="仿宋"/>
+                <w:rFonts w:ascii="FangSong" w:eastAsia="FangSong" w:hAnsi="FangSong"/>
                 <w:sz w:val="18"/>
                 <w:szCs w:val="18"/>
               </w:rPr>
@@ -2526,7 +2684,7 @@
             </w:r>
             <w:r>
               <w:rPr>
-                <w:rFonts w:ascii="仿宋" w:eastAsia="仿宋" w:hAnsi="仿宋"/>
+                <w:rFonts w:ascii="FangSong" w:eastAsia="FangSong" w:hAnsi="FangSong"/>
                 <w:b/>
                 <w:bCs/>
                 <w:sz w:val="18"/>
@@ -2536,7 +2694,7 @@
             </w:r>
             <w:r>
               <w:rPr>
-                <w:rFonts w:ascii="仿宋" w:eastAsia="仿宋" w:hAnsi="仿宋" w:hint="eastAsia"/>
+                <w:rFonts w:ascii="FangSong" w:eastAsia="FangSong" w:hAnsi="FangSong" w:hint="eastAsia"/>
                 <w:sz w:val="18"/>
                 <w:szCs w:val="18"/>
               </w:rPr>
@@ -2544,7 +2702,7 @@
             </w:r>
             <w:r>
               <w:rPr>
-                <w:rFonts w:ascii="仿宋" w:eastAsia="仿宋" w:hAnsi="仿宋"/>
+                <w:rFonts w:ascii="FangSong" w:eastAsia="FangSong" w:hAnsi="FangSong"/>
                 <w:sz w:val="18"/>
                 <w:szCs w:val="18"/>
               </w:rPr>
@@ -2552,7 +2710,7 @@
             </w:r>
             <w:r>
               <w:rPr>
-                <w:rFonts w:ascii="仿宋" w:eastAsia="仿宋" w:hAnsi="仿宋" w:hint="eastAsia"/>
+                <w:rFonts w:ascii="FangSong" w:eastAsia="FangSong" w:hAnsi="FangSong" w:hint="eastAsia"/>
                 <w:sz w:val="18"/>
                 <w:szCs w:val="18"/>
               </w:rPr>
@@ -2560,7 +2718,7 @@
             </w:r>
             <w:r>
               <w:rPr>
-                <w:rFonts w:ascii="仿宋" w:eastAsia="仿宋" w:hAnsi="仿宋"/>
+                <w:rFonts w:ascii="FangSong" w:eastAsia="FangSong" w:hAnsi="FangSong"/>
                 <w:sz w:val="18"/>
                 <w:szCs w:val="18"/>
               </w:rPr>
@@ -2568,7 +2726,7 @@
             </w:r>
             <w:r>
               <w:rPr>
-                <w:rFonts w:ascii="仿宋" w:eastAsia="仿宋" w:hAnsi="仿宋" w:hint="eastAsia"/>
+                <w:rFonts w:ascii="FangSong" w:eastAsia="FangSong" w:hAnsi="FangSong" w:hint="eastAsia"/>
                 <w:sz w:val="18"/>
                 <w:szCs w:val="18"/>
               </w:rPr>
@@ -2576,7 +2734,7 @@
             </w:r>
             <w:r>
               <w:rPr>
-                <w:rFonts w:ascii="仿宋" w:eastAsia="仿宋" w:hAnsi="仿宋"/>
+                <w:rFonts w:ascii="FangSong" w:eastAsia="FangSong" w:hAnsi="FangSong"/>
                 <w:sz w:val="18"/>
                 <w:szCs w:val="18"/>
               </w:rPr>
@@ -2584,7 +2742,7 @@
             </w:r>
             <w:r>
               <w:rPr>
-                <w:rFonts w:ascii="仿宋" w:eastAsia="仿宋" w:hAnsi="仿宋" w:hint="eastAsia"/>
+                <w:rFonts w:ascii="FangSong" w:eastAsia="FangSong" w:hAnsi="FangSong" w:hint="eastAsia"/>
                 <w:sz w:val="18"/>
                 <w:szCs w:val="18"/>
               </w:rPr>
@@ -2592,7 +2750,7 @@
             </w:r>
             <w:r>
               <w:rPr>
-                <w:rFonts w:ascii="仿宋" w:eastAsia="仿宋" w:hAnsi="仿宋"/>
+                <w:rFonts w:ascii="FangSong" w:eastAsia="FangSong" w:hAnsi="FangSong"/>
                 <w:sz w:val="18"/>
                 <w:szCs w:val="18"/>
               </w:rPr>
@@ -2601,21 +2759,21 @@
           </w:p>
           <w:p>
             <w:pPr>
-              <w:pStyle w:val="a5"/>
+              <w:pStyle w:val="ListParagraph"/>
               <w:numPr>
                 <w:ilvl w:val="0"/>
                 <w:numId w:val="17"/>
               </w:numPr>
               <w:ind w:firstLineChars="0"/>
               <w:rPr>
-                <w:rFonts w:ascii="仿宋" w:eastAsia="仿宋" w:hAnsi="仿宋"/>
+                <w:rFonts w:ascii="FangSong" w:eastAsia="FangSong" w:hAnsi="FangSong"/>
                 <w:sz w:val="20"/>
                 <w:szCs w:val="20"/>
               </w:rPr>
             </w:pPr>
             <w:r>
               <w:rPr>
-                <w:rFonts w:ascii="仿宋" w:eastAsia="仿宋" w:hAnsi="仿宋" w:hint="eastAsia"/>
+                <w:rFonts w:ascii="FangSong" w:eastAsia="FangSong" w:hAnsi="FangSong" w:hint="eastAsia"/>
                 <w:b/>
                 <w:bCs/>
                 <w:sz w:val="20"/>
@@ -2625,7 +2783,7 @@
             </w:r>
             <w:r>
               <w:rPr>
-                <w:rFonts w:ascii="仿宋" w:eastAsia="仿宋" w:hAnsi="仿宋" w:hint="eastAsia"/>
+                <w:rFonts w:ascii="FangSong" w:eastAsia="FangSong" w:hAnsi="FangSong" w:hint="eastAsia"/>
                 <w:sz w:val="20"/>
                 <w:szCs w:val="20"/>
               </w:rPr>
@@ -2633,7 +2791,7 @@
             </w:r>
             <w:r>
               <w:rPr>
-                <w:rFonts w:ascii="仿宋" w:eastAsia="仿宋" w:hAnsi="仿宋" w:hint="eastAsia"/>
+                <w:rFonts w:ascii="FangSong" w:eastAsia="FangSong" w:hAnsi="FangSong" w:hint="eastAsia"/>
                 <w:sz w:val="20"/>
                 <w:szCs w:val="20"/>
               </w:rPr>
@@ -2641,7 +2799,7 @@
             </w:r>
             <w:r>
               <w:rPr>
-                <w:rFonts w:ascii="仿宋" w:eastAsia="仿宋" w:hAnsi="仿宋" w:hint="eastAsia"/>
+                <w:rFonts w:ascii="FangSong" w:eastAsia="FangSong" w:hAnsi="FangSong" w:hint="eastAsia"/>
                 <w:sz w:val="20"/>
                 <w:szCs w:val="20"/>
               </w:rPr>
@@ -2650,21 +2808,21 @@
           </w:p>
           <w:p>
             <w:pPr>
-              <w:pStyle w:val="a5"/>
+              <w:pStyle w:val="ListParagraph"/>
               <w:numPr>
                 <w:ilvl w:val="0"/>
                 <w:numId w:val="17"/>
               </w:numPr>
               <w:ind w:firstLineChars="0"/>
               <w:rPr>
-                <w:rFonts w:ascii="仿宋" w:eastAsia="仿宋" w:hAnsi="仿宋"/>
+                <w:rFonts w:ascii="FangSong" w:eastAsia="FangSong" w:hAnsi="FangSong"/>
                 <w:sz w:val="20"/>
                 <w:szCs w:val="20"/>
               </w:rPr>
             </w:pPr>
             <w:r>
               <w:rPr>
-                <w:rFonts w:ascii="仿宋" w:eastAsia="仿宋" w:hAnsi="仿宋" w:hint="eastAsia"/>
+                <w:rFonts w:ascii="FangSong" w:eastAsia="FangSong" w:hAnsi="FangSong" w:hint="eastAsia"/>
                 <w:sz w:val="20"/>
                 <w:szCs w:val="20"/>
               </w:rPr>
@@ -2672,7 +2830,7 @@
             </w:r>
             <w:r>
               <w:rPr>
-                <w:rFonts w:ascii="仿宋" w:eastAsia="仿宋" w:hAnsi="仿宋" w:hint="eastAsia"/>
+                <w:rFonts w:ascii="FangSong" w:eastAsia="FangSong" w:hAnsi="FangSong" w:hint="eastAsia"/>
                 <w:b/>
                 <w:bCs/>
                 <w:sz w:val="20"/>
@@ -2682,7 +2840,7 @@
             </w:r>
             <w:r>
               <w:rPr>
-                <w:rFonts w:ascii="仿宋" w:eastAsia="仿宋" w:hAnsi="仿宋" w:hint="eastAsia"/>
+                <w:rFonts w:ascii="FangSong" w:eastAsia="FangSong" w:hAnsi="FangSong" w:hint="eastAsia"/>
                 <w:sz w:val="20"/>
                 <w:szCs w:val="20"/>
               </w:rPr>
@@ -2690,7 +2848,7 @@
             </w:r>
             <w:r>
               <w:rPr>
-                <w:rFonts w:ascii="仿宋" w:eastAsia="仿宋" w:hAnsi="仿宋" w:hint="eastAsia"/>
+                <w:rFonts w:ascii="FangSong" w:eastAsia="FangSong" w:hAnsi="FangSong" w:hint="eastAsia"/>
                 <w:sz w:val="20"/>
                 <w:szCs w:val="20"/>
               </w:rPr>
@@ -2698,7 +2856,7 @@
             </w:r>
             <w:r>
               <w:rPr>
-                <w:rFonts w:ascii="仿宋" w:eastAsia="仿宋" w:hAnsi="仿宋" w:hint="eastAsia"/>
+                <w:rFonts w:ascii="FangSong" w:eastAsia="FangSong" w:hAnsi="FangSong" w:hint="eastAsia"/>
                 <w:sz w:val="20"/>
                 <w:szCs w:val="20"/>
               </w:rPr>
@@ -2707,21 +2865,21 @@
           </w:p>
           <w:p>
             <w:pPr>
-              <w:pStyle w:val="a5"/>
+              <w:pStyle w:val="ListParagraph"/>
               <w:numPr>
                 <w:ilvl w:val="0"/>
                 <w:numId w:val="17"/>
               </w:numPr>
               <w:ind w:firstLineChars="0"/>
               <w:rPr>
-                <w:rFonts w:ascii="仿宋" w:eastAsia="仿宋" w:hAnsi="仿宋" w:cs="Times New Roman"/>
+                <w:rFonts w:ascii="FangSong" w:eastAsia="FangSong" w:hAnsi="FangSong" w:cs="Times New Roman"/>
                 <w:sz w:val="18"/>
                 <w:szCs w:val="18"/>
               </w:rPr>
             </w:pPr>
             <w:r>
               <w:rPr>
-                <w:rFonts w:ascii="仿宋" w:eastAsia="仿宋" w:hAnsi="仿宋" w:hint="eastAsia"/>
+                <w:rFonts w:ascii="FangSong" w:eastAsia="FangSong" w:hAnsi="FangSong" w:hint="eastAsia"/>
                 <w:sz w:val="18"/>
                 <w:szCs w:val="18"/>
               </w:rPr>
@@ -2729,7 +2887,7 @@
             </w:r>
             <w:r>
               <w:rPr>
-                <w:rFonts w:ascii="仿宋" w:eastAsia="仿宋" w:hAnsi="仿宋" w:hint="eastAsia"/>
+                <w:rFonts w:ascii="FangSong" w:eastAsia="FangSong" w:hAnsi="FangSong" w:hint="eastAsia"/>
                 <w:b/>
                 <w:bCs/>
                 <w:sz w:val="18"/>
@@ -2739,15 +2897,33 @@
             </w:r>
             <w:r>
               <w:rPr>
-                <w:rFonts w:ascii="仿宋" w:eastAsia="仿宋" w:hAnsi="仿宋" w:hint="eastAsia"/>
-                <w:sz w:val="18"/>
-                <w:szCs w:val="18"/>
-              </w:rPr>
-              <w:t>., et al. The Genome of Bacillus Aryabhattai T61 Reveals its Adaptation to Tibetan Plateau Environment. Genes &amp; Genomics, (2016). 38(3):293-301</w:t>
-            </w:r>
-            <w:r>
-              <w:rPr>
-                <w:rFonts w:ascii="仿宋" w:eastAsia="仿宋" w:hAnsi="仿宋" w:hint="eastAsia"/>
+                <w:rFonts w:ascii="FangSong" w:eastAsia="FangSong" w:hAnsi="FangSong" w:hint="eastAsia"/>
+                <w:sz w:val="18"/>
+                <w:szCs w:val="18"/>
+              </w:rPr>
+              <w:t xml:space="preserve">., et al. The Genome of Bacillus </w:t>
+            </w:r>
+            <w:proofErr w:type="spellStart"/>
+            <w:r>
+              <w:rPr>
+                <w:rFonts w:ascii="FangSong" w:eastAsia="FangSong" w:hAnsi="FangSong" w:hint="eastAsia"/>
+                <w:sz w:val="18"/>
+                <w:szCs w:val="18"/>
+              </w:rPr>
+              <w:t>Aryabhattai</w:t>
+            </w:r>
+            <w:proofErr w:type="spellEnd"/>
+            <w:r>
+              <w:rPr>
+                <w:rFonts w:ascii="FangSong" w:eastAsia="FangSong" w:hAnsi="FangSong" w:hint="eastAsia"/>
+                <w:sz w:val="18"/>
+                <w:szCs w:val="18"/>
+              </w:rPr>
+              <w:t xml:space="preserve"> T61 Reveals its Adaptation to Tibetan Plateau Environment. Genes &amp; Genomics, (2016). 38(3):293-301</w:t>
+            </w:r>
+            <w:r>
+              <w:rPr>
+                <w:rFonts w:ascii="FangSong" w:eastAsia="FangSong" w:hAnsi="FangSong" w:hint="eastAsia"/>
                 <w:sz w:val="20"/>
                 <w:szCs w:val="20"/>
               </w:rPr>
@@ -2757,15 +2933,18 @@
         </w:tc>
       </w:tr>
       <w:tr>
+        <w:trPr>
+          <w:trHeight w:val="1172"/>
+        </w:trPr>
         <w:tc>
           <w:tcPr>
-            <w:tcW w:w="1838" w:type="dxa"/>
+            <w:tcW w:w="1854" w:type="dxa"/>
           </w:tcPr>
           <w:p>
             <w:pPr>
               <w:jc w:val="right"/>
               <w:rPr>
-                <w:rFonts w:ascii="仿宋" w:eastAsia="仿宋" w:hAnsi="仿宋" w:cs="Times New Roman"/>
+                <w:rFonts w:ascii="FangSong" w:eastAsia="FangSong" w:hAnsi="FangSong" w:cs="Times New Roman"/>
                 <w:b/>
                 <w:bCs/>
                 <w:sz w:val="22"/>
@@ -2773,7 +2952,7 @@
             </w:pPr>
             <w:r>
               <w:rPr>
-                <w:rFonts w:ascii="仿宋" w:eastAsia="仿宋" w:hAnsi="仿宋" w:hint="eastAsia"/>
+                <w:rFonts w:ascii="FangSong" w:eastAsia="FangSong" w:hAnsi="FangSong" w:hint="eastAsia"/>
                 <w:sz w:val="20"/>
                 <w:szCs w:val="20"/>
               </w:rPr>
@@ -2783,25 +2962,25 @@
         </w:tc>
         <w:tc>
           <w:tcPr>
-            <w:tcW w:w="7938" w:type="dxa"/>
+            <w:tcW w:w="8007" w:type="dxa"/>
           </w:tcPr>
           <w:p>
             <w:pPr>
-              <w:pStyle w:val="a5"/>
+              <w:pStyle w:val="ListParagraph"/>
               <w:numPr>
                 <w:ilvl w:val="0"/>
                 <w:numId w:val="18"/>
               </w:numPr>
               <w:ind w:firstLineChars="0"/>
               <w:rPr>
-                <w:rFonts w:ascii="仿宋" w:eastAsia="仿宋" w:hAnsi="仿宋"/>
+                <w:rFonts w:ascii="FangSong" w:eastAsia="FangSong" w:hAnsi="FangSong"/>
                 <w:sz w:val="20"/>
                 <w:szCs w:val="20"/>
               </w:rPr>
             </w:pPr>
             <w:r>
               <w:rPr>
-                <w:rFonts w:ascii="仿宋" w:eastAsia="仿宋" w:hAnsi="仿宋"/>
+                <w:rFonts w:ascii="FangSong" w:eastAsia="FangSong" w:hAnsi="FangSong"/>
                 <w:sz w:val="20"/>
                 <w:szCs w:val="20"/>
               </w:rPr>
@@ -2809,7 +2988,7 @@
             </w:r>
             <w:r>
               <w:rPr>
-                <w:rFonts w:ascii="仿宋" w:eastAsia="仿宋" w:hAnsi="仿宋"/>
+                <w:rFonts w:ascii="FangSong" w:eastAsia="FangSong" w:hAnsi="FangSong"/>
                 <w:b/>
                 <w:bCs/>
                 <w:sz w:val="20"/>
@@ -2819,7 +2998,7 @@
             </w:r>
             <w:r>
               <w:rPr>
-                <w:rFonts w:ascii="仿宋" w:eastAsia="仿宋" w:hAnsi="仿宋"/>
+                <w:rFonts w:ascii="FangSong" w:eastAsia="FangSong" w:hAnsi="FangSong"/>
                 <w:sz w:val="20"/>
                 <w:szCs w:val="20"/>
               </w:rPr>
@@ -2827,7 +3006,7 @@
             </w:r>
             <w:r>
               <w:rPr>
-                <w:rFonts w:ascii="仿宋" w:eastAsia="仿宋" w:hAnsi="仿宋" w:hint="eastAsia"/>
+                <w:rFonts w:ascii="FangSong" w:eastAsia="FangSong" w:hAnsi="FangSong" w:hint="eastAsia"/>
                 <w:sz w:val="20"/>
                 <w:szCs w:val="20"/>
               </w:rPr>
@@ -2835,7 +3014,7 @@
             </w:r>
             <w:r>
               <w:rPr>
-                <w:rFonts w:ascii="仿宋" w:eastAsia="仿宋" w:hAnsi="仿宋"/>
+                <w:rFonts w:ascii="FangSong" w:eastAsia="FangSong" w:hAnsi="FangSong"/>
                 <w:sz w:val="20"/>
                 <w:szCs w:val="20"/>
               </w:rPr>
@@ -2844,21 +3023,21 @@
           </w:p>
           <w:p>
             <w:pPr>
-              <w:pStyle w:val="a5"/>
+              <w:pStyle w:val="ListParagraph"/>
               <w:numPr>
                 <w:ilvl w:val="0"/>
                 <w:numId w:val="18"/>
               </w:numPr>
               <w:ind w:firstLineChars="0"/>
               <w:rPr>
-                <w:rFonts w:ascii="仿宋" w:eastAsia="仿宋" w:hAnsi="仿宋"/>
+                <w:rFonts w:ascii="FangSong" w:eastAsia="FangSong" w:hAnsi="FangSong"/>
                 <w:sz w:val="20"/>
                 <w:szCs w:val="20"/>
               </w:rPr>
             </w:pPr>
             <w:r>
               <w:rPr>
-                <w:rFonts w:ascii="仿宋" w:eastAsia="仿宋" w:hAnsi="仿宋"/>
+                <w:rFonts w:ascii="FangSong" w:eastAsia="FangSong" w:hAnsi="FangSong"/>
                 <w:sz w:val="20"/>
                 <w:szCs w:val="20"/>
               </w:rPr>
@@ -2866,7 +3045,7 @@
             </w:r>
             <w:r>
               <w:rPr>
-                <w:rFonts w:ascii="仿宋" w:eastAsia="仿宋" w:hAnsi="仿宋"/>
+                <w:rFonts w:ascii="FangSong" w:eastAsia="FangSong" w:hAnsi="FangSong"/>
                 <w:b/>
                 <w:bCs/>
                 <w:sz w:val="20"/>
@@ -2876,7 +3055,7 @@
             </w:r>
             <w:r>
               <w:rPr>
-                <w:rFonts w:ascii="仿宋" w:eastAsia="仿宋" w:hAnsi="仿宋"/>
+                <w:rFonts w:ascii="FangSong" w:eastAsia="FangSong" w:hAnsi="FangSong"/>
                 <w:sz w:val="20"/>
                 <w:szCs w:val="20"/>
               </w:rPr>
@@ -2884,7 +3063,7 @@
             </w:r>
             <w:r>
               <w:rPr>
-                <w:rFonts w:ascii="仿宋" w:eastAsia="仿宋" w:hAnsi="仿宋" w:hint="eastAsia"/>
+                <w:rFonts w:ascii="FangSong" w:eastAsia="FangSong" w:hAnsi="FangSong" w:hint="eastAsia"/>
                 <w:sz w:val="20"/>
                 <w:szCs w:val="20"/>
               </w:rPr>
@@ -2892,11 +3071,29 @@
             </w:r>
             <w:r>
               <w:rPr>
-                <w:rFonts w:ascii="仿宋" w:eastAsia="仿宋" w:hAnsi="仿宋"/>
-                <w:sz w:val="20"/>
-                <w:szCs w:val="20"/>
-              </w:rPr>
-              <w:t>4-15.(会议优秀论文)</w:t>
+                <w:rFonts w:ascii="FangSong" w:eastAsia="FangSong" w:hAnsi="FangSong"/>
+                <w:sz w:val="20"/>
+                <w:szCs w:val="20"/>
+              </w:rPr>
+              <w:t>4-</w:t>
+            </w:r>
+            <w:proofErr w:type="gramStart"/>
+            <w:r>
+              <w:rPr>
+                <w:rFonts w:ascii="FangSong" w:eastAsia="FangSong" w:hAnsi="FangSong"/>
+                <w:sz w:val="20"/>
+                <w:szCs w:val="20"/>
+              </w:rPr>
+              <w:t>15.(</w:t>
+            </w:r>
+            <w:proofErr w:type="gramEnd"/>
+            <w:r>
+              <w:rPr>
+                <w:rFonts w:ascii="FangSong" w:eastAsia="FangSong" w:hAnsi="FangSong"/>
+                <w:sz w:val="20"/>
+                <w:szCs w:val="20"/>
+              </w:rPr>
+              <w:t>会议优秀论文)</w:t>
             </w:r>
           </w:p>
         </w:tc>
@@ -2921,7 +3118,7 @@
 </file>
 
 <file path=word/endnotes.xml><?xml version="1.0" encoding="utf-8"?>
-<w:endnotes xmlns:wpc="http://schemas.microsoft.com/office/word/2010/wordprocessingCanvas" xmlns:cx="http://schemas.microsoft.com/office/drawing/2014/chartex" xmlns:cx1="http://schemas.microsoft.com/office/drawing/2015/9/8/chartex" xmlns:cx2="http://schemas.microsoft.com/office/drawing/2015/10/21/chartex" xmlns:cx3="http://schemas.microsoft.com/office/drawing/2016/5/9/chartex" xmlns:cx4="http://schemas.microsoft.com/office/drawing/2016/5/10/chartex" xmlns:cx5="http://schemas.microsoft.com/office/drawing/2016/5/11/chartex" xmlns:cx6="http://schemas.microsoft.com/office/drawing/2016/5/12/chartex" xmlns:cx7="http://schemas.microsoft.com/office/drawing/2016/5/13/chartex" xmlns:cx8="http://schemas.microsoft.com/office/drawing/2016/5/14/chartex" xmlns:mc="http://schemas.openxmlformats.org/markup-compatibility/2006" xmlns:aink="http://schemas.microsoft.com/office/drawing/2016/ink" xmlns:am3d="http://schemas.microsoft.com/office/drawing/2017/model3d" xmlns:o="urn:schemas-microsoft-com:office:office" xmlns:oel="http://schemas.microsoft.com/office/2019/extlst" xmlns:r="http://schemas.openxmlformats.org/officeDocument/2006/relationships" xmlns:m="http://schemas.openxmlformats.org/officeDocument/2006/math" xmlns:v="urn:schemas-microsoft-com:vml" xmlns:wp14="http://schemas.microsoft.com/office/word/2010/wordprocessingDrawing" xmlns:wp="http://schemas.openxmlformats.org/drawingml/2006/wordprocessingDrawing" xmlns:w10="urn:schemas-microsoft-com:office:word" xmlns:w="http://schemas.openxmlformats.org/wordprocessingml/2006/main" xmlns:w14="http://schemas.microsoft.com/office/word/2010/wordml" xmlns:w15="http://schemas.microsoft.com/office/word/2012/wordml" xmlns:w16cex="http://schemas.microsoft.com/office/word/2018/wordml/cex" xmlns:w16cid="http://schemas.microsoft.com/office/word/2016/wordml/cid" xmlns:w16="http://schemas.microsoft.com/office/word/2018/wordml" xmlns:w16du="http://schemas.microsoft.com/office/word/2023/wordml/word16du" xmlns:w16sdtdh="http://schemas.microsoft.com/office/word/2020/wordml/sdtdatahash" xmlns:w16sdtfl="http://schemas.microsoft.com/office/word/2024/wordml/sdtformatlock" xmlns:w16se="http://schemas.microsoft.com/office/word/2015/wordml/symex" xmlns:wpg="http://schemas.microsoft.com/office/word/2010/wordprocessingGroup" xmlns:wpi="http://schemas.microsoft.com/office/word/2010/wordprocessingInk" xmlns:wne="http://schemas.microsoft.com/office/word/2006/wordml" xmlns:wps="http://schemas.microsoft.com/office/word/2010/wordprocessingShape" mc:Ignorable="w14 w15 w16se w16cid w16 w16cex w16sdtdh w16sdtfl w16du wp14">
+<w:endnotes xmlns:wpc="http://schemas.microsoft.com/office/word/2010/wordprocessingCanvas" xmlns:cx="http://schemas.microsoft.com/office/drawing/2014/chartex" xmlns:cx1="http://schemas.microsoft.com/office/drawing/2015/9/8/chartex" xmlns:cx2="http://schemas.microsoft.com/office/drawing/2015/10/21/chartex" xmlns:cx3="http://schemas.microsoft.com/office/drawing/2016/5/9/chartex" xmlns:cx4="http://schemas.microsoft.com/office/drawing/2016/5/10/chartex" xmlns:cx5="http://schemas.microsoft.com/office/drawing/2016/5/11/chartex" xmlns:cx6="http://schemas.microsoft.com/office/drawing/2016/5/12/chartex" xmlns:cx7="http://schemas.microsoft.com/office/drawing/2016/5/13/chartex" xmlns:cx8="http://schemas.microsoft.com/office/drawing/2016/5/14/chartex" xmlns:mc="http://schemas.openxmlformats.org/markup-compatibility/2006" xmlns:aink="http://schemas.microsoft.com/office/drawing/2016/ink" xmlns:am3d="http://schemas.microsoft.com/office/drawing/2017/model3d" xmlns:o="urn:schemas-microsoft-com:office:office" xmlns:oel="http://schemas.microsoft.com/office/2019/extlst" xmlns:r="http://schemas.openxmlformats.org/officeDocument/2006/relationships" xmlns:m="http://schemas.openxmlformats.org/officeDocument/2006/math" xmlns:v="urn:schemas-microsoft-com:vml" xmlns:wp14="http://schemas.microsoft.com/office/word/2010/wordprocessingDrawing" xmlns:wp="http://schemas.openxmlformats.org/drawingml/2006/wordprocessingDrawing" xmlns:w10="urn:schemas-microsoft-com:office:word" xmlns:w="http://schemas.openxmlformats.org/wordprocessingml/2006/main" xmlns:w14="http://schemas.microsoft.com/office/word/2010/wordml" xmlns:w15="http://schemas.microsoft.com/office/word/2012/wordml" xmlns:w16cex="http://schemas.microsoft.com/office/word/2018/wordml/cex" xmlns:w16cid="http://schemas.microsoft.com/office/word/2016/wordml/cid" xmlns:w16="http://schemas.microsoft.com/office/word/2018/wordml" xmlns:w16sdtdh="http://schemas.microsoft.com/office/word/2020/wordml/sdtdatahash" xmlns:w16se="http://schemas.microsoft.com/office/word/2015/wordml/symex" xmlns:wpg="http://schemas.microsoft.com/office/word/2010/wordprocessingGroup" xmlns:wpi="http://schemas.microsoft.com/office/word/2010/wordprocessingInk" xmlns:wne="http://schemas.microsoft.com/office/word/2006/wordml" xmlns:wps="http://schemas.microsoft.com/office/word/2010/wordprocessingShape" mc:Ignorable="w14 w15 w16se w16cid w16 w16cex w16sdtdh wp14">
   <w:endnote w:type="separator" w:id="-1">
     <w:p>
       <w:r>
@@ -2940,7 +3137,7 @@
 </file>
 
 <file path=word/footnotes.xml><?xml version="1.0" encoding="utf-8"?>
-<w:footnotes xmlns:wpc="http://schemas.microsoft.com/office/word/2010/wordprocessingCanvas" xmlns:cx="http://schemas.microsoft.com/office/drawing/2014/chartex" xmlns:cx1="http://schemas.microsoft.com/office/drawing/2015/9/8/chartex" xmlns:cx2="http://schemas.microsoft.com/office/drawing/2015/10/21/chartex" xmlns:cx3="http://schemas.microsoft.com/office/drawing/2016/5/9/chartex" xmlns:cx4="http://schemas.microsoft.com/office/drawing/2016/5/10/chartex" xmlns:cx5="http://schemas.microsoft.com/office/drawing/2016/5/11/chartex" xmlns:cx6="http://schemas.microsoft.com/office/drawing/2016/5/12/chartex" xmlns:cx7="http://schemas.microsoft.com/office/drawing/2016/5/13/chartex" xmlns:cx8="http://schemas.microsoft.com/office/drawing/2016/5/14/chartex" xmlns:mc="http://schemas.openxmlformats.org/markup-compatibility/2006" xmlns:aink="http://schemas.microsoft.com/office/drawing/2016/ink" xmlns:am3d="http://schemas.microsoft.com/office/drawing/2017/model3d" xmlns:o="urn:schemas-microsoft-com:office:office" xmlns:oel="http://schemas.microsoft.com/office/2019/extlst" xmlns:r="http://schemas.openxmlformats.org/officeDocument/2006/relationships" xmlns:m="http://schemas.openxmlformats.org/officeDocument/2006/math" xmlns:v="urn:schemas-microsoft-com:vml" xmlns:wp14="http://schemas.microsoft.com/office/word/2010/wordprocessingDrawing" xmlns:wp="http://schemas.openxmlformats.org/drawingml/2006/wordprocessingDrawing" xmlns:w10="urn:schemas-microsoft-com:office:word" xmlns:w="http://schemas.openxmlformats.org/wordprocessingml/2006/main" xmlns:w14="http://schemas.microsoft.com/office/word/2010/wordml" xmlns:w15="http://schemas.microsoft.com/office/word/2012/wordml" xmlns:w16cex="http://schemas.microsoft.com/office/word/2018/wordml/cex" xmlns:w16cid="http://schemas.microsoft.com/office/word/2016/wordml/cid" xmlns:w16="http://schemas.microsoft.com/office/word/2018/wordml" xmlns:w16du="http://schemas.microsoft.com/office/word/2023/wordml/word16du" xmlns:w16sdtdh="http://schemas.microsoft.com/office/word/2020/wordml/sdtdatahash" xmlns:w16sdtfl="http://schemas.microsoft.com/office/word/2024/wordml/sdtformatlock" xmlns:w16se="http://schemas.microsoft.com/office/word/2015/wordml/symex" xmlns:wpg="http://schemas.microsoft.com/office/word/2010/wordprocessingGroup" xmlns:wpi="http://schemas.microsoft.com/office/word/2010/wordprocessingInk" xmlns:wne="http://schemas.microsoft.com/office/word/2006/wordml" xmlns:wps="http://schemas.microsoft.com/office/word/2010/wordprocessingShape" mc:Ignorable="w14 w15 w16se w16cid w16 w16cex w16sdtdh w16sdtfl w16du wp14">
+<w:footnotes xmlns:wpc="http://schemas.microsoft.com/office/word/2010/wordprocessingCanvas" xmlns:cx="http://schemas.microsoft.com/office/drawing/2014/chartex" xmlns:cx1="http://schemas.microsoft.com/office/drawing/2015/9/8/chartex" xmlns:cx2="http://schemas.microsoft.com/office/drawing/2015/10/21/chartex" xmlns:cx3="http://schemas.microsoft.com/office/drawing/2016/5/9/chartex" xmlns:cx4="http://schemas.microsoft.com/office/drawing/2016/5/10/chartex" xmlns:cx5="http://schemas.microsoft.com/office/drawing/2016/5/11/chartex" xmlns:cx6="http://schemas.microsoft.com/office/drawing/2016/5/12/chartex" xmlns:cx7="http://schemas.microsoft.com/office/drawing/2016/5/13/chartex" xmlns:cx8="http://schemas.microsoft.com/office/drawing/2016/5/14/chartex" xmlns:mc="http://schemas.openxmlformats.org/markup-compatibility/2006" xmlns:aink="http://schemas.microsoft.com/office/drawing/2016/ink" xmlns:am3d="http://schemas.microsoft.com/office/drawing/2017/model3d" xmlns:o="urn:schemas-microsoft-com:office:office" xmlns:oel="http://schemas.microsoft.com/office/2019/extlst" xmlns:r="http://schemas.openxmlformats.org/officeDocument/2006/relationships" xmlns:m="http://schemas.openxmlformats.org/officeDocument/2006/math" xmlns:v="urn:schemas-microsoft-com:vml" xmlns:wp14="http://schemas.microsoft.com/office/word/2010/wordprocessingDrawing" xmlns:wp="http://schemas.openxmlformats.org/drawingml/2006/wordprocessingDrawing" xmlns:w10="urn:schemas-microsoft-com:office:word" xmlns:w="http://schemas.openxmlformats.org/wordprocessingml/2006/main" xmlns:w14="http://schemas.microsoft.com/office/word/2010/wordml" xmlns:w15="http://schemas.microsoft.com/office/word/2012/wordml" xmlns:w16cex="http://schemas.microsoft.com/office/word/2018/wordml/cex" xmlns:w16cid="http://schemas.microsoft.com/office/word/2016/wordml/cid" xmlns:w16="http://schemas.microsoft.com/office/word/2018/wordml" xmlns:w16sdtdh="http://schemas.microsoft.com/office/word/2020/wordml/sdtdatahash" xmlns:w16se="http://schemas.microsoft.com/office/word/2015/wordml/symex" xmlns:wpg="http://schemas.microsoft.com/office/word/2010/wordprocessingGroup" xmlns:wpi="http://schemas.microsoft.com/office/word/2010/wordprocessingInk" xmlns:wne="http://schemas.microsoft.com/office/word/2006/wordml" xmlns:wps="http://schemas.microsoft.com/office/word/2010/wordprocessingShape" mc:Ignorable="w14 w15 w16se w16cid w16 w16cex w16sdtdh wp14">
   <w:footnote w:type="separator" w:id="-1">
     <w:p>
       <w:r>
@@ -2959,7 +3156,7 @@
 </file>
 
 <file path=word/numbering.xml><?xml version="1.0" encoding="utf-8"?>
-<w:numbering xmlns:wpc="http://schemas.microsoft.com/office/word/2010/wordprocessingCanvas" xmlns:cx="http://schemas.microsoft.com/office/drawing/2014/chartex" xmlns:cx1="http://schemas.microsoft.com/office/drawing/2015/9/8/chartex" xmlns:cx2="http://schemas.microsoft.com/office/drawing/2015/10/21/chartex" xmlns:cx3="http://schemas.microsoft.com/office/drawing/2016/5/9/chartex" xmlns:cx4="http://schemas.microsoft.com/office/drawing/2016/5/10/chartex" xmlns:cx5="http://schemas.microsoft.com/office/drawing/2016/5/11/chartex" xmlns:cx6="http://schemas.microsoft.com/office/drawing/2016/5/12/chartex" xmlns:cx7="http://schemas.microsoft.com/office/drawing/2016/5/13/chartex" xmlns:cx8="http://schemas.microsoft.com/office/drawing/2016/5/14/chartex" xmlns:mc="http://schemas.openxmlformats.org/markup-compatibility/2006" xmlns:aink="http://schemas.microsoft.com/office/drawing/2016/ink" xmlns:am3d="http://schemas.microsoft.com/office/drawing/2017/model3d" xmlns:o="urn:schemas-microsoft-com:office:office" xmlns:oel="http://schemas.microsoft.com/office/2019/extlst" xmlns:r="http://schemas.openxmlformats.org/officeDocument/2006/relationships" xmlns:m="http://schemas.openxmlformats.org/officeDocument/2006/math" xmlns:v="urn:schemas-microsoft-com:vml" xmlns:wp14="http://schemas.microsoft.com/office/word/2010/wordprocessingDrawing" xmlns:wp="http://schemas.openxmlformats.org/drawingml/2006/wordprocessingDrawing" xmlns:w10="urn:schemas-microsoft-com:office:word" xmlns:w="http://schemas.openxmlformats.org/wordprocessingml/2006/main" xmlns:w14="http://schemas.microsoft.com/office/word/2010/wordml" xmlns:w15="http://schemas.microsoft.com/office/word/2012/wordml" xmlns:w16cex="http://schemas.microsoft.com/office/word/2018/wordml/cex" xmlns:w16cid="http://schemas.microsoft.com/office/word/2016/wordml/cid" xmlns:w16="http://schemas.microsoft.com/office/word/2018/wordml" xmlns:w16du="http://schemas.microsoft.com/office/word/2023/wordml/word16du" xmlns:w16sdtdh="http://schemas.microsoft.com/office/word/2020/wordml/sdtdatahash" xmlns:w16sdtfl="http://schemas.microsoft.com/office/word/2024/wordml/sdtformatlock" xmlns:w16se="http://schemas.microsoft.com/office/word/2015/wordml/symex" xmlns:wpg="http://schemas.microsoft.com/office/word/2010/wordprocessingGroup" xmlns:wpi="http://schemas.microsoft.com/office/word/2010/wordprocessingInk" xmlns:wne="http://schemas.microsoft.com/office/word/2006/wordml" xmlns:wps="http://schemas.microsoft.com/office/word/2010/wordprocessingShape" mc:Ignorable="w14 w15 w16se w16cid w16 w16cex w16sdtdh w16sdtfl w16du wp14">
+<w:numbering xmlns:wpc="http://schemas.microsoft.com/office/word/2010/wordprocessingCanvas" xmlns:cx="http://schemas.microsoft.com/office/drawing/2014/chartex" xmlns:cx1="http://schemas.microsoft.com/office/drawing/2015/9/8/chartex" xmlns:cx2="http://schemas.microsoft.com/office/drawing/2015/10/21/chartex" xmlns:cx3="http://schemas.microsoft.com/office/drawing/2016/5/9/chartex" xmlns:cx4="http://schemas.microsoft.com/office/drawing/2016/5/10/chartex" xmlns:cx5="http://schemas.microsoft.com/office/drawing/2016/5/11/chartex" xmlns:cx6="http://schemas.microsoft.com/office/drawing/2016/5/12/chartex" xmlns:cx7="http://schemas.microsoft.com/office/drawing/2016/5/13/chartex" xmlns:cx8="http://schemas.microsoft.com/office/drawing/2016/5/14/chartex" xmlns:mc="http://schemas.openxmlformats.org/markup-compatibility/2006" xmlns:aink="http://schemas.microsoft.com/office/drawing/2016/ink" xmlns:am3d="http://schemas.microsoft.com/office/drawing/2017/model3d" xmlns:o="urn:schemas-microsoft-com:office:office" xmlns:oel="http://schemas.microsoft.com/office/2019/extlst" xmlns:r="http://schemas.openxmlformats.org/officeDocument/2006/relationships" xmlns:m="http://schemas.openxmlformats.org/officeDocument/2006/math" xmlns:v="urn:schemas-microsoft-com:vml" xmlns:wp14="http://schemas.microsoft.com/office/word/2010/wordprocessingDrawing" xmlns:wp="http://schemas.openxmlformats.org/drawingml/2006/wordprocessingDrawing" xmlns:w10="urn:schemas-microsoft-com:office:word" xmlns:w="http://schemas.openxmlformats.org/wordprocessingml/2006/main" xmlns:w14="http://schemas.microsoft.com/office/word/2010/wordml" xmlns:w15="http://schemas.microsoft.com/office/word/2012/wordml" xmlns:w16cex="http://schemas.microsoft.com/office/word/2018/wordml/cex" xmlns:w16cid="http://schemas.microsoft.com/office/word/2016/wordml/cid" xmlns:w16="http://schemas.microsoft.com/office/word/2018/wordml" xmlns:w16sdtdh="http://schemas.microsoft.com/office/word/2020/wordml/sdtdatahash" xmlns:w16se="http://schemas.microsoft.com/office/word/2015/wordml/symex" xmlns:wpg="http://schemas.microsoft.com/office/word/2010/wordprocessingGroup" xmlns:wpi="http://schemas.microsoft.com/office/word/2010/wordprocessingInk" xmlns:wne="http://schemas.microsoft.com/office/word/2006/wordml" xmlns:wps="http://schemas.microsoft.com/office/word/2010/wordprocessingShape" mc:Ignorable="w14 w15 w16se w16cid w16 w16cex w16sdtdh wp14">
   <w:abstractNum w:abstractNumId="0" w15:restartNumberingAfterBreak="0">
     <w:nsid w:val="060D54CA"/>
     <w:multiLevelType w:val="hybridMultilevel"/>
@@ -3425,7 +3622,7 @@
         <w:ind w:left="360" w:hanging="360"/>
       </w:pPr>
       <w:rPr>
-        <w:rFonts w:ascii="仿宋" w:eastAsia="仿宋" w:hAnsi="仿宋" w:cstheme="minorBidi" w:hint="eastAsia"/>
+        <w:rFonts w:ascii="FangSong" w:eastAsia="FangSong" w:hAnsi="FangSong" w:cstheme="minorBidi" w:hint="eastAsia"/>
       </w:rPr>
     </w:lvl>
     <w:lvl w:ilvl="1" w:tplc="04090003" w:tentative="1">
@@ -3538,7 +3735,7 @@
         <w:ind w:left="360" w:hanging="360"/>
       </w:pPr>
       <w:rPr>
-        <w:rFonts w:ascii="仿宋" w:eastAsia="仿宋" w:hAnsi="仿宋" w:cstheme="minorBidi" w:hint="eastAsia"/>
+        <w:rFonts w:ascii="FangSong" w:eastAsia="FangSong" w:hAnsi="FangSong" w:cstheme="minorBidi" w:hint="eastAsia"/>
       </w:rPr>
     </w:lvl>
     <w:lvl w:ilvl="1" w:tplc="04090003" w:tentative="1">
@@ -3651,7 +3848,7 @@
         <w:ind w:left="360" w:hanging="360"/>
       </w:pPr>
       <w:rPr>
-        <w:rFonts w:ascii="等线" w:eastAsia="等线" w:hAnsi="等线" w:cstheme="minorBidi" w:hint="eastAsia"/>
+        <w:rFonts w:ascii="DengXian" w:eastAsia="DengXian" w:hAnsi="DengXian" w:cstheme="minorBidi" w:hint="eastAsia"/>
       </w:rPr>
     </w:lvl>
     <w:lvl w:ilvl="1" w:tplc="04090003" w:tentative="1">
@@ -3764,7 +3961,7 @@
         <w:ind w:left="360" w:hanging="360"/>
       </w:pPr>
       <w:rPr>
-        <w:rFonts w:ascii="仿宋" w:eastAsia="仿宋" w:hAnsi="仿宋" w:cstheme="minorBidi" w:hint="eastAsia"/>
+        <w:rFonts w:ascii="FangSong" w:eastAsia="FangSong" w:hAnsi="FangSong" w:cstheme="minorBidi" w:hint="eastAsia"/>
       </w:rPr>
     </w:lvl>
     <w:lvl w:ilvl="1" w:tplc="04090003" w:tentative="1">
@@ -3877,7 +4074,7 @@
         <w:ind w:left="360" w:hanging="360"/>
       </w:pPr>
       <w:rPr>
-        <w:rFonts w:ascii="仿宋" w:eastAsia="仿宋" w:hAnsi="仿宋" w:cstheme="minorBidi" w:hint="eastAsia"/>
+        <w:rFonts w:ascii="FangSong" w:eastAsia="FangSong" w:hAnsi="FangSong" w:cstheme="minorBidi" w:hint="eastAsia"/>
       </w:rPr>
     </w:lvl>
     <w:lvl w:ilvl="1" w:tplc="04090003" w:tentative="1">
@@ -4103,7 +4300,7 @@
         <w:ind w:left="360" w:hanging="360"/>
       </w:pPr>
       <w:rPr>
-        <w:rFonts w:ascii="等线" w:eastAsia="等线" w:hAnsi="等线" w:cs="Times New Roman" w:hint="eastAsia"/>
+        <w:rFonts w:ascii="DengXian" w:eastAsia="DengXian" w:hAnsi="DengXian" w:cs="Times New Roman" w:hint="eastAsia"/>
       </w:rPr>
     </w:lvl>
     <w:lvl w:ilvl="1" w:tplc="04090003" w:tentative="1">
@@ -4216,7 +4413,7 @@
         <w:ind w:left="360" w:hanging="360"/>
       </w:pPr>
       <w:rPr>
-        <w:rFonts w:ascii="仿宋" w:eastAsia="仿宋" w:hAnsi="仿宋" w:cstheme="minorBidi" w:hint="eastAsia"/>
+        <w:rFonts w:ascii="FangSong" w:eastAsia="FangSong" w:hAnsi="FangSong" w:cstheme="minorBidi" w:hint="eastAsia"/>
       </w:rPr>
     </w:lvl>
     <w:lvl w:ilvl="1" w:tplc="04090003" w:tentative="1">
@@ -4329,7 +4526,7 @@
         <w:ind w:left="360" w:hanging="360"/>
       </w:pPr>
       <w:rPr>
-        <w:rFonts w:ascii="等线" w:eastAsia="等线" w:hAnsi="等线" w:cstheme="minorBidi" w:hint="eastAsia"/>
+        <w:rFonts w:ascii="DengXian" w:eastAsia="DengXian" w:hAnsi="DengXian" w:cstheme="minorBidi" w:hint="eastAsia"/>
       </w:rPr>
     </w:lvl>
     <w:lvl w:ilvl="1" w:tplc="04090003" w:tentative="1">
@@ -4442,7 +4639,7 @@
         <w:ind w:left="360" w:hanging="360"/>
       </w:pPr>
       <w:rPr>
-        <w:rFonts w:ascii="等线" w:eastAsia="等线" w:hAnsi="等线" w:cstheme="minorBidi" w:hint="eastAsia"/>
+        <w:rFonts w:ascii="DengXian" w:eastAsia="DengXian" w:hAnsi="DengXian" w:cstheme="minorBidi" w:hint="eastAsia"/>
       </w:rPr>
     </w:lvl>
     <w:lvl w:ilvl="1" w:tplc="04090003" w:tentative="1">
@@ -4781,7 +4978,7 @@
         <w:ind w:left="360" w:hanging="360"/>
       </w:pPr>
       <w:rPr>
-        <w:rFonts w:ascii="仿宋" w:eastAsia="仿宋" w:hAnsi="仿宋" w:cstheme="minorBidi" w:hint="eastAsia"/>
+        <w:rFonts w:ascii="FangSong" w:eastAsia="FangSong" w:hAnsi="FangSong" w:cstheme="minorBidi" w:hint="eastAsia"/>
       </w:rPr>
     </w:lvl>
     <w:lvl w:ilvl="1" w:tplc="04090003" w:tentative="1">
@@ -5007,7 +5204,7 @@
         <w:ind w:left="360" w:hanging="360"/>
       </w:pPr>
       <w:rPr>
-        <w:rFonts w:ascii="仿宋" w:eastAsia="仿宋" w:hAnsi="仿宋" w:cstheme="minorBidi" w:hint="eastAsia"/>
+        <w:rFonts w:ascii="FangSong" w:eastAsia="FangSong" w:hAnsi="FangSong" w:cstheme="minorBidi" w:hint="eastAsia"/>
       </w:rPr>
     </w:lvl>
     <w:lvl w:ilvl="1" w:tplc="04090003" w:tentative="1">
@@ -5260,7 +5457,7 @@
 </file>
 
 <file path=word/styles.xml><?xml version="1.0" encoding="utf-8"?>
-<w:styles xmlns:mc="http://schemas.openxmlformats.org/markup-compatibility/2006" xmlns:r="http://schemas.openxmlformats.org/officeDocument/2006/relationships" xmlns:w="http://schemas.openxmlformats.org/wordprocessingml/2006/main" xmlns:w14="http://schemas.microsoft.com/office/word/2010/wordml" xmlns:w15="http://schemas.microsoft.com/office/word/2012/wordml" xmlns:w16cex="http://schemas.microsoft.com/office/word/2018/wordml/cex" xmlns:w16cid="http://schemas.microsoft.com/office/word/2016/wordml/cid" xmlns:w16="http://schemas.microsoft.com/office/word/2018/wordml" xmlns:w16du="http://schemas.microsoft.com/office/word/2023/wordml/word16du" xmlns:w16sdtdh="http://schemas.microsoft.com/office/word/2020/wordml/sdtdatahash" xmlns:w16sdtfl="http://schemas.microsoft.com/office/word/2024/wordml/sdtformatlock" xmlns:w16se="http://schemas.microsoft.com/office/word/2015/wordml/symex" mc:Ignorable="w14 w15 w16se w16cid w16 w16cex w16sdtdh w16sdtfl w16du">
+<w:styles xmlns:mc="http://schemas.openxmlformats.org/markup-compatibility/2006" xmlns:r="http://schemas.openxmlformats.org/officeDocument/2006/relationships" xmlns:w="http://schemas.openxmlformats.org/wordprocessingml/2006/main" xmlns:w14="http://schemas.microsoft.com/office/word/2010/wordml" xmlns:w15="http://schemas.microsoft.com/office/word/2012/wordml" xmlns:w16cex="http://schemas.microsoft.com/office/word/2018/wordml/cex" xmlns:w16cid="http://schemas.microsoft.com/office/word/2016/wordml/cid" xmlns:w16="http://schemas.microsoft.com/office/word/2018/wordml" xmlns:w16sdtdh="http://schemas.microsoft.com/office/word/2020/wordml/sdtdatahash" xmlns:w16se="http://schemas.microsoft.com/office/word/2015/wordml/symex" mc:Ignorable="w14 w15 w16se w16cid w16 w16cex w16sdtdh">
   <w:docDefaults>
     <w:rPrDefault>
       <w:rPr>
@@ -5651,7 +5848,7 @@
     <w:lsdException w:name="Unresolved Mention" w:semiHidden="1" w:unhideWhenUsed="1"/>
     <w:lsdException w:name="Smart Link" w:semiHidden="1" w:unhideWhenUsed="1"/>
   </w:latentStyles>
-  <w:style w:type="paragraph" w:default="1" w:styleId="a">
+  <w:style w:type="paragraph" w:default="1" w:styleId="Normal">
     <w:name w:val="Normal"/>
     <w:qFormat/>
     <w:pPr>
@@ -5659,11 +5856,11 @@
       <w:jc w:val="both"/>
     </w:pPr>
   </w:style>
-  <w:style w:type="paragraph" w:styleId="1">
+  <w:style w:type="paragraph" w:styleId="Heading1">
     <w:name w:val="heading 1"/>
-    <w:basedOn w:val="a"/>
-    <w:next w:val="a"/>
-    <w:link w:val="10"/>
+    <w:basedOn w:val="Normal"/>
+    <w:next w:val="Normal"/>
+    <w:link w:val="Heading1Char"/>
     <w:uiPriority w:val="9"/>
     <w:qFormat/>
     <w:rsid w:val="00274820"/>
@@ -5680,10 +5877,10 @@
       <w:szCs w:val="32"/>
     </w:rPr>
   </w:style>
-  <w:style w:type="paragraph" w:styleId="2">
+  <w:style w:type="paragraph" w:styleId="Heading2">
     <w:name w:val="heading 2"/>
-    <w:basedOn w:val="a"/>
-    <w:link w:val="20"/>
+    <w:basedOn w:val="Normal"/>
+    <w:link w:val="Heading2Char"/>
     <w:uiPriority w:val="9"/>
     <w:qFormat/>
     <w:rsid w:val="002D0468"/>
@@ -5702,13 +5899,13 @@
       <w:szCs w:val="36"/>
     </w:rPr>
   </w:style>
-  <w:style w:type="character" w:default="1" w:styleId="a0">
+  <w:style w:type="character" w:default="1" w:styleId="DefaultParagraphFont">
     <w:name w:val="Default Paragraph Font"/>
     <w:uiPriority w:val="1"/>
     <w:semiHidden/>
     <w:unhideWhenUsed/>
   </w:style>
-  <w:style w:type="table" w:default="1" w:styleId="a1">
+  <w:style w:type="table" w:default="1" w:styleId="TableNormal">
     <w:name w:val="Normal Table"/>
     <w:uiPriority w:val="99"/>
     <w:semiHidden/>
@@ -5723,15 +5920,15 @@
       </w:tblCellMar>
     </w:tblPr>
   </w:style>
-  <w:style w:type="numbering" w:default="1" w:styleId="a2">
+  <w:style w:type="numbering" w:default="1" w:styleId="NoList">
     <w:name w:val="No List"/>
     <w:uiPriority w:val="99"/>
     <w:semiHidden/>
     <w:unhideWhenUsed/>
   </w:style>
-  <w:style w:type="character" w:styleId="a3">
+  <w:style w:type="character" w:styleId="Hyperlink">
     <w:name w:val="Hyperlink"/>
-    <w:basedOn w:val="a0"/>
+    <w:basedOn w:val="DefaultParagraphFont"/>
     <w:uiPriority w:val="99"/>
     <w:unhideWhenUsed/>
     <w:rsid w:val="00196BF1"/>
@@ -5742,7 +5939,7 @@
   </w:style>
   <w:style w:type="character" w:customStyle="1" w:styleId="UnresolvedMention1">
     <w:name w:val="Unresolved Mention1"/>
-    <w:basedOn w:val="a0"/>
+    <w:basedOn w:val="DefaultParagraphFont"/>
     <w:uiPriority w:val="99"/>
     <w:semiHidden/>
     <w:unhideWhenUsed/>
@@ -5752,9 +5949,9 @@
       <w:shd w:val="clear" w:color="auto" w:fill="E1DFDD"/>
     </w:rPr>
   </w:style>
-  <w:style w:type="table" w:styleId="a4">
+  <w:style w:type="table" w:styleId="TableGrid">
     <w:name w:val="Table Grid"/>
-    <w:basedOn w:val="a1"/>
+    <w:basedOn w:val="TableNormal"/>
     <w:uiPriority w:val="39"/>
     <w:rsid w:val="001F4E7A"/>
     <w:rPr>
@@ -5773,9 +5970,9 @@
       </w:tblBorders>
     </w:tblPr>
   </w:style>
-  <w:style w:type="paragraph" w:styleId="a5">
+  <w:style w:type="paragraph" w:styleId="ListParagraph">
     <w:name w:val="List Paragraph"/>
-    <w:basedOn w:val="a"/>
+    <w:basedOn w:val="Normal"/>
     <w:uiPriority w:val="34"/>
     <w:qFormat/>
     <w:rsid w:val="009D636A"/>
@@ -5783,27 +5980,27 @@
       <w:ind w:firstLineChars="200" w:firstLine="420"/>
     </w:pPr>
   </w:style>
-  <w:style w:type="paragraph" w:styleId="a6">
+  <w:style w:type="paragraph" w:styleId="Date">
     <w:name w:val="Date"/>
-    <w:basedOn w:val="a"/>
-    <w:next w:val="a"/>
-    <w:link w:val="a7"/>
+    <w:basedOn w:val="Normal"/>
+    <w:next w:val="Normal"/>
+    <w:link w:val="DateChar"/>
     <w:uiPriority w:val="99"/>
     <w:semiHidden/>
     <w:unhideWhenUsed/>
     <w:rsid w:val="00FD4908"/>
   </w:style>
-  <w:style w:type="character" w:customStyle="1" w:styleId="a7">
-    <w:name w:val="日期 字符"/>
-    <w:basedOn w:val="a0"/>
-    <w:link w:val="a6"/>
+  <w:style w:type="character" w:customStyle="1" w:styleId="DateChar">
+    <w:name w:val="Date Char"/>
+    <w:basedOn w:val="DefaultParagraphFont"/>
+    <w:link w:val="Date"/>
     <w:uiPriority w:val="99"/>
     <w:semiHidden/>
     <w:rsid w:val="00FD4908"/>
   </w:style>
-  <w:style w:type="paragraph" w:styleId="a8">
+  <w:style w:type="paragraph" w:styleId="NormalWeb">
     <w:name w:val="Normal (Web)"/>
-    <w:basedOn w:val="a"/>
+    <w:basedOn w:val="Normal"/>
     <w:uiPriority w:val="99"/>
     <w:semiHidden/>
     <w:unhideWhenUsed/>
@@ -5820,10 +6017,10 @@
       <w:szCs w:val="24"/>
     </w:rPr>
   </w:style>
-  <w:style w:type="paragraph" w:styleId="a9">
+  <w:style w:type="paragraph" w:styleId="Header">
     <w:name w:val="header"/>
-    <w:basedOn w:val="a"/>
-    <w:link w:val="aa"/>
+    <w:basedOn w:val="Normal"/>
+    <w:link w:val="HeaderChar"/>
     <w:uiPriority w:val="99"/>
     <w:unhideWhenUsed/>
     <w:rsid w:val="00562007"/>
@@ -5843,10 +6040,10 @@
       <w:szCs w:val="18"/>
     </w:rPr>
   </w:style>
-  <w:style w:type="character" w:customStyle="1" w:styleId="aa">
-    <w:name w:val="页眉 字符"/>
-    <w:basedOn w:val="a0"/>
-    <w:link w:val="a9"/>
+  <w:style w:type="character" w:customStyle="1" w:styleId="HeaderChar">
+    <w:name w:val="Header Char"/>
+    <w:basedOn w:val="DefaultParagraphFont"/>
+    <w:link w:val="Header"/>
     <w:uiPriority w:val="99"/>
     <w:rsid w:val="00562007"/>
     <w:rPr>
@@ -5854,10 +6051,10 @@
       <w:szCs w:val="18"/>
     </w:rPr>
   </w:style>
-  <w:style w:type="paragraph" w:styleId="ab">
+  <w:style w:type="paragraph" w:styleId="Footer">
     <w:name w:val="footer"/>
-    <w:basedOn w:val="a"/>
-    <w:link w:val="ac"/>
+    <w:basedOn w:val="Normal"/>
+    <w:link w:val="FooterChar"/>
     <w:uiPriority w:val="99"/>
     <w:unhideWhenUsed/>
     <w:rsid w:val="00562007"/>
@@ -5874,10 +6071,10 @@
       <w:szCs w:val="18"/>
     </w:rPr>
   </w:style>
-  <w:style w:type="character" w:customStyle="1" w:styleId="ac">
-    <w:name w:val="页脚 字符"/>
-    <w:basedOn w:val="a0"/>
-    <w:link w:val="ab"/>
+  <w:style w:type="character" w:customStyle="1" w:styleId="FooterChar">
+    <w:name w:val="Footer Char"/>
+    <w:basedOn w:val="DefaultParagraphFont"/>
+    <w:link w:val="Footer"/>
     <w:uiPriority w:val="99"/>
     <w:rsid w:val="00562007"/>
     <w:rPr>
@@ -5885,10 +6082,10 @@
       <w:szCs w:val="18"/>
     </w:rPr>
   </w:style>
-  <w:style w:type="character" w:customStyle="1" w:styleId="20">
-    <w:name w:val="标题 2 字符"/>
-    <w:basedOn w:val="a0"/>
-    <w:link w:val="2"/>
+  <w:style w:type="character" w:customStyle="1" w:styleId="Heading2Char">
+    <w:name w:val="Heading 2 Char"/>
+    <w:basedOn w:val="DefaultParagraphFont"/>
+    <w:link w:val="Heading2"/>
     <w:uiPriority w:val="9"/>
     <w:rsid w:val="002D0468"/>
     <w:rPr>
@@ -5900,10 +6097,10 @@
       <w:szCs w:val="36"/>
     </w:rPr>
   </w:style>
-  <w:style w:type="character" w:customStyle="1" w:styleId="10">
-    <w:name w:val="标题 1 字符"/>
-    <w:basedOn w:val="a0"/>
-    <w:link w:val="1"/>
+  <w:style w:type="character" w:customStyle="1" w:styleId="Heading1Char">
+    <w:name w:val="Heading 1 Char"/>
+    <w:basedOn w:val="DefaultParagraphFont"/>
+    <w:link w:val="Heading1"/>
     <w:uiPriority w:val="9"/>
     <w:rsid w:val="00274820"/>
     <w:rPr>

--- a/cv/cv_zh.docx
+++ b/cv/cv_zh.docx
@@ -1,29 +1,29 @@
 
 <file path=word/document.xml><?xml version="1.0" encoding="utf-8"?>
-<w:document xmlns:wpc="http://schemas.microsoft.com/office/word/2010/wordprocessingCanvas" xmlns:cx="http://schemas.microsoft.com/office/drawing/2014/chartex" xmlns:cx1="http://schemas.microsoft.com/office/drawing/2015/9/8/chartex" xmlns:cx2="http://schemas.microsoft.com/office/drawing/2015/10/21/chartex" xmlns:cx3="http://schemas.microsoft.com/office/drawing/2016/5/9/chartex" xmlns:cx4="http://schemas.microsoft.com/office/drawing/2016/5/10/chartex" xmlns:cx5="http://schemas.microsoft.com/office/drawing/2016/5/11/chartex" xmlns:cx6="http://schemas.microsoft.com/office/drawing/2016/5/12/chartex" xmlns:cx7="http://schemas.microsoft.com/office/drawing/2016/5/13/chartex" xmlns:cx8="http://schemas.microsoft.com/office/drawing/2016/5/14/chartex" xmlns:mc="http://schemas.openxmlformats.org/markup-compatibility/2006" xmlns:aink="http://schemas.microsoft.com/office/drawing/2016/ink" xmlns:am3d="http://schemas.microsoft.com/office/drawing/2017/model3d" xmlns:o="urn:schemas-microsoft-com:office:office" xmlns:oel="http://schemas.microsoft.com/office/2019/extlst" xmlns:r="http://schemas.openxmlformats.org/officeDocument/2006/relationships" xmlns:m="http://schemas.openxmlformats.org/officeDocument/2006/math" xmlns:v="urn:schemas-microsoft-com:vml" xmlns:wp14="http://schemas.microsoft.com/office/word/2010/wordprocessingDrawing" xmlns:wp="http://schemas.openxmlformats.org/drawingml/2006/wordprocessingDrawing" xmlns:w10="urn:schemas-microsoft-com:office:word" xmlns:w="http://schemas.openxmlformats.org/wordprocessingml/2006/main" xmlns:w14="http://schemas.microsoft.com/office/word/2010/wordml" xmlns:w15="http://schemas.microsoft.com/office/word/2012/wordml" xmlns:w16cex="http://schemas.microsoft.com/office/word/2018/wordml/cex" xmlns:w16cid="http://schemas.microsoft.com/office/word/2016/wordml/cid" xmlns:w16="http://schemas.microsoft.com/office/word/2018/wordml" xmlns:w16sdtdh="http://schemas.microsoft.com/office/word/2020/wordml/sdtdatahash" xmlns:w16se="http://schemas.microsoft.com/office/word/2015/wordml/symex" xmlns:wpg="http://schemas.microsoft.com/office/word/2010/wordprocessingGroup" xmlns:wpi="http://schemas.microsoft.com/office/word/2010/wordprocessingInk" xmlns:wne="http://schemas.microsoft.com/office/word/2006/wordml" xmlns:wps="http://schemas.microsoft.com/office/word/2010/wordprocessingShape" mc:Ignorable="w14 w15 w16se w16cid w16 w16cex w16sdtdh wp14">
+<w:document xmlns:wpc="http://schemas.microsoft.com/office/word/2010/wordprocessingCanvas" xmlns:cx="http://schemas.microsoft.com/office/drawing/2014/chartex" xmlns:cx1="http://schemas.microsoft.com/office/drawing/2015/9/8/chartex" xmlns:cx2="http://schemas.microsoft.com/office/drawing/2015/10/21/chartex" xmlns:cx3="http://schemas.microsoft.com/office/drawing/2016/5/9/chartex" xmlns:cx4="http://schemas.microsoft.com/office/drawing/2016/5/10/chartex" xmlns:cx5="http://schemas.microsoft.com/office/drawing/2016/5/11/chartex" xmlns:cx6="http://schemas.microsoft.com/office/drawing/2016/5/12/chartex" xmlns:cx7="http://schemas.microsoft.com/office/drawing/2016/5/13/chartex" xmlns:cx8="http://schemas.microsoft.com/office/drawing/2016/5/14/chartex" xmlns:mc="http://schemas.openxmlformats.org/markup-compatibility/2006" xmlns:aink="http://schemas.microsoft.com/office/drawing/2016/ink" xmlns:am3d="http://schemas.microsoft.com/office/drawing/2017/model3d" xmlns:o="urn:schemas-microsoft-com:office:office" xmlns:oel="http://schemas.microsoft.com/office/2019/extlst" xmlns:r="http://schemas.openxmlformats.org/officeDocument/2006/relationships" xmlns:m="http://schemas.openxmlformats.org/officeDocument/2006/math" xmlns:v="urn:schemas-microsoft-com:vml" xmlns:wp14="http://schemas.microsoft.com/office/word/2010/wordprocessingDrawing" xmlns:wp="http://schemas.openxmlformats.org/drawingml/2006/wordprocessingDrawing" xmlns:w10="urn:schemas-microsoft-com:office:word" xmlns:w="http://schemas.openxmlformats.org/wordprocessingml/2006/main" xmlns:w14="http://schemas.microsoft.com/office/word/2010/wordml" xmlns:w15="http://schemas.microsoft.com/office/word/2012/wordml" xmlns:w16cex="http://schemas.microsoft.com/office/word/2018/wordml/cex" xmlns:w16cid="http://schemas.microsoft.com/office/word/2016/wordml/cid" xmlns:w16="http://schemas.microsoft.com/office/word/2018/wordml" xmlns:w16du="http://schemas.microsoft.com/office/word/2023/wordml/word16du" xmlns:w16sdtdh="http://schemas.microsoft.com/office/word/2020/wordml/sdtdatahash" xmlns:w16sdtfl="http://schemas.microsoft.com/office/word/2024/wordml/sdtformatlock" xmlns:w16se="http://schemas.microsoft.com/office/word/2015/wordml/symex" xmlns:wpg="http://schemas.microsoft.com/office/word/2010/wordprocessingGroup" xmlns:wpi="http://schemas.microsoft.com/office/word/2010/wordprocessingInk" xmlns:wne="http://schemas.microsoft.com/office/word/2006/wordml" xmlns:wps="http://schemas.microsoft.com/office/word/2010/wordprocessingShape" mc:Ignorable="w14 w15 w16se w16cid w16 w16cex w16sdtdh w16sdtfl w16du wp14">
   <w:body>
     <w:p>
       <w:pPr>
         <w:jc w:val="center"/>
         <w:rPr>
-          <w:rFonts w:ascii="FangSong" w:eastAsia="FangSong" w:hAnsi="FangSong" w:cs="Times New Roman"/>
-          <w:sz w:val="44"/>
-          <w:szCs w:val="48"/>
+          <w:rFonts w:ascii="仿宋" w:eastAsia="仿宋" w:hAnsi="仿宋" w:cs="Times New Roman"/>
+          <w:sz w:val="48"/>
+          <w:szCs w:val="52"/>
         </w:rPr>
       </w:pPr>
       <w:r>
         <w:rPr>
-          <w:rFonts w:ascii="FangSong" w:eastAsia="FangSong" w:hAnsi="FangSong" w:cs="Times New Roman" w:hint="eastAsia"/>
-          <w:sz w:val="44"/>
-          <w:szCs w:val="48"/>
+          <w:rFonts w:ascii="仿宋" w:eastAsia="仿宋" w:hAnsi="仿宋" w:cs="Times New Roman" w:hint="eastAsia"/>
+          <w:sz w:val="48"/>
+          <w:szCs w:val="52"/>
         </w:rPr>
         <w:t>唐 贺，CFA</w:t>
       </w:r>
     </w:p>
     <w:tbl>
       <w:tblPr>
-        <w:tblStyle w:val="TableGrid"/>
-        <w:tblW w:w="9862" w:type="dxa"/>
+        <w:tblStyle w:val="a4"/>
+        <w:tblW w:w="9776" w:type="dxa"/>
         <w:tblBorders>
           <w:top w:val="none" w:sz="0" w:space="0" w:color="auto"/>
           <w:left w:val="none" w:sz="0" w:space="0" w:color="auto"/>
@@ -35,29 +35,26 @@
         <w:tblLook w:val="04A0" w:firstRow="1" w:lastRow="0" w:firstColumn="1" w:lastColumn="0" w:noHBand="0" w:noVBand="1"/>
       </w:tblPr>
       <w:tblGrid>
-        <w:gridCol w:w="1854"/>
-        <w:gridCol w:w="8008"/>
+        <w:gridCol w:w="1838"/>
+        <w:gridCol w:w="7938"/>
       </w:tblGrid>
       <w:tr>
-        <w:trPr>
-          <w:trHeight w:val="311"/>
-        </w:trPr>
         <w:tc>
           <w:tcPr>
-            <w:tcW w:w="9862" w:type="dxa"/>
+            <w:tcW w:w="9776" w:type="dxa"/>
             <w:gridSpan w:val="2"/>
           </w:tcPr>
           <w:p>
             <w:pPr>
               <w:rPr>
-                <w:rFonts w:ascii="FangSong" w:eastAsia="FangSong" w:hAnsi="FangSong" w:cs="Times New Roman"/>
+                <w:rFonts w:ascii="仿宋" w:eastAsia="仿宋" w:hAnsi="仿宋" w:cs="Times New Roman"/>
                 <w:sz w:val="18"/>
                 <w:szCs w:val="18"/>
               </w:rPr>
             </w:pPr>
             <w:r>
               <w:rPr>
-                <w:rFonts w:ascii="FangSong" w:eastAsia="FangSong" w:hAnsi="FangSong" w:cs="Times New Roman" w:hint="eastAsia"/>
+                <w:rFonts w:ascii="仿宋" w:eastAsia="仿宋" w:hAnsi="仿宋" w:cs="Times New Roman" w:hint="eastAsia"/>
                 <w:b/>
                 <w:bCs/>
                 <w:noProof/>
@@ -113,7 +110,7 @@
                     </wp:anchor>
                   </w:drawing>
                 </mc:Choice>
-                <mc:Fallback xmlns:w16sdtfl="http://schemas.microsoft.com/office/word/2024/wordml/sdtformatlock" xmlns:w16du="http://schemas.microsoft.com/office/word/2023/wordml/word16du">
+                <mc:Fallback>
                   <w:pict>
                     <v:line w14:anchorId="57D58E22" id="直接连接符 1" o:spid="_x0000_s1026" style="position:absolute;z-index:251663360;visibility:visible;mso-wrap-style:square;mso-wrap-distance-left:9pt;mso-wrap-distance-top:0;mso-wrap-distance-right:9pt;mso-wrap-distance-bottom:0;mso-position-horizontal:absolute;mso-position-horizontal-relative:text;mso-position-vertical:absolute;mso-position-vertical-relative:text" from="-1.5pt,14.45pt" to="488.5pt,14.45pt" o:gfxdata="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" strokecolor="#a5a5a5 [3206]" strokeweight="1pt">
                       <v:stroke joinstyle="miter"/>
@@ -124,7 +121,7 @@
             </w:r>
             <w:r>
               <w:rPr>
-                <w:rFonts w:ascii="FangSong" w:eastAsia="FangSong" w:hAnsi="FangSong" w:cs="Times New Roman" w:hint="eastAsia"/>
+                <w:rFonts w:ascii="仿宋" w:eastAsia="仿宋" w:hAnsi="仿宋" w:cs="Times New Roman" w:hint="eastAsia"/>
                 <w:b/>
                 <w:bCs/>
                 <w:noProof/>
@@ -183,7 +180,7 @@
                     </wp:anchor>
                   </w:drawing>
                 </mc:Choice>
-                <mc:Fallback xmlns:w16sdtfl="http://schemas.microsoft.com/office/word/2024/wordml/sdtformatlock" xmlns:w16du="http://schemas.microsoft.com/office/word/2023/wordml/word16du">
+                <mc:Fallback>
                   <w:pict>
                     <v:line w14:anchorId="16BCBD64" id="直接连接符 2" o:spid="_x0000_s1026" style="position:absolute;z-index:251668480;visibility:visible;mso-wrap-style:square;mso-height-percent:0;mso-wrap-distance-left:9pt;mso-wrap-distance-top:0;mso-wrap-distance-right:9pt;mso-wrap-distance-bottom:0;mso-position-horizontal:absolute;mso-position-horizontal-relative:text;mso-position-vertical:absolute;mso-position-vertical-relative:text;mso-height-percent:0;mso-height-relative:margin" from="86.55pt,15.3pt" to="86.55pt,399.3pt" o:gfxdata="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" strokecolor="#a5a5a5 [3206]" strokeweight="1pt">
                       <v:stroke joinstyle="miter"/>
@@ -194,7 +191,7 @@
             </w:r>
             <w:r>
               <w:rPr>
-                <w:rFonts w:ascii="FangSong" w:eastAsia="FangSong" w:hAnsi="FangSong" w:cs="Times New Roman" w:hint="eastAsia"/>
+                <w:rFonts w:ascii="仿宋" w:eastAsia="仿宋" w:hAnsi="仿宋" w:cs="Times New Roman" w:hint="eastAsia"/>
                 <w:b/>
                 <w:bCs/>
                 <w:sz w:val="22"/>
@@ -203,61 +200,615 @@
             </w:r>
             <w:r>
               <w:rPr>
-                <w:rFonts w:ascii="FangSong" w:eastAsia="FangSong" w:hAnsi="FangSong" w:cs="Times New Roman" w:hint="eastAsia"/>
+                <w:rFonts w:ascii="仿宋" w:eastAsia="仿宋" w:hAnsi="仿宋" w:cs="Times New Roman" w:hint="eastAsia"/>
                 <w:b/>
                 <w:bCs/>
                 <w:sz w:val="22"/>
               </w:rPr>
               <w:t>工作经历</w:t>
+            </w:r>
+          </w:p>
+        </w:tc>
+      </w:tr>
+      <w:tr>
+        <w:tc>
+          <w:tcPr>
+            <w:tcW w:w="1838" w:type="dxa"/>
+            <w:vMerge w:val="restart"/>
+          </w:tcPr>
+          <w:p>
+            <w:pPr>
+              <w:jc w:val="right"/>
+              <w:rPr>
+                <w:rFonts w:ascii="仿宋" w:eastAsia="仿宋" w:hAnsi="仿宋" w:cs="Times New Roman"/>
+                <w:sz w:val="18"/>
+                <w:szCs w:val="18"/>
+              </w:rPr>
+            </w:pPr>
+            <w:r>
+              <w:rPr>
+                <w:rFonts w:ascii="仿宋" w:eastAsia="仿宋" w:hAnsi="仿宋" w:cs="Times New Roman" w:hint="eastAsia"/>
+                <w:sz w:val="18"/>
+                <w:szCs w:val="18"/>
+              </w:rPr>
+              <w:t>2018.</w:t>
+            </w:r>
+            <w:r>
+              <w:rPr>
+                <w:rFonts w:ascii="仿宋" w:eastAsia="仿宋" w:hAnsi="仿宋" w:cs="Times New Roman" w:hint="eastAsia"/>
+                <w:sz w:val="18"/>
+                <w:szCs w:val="18"/>
+              </w:rPr>
+              <w:t>11</w:t>
+            </w:r>
+            <w:r>
+              <w:rPr>
+                <w:rFonts w:ascii="仿宋" w:eastAsia="仿宋" w:hAnsi="仿宋" w:cs="Times New Roman"/>
+                <w:sz w:val="18"/>
+                <w:szCs w:val="18"/>
+              </w:rPr>
+              <w:t>–</w:t>
+            </w:r>
+            <w:r>
+              <w:rPr>
+                <w:rFonts w:ascii="仿宋" w:eastAsia="仿宋" w:hAnsi="仿宋" w:cs="Times New Roman" w:hint="eastAsia"/>
+                <w:sz w:val="18"/>
+                <w:szCs w:val="18"/>
+              </w:rPr>
+              <w:t>至今</w:t>
+            </w:r>
+          </w:p>
+        </w:tc>
+        <w:tc>
+          <w:tcPr>
+            <w:tcW w:w="7938" w:type="dxa"/>
+          </w:tcPr>
+          <w:p>
+            <w:pPr>
+              <w:rPr>
+                <w:rFonts w:ascii="仿宋" w:eastAsia="仿宋" w:hAnsi="仿宋" w:cs="Times New Roman"/>
+                <w:sz w:val="18"/>
+                <w:szCs w:val="18"/>
+              </w:rPr>
+            </w:pPr>
+            <w:r>
+              <w:rPr>
+                <w:rFonts w:ascii="仿宋" w:eastAsia="仿宋" w:hAnsi="仿宋" w:cs="Times New Roman" w:hint="eastAsia"/>
+                <w:b/>
+                <w:bCs/>
+                <w:sz w:val="22"/>
+              </w:rPr>
+              <w:t xml:space="preserve">清华大学生物计算平台                           </w:t>
+            </w:r>
+            <w:r>
+              <w:rPr>
+                <w:rFonts w:ascii="仿宋" w:eastAsia="仿宋" w:hAnsi="仿宋" w:cs="Times New Roman" w:hint="eastAsia"/>
+                <w:b/>
+                <w:bCs/>
+                <w:sz w:val="22"/>
+              </w:rPr>
+              <w:t xml:space="preserve">      </w:t>
+            </w:r>
+            <w:r>
+              <w:rPr>
+                <w:rFonts w:ascii="仿宋" w:eastAsia="仿宋" w:hAnsi="仿宋" w:cs="Times New Roman" w:hint="eastAsia"/>
+                <w:b/>
+                <w:bCs/>
+                <w:sz w:val="22"/>
+              </w:rPr>
+              <w:t xml:space="preserve"> </w:t>
+            </w:r>
+            <w:r>
+              <w:rPr>
+                <w:rFonts w:ascii="仿宋" w:eastAsia="仿宋" w:hAnsi="仿宋" w:cs="Times New Roman" w:hint="eastAsia"/>
+                <w:b/>
+                <w:bCs/>
+                <w:sz w:val="22"/>
+              </w:rPr>
+              <w:t xml:space="preserve"> </w:t>
+            </w:r>
+            <w:r>
+              <w:rPr>
+                <w:rFonts w:ascii="仿宋" w:eastAsia="仿宋" w:hAnsi="仿宋" w:cs="Times New Roman" w:hint="eastAsia"/>
+                <w:b/>
+                <w:bCs/>
+                <w:sz w:val="21"/>
+                <w:szCs w:val="22"/>
+              </w:rPr>
+              <w:t xml:space="preserve"> </w:t>
+            </w:r>
+            <w:r>
+              <w:rPr>
+                <w:rFonts w:ascii="仿宋" w:eastAsia="仿宋" w:hAnsi="仿宋" w:cs="Times New Roman" w:hint="eastAsia"/>
+                <w:sz w:val="22"/>
+              </w:rPr>
+              <w:t>运维开发工程师</w:t>
             </w:r>
           </w:p>
         </w:tc>
       </w:tr>
       <w:tr>
         <w:trPr>
-          <w:trHeight w:val="311"/>
+          <w:trHeight w:val="3580"/>
         </w:trPr>
         <w:tc>
           <w:tcPr>
-            <w:tcW w:w="1854" w:type="dxa"/>
+            <w:tcW w:w="1838" w:type="dxa"/>
+            <w:vMerge/>
+          </w:tcPr>
+          <w:p>
+            <w:pPr>
+              <w:jc w:val="right"/>
+              <w:rPr>
+                <w:rFonts w:ascii="仿宋" w:eastAsia="仿宋" w:hAnsi="仿宋" w:cs="Times New Roman"/>
+                <w:sz w:val="18"/>
+                <w:szCs w:val="18"/>
+              </w:rPr>
+            </w:pPr>
+          </w:p>
+        </w:tc>
+        <w:tc>
+          <w:tcPr>
+            <w:tcW w:w="7938" w:type="dxa"/>
+          </w:tcPr>
+          <w:p>
+            <w:pPr>
+              <w:rPr>
+                <w:rFonts w:ascii="仿宋" w:eastAsia="仿宋" w:hAnsi="仿宋"/>
+                <w:sz w:val="20"/>
+                <w:szCs w:val="20"/>
+              </w:rPr>
+            </w:pPr>
+            <w:r>
+              <w:rPr>
+                <w:rFonts w:ascii="仿宋" w:eastAsia="仿宋" w:hAnsi="仿宋" w:hint="eastAsia"/>
+                <w:sz w:val="20"/>
+                <w:szCs w:val="20"/>
+              </w:rPr>
+              <w:t>· 中国科学院工程技术系列中级专业技术职务工程师任职资格</w:t>
+            </w:r>
+          </w:p>
+          <w:p>
+            <w:pPr>
+              <w:rPr>
+                <w:rFonts w:ascii="仿宋" w:eastAsia="仿宋" w:hAnsi="仿宋"/>
+                <w:sz w:val="20"/>
+                <w:szCs w:val="20"/>
+              </w:rPr>
+            </w:pPr>
+            <w:r>
+              <w:rPr>
+                <w:rFonts w:ascii="仿宋" w:eastAsia="仿宋" w:hAnsi="仿宋" w:hint="eastAsia"/>
+                <w:sz w:val="20"/>
+                <w:szCs w:val="20"/>
+              </w:rPr>
+              <w:t xml:space="preserve">· </w:t>
+            </w:r>
+            <w:r>
+              <w:rPr>
+                <w:rFonts w:ascii="仿宋" w:eastAsia="仿宋" w:hAnsi="仿宋"/>
+                <w:sz w:val="20"/>
+                <w:szCs w:val="20"/>
+              </w:rPr>
+              <w:t>2024清华大学实验技术发展基金技术创新二等</w:t>
+            </w:r>
+            <w:r>
+              <w:rPr>
+                <w:rFonts w:ascii="仿宋" w:eastAsia="仿宋" w:hAnsi="仿宋" w:hint="eastAsia"/>
+                <w:sz w:val="20"/>
+                <w:szCs w:val="20"/>
+              </w:rPr>
+              <w:t>奖</w:t>
+            </w:r>
+          </w:p>
+          <w:p>
+            <w:pPr>
+              <w:rPr>
+                <w:rFonts w:ascii="仿宋" w:eastAsia="仿宋" w:hAnsi="仿宋"/>
+                <w:sz w:val="20"/>
+                <w:szCs w:val="20"/>
+              </w:rPr>
+            </w:pPr>
+            <w:r>
+              <w:rPr>
+                <w:rFonts w:ascii="仿宋" w:eastAsia="仿宋" w:hAnsi="仿宋" w:hint="eastAsia"/>
+                <w:sz w:val="20"/>
+                <w:szCs w:val="20"/>
+              </w:rPr>
+              <w:t xml:space="preserve">· </w:t>
+            </w:r>
+            <w:r>
+              <w:rPr>
+                <w:rFonts w:ascii="仿宋" w:eastAsia="仿宋" w:hAnsi="仿宋"/>
+                <w:sz w:val="20"/>
+                <w:szCs w:val="20"/>
+              </w:rPr>
+              <w:t>2022,</w:t>
+            </w:r>
+            <w:r>
+              <w:rPr>
+                <w:rFonts w:ascii="仿宋" w:eastAsia="仿宋" w:hAnsi="仿宋" w:hint="eastAsia"/>
+                <w:sz w:val="20"/>
+                <w:szCs w:val="20"/>
+              </w:rPr>
+              <w:t xml:space="preserve"> </w:t>
+            </w:r>
+            <w:r>
+              <w:rPr>
+                <w:rFonts w:ascii="仿宋" w:eastAsia="仿宋" w:hAnsi="仿宋"/>
+                <w:sz w:val="20"/>
+                <w:szCs w:val="20"/>
+              </w:rPr>
+              <w:t>2024清华大学生命学科校级平台"先进个人"</w:t>
+            </w:r>
+          </w:p>
+          <w:p>
+            <w:pPr>
+              <w:rPr>
+                <w:rFonts w:ascii="仿宋" w:eastAsia="仿宋" w:hAnsi="仿宋"/>
+                <w:sz w:val="20"/>
+                <w:szCs w:val="20"/>
+              </w:rPr>
+            </w:pPr>
+            <w:r>
+              <w:rPr>
+                <w:rFonts w:ascii="仿宋" w:eastAsia="仿宋" w:hAnsi="仿宋" w:hint="eastAsia"/>
+                <w:sz w:val="20"/>
+                <w:szCs w:val="20"/>
+              </w:rPr>
+              <w:t xml:space="preserve">· </w:t>
+            </w:r>
+            <w:r>
+              <w:rPr>
+                <w:rFonts w:ascii="仿宋" w:eastAsia="仿宋" w:hAnsi="仿宋"/>
+                <w:sz w:val="20"/>
+                <w:szCs w:val="20"/>
+              </w:rPr>
+              <w:t>2023,</w:t>
+            </w:r>
+            <w:r>
+              <w:rPr>
+                <w:rFonts w:ascii="仿宋" w:eastAsia="仿宋" w:hAnsi="仿宋" w:hint="eastAsia"/>
+                <w:sz w:val="20"/>
+                <w:szCs w:val="20"/>
+              </w:rPr>
+              <w:t xml:space="preserve"> </w:t>
+            </w:r>
+            <w:r>
+              <w:rPr>
+                <w:rFonts w:ascii="仿宋" w:eastAsia="仿宋" w:hAnsi="仿宋"/>
+                <w:sz w:val="20"/>
+                <w:szCs w:val="20"/>
+              </w:rPr>
+              <w:t>2024中国高校算力优秀案例奖</w:t>
+            </w:r>
+          </w:p>
+          <w:p>
+            <w:pPr>
+              <w:rPr>
+                <w:rFonts w:ascii="仿宋" w:eastAsia="仿宋" w:hAnsi="仿宋"/>
+                <w:sz w:val="20"/>
+                <w:szCs w:val="20"/>
+              </w:rPr>
+            </w:pPr>
+            <w:r>
+              <w:rPr>
+                <w:rFonts w:ascii="仿宋" w:eastAsia="仿宋" w:hAnsi="仿宋" w:hint="eastAsia"/>
+                <w:sz w:val="20"/>
+                <w:szCs w:val="20"/>
+              </w:rPr>
+              <w:t xml:space="preserve">· </w:t>
+            </w:r>
+            <w:r>
+              <w:rPr>
+                <w:rFonts w:ascii="仿宋" w:eastAsia="仿宋" w:hAnsi="仿宋"/>
+                <w:sz w:val="20"/>
+                <w:szCs w:val="20"/>
+              </w:rPr>
+              <w:t>2021,</w:t>
+            </w:r>
+            <w:r>
+              <w:rPr>
+                <w:rFonts w:ascii="仿宋" w:eastAsia="仿宋" w:hAnsi="仿宋" w:hint="eastAsia"/>
+                <w:sz w:val="20"/>
+                <w:szCs w:val="20"/>
+              </w:rPr>
+              <w:t xml:space="preserve"> </w:t>
+            </w:r>
+            <w:r>
+              <w:rPr>
+                <w:rFonts w:ascii="仿宋" w:eastAsia="仿宋" w:hAnsi="仿宋"/>
+                <w:sz w:val="20"/>
+                <w:szCs w:val="20"/>
+              </w:rPr>
+              <w:t>2023,</w:t>
+            </w:r>
+            <w:r>
+              <w:rPr>
+                <w:rFonts w:ascii="仿宋" w:eastAsia="仿宋" w:hAnsi="仿宋" w:hint="eastAsia"/>
+                <w:sz w:val="20"/>
+                <w:szCs w:val="20"/>
+              </w:rPr>
+              <w:t xml:space="preserve"> </w:t>
+            </w:r>
+            <w:r>
+              <w:rPr>
+                <w:rFonts w:ascii="仿宋" w:eastAsia="仿宋" w:hAnsi="仿宋"/>
+                <w:sz w:val="20"/>
+                <w:szCs w:val="20"/>
+              </w:rPr>
+              <w:t>2024</w:t>
+            </w:r>
+            <w:r>
+              <w:rPr>
+                <w:rFonts w:ascii="仿宋" w:eastAsia="仿宋" w:hAnsi="仿宋" w:hint="eastAsia"/>
+                <w:sz w:val="20"/>
+                <w:szCs w:val="20"/>
+              </w:rPr>
+              <w:t>, 2025</w:t>
+            </w:r>
+            <w:r>
+              <w:rPr>
+                <w:rFonts w:ascii="仿宋" w:eastAsia="仿宋" w:hAnsi="仿宋"/>
+                <w:sz w:val="20"/>
+                <w:szCs w:val="20"/>
+              </w:rPr>
+              <w:t>清华大学大型仪器设备使用效益奖</w:t>
+            </w:r>
+          </w:p>
+          <w:p>
+            <w:pPr>
+              <w:rPr>
+                <w:rFonts w:ascii="仿宋" w:eastAsia="仿宋" w:hAnsi="仿宋"/>
+                <w:sz w:val="20"/>
+                <w:szCs w:val="20"/>
+              </w:rPr>
+            </w:pPr>
+            <w:r>
+              <w:rPr>
+                <w:rFonts w:ascii="仿宋" w:eastAsia="仿宋" w:hAnsi="仿宋" w:hint="eastAsia"/>
+                <w:sz w:val="20"/>
+                <w:szCs w:val="20"/>
+              </w:rPr>
+              <w:t xml:space="preserve">· </w:t>
+            </w:r>
+            <w:r>
+              <w:rPr>
+                <w:rFonts w:ascii="仿宋" w:eastAsia="仿宋" w:hAnsi="仿宋"/>
+                <w:sz w:val="20"/>
+                <w:szCs w:val="20"/>
+              </w:rPr>
+              <w:t>2019,</w:t>
+            </w:r>
+            <w:r>
+              <w:rPr>
+                <w:rFonts w:ascii="仿宋" w:eastAsia="仿宋" w:hAnsi="仿宋" w:hint="eastAsia"/>
+                <w:sz w:val="20"/>
+                <w:szCs w:val="20"/>
+              </w:rPr>
+              <w:t xml:space="preserve"> </w:t>
+            </w:r>
+            <w:r>
+              <w:rPr>
+                <w:rFonts w:ascii="仿宋" w:eastAsia="仿宋" w:hAnsi="仿宋"/>
+                <w:sz w:val="20"/>
+                <w:szCs w:val="20"/>
+              </w:rPr>
+              <w:t>2022</w:t>
+            </w:r>
+            <w:r>
+              <w:rPr>
+                <w:rFonts w:ascii="仿宋" w:eastAsia="仿宋" w:hAnsi="仿宋" w:hint="eastAsia"/>
+                <w:sz w:val="20"/>
+                <w:szCs w:val="20"/>
+              </w:rPr>
+              <w:t>, 2025</w:t>
+            </w:r>
+            <w:r>
+              <w:rPr>
+                <w:rFonts w:ascii="仿宋" w:eastAsia="仿宋" w:hAnsi="仿宋"/>
+                <w:sz w:val="20"/>
+                <w:szCs w:val="20"/>
+              </w:rPr>
+              <w:t>清华大学实验室创新基金</w:t>
+            </w:r>
+          </w:p>
+          <w:p>
+            <w:pPr>
+              <w:rPr>
+                <w:rFonts w:ascii="仿宋" w:eastAsia="仿宋" w:hAnsi="仿宋"/>
+                <w:sz w:val="20"/>
+                <w:szCs w:val="20"/>
+              </w:rPr>
+            </w:pPr>
+            <w:r>
+              <w:rPr>
+                <w:rFonts w:ascii="仿宋" w:eastAsia="仿宋" w:hAnsi="仿宋" w:hint="eastAsia"/>
+                <w:sz w:val="20"/>
+                <w:szCs w:val="20"/>
+              </w:rPr>
+              <w:t xml:space="preserve">· </w:t>
+            </w:r>
+            <w:r>
+              <w:rPr>
+                <w:rFonts w:ascii="仿宋" w:eastAsia="仿宋" w:hAnsi="仿宋"/>
+                <w:sz w:val="20"/>
+                <w:szCs w:val="20"/>
+              </w:rPr>
+              <w:t>2019生物信息学教育部重点实验室开放课题</w:t>
+            </w:r>
+          </w:p>
+          <w:p>
+            <w:pPr>
+              <w:rPr>
+                <w:rFonts w:ascii="仿宋" w:eastAsia="仿宋" w:hAnsi="仿宋"/>
+                <w:sz w:val="20"/>
+                <w:szCs w:val="20"/>
+              </w:rPr>
+            </w:pPr>
+            <w:r>
+              <w:rPr>
+                <w:rFonts w:ascii="仿宋" w:eastAsia="仿宋" w:hAnsi="仿宋" w:hint="eastAsia"/>
+                <w:sz w:val="20"/>
+                <w:szCs w:val="20"/>
+              </w:rPr>
+              <w:t>·</w:t>
+            </w:r>
+            <w:r>
+              <w:rPr>
+                <w:rFonts w:ascii="仿宋" w:eastAsia="仿宋" w:hAnsi="仿宋" w:hint="eastAsia"/>
+                <w:sz w:val="20"/>
+                <w:szCs w:val="20"/>
+              </w:rPr>
+              <w:t xml:space="preserve"> </w:t>
+            </w:r>
+            <w:r>
+              <w:rPr>
+                <w:rFonts w:ascii="仿宋" w:eastAsia="仿宋" w:hAnsi="仿宋"/>
+                <w:sz w:val="20"/>
+                <w:szCs w:val="20"/>
+              </w:rPr>
+              <w:t>重点项目</w:t>
+            </w:r>
+          </w:p>
+          <w:p>
+            <w:pPr>
+              <w:ind w:leftChars="200" w:left="420"/>
+              <w:rPr>
+                <w:rFonts w:ascii="仿宋" w:eastAsia="仿宋" w:hAnsi="仿宋"/>
+                <w:sz w:val="20"/>
+                <w:szCs w:val="20"/>
+              </w:rPr>
+            </w:pPr>
+            <w:r>
+              <w:rPr>
+                <w:rFonts w:ascii="仿宋" w:eastAsia="仿宋" w:hAnsi="仿宋"/>
+                <w:sz w:val="20"/>
+                <w:szCs w:val="20"/>
+              </w:rPr>
+              <w:t>1.全栈开发代谢与脂质组学数据检索网站</w:t>
+            </w:r>
+          </w:p>
+          <w:p>
+            <w:pPr>
+              <w:ind w:leftChars="200" w:left="420"/>
+              <w:rPr>
+                <w:rFonts w:ascii="仿宋" w:eastAsia="仿宋" w:hAnsi="仿宋"/>
+                <w:sz w:val="20"/>
+                <w:szCs w:val="20"/>
+              </w:rPr>
+            </w:pPr>
+            <w:r>
+              <w:rPr>
+                <w:rFonts w:ascii="仿宋" w:eastAsia="仿宋" w:hAnsi="仿宋"/>
+                <w:sz w:val="20"/>
+                <w:szCs w:val="20"/>
+              </w:rPr>
+              <w:t>2.为清华大学结构生物学高精尖创新中心开发跨平台d-star-trek套件软件</w:t>
+            </w:r>
+          </w:p>
+          <w:p>
+            <w:pPr>
+              <w:ind w:leftChars="200" w:left="420"/>
+              <w:rPr>
+                <w:rFonts w:ascii="仿宋" w:eastAsia="仿宋" w:hAnsi="仿宋" w:cs="Times New Roman"/>
+                <w:sz w:val="18"/>
+                <w:szCs w:val="18"/>
+              </w:rPr>
+            </w:pPr>
+            <w:r>
+              <w:rPr>
+                <w:rFonts w:ascii="仿宋" w:eastAsia="仿宋" w:hAnsi="仿宋" w:cs="Times New Roman" w:hint="eastAsia"/>
+                <w:sz w:val="18"/>
+                <w:szCs w:val="18"/>
+              </w:rPr>
+              <w:t>3.设计开发</w:t>
+            </w:r>
+            <w:r>
+              <w:rPr>
+                <w:rFonts w:ascii="仿宋" w:eastAsia="仿宋" w:hAnsi="仿宋" w:cs="Times New Roman" w:hint="eastAsia"/>
+                <w:sz w:val="18"/>
+                <w:szCs w:val="18"/>
+              </w:rPr>
+              <w:t>生物计算</w:t>
+            </w:r>
+            <w:r>
+              <w:rPr>
+                <w:rFonts w:ascii="仿宋" w:eastAsia="仿宋" w:hAnsi="仿宋" w:cs="Times New Roman" w:hint="eastAsia"/>
+                <w:sz w:val="18"/>
+                <w:szCs w:val="18"/>
+              </w:rPr>
+              <w:t>平台大型集群系统监控lkup系统</w:t>
+            </w:r>
+          </w:p>
+        </w:tc>
+      </w:tr>
+      <w:tr>
+        <w:tc>
+          <w:tcPr>
+            <w:tcW w:w="1838" w:type="dxa"/>
             <w:vMerge w:val="restart"/>
           </w:tcPr>
           <w:p>
             <w:pPr>
               <w:jc w:val="right"/>
               <w:rPr>
-                <w:rFonts w:ascii="FangSong" w:eastAsia="FangSong" w:hAnsi="FangSong" w:cs="Times New Roman"/>
+                <w:rFonts w:ascii="仿宋" w:eastAsia="仿宋" w:hAnsi="仿宋" w:cs="Times New Roman"/>
                 <w:sz w:val="18"/>
                 <w:szCs w:val="18"/>
               </w:rPr>
             </w:pPr>
             <w:r>
               <w:rPr>
-                <w:rFonts w:ascii="FangSong" w:eastAsia="FangSong" w:hAnsi="FangSong" w:cs="Times New Roman" w:hint="eastAsia"/>
-                <w:sz w:val="18"/>
-                <w:szCs w:val="18"/>
-              </w:rPr>
-              <w:t>2018.</w:t>
-            </w:r>
-            <w:r>
-              <w:rPr>
-                <w:rFonts w:ascii="FangSong" w:eastAsia="FangSong" w:hAnsi="FangSong" w:cs="Times New Roman" w:hint="eastAsia"/>
-                <w:sz w:val="18"/>
-                <w:szCs w:val="18"/>
-              </w:rPr>
-              <w:t>11</w:t>
-            </w:r>
-            <w:r>
-              <w:rPr>
-                <w:rFonts w:ascii="FangSong" w:eastAsia="FangSong" w:hAnsi="FangSong" w:cs="Times New Roman"/>
-                <w:sz w:val="18"/>
-                <w:szCs w:val="18"/>
-              </w:rPr>
-              <w:t>–</w:t>
-            </w:r>
-            <w:r>
-              <w:rPr>
-                <w:rFonts w:ascii="FangSong" w:eastAsia="FangSong" w:hAnsi="FangSong" w:cs="Times New Roman" w:hint="eastAsia"/>
+                <w:rFonts w:ascii="仿宋" w:eastAsia="仿宋" w:hAnsi="仿宋" w:cs="Times New Roman" w:hint="eastAsia"/>
+                <w:sz w:val="18"/>
+                <w:szCs w:val="18"/>
+              </w:rPr>
+              <w:t>2025.</w:t>
+            </w:r>
+            <w:r>
+              <w:rPr>
+                <w:rFonts w:ascii="仿宋" w:eastAsia="仿宋" w:hAnsi="仿宋" w:cs="Times New Roman" w:hint="eastAsia"/>
+                <w:sz w:val="18"/>
+                <w:szCs w:val="18"/>
+              </w:rPr>
+              <w:t>0</w:t>
+            </w:r>
+            <w:r>
+              <w:rPr>
+                <w:rFonts w:ascii="仿宋" w:eastAsia="仿宋" w:hAnsi="仿宋" w:cs="Times New Roman" w:hint="eastAsia"/>
+                <w:sz w:val="18"/>
+                <w:szCs w:val="18"/>
+              </w:rPr>
+              <w:t>1</w:t>
+            </w:r>
+            <w:r>
+              <w:rPr>
+                <w:rFonts w:ascii="仿宋" w:eastAsia="仿宋" w:hAnsi="仿宋" w:cs="Times New Roman" w:hint="eastAsia"/>
+                <w:sz w:val="18"/>
+                <w:szCs w:val="18"/>
+              </w:rPr>
+              <w:t xml:space="preserve"> </w:t>
+            </w:r>
+            <w:r>
+              <w:rPr>
+                <w:rFonts w:ascii="仿宋" w:eastAsia="仿宋" w:hAnsi="仿宋" w:cs="Times New Roman" w:hint="eastAsia"/>
+                <w:sz w:val="18"/>
+                <w:szCs w:val="18"/>
+              </w:rPr>
+              <w:t>-</w:t>
+            </w:r>
+            <w:r>
+              <w:rPr>
+                <w:rFonts w:ascii="仿宋" w:eastAsia="仿宋" w:hAnsi="仿宋" w:cs="Times New Roman" w:hint="eastAsia"/>
+                <w:sz w:val="18"/>
+                <w:szCs w:val="18"/>
+              </w:rPr>
+              <w:t xml:space="preserve"> </w:t>
+            </w:r>
+            <w:r>
+              <w:rPr>
+                <w:rFonts w:ascii="仿宋" w:eastAsia="仿宋" w:hAnsi="仿宋" w:cs="Times New Roman" w:hint="eastAsia"/>
                 <w:sz w:val="18"/>
                 <w:szCs w:val="18"/>
               </w:rPr>
@@ -267,102 +818,123 @@
         </w:tc>
         <w:tc>
           <w:tcPr>
-            <w:tcW w:w="8007" w:type="dxa"/>
+            <w:tcW w:w="7938" w:type="dxa"/>
           </w:tcPr>
           <w:p>
             <w:pPr>
               <w:rPr>
-                <w:rFonts w:ascii="FangSong" w:eastAsia="FangSong" w:hAnsi="FangSong" w:cs="Times New Roman"/>
+                <w:rFonts w:ascii="仿宋" w:eastAsia="仿宋" w:hAnsi="仿宋" w:cs="Times New Roman"/>
                 <w:sz w:val="18"/>
                 <w:szCs w:val="18"/>
               </w:rPr>
             </w:pPr>
             <w:r>
               <w:rPr>
-                <w:rFonts w:ascii="FangSong" w:eastAsia="FangSong" w:hAnsi="FangSong" w:cs="Times New Roman" w:hint="eastAsia"/>
+                <w:rFonts w:ascii="仿宋" w:eastAsia="仿宋" w:hAnsi="仿宋" w:cs="Times New Roman" w:hint="eastAsia"/>
                 <w:b/>
                 <w:bCs/>
                 <w:sz w:val="22"/>
               </w:rPr>
-              <w:t xml:space="preserve">清华大学生物计算平台                           </w:t>
-            </w:r>
-            <w:r>
-              <w:rPr>
-                <w:rFonts w:ascii="FangSong" w:eastAsia="FangSong" w:hAnsi="FangSong" w:cs="Times New Roman" w:hint="eastAsia"/>
+              <w:t>Evolidea</w:t>
+            </w:r>
+            <w:r>
+              <w:rPr>
+                <w:rFonts w:ascii="仿宋" w:eastAsia="仿宋" w:hAnsi="仿宋" w:cs="Times New Roman" w:hint="eastAsia"/>
                 <w:b/>
                 <w:bCs/>
                 <w:sz w:val="22"/>
               </w:rPr>
-              <w:t xml:space="preserve">      </w:t>
-            </w:r>
-            <w:r>
-              <w:rPr>
-                <w:rFonts w:ascii="FangSong" w:eastAsia="FangSong" w:hAnsi="FangSong" w:cs="Times New Roman" w:hint="eastAsia"/>
+              <w:t xml:space="preserve"> </w:t>
+            </w:r>
+            <w:r>
+              <w:rPr>
+                <w:rFonts w:ascii="仿宋" w:eastAsia="仿宋" w:hAnsi="仿宋" w:cs="Times New Roman" w:hint="eastAsia"/>
                 <w:b/>
                 <w:bCs/>
                 <w:sz w:val="22"/>
               </w:rPr>
+              <w:t>Limited</w:t>
+            </w:r>
+            <w:r>
+              <w:rPr>
+                <w:rFonts w:ascii="仿宋" w:eastAsia="仿宋" w:hAnsi="仿宋" w:cs="Times New Roman" w:hint="eastAsia"/>
+                <w:sz w:val="18"/>
+                <w:szCs w:val="18"/>
+              </w:rPr>
               <w:t xml:space="preserve"> </w:t>
             </w:r>
             <w:r>
               <w:rPr>
-                <w:rFonts w:ascii="FangSong" w:eastAsia="FangSong" w:hAnsi="FangSong" w:cs="Times New Roman" w:hint="eastAsia"/>
-                <w:b/>
-                <w:bCs/>
+                <w:rFonts w:ascii="仿宋" w:eastAsia="仿宋" w:hAnsi="仿宋" w:cs="Times New Roman" w:hint="eastAsia"/>
+                <w:sz w:val="18"/>
+                <w:szCs w:val="18"/>
+              </w:rPr>
+              <w:t>(</w:t>
+            </w:r>
+            <w:r>
+              <w:rPr>
+                <w:rFonts w:ascii="仿宋" w:eastAsia="仿宋" w:hAnsi="仿宋" w:hint="eastAsia"/>
+                <w:sz w:val="20"/>
+                <w:szCs w:val="20"/>
+              </w:rPr>
+              <w:t>英国公司</w:t>
+            </w:r>
+            <w:r>
+              <w:rPr>
+                <w:rFonts w:ascii="仿宋" w:eastAsia="仿宋" w:hAnsi="仿宋" w:cs="Times New Roman" w:hint="eastAsia"/>
+                <w:sz w:val="18"/>
+                <w:szCs w:val="18"/>
+              </w:rPr>
+              <w:t>)</w:t>
+            </w:r>
+            <w:r>
+              <w:rPr>
+                <w:rFonts w:ascii="仿宋" w:eastAsia="仿宋" w:hAnsi="仿宋" w:cs="Times New Roman" w:hint="eastAsia"/>
+                <w:sz w:val="18"/>
+                <w:szCs w:val="18"/>
+              </w:rPr>
+              <w:t xml:space="preserve">                                   </w:t>
+            </w:r>
+            <w:r>
+              <w:rPr>
+                <w:rFonts w:ascii="仿宋" w:eastAsia="仿宋" w:hAnsi="仿宋" w:cs="Times New Roman" w:hint="eastAsia"/>
+                <w:sz w:val="18"/>
+                <w:szCs w:val="18"/>
+              </w:rPr>
+              <w:t xml:space="preserve"> </w:t>
+            </w:r>
+            <w:r>
+              <w:rPr>
+                <w:rFonts w:ascii="仿宋" w:eastAsia="仿宋" w:hAnsi="仿宋" w:cs="Times New Roman" w:hint="eastAsia"/>
+                <w:sz w:val="18"/>
+                <w:szCs w:val="18"/>
+              </w:rPr>
+              <w:t xml:space="preserve">         </w:t>
+            </w:r>
+            <w:r>
+              <w:rPr>
+                <w:rFonts w:ascii="仿宋" w:eastAsia="仿宋" w:hAnsi="仿宋" w:cs="Times New Roman" w:hint="eastAsia"/>
                 <w:sz w:val="22"/>
               </w:rPr>
-              <w:t xml:space="preserve"> </w:t>
-            </w:r>
-            <w:r>
-              <w:rPr>
-                <w:rFonts w:ascii="FangSong" w:eastAsia="FangSong" w:hAnsi="FangSong" w:cs="Times New Roman" w:hint="eastAsia"/>
-                <w:b/>
-                <w:bCs/>
-                <w:sz w:val="21"/>
-                <w:szCs w:val="22"/>
-              </w:rPr>
-              <w:t xml:space="preserve"> </w:t>
-            </w:r>
-            <w:r>
-              <w:rPr>
-                <w:rFonts w:ascii="FangSong" w:eastAsia="FangSong" w:hAnsi="FangSong" w:cs="Times New Roman" w:hint="eastAsia"/>
-                <w:sz w:val="22"/>
-              </w:rPr>
-              <w:t>运</w:t>
-            </w:r>
-            <w:proofErr w:type="gramStart"/>
-            <w:r>
-              <w:rPr>
-                <w:rFonts w:ascii="FangSong" w:eastAsia="FangSong" w:hAnsi="FangSong" w:cs="Times New Roman" w:hint="eastAsia"/>
-                <w:sz w:val="22"/>
-              </w:rPr>
-              <w:t>维开发</w:t>
-            </w:r>
-            <w:proofErr w:type="gramEnd"/>
-            <w:r>
-              <w:rPr>
-                <w:rFonts w:ascii="FangSong" w:eastAsia="FangSong" w:hAnsi="FangSong" w:cs="Times New Roman" w:hint="eastAsia"/>
-                <w:sz w:val="22"/>
-              </w:rPr>
-              <w:t>工程师</w:t>
+              <w:t>Founder</w:t>
             </w:r>
           </w:p>
         </w:tc>
       </w:tr>
       <w:tr>
         <w:trPr>
-          <w:trHeight w:val="3428"/>
+          <w:trHeight w:val="390"/>
         </w:trPr>
         <w:tc>
           <w:tcPr>
-            <w:tcW w:w="1854" w:type="dxa"/>
+            <w:tcW w:w="1838" w:type="dxa"/>
             <w:vMerge/>
           </w:tcPr>
           <w:p>
             <w:pPr>
               <w:jc w:val="right"/>
               <w:rPr>
-                <w:rFonts w:ascii="FangSong" w:eastAsia="FangSong" w:hAnsi="FangSong" w:cs="Times New Roman"/>
+                <w:rFonts w:ascii="仿宋" w:eastAsia="仿宋" w:hAnsi="仿宋" w:cs="Times New Roman"/>
                 <w:sz w:val="18"/>
                 <w:szCs w:val="18"/>
               </w:rPr>
@@ -371,465 +943,316 @@
         </w:tc>
         <w:tc>
           <w:tcPr>
-            <w:tcW w:w="8007" w:type="dxa"/>
+            <w:tcW w:w="7938" w:type="dxa"/>
           </w:tcPr>
           <w:p>
             <w:pPr>
               <w:rPr>
-                <w:rFonts w:ascii="FangSong" w:eastAsia="FangSong" w:hAnsi="FangSong"/>
-                <w:sz w:val="20"/>
-                <w:szCs w:val="20"/>
+                <w:rFonts w:ascii="仿宋" w:eastAsia="仿宋" w:hAnsi="仿宋" w:cs="Times New Roman"/>
+                <w:sz w:val="18"/>
+                <w:szCs w:val="18"/>
               </w:rPr>
             </w:pPr>
             <w:r>
               <w:rPr>
-                <w:rFonts w:ascii="FangSong" w:eastAsia="FangSong" w:hAnsi="FangSong" w:hint="eastAsia"/>
-                <w:sz w:val="20"/>
-                <w:szCs w:val="20"/>
-              </w:rPr>
-              <w:t>· 中国科学院工程技术系列中级专业技术职务工程师任职资格</w:t>
+                <w:rFonts w:ascii="仿宋" w:eastAsia="仿宋" w:hAnsi="仿宋" w:hint="eastAsia"/>
+                <w:sz w:val="20"/>
+                <w:szCs w:val="20"/>
+              </w:rPr>
+              <w:t>·</w:t>
+            </w:r>
+            <w:r>
+              <w:rPr>
+                <w:rFonts w:ascii="仿宋" w:eastAsia="仿宋" w:hAnsi="仿宋" w:hint="eastAsia"/>
+                <w:sz w:val="20"/>
+                <w:szCs w:val="20"/>
+              </w:rPr>
+              <w:t>金融研究及二级市场投资</w:t>
             </w:r>
           </w:p>
+        </w:tc>
+      </w:tr>
+      <w:tr>
+        <w:tc>
+          <w:tcPr>
+            <w:tcW w:w="1838" w:type="dxa"/>
+            <w:vMerge w:val="restart"/>
+          </w:tcPr>
           <w:p>
             <w:pPr>
-              <w:rPr>
-                <w:rFonts w:ascii="FangSong" w:eastAsia="FangSong" w:hAnsi="FangSong"/>
-                <w:sz w:val="20"/>
-                <w:szCs w:val="20"/>
+              <w:jc w:val="right"/>
+              <w:rPr>
+                <w:rFonts w:ascii="仿宋" w:eastAsia="仿宋" w:hAnsi="仿宋" w:cs="Times New Roman"/>
+                <w:sz w:val="18"/>
+                <w:szCs w:val="18"/>
               </w:rPr>
             </w:pPr>
             <w:r>
               <w:rPr>
-                <w:rFonts w:ascii="FangSong" w:eastAsia="FangSong" w:hAnsi="FangSong" w:hint="eastAsia"/>
-                <w:sz w:val="20"/>
-                <w:szCs w:val="20"/>
-              </w:rPr>
-              <w:t xml:space="preserve">· </w:t>
-            </w:r>
-            <w:r>
-              <w:rPr>
-                <w:rFonts w:ascii="FangSong" w:eastAsia="FangSong" w:hAnsi="FangSong"/>
-                <w:sz w:val="20"/>
-                <w:szCs w:val="20"/>
-              </w:rPr>
-              <w:t>2024清华大学实验技术发展基金技术创新二等</w:t>
-            </w:r>
-            <w:r>
-              <w:rPr>
-                <w:rFonts w:ascii="FangSong" w:eastAsia="FangSong" w:hAnsi="FangSong" w:hint="eastAsia"/>
-                <w:sz w:val="20"/>
-                <w:szCs w:val="20"/>
-              </w:rPr>
-              <w:t>奖</w:t>
+                <w:rFonts w:ascii="仿宋" w:eastAsia="仿宋" w:hAnsi="仿宋" w:cs="Times New Roman" w:hint="eastAsia"/>
+                <w:sz w:val="18"/>
+                <w:szCs w:val="18"/>
+              </w:rPr>
+              <w:t>2022.10</w:t>
+            </w:r>
+            <w:r>
+              <w:rPr>
+                <w:rFonts w:ascii="仿宋" w:eastAsia="仿宋" w:hAnsi="仿宋" w:cs="Times New Roman" w:hint="eastAsia"/>
+                <w:sz w:val="18"/>
+                <w:szCs w:val="18"/>
+              </w:rPr>
+              <w:t xml:space="preserve"> </w:t>
+            </w:r>
+            <w:r>
+              <w:rPr>
+                <w:rFonts w:ascii="仿宋" w:eastAsia="仿宋" w:hAnsi="仿宋" w:cs="Times New Roman" w:hint="eastAsia"/>
+                <w:sz w:val="18"/>
+                <w:szCs w:val="18"/>
+              </w:rPr>
+              <w:t>-</w:t>
+            </w:r>
+            <w:r>
+              <w:rPr>
+                <w:rFonts w:ascii="仿宋" w:eastAsia="仿宋" w:hAnsi="仿宋" w:cs="Times New Roman" w:hint="eastAsia"/>
+                <w:sz w:val="18"/>
+                <w:szCs w:val="18"/>
+              </w:rPr>
+              <w:t xml:space="preserve"> </w:t>
+            </w:r>
+            <w:r>
+              <w:rPr>
+                <w:rFonts w:ascii="仿宋" w:eastAsia="仿宋" w:hAnsi="仿宋" w:cs="Times New Roman" w:hint="eastAsia"/>
+                <w:sz w:val="18"/>
+                <w:szCs w:val="18"/>
+              </w:rPr>
+              <w:t>2024.</w:t>
+            </w:r>
+            <w:r>
+              <w:rPr>
+                <w:rFonts w:ascii="仿宋" w:eastAsia="仿宋" w:hAnsi="仿宋" w:cs="Times New Roman" w:hint="eastAsia"/>
+                <w:sz w:val="18"/>
+                <w:szCs w:val="18"/>
+              </w:rPr>
+              <w:t>0</w:t>
+            </w:r>
+            <w:r>
+              <w:rPr>
+                <w:rFonts w:ascii="仿宋" w:eastAsia="仿宋" w:hAnsi="仿宋" w:cs="Times New Roman" w:hint="eastAsia"/>
+                <w:sz w:val="18"/>
+                <w:szCs w:val="18"/>
+              </w:rPr>
+              <w:t>5</w:t>
             </w:r>
           </w:p>
+        </w:tc>
+        <w:tc>
+          <w:tcPr>
+            <w:tcW w:w="7938" w:type="dxa"/>
+          </w:tcPr>
           <w:p>
             <w:pPr>
               <w:rPr>
-                <w:rFonts w:ascii="FangSong" w:eastAsia="FangSong" w:hAnsi="FangSong"/>
-                <w:sz w:val="20"/>
-                <w:szCs w:val="20"/>
+                <w:rFonts w:ascii="仿宋" w:eastAsia="仿宋" w:hAnsi="仿宋" w:cs="Times New Roman"/>
+                <w:sz w:val="18"/>
+                <w:szCs w:val="18"/>
               </w:rPr>
             </w:pPr>
             <w:r>
               <w:rPr>
-                <w:rFonts w:ascii="FangSong" w:eastAsia="FangSong" w:hAnsi="FangSong" w:hint="eastAsia"/>
-                <w:sz w:val="20"/>
-                <w:szCs w:val="20"/>
-              </w:rPr>
-              <w:t xml:space="preserve">· </w:t>
-            </w:r>
-            <w:r>
-              <w:rPr>
-                <w:rFonts w:ascii="FangSong" w:eastAsia="FangSong" w:hAnsi="FangSong"/>
-                <w:sz w:val="20"/>
-                <w:szCs w:val="20"/>
-              </w:rPr>
-              <w:t>2022,</w:t>
-            </w:r>
-            <w:r>
-              <w:rPr>
-                <w:rFonts w:ascii="FangSong" w:eastAsia="FangSong" w:hAnsi="FangSong" w:hint="eastAsia"/>
-                <w:sz w:val="20"/>
-                <w:szCs w:val="20"/>
+                <w:rFonts w:ascii="仿宋" w:eastAsia="仿宋" w:hAnsi="仿宋" w:cs="Times New Roman" w:hint="eastAsia"/>
+                <w:b/>
+                <w:bCs/>
+                <w:sz w:val="22"/>
+              </w:rPr>
+              <w:t>杜兰大学Tulane University</w:t>
+            </w:r>
+            <w:r>
+              <w:rPr>
+                <w:rFonts w:ascii="仿宋" w:eastAsia="仿宋" w:hAnsi="仿宋" w:cs="Times New Roman" w:hint="eastAsia"/>
+                <w:sz w:val="22"/>
               </w:rPr>
               <w:t xml:space="preserve"> </w:t>
             </w:r>
             <w:r>
               <w:rPr>
-                <w:rFonts w:ascii="FangSong" w:eastAsia="FangSong" w:hAnsi="FangSong"/>
-                <w:sz w:val="20"/>
-                <w:szCs w:val="20"/>
-              </w:rPr>
-              <w:t>2024清华大学生命学科校级平台"先进个人"</w:t>
-            </w:r>
-          </w:p>
-          <w:p>
-            <w:pPr>
-              <w:rPr>
-                <w:rFonts w:ascii="FangSong" w:eastAsia="FangSong" w:hAnsi="FangSong"/>
-                <w:sz w:val="20"/>
-                <w:szCs w:val="20"/>
-              </w:rPr>
-            </w:pPr>
-            <w:r>
-              <w:rPr>
-                <w:rFonts w:ascii="FangSong" w:eastAsia="FangSong" w:hAnsi="FangSong" w:hint="eastAsia"/>
-                <w:sz w:val="20"/>
-                <w:szCs w:val="20"/>
-              </w:rPr>
-              <w:t xml:space="preserve">· </w:t>
-            </w:r>
-            <w:r>
-              <w:rPr>
-                <w:rFonts w:ascii="FangSong" w:eastAsia="FangSong" w:hAnsi="FangSong"/>
-                <w:sz w:val="20"/>
-                <w:szCs w:val="20"/>
-              </w:rPr>
-              <w:t>2023,</w:t>
-            </w:r>
-            <w:r>
-              <w:rPr>
-                <w:rFonts w:ascii="FangSong" w:eastAsia="FangSong" w:hAnsi="FangSong" w:hint="eastAsia"/>
-                <w:sz w:val="20"/>
-                <w:szCs w:val="20"/>
+                <w:rFonts w:ascii="仿宋" w:eastAsia="仿宋" w:hAnsi="仿宋" w:cs="Times New Roman" w:hint="eastAsia"/>
+                <w:sz w:val="22"/>
+              </w:rPr>
+              <w:t xml:space="preserve">                   </w:t>
+            </w:r>
+            <w:r>
+              <w:rPr>
+                <w:rFonts w:ascii="仿宋" w:eastAsia="仿宋" w:hAnsi="仿宋" w:cs="Times New Roman" w:hint="eastAsia"/>
+                <w:sz w:val="22"/>
               </w:rPr>
               <w:t xml:space="preserve"> </w:t>
             </w:r>
             <w:r>
               <w:rPr>
-                <w:rFonts w:ascii="FangSong" w:eastAsia="FangSong" w:hAnsi="FangSong"/>
-                <w:sz w:val="20"/>
-                <w:szCs w:val="20"/>
-              </w:rPr>
-              <w:t>2024中国高校</w:t>
-            </w:r>
-            <w:proofErr w:type="gramStart"/>
-            <w:r>
-              <w:rPr>
-                <w:rFonts w:ascii="FangSong" w:eastAsia="FangSong" w:hAnsi="FangSong"/>
-                <w:sz w:val="20"/>
-                <w:szCs w:val="20"/>
-              </w:rPr>
-              <w:t>算力优秀</w:t>
-            </w:r>
-            <w:proofErr w:type="gramEnd"/>
-            <w:r>
-              <w:rPr>
-                <w:rFonts w:ascii="FangSong" w:eastAsia="FangSong" w:hAnsi="FangSong"/>
-                <w:sz w:val="20"/>
-                <w:szCs w:val="20"/>
-              </w:rPr>
-              <w:t>案例奖</w:t>
-            </w:r>
-          </w:p>
-          <w:p>
-            <w:pPr>
-              <w:rPr>
-                <w:rFonts w:ascii="FangSong" w:eastAsia="FangSong" w:hAnsi="FangSong"/>
-                <w:sz w:val="20"/>
-                <w:szCs w:val="20"/>
-              </w:rPr>
-            </w:pPr>
-            <w:r>
-              <w:rPr>
-                <w:rFonts w:ascii="FangSong" w:eastAsia="FangSong" w:hAnsi="FangSong" w:hint="eastAsia"/>
-                <w:sz w:val="20"/>
-                <w:szCs w:val="20"/>
-              </w:rPr>
-              <w:t xml:space="preserve">· </w:t>
-            </w:r>
-            <w:r>
-              <w:rPr>
-                <w:rFonts w:ascii="FangSong" w:eastAsia="FangSong" w:hAnsi="FangSong"/>
-                <w:sz w:val="20"/>
-                <w:szCs w:val="20"/>
-              </w:rPr>
-              <w:t>2021,</w:t>
-            </w:r>
-            <w:r>
-              <w:rPr>
-                <w:rFonts w:ascii="FangSong" w:eastAsia="FangSong" w:hAnsi="FangSong" w:hint="eastAsia"/>
-                <w:sz w:val="20"/>
-                <w:szCs w:val="20"/>
+                <w:rFonts w:ascii="仿宋" w:eastAsia="仿宋" w:hAnsi="仿宋" w:cs="Times New Roman" w:hint="eastAsia"/>
+                <w:sz w:val="22"/>
+              </w:rPr>
+              <w:t xml:space="preserve">       </w:t>
+            </w:r>
+            <w:r>
+              <w:rPr>
+                <w:rFonts w:ascii="仿宋" w:eastAsia="仿宋" w:hAnsi="仿宋" w:cs="Times New Roman" w:hint="eastAsia"/>
+                <w:sz w:val="22"/>
               </w:rPr>
               <w:t xml:space="preserve"> </w:t>
             </w:r>
             <w:r>
               <w:rPr>
-                <w:rFonts w:ascii="FangSong" w:eastAsia="FangSong" w:hAnsi="FangSong"/>
-                <w:sz w:val="20"/>
-                <w:szCs w:val="20"/>
-              </w:rPr>
-              <w:t>2023,</w:t>
-            </w:r>
-            <w:r>
-              <w:rPr>
-                <w:rFonts w:ascii="FangSong" w:eastAsia="FangSong" w:hAnsi="FangSong" w:hint="eastAsia"/>
-                <w:sz w:val="20"/>
-                <w:szCs w:val="20"/>
-              </w:rPr>
-              <w:t xml:space="preserve"> </w:t>
-            </w:r>
-            <w:r>
-              <w:rPr>
-                <w:rFonts w:ascii="FangSong" w:eastAsia="FangSong" w:hAnsi="FangSong"/>
-                <w:sz w:val="20"/>
-                <w:szCs w:val="20"/>
-              </w:rPr>
-              <w:t>2024</w:t>
-            </w:r>
-            <w:r>
-              <w:rPr>
-                <w:rFonts w:ascii="FangSong" w:eastAsia="FangSong" w:hAnsi="FangSong" w:hint="eastAsia"/>
-                <w:sz w:val="20"/>
-                <w:szCs w:val="20"/>
-              </w:rPr>
-              <w:t>, 2025</w:t>
-            </w:r>
-            <w:r>
-              <w:rPr>
-                <w:rFonts w:ascii="FangSong" w:eastAsia="FangSong" w:hAnsi="FangSong"/>
-                <w:sz w:val="20"/>
-                <w:szCs w:val="20"/>
-              </w:rPr>
-              <w:t>清华大学大型仪器设备使用效益奖</w:t>
-            </w:r>
-          </w:p>
-          <w:p>
-            <w:pPr>
-              <w:rPr>
-                <w:rFonts w:ascii="FangSong" w:eastAsia="FangSong" w:hAnsi="FangSong"/>
-                <w:sz w:val="20"/>
-                <w:szCs w:val="20"/>
-              </w:rPr>
-            </w:pPr>
-            <w:r>
-              <w:rPr>
-                <w:rFonts w:ascii="FangSong" w:eastAsia="FangSong" w:hAnsi="FangSong" w:hint="eastAsia"/>
-                <w:sz w:val="20"/>
-                <w:szCs w:val="20"/>
-              </w:rPr>
-              <w:t xml:space="preserve">· </w:t>
-            </w:r>
-            <w:r>
-              <w:rPr>
-                <w:rFonts w:ascii="FangSong" w:eastAsia="FangSong" w:hAnsi="FangSong"/>
-                <w:sz w:val="20"/>
-                <w:szCs w:val="20"/>
-              </w:rPr>
-              <w:t>2019,</w:t>
-            </w:r>
-            <w:r>
-              <w:rPr>
-                <w:rFonts w:ascii="FangSong" w:eastAsia="FangSong" w:hAnsi="FangSong" w:hint="eastAsia"/>
-                <w:sz w:val="20"/>
-                <w:szCs w:val="20"/>
-              </w:rPr>
-              <w:t xml:space="preserve"> </w:t>
-            </w:r>
-            <w:r>
-              <w:rPr>
-                <w:rFonts w:ascii="FangSong" w:eastAsia="FangSong" w:hAnsi="FangSong"/>
-                <w:sz w:val="20"/>
-                <w:szCs w:val="20"/>
-              </w:rPr>
-              <w:t>2022</w:t>
-            </w:r>
-            <w:r>
-              <w:rPr>
-                <w:rFonts w:ascii="FangSong" w:eastAsia="FangSong" w:hAnsi="FangSong" w:hint="eastAsia"/>
-                <w:sz w:val="20"/>
-                <w:szCs w:val="20"/>
-              </w:rPr>
-              <w:t>, 2025</w:t>
-            </w:r>
-            <w:r>
-              <w:rPr>
-                <w:rFonts w:ascii="FangSong" w:eastAsia="FangSong" w:hAnsi="FangSong"/>
-                <w:sz w:val="20"/>
-                <w:szCs w:val="20"/>
-              </w:rPr>
-              <w:t>清华大学实验室创新基金</w:t>
-            </w:r>
-          </w:p>
-          <w:p>
-            <w:pPr>
-              <w:rPr>
-                <w:rFonts w:ascii="FangSong" w:eastAsia="FangSong" w:hAnsi="FangSong"/>
-                <w:sz w:val="20"/>
-                <w:szCs w:val="20"/>
-              </w:rPr>
-            </w:pPr>
-            <w:r>
-              <w:rPr>
-                <w:rFonts w:ascii="FangSong" w:eastAsia="FangSong" w:hAnsi="FangSong" w:hint="eastAsia"/>
-                <w:sz w:val="20"/>
-                <w:szCs w:val="20"/>
-              </w:rPr>
-              <w:t xml:space="preserve">· </w:t>
-            </w:r>
-            <w:r>
-              <w:rPr>
-                <w:rFonts w:ascii="FangSong" w:eastAsia="FangSong" w:hAnsi="FangSong"/>
-                <w:sz w:val="20"/>
-                <w:szCs w:val="20"/>
-              </w:rPr>
-              <w:t>2019生物信息学教育部重点实验室开放课题</w:t>
-            </w:r>
-          </w:p>
-          <w:p>
-            <w:pPr>
-              <w:rPr>
-                <w:rFonts w:ascii="FangSong" w:eastAsia="FangSong" w:hAnsi="FangSong"/>
-                <w:sz w:val="20"/>
-                <w:szCs w:val="20"/>
-              </w:rPr>
-            </w:pPr>
-            <w:r>
-              <w:rPr>
-                <w:rFonts w:ascii="FangSong" w:eastAsia="FangSong" w:hAnsi="FangSong" w:hint="eastAsia"/>
-                <w:sz w:val="20"/>
-                <w:szCs w:val="20"/>
-              </w:rPr>
-              <w:t>·</w:t>
-            </w:r>
-            <w:r>
-              <w:rPr>
-                <w:rFonts w:ascii="FangSong" w:eastAsia="FangSong" w:hAnsi="FangSong" w:hint="eastAsia"/>
-                <w:sz w:val="20"/>
-                <w:szCs w:val="20"/>
-              </w:rPr>
-              <w:t xml:space="preserve"> </w:t>
-            </w:r>
-            <w:r>
-              <w:rPr>
-                <w:rFonts w:ascii="FangSong" w:eastAsia="FangSong" w:hAnsi="FangSong"/>
-                <w:sz w:val="20"/>
-                <w:szCs w:val="20"/>
-              </w:rPr>
-              <w:t>重点项目</w:t>
-            </w:r>
-          </w:p>
-          <w:p>
-            <w:pPr>
-              <w:ind w:leftChars="200" w:left="420"/>
-              <w:rPr>
-                <w:rFonts w:ascii="FangSong" w:eastAsia="FangSong" w:hAnsi="FangSong"/>
-                <w:sz w:val="20"/>
-                <w:szCs w:val="20"/>
-              </w:rPr>
-            </w:pPr>
-            <w:r>
-              <w:rPr>
-                <w:rFonts w:ascii="FangSong" w:eastAsia="FangSong" w:hAnsi="FangSong"/>
-                <w:sz w:val="20"/>
-                <w:szCs w:val="20"/>
-              </w:rPr>
-              <w:t>1.全栈开发代谢与脂质组学数据检索网站</w:t>
-            </w:r>
-          </w:p>
-          <w:p>
-            <w:pPr>
-              <w:ind w:leftChars="200" w:left="420"/>
-              <w:rPr>
-                <w:rFonts w:ascii="FangSong" w:eastAsia="FangSong" w:hAnsi="FangSong"/>
-                <w:sz w:val="20"/>
-                <w:szCs w:val="20"/>
-              </w:rPr>
-            </w:pPr>
-            <w:r>
-              <w:rPr>
-                <w:rFonts w:ascii="FangSong" w:eastAsia="FangSong" w:hAnsi="FangSong"/>
-                <w:sz w:val="20"/>
-                <w:szCs w:val="20"/>
-              </w:rPr>
-              <w:t>2.为清华大学结构生物学高精尖创新中心开发跨平台d-star-trek套件软件</w:t>
-            </w:r>
-          </w:p>
-          <w:p>
-            <w:pPr>
-              <w:ind w:leftChars="200" w:left="420"/>
-              <w:rPr>
-                <w:rFonts w:ascii="FangSong" w:eastAsia="FangSong" w:hAnsi="FangSong" w:cs="Times New Roman"/>
-                <w:sz w:val="18"/>
-                <w:szCs w:val="18"/>
-              </w:rPr>
-            </w:pPr>
-            <w:r>
-              <w:rPr>
-                <w:rFonts w:ascii="FangSong" w:eastAsia="FangSong" w:hAnsi="FangSong" w:cs="Times New Roman" w:hint="eastAsia"/>
-                <w:sz w:val="18"/>
-                <w:szCs w:val="18"/>
-              </w:rPr>
-              <w:t>3.设计开发</w:t>
-            </w:r>
-            <w:r>
-              <w:rPr>
-                <w:rFonts w:ascii="FangSong" w:eastAsia="FangSong" w:hAnsi="FangSong" w:cs="Times New Roman" w:hint="eastAsia"/>
-                <w:sz w:val="18"/>
-                <w:szCs w:val="18"/>
-              </w:rPr>
-              <w:t>生物计算</w:t>
-            </w:r>
-            <w:r>
-              <w:rPr>
-                <w:rFonts w:ascii="FangSong" w:eastAsia="FangSong" w:hAnsi="FangSong" w:cs="Times New Roman" w:hint="eastAsia"/>
-                <w:sz w:val="18"/>
-                <w:szCs w:val="18"/>
-              </w:rPr>
-              <w:t>平台大型集群系统监控</w:t>
-            </w:r>
-            <w:proofErr w:type="spellStart"/>
-            <w:r>
-              <w:rPr>
-                <w:rFonts w:ascii="FangSong" w:eastAsia="FangSong" w:hAnsi="FangSong" w:cs="Times New Roman" w:hint="eastAsia"/>
-                <w:sz w:val="18"/>
-                <w:szCs w:val="18"/>
-              </w:rPr>
-              <w:t>lkup</w:t>
-            </w:r>
-            <w:proofErr w:type="spellEnd"/>
-            <w:r>
-              <w:rPr>
-                <w:rFonts w:ascii="FangSong" w:eastAsia="FangSong" w:hAnsi="FangSong" w:cs="Times New Roman" w:hint="eastAsia"/>
-                <w:sz w:val="18"/>
-                <w:szCs w:val="18"/>
-              </w:rPr>
-              <w:t>系统</w:t>
+                <w:rFonts w:ascii="仿宋" w:eastAsia="仿宋" w:hAnsi="仿宋" w:cs="Times New Roman" w:hint="eastAsia"/>
+                <w:sz w:val="22"/>
+              </w:rPr>
+              <w:t>金融学 硕士学位</w:t>
             </w:r>
           </w:p>
         </w:tc>
       </w:tr>
       <w:tr>
         <w:trPr>
-          <w:trHeight w:val="311"/>
+          <w:trHeight w:val="684"/>
         </w:trPr>
         <w:tc>
           <w:tcPr>
-            <w:tcW w:w="1854" w:type="dxa"/>
+            <w:tcW w:w="1838" w:type="dxa"/>
+            <w:vMerge/>
+          </w:tcPr>
+          <w:p>
+            <w:pPr>
+              <w:jc w:val="right"/>
+              <w:rPr>
+                <w:rFonts w:ascii="仿宋" w:eastAsia="仿宋" w:hAnsi="仿宋" w:cs="Times New Roman"/>
+                <w:sz w:val="18"/>
+                <w:szCs w:val="18"/>
+              </w:rPr>
+            </w:pPr>
+          </w:p>
+        </w:tc>
+        <w:tc>
+          <w:tcPr>
+            <w:tcW w:w="7938" w:type="dxa"/>
+          </w:tcPr>
+          <w:p>
+            <w:pPr>
+              <w:rPr>
+                <w:rFonts w:ascii="仿宋" w:eastAsia="仿宋" w:hAnsi="仿宋"/>
+                <w:sz w:val="20"/>
+                <w:szCs w:val="20"/>
+              </w:rPr>
+            </w:pPr>
+            <w:r>
+              <w:rPr>
+                <w:rFonts w:ascii="仿宋" w:eastAsia="仿宋" w:hAnsi="仿宋" w:hint="eastAsia"/>
+                <w:sz w:val="20"/>
+                <w:szCs w:val="20"/>
+              </w:rPr>
+              <w:t>·</w:t>
+            </w:r>
+            <w:r>
+              <w:rPr>
+                <w:rFonts w:ascii="仿宋" w:eastAsia="仿宋" w:hAnsi="仿宋" w:hint="eastAsia"/>
+                <w:sz w:val="20"/>
+                <w:szCs w:val="20"/>
+              </w:rPr>
+              <w:t xml:space="preserve"> </w:t>
+            </w:r>
+            <w:r>
+              <w:rPr>
+                <w:rFonts w:ascii="仿宋" w:eastAsia="仿宋" w:hAnsi="仿宋" w:hint="eastAsia"/>
+                <w:sz w:val="20"/>
+                <w:szCs w:val="20"/>
+              </w:rPr>
+              <w:t>杜兰大学-中国社会科学院大学合作项目，非全日制双证</w:t>
+            </w:r>
+            <w:r>
+              <w:rPr>
+                <w:rFonts w:ascii="仿宋" w:eastAsia="仿宋" w:hAnsi="仿宋" w:hint="eastAsia"/>
+                <w:sz w:val="20"/>
+                <w:szCs w:val="20"/>
+              </w:rPr>
+              <w:t>，</w:t>
+            </w:r>
+            <w:r>
+              <w:rPr>
+                <w:rFonts w:ascii="仿宋" w:eastAsia="仿宋" w:hAnsi="仿宋" w:hint="eastAsia"/>
+                <w:sz w:val="20"/>
+                <w:szCs w:val="20"/>
+              </w:rPr>
+              <w:t>杜兰大学</w:t>
+            </w:r>
+            <w:r>
+              <w:rPr>
+                <w:rFonts w:ascii="仿宋" w:eastAsia="仿宋" w:hAnsi="仿宋" w:hint="eastAsia"/>
+                <w:sz w:val="20"/>
+                <w:szCs w:val="20"/>
+              </w:rPr>
+              <w:t>授予</w:t>
+            </w:r>
+            <w:r>
+              <w:rPr>
+                <w:rFonts w:ascii="仿宋" w:eastAsia="仿宋" w:hAnsi="仿宋" w:hint="eastAsia"/>
+                <w:sz w:val="20"/>
+                <w:szCs w:val="20"/>
+              </w:rPr>
+              <w:t>学位</w:t>
+            </w:r>
+          </w:p>
+          <w:p>
+            <w:pPr>
+              <w:rPr>
+                <w:rFonts w:ascii="仿宋" w:eastAsia="仿宋" w:hAnsi="仿宋"/>
+                <w:sz w:val="20"/>
+                <w:szCs w:val="20"/>
+              </w:rPr>
+            </w:pPr>
+            <w:r>
+              <w:rPr>
+                <w:rFonts w:ascii="仿宋" w:eastAsia="仿宋" w:hAnsi="仿宋" w:hint="eastAsia"/>
+                <w:sz w:val="20"/>
+                <w:szCs w:val="20"/>
+              </w:rPr>
+              <w:t xml:space="preserve">· </w:t>
+            </w:r>
+            <w:r>
+              <w:rPr>
+                <w:rFonts w:ascii="仿宋" w:eastAsia="仿宋" w:hAnsi="仿宋" w:hint="eastAsia"/>
+                <w:sz w:val="20"/>
+                <w:szCs w:val="20"/>
+              </w:rPr>
+              <w:t>GPA 3.917/4 (前3) 获得Beta Gamma Sigma (BGS)永久荣誉会员</w:t>
+            </w:r>
+          </w:p>
+        </w:tc>
+      </w:tr>
+      <w:tr>
+        <w:tc>
+          <w:tcPr>
+            <w:tcW w:w="1838" w:type="dxa"/>
             <w:vMerge w:val="restart"/>
           </w:tcPr>
           <w:p>
             <w:pPr>
               <w:jc w:val="right"/>
               <w:rPr>
-                <w:rFonts w:ascii="FangSong" w:eastAsia="FangSong" w:hAnsi="FangSong" w:cs="Times New Roman" w:hint="eastAsia"/>
+                <w:rFonts w:ascii="仿宋" w:eastAsia="仿宋" w:hAnsi="仿宋" w:cs="Times New Roman"/>
                 <w:sz w:val="18"/>
                 <w:szCs w:val="18"/>
               </w:rPr>
             </w:pPr>
             <w:r>
               <w:rPr>
-                <w:rFonts w:ascii="FangSong" w:eastAsia="FangSong" w:hAnsi="FangSong" w:cs="Times New Roman" w:hint="eastAsia"/>
-                <w:sz w:val="18"/>
-                <w:szCs w:val="18"/>
-              </w:rPr>
-              <w:t>2025.</w:t>
-            </w:r>
-            <w:r>
-              <w:rPr>
-                <w:rFonts w:ascii="FangSong" w:eastAsia="FangSong" w:hAnsi="FangSong" w:cs="Times New Roman" w:hint="eastAsia"/>
+                <w:rFonts w:ascii="仿宋" w:eastAsia="仿宋" w:hAnsi="仿宋" w:cs="Times New Roman" w:hint="eastAsia"/>
+                <w:sz w:val="18"/>
+                <w:szCs w:val="18"/>
+              </w:rPr>
+              <w:t>2014.</w:t>
+            </w:r>
+            <w:r>
+              <w:rPr>
+                <w:rFonts w:ascii="仿宋" w:eastAsia="仿宋" w:hAnsi="仿宋" w:cs="Times New Roman" w:hint="eastAsia"/>
                 <w:sz w:val="18"/>
                 <w:szCs w:val="18"/>
               </w:rPr>
@@ -837,15 +1260,15 @@
             </w:r>
             <w:r>
               <w:rPr>
-                <w:rFonts w:ascii="FangSong" w:eastAsia="FangSong" w:hAnsi="FangSong" w:cs="Times New Roman" w:hint="eastAsia"/>
-                <w:sz w:val="18"/>
-                <w:szCs w:val="18"/>
-              </w:rPr>
-              <w:t>1</w:t>
-            </w:r>
-            <w:r>
-              <w:rPr>
-                <w:rFonts w:ascii="FangSong" w:eastAsia="FangSong" w:hAnsi="FangSong" w:cs="Times New Roman" w:hint="eastAsia"/>
+                <w:rFonts w:ascii="仿宋" w:eastAsia="仿宋" w:hAnsi="仿宋" w:cs="Times New Roman" w:hint="eastAsia"/>
+                <w:sz w:val="18"/>
+                <w:szCs w:val="18"/>
+              </w:rPr>
+              <w:t>9</w:t>
+            </w:r>
+            <w:r>
+              <w:rPr>
+                <w:rFonts w:ascii="仿宋" w:eastAsia="仿宋" w:hAnsi="仿宋" w:cs="Times New Roman" w:hint="eastAsia"/>
                 <w:sz w:val="18"/>
                 <w:szCs w:val="18"/>
               </w:rPr>
@@ -853,15 +1276,15 @@
             </w:r>
             <w:r>
               <w:rPr>
-                <w:rFonts w:ascii="FangSong" w:eastAsia="FangSong" w:hAnsi="FangSong" w:cs="Times New Roman"/>
-                <w:sz w:val="18"/>
-                <w:szCs w:val="18"/>
-              </w:rPr>
-              <w:t>–</w:t>
-            </w:r>
-            <w:r>
-              <w:rPr>
-                <w:rFonts w:ascii="FangSong" w:eastAsia="FangSong" w:hAnsi="FangSong" w:cs="Times New Roman" w:hint="eastAsia"/>
+                <w:rFonts w:ascii="仿宋" w:eastAsia="仿宋" w:hAnsi="仿宋" w:cs="Times New Roman" w:hint="eastAsia"/>
+                <w:sz w:val="18"/>
+                <w:szCs w:val="18"/>
+              </w:rPr>
+              <w:t>-</w:t>
+            </w:r>
+            <w:r>
+              <w:rPr>
+                <w:rFonts w:ascii="仿宋" w:eastAsia="仿宋" w:hAnsi="仿宋" w:cs="Times New Roman" w:hint="eastAsia"/>
                 <w:sz w:val="18"/>
                 <w:szCs w:val="18"/>
               </w:rPr>
@@ -869,145 +1292,103 @@
             </w:r>
             <w:r>
               <w:rPr>
-                <w:rFonts w:ascii="FangSong" w:eastAsia="FangSong" w:hAnsi="FangSong" w:cs="Times New Roman" w:hint="eastAsia"/>
-                <w:sz w:val="18"/>
-                <w:szCs w:val="18"/>
-              </w:rPr>
-              <w:t>2026.06</w:t>
+                <w:rFonts w:ascii="仿宋" w:eastAsia="仿宋" w:hAnsi="仿宋" w:cs="Times New Roman" w:hint="eastAsia"/>
+                <w:sz w:val="18"/>
+                <w:szCs w:val="18"/>
+              </w:rPr>
+              <w:t>2017.</w:t>
+            </w:r>
+            <w:r>
+              <w:rPr>
+                <w:rFonts w:ascii="仿宋" w:eastAsia="仿宋" w:hAnsi="仿宋" w:cs="Times New Roman" w:hint="eastAsia"/>
+                <w:sz w:val="18"/>
+                <w:szCs w:val="18"/>
+              </w:rPr>
+              <w:t>0</w:t>
+            </w:r>
+            <w:r>
+              <w:rPr>
+                <w:rFonts w:ascii="仿宋" w:eastAsia="仿宋" w:hAnsi="仿宋" w:cs="Times New Roman" w:hint="eastAsia"/>
+                <w:sz w:val="18"/>
+                <w:szCs w:val="18"/>
+              </w:rPr>
+              <w:t>6</w:t>
             </w:r>
           </w:p>
         </w:tc>
         <w:tc>
           <w:tcPr>
-            <w:tcW w:w="8007" w:type="dxa"/>
+            <w:tcW w:w="7938" w:type="dxa"/>
           </w:tcPr>
           <w:p>
             <w:pPr>
               <w:rPr>
-                <w:rFonts w:ascii="FangSong" w:eastAsia="FangSong" w:hAnsi="FangSong" w:cs="Times New Roman"/>
+                <w:rFonts w:ascii="仿宋" w:eastAsia="仿宋" w:hAnsi="仿宋" w:cs="Times New Roman"/>
                 <w:sz w:val="18"/>
                 <w:szCs w:val="18"/>
               </w:rPr>
             </w:pPr>
-            <w:proofErr w:type="spellStart"/>
-            <w:r>
-              <w:rPr>
-                <w:rFonts w:ascii="FangSong" w:eastAsia="FangSong" w:hAnsi="FangSong" w:cs="Times New Roman" w:hint="eastAsia"/>
+            <w:r>
+              <w:rPr>
+                <w:rFonts w:ascii="仿宋" w:eastAsia="仿宋" w:hAnsi="仿宋" w:cs="Times New Roman" w:hint="eastAsia"/>
                 <w:b/>
                 <w:bCs/>
                 <w:sz w:val="22"/>
               </w:rPr>
-              <w:t>Evolidea</w:t>
-            </w:r>
-            <w:proofErr w:type="spellEnd"/>
-            <w:r>
-              <w:rPr>
-                <w:rFonts w:ascii="FangSong" w:eastAsia="FangSong" w:hAnsi="FangSong" w:cs="Times New Roman" w:hint="eastAsia"/>
-                <w:b/>
-                <w:bCs/>
+              <w:t>首都师范大学</w:t>
+            </w:r>
+            <w:r>
+              <w:rPr>
+                <w:rFonts w:ascii="仿宋" w:eastAsia="仿宋" w:hAnsi="仿宋" w:cs="Times New Roman" w:hint="eastAsia"/>
                 <w:sz w:val="22"/>
               </w:rPr>
               <w:t xml:space="preserve"> </w:t>
             </w:r>
             <w:r>
               <w:rPr>
-                <w:rFonts w:ascii="FangSong" w:eastAsia="FangSong" w:hAnsi="FangSong" w:cs="Times New Roman" w:hint="eastAsia"/>
-                <w:b/>
-                <w:bCs/>
+                <w:rFonts w:ascii="仿宋" w:eastAsia="仿宋" w:hAnsi="仿宋" w:cs="Times New Roman" w:hint="eastAsia"/>
                 <w:sz w:val="22"/>
               </w:rPr>
-              <w:t>Limited</w:t>
-            </w:r>
-            <w:r>
-              <w:rPr>
-                <w:rFonts w:ascii="FangSong" w:eastAsia="FangSong" w:hAnsi="FangSong" w:cs="Times New Roman" w:hint="eastAsia"/>
-                <w:sz w:val="18"/>
-                <w:szCs w:val="18"/>
+              <w:t xml:space="preserve">                   </w:t>
+            </w:r>
+            <w:r>
+              <w:rPr>
+                <w:rFonts w:ascii="仿宋" w:eastAsia="仿宋" w:hAnsi="仿宋" w:cs="Times New Roman" w:hint="eastAsia"/>
+                <w:sz w:val="22"/>
+              </w:rPr>
+              <w:t xml:space="preserve">  </w:t>
+            </w:r>
+            <w:r>
+              <w:rPr>
+                <w:rFonts w:ascii="仿宋" w:eastAsia="仿宋" w:hAnsi="仿宋" w:cs="Times New Roman" w:hint="eastAsia"/>
+                <w:sz w:val="22"/>
               </w:rPr>
               <w:t xml:space="preserve"> </w:t>
             </w:r>
             <w:r>
               <w:rPr>
-                <w:rFonts w:ascii="FangSong" w:eastAsia="FangSong" w:hAnsi="FangSong" w:cs="Times New Roman" w:hint="eastAsia"/>
-                <w:sz w:val="18"/>
-                <w:szCs w:val="18"/>
-              </w:rPr>
-              <w:t>(</w:t>
-            </w:r>
-            <w:proofErr w:type="gramStart"/>
-            <w:r>
-              <w:rPr>
-                <w:rFonts w:ascii="FangSong" w:eastAsia="FangSong" w:hAnsi="FangSong" w:hint="eastAsia"/>
-                <w:sz w:val="20"/>
-                <w:szCs w:val="20"/>
-              </w:rPr>
-              <w:t>英国公司</w:t>
-            </w:r>
-            <w:r>
-              <w:rPr>
-                <w:rFonts w:ascii="FangSong" w:eastAsia="FangSong" w:hAnsi="FangSong" w:cs="Times New Roman" w:hint="eastAsia"/>
-                <w:sz w:val="18"/>
-                <w:szCs w:val="18"/>
-              </w:rPr>
-              <w:t>)</w:t>
-            </w:r>
-            <w:r>
-              <w:rPr>
-                <w:rFonts w:ascii="FangSong" w:eastAsia="FangSong" w:hAnsi="FangSong" w:cs="Times New Roman" w:hint="eastAsia"/>
-                <w:sz w:val="18"/>
-                <w:szCs w:val="18"/>
-              </w:rPr>
-              <w:t xml:space="preserve">   </w:t>
-            </w:r>
-            <w:proofErr w:type="gramEnd"/>
-            <w:r>
-              <w:rPr>
-                <w:rFonts w:ascii="FangSong" w:eastAsia="FangSong" w:hAnsi="FangSong" w:cs="Times New Roman" w:hint="eastAsia"/>
-                <w:sz w:val="18"/>
-                <w:szCs w:val="18"/>
-              </w:rPr>
-              <w:t xml:space="preserve">                                </w:t>
-            </w:r>
-            <w:r>
-              <w:rPr>
-                <w:rFonts w:ascii="FangSong" w:eastAsia="FangSong" w:hAnsi="FangSong" w:cs="Times New Roman" w:hint="eastAsia"/>
-                <w:sz w:val="18"/>
-                <w:szCs w:val="18"/>
-              </w:rPr>
-              <w:t xml:space="preserve"> </w:t>
-            </w:r>
-            <w:r>
-              <w:rPr>
-                <w:rFonts w:ascii="FangSong" w:eastAsia="FangSong" w:hAnsi="FangSong" w:cs="Times New Roman" w:hint="eastAsia"/>
-                <w:sz w:val="18"/>
-                <w:szCs w:val="18"/>
-              </w:rPr>
-              <w:t xml:space="preserve">         </w:t>
-            </w:r>
-            <w:r>
-              <w:rPr>
-                <w:rFonts w:ascii="FangSong" w:eastAsia="FangSong" w:hAnsi="FangSong" w:cs="Times New Roman" w:hint="eastAsia"/>
+                <w:rFonts w:ascii="仿宋" w:eastAsia="仿宋" w:hAnsi="仿宋" w:cs="Times New Roman" w:hint="eastAsia"/>
                 <w:sz w:val="22"/>
               </w:rPr>
-              <w:t>Founder</w:t>
+              <w:t>细胞生物学(生物信息学方向) 硕士学位</w:t>
             </w:r>
           </w:p>
         </w:tc>
       </w:tr>
       <w:tr>
         <w:trPr>
-          <w:trHeight w:val="389"/>
+          <w:trHeight w:val="1392"/>
         </w:trPr>
         <w:tc>
           <w:tcPr>
-            <w:tcW w:w="1854" w:type="dxa"/>
+            <w:tcW w:w="1838" w:type="dxa"/>
             <w:vMerge/>
           </w:tcPr>
           <w:p>
             <w:pPr>
               <w:jc w:val="right"/>
               <w:rPr>
-                <w:rFonts w:ascii="FangSong" w:eastAsia="FangSong" w:hAnsi="FangSong" w:cs="Times New Roman"/>
+                <w:rFonts w:ascii="仿宋" w:eastAsia="仿宋" w:hAnsi="仿宋" w:cs="Times New Roman"/>
                 <w:sz w:val="18"/>
                 <w:szCs w:val="18"/>
               </w:rPr>
@@ -1016,19 +1397,19 @@
         </w:tc>
         <w:tc>
           <w:tcPr>
-            <w:tcW w:w="8007" w:type="dxa"/>
+            <w:tcW w:w="7938" w:type="dxa"/>
           </w:tcPr>
           <w:p>
             <w:pPr>
               <w:rPr>
-                <w:rFonts w:ascii="FangSong" w:eastAsia="FangSong" w:hAnsi="FangSong" w:cs="Times New Roman"/>
-                <w:sz w:val="18"/>
-                <w:szCs w:val="18"/>
+                <w:rFonts w:ascii="仿宋" w:eastAsia="仿宋" w:hAnsi="仿宋"/>
+                <w:sz w:val="20"/>
+                <w:szCs w:val="20"/>
               </w:rPr>
             </w:pPr>
             <w:r>
               <w:rPr>
-                <w:rFonts w:ascii="FangSong" w:eastAsia="FangSong" w:hAnsi="FangSong" w:hint="eastAsia"/>
+                <w:rFonts w:ascii="仿宋" w:eastAsia="仿宋" w:hAnsi="仿宋" w:hint="eastAsia"/>
                 <w:sz w:val="20"/>
                 <w:szCs w:val="20"/>
               </w:rPr>
@@ -1036,76 +1417,150 @@
             </w:r>
             <w:r>
               <w:rPr>
-                <w:rFonts w:ascii="FangSong" w:eastAsia="FangSong" w:hAnsi="FangSong" w:hint="eastAsia"/>
-                <w:sz w:val="20"/>
-                <w:szCs w:val="20"/>
-              </w:rPr>
-              <w:t>金融研究及二级市场投资</w:t>
+                <w:rFonts w:ascii="仿宋" w:eastAsia="仿宋" w:hAnsi="仿宋" w:hint="eastAsia"/>
+                <w:sz w:val="20"/>
+                <w:szCs w:val="20"/>
+              </w:rPr>
+              <w:t xml:space="preserve"> </w:t>
+            </w:r>
+            <w:r>
+              <w:rPr>
+                <w:rFonts w:ascii="仿宋" w:eastAsia="仿宋" w:hAnsi="仿宋" w:hint="eastAsia"/>
+                <w:sz w:val="20"/>
+                <w:szCs w:val="20"/>
+              </w:rPr>
+              <w:t>研究生一等奖学金</w:t>
+            </w:r>
+          </w:p>
+          <w:p>
+            <w:pPr>
+              <w:rPr>
+                <w:rFonts w:ascii="仿宋" w:eastAsia="仿宋" w:hAnsi="仿宋"/>
+                <w:sz w:val="20"/>
+                <w:szCs w:val="20"/>
+              </w:rPr>
+            </w:pPr>
+            <w:r>
+              <w:rPr>
+                <w:rFonts w:ascii="仿宋" w:eastAsia="仿宋" w:hAnsi="仿宋" w:hint="eastAsia"/>
+                <w:sz w:val="20"/>
+                <w:szCs w:val="20"/>
+              </w:rPr>
+              <w:t>·</w:t>
+            </w:r>
+            <w:r>
+              <w:rPr>
+                <w:rFonts w:ascii="仿宋" w:eastAsia="仿宋" w:hAnsi="仿宋" w:hint="eastAsia"/>
+                <w:sz w:val="20"/>
+                <w:szCs w:val="20"/>
+              </w:rPr>
+              <w:t xml:space="preserve"> </w:t>
+            </w:r>
+            <w:r>
+              <w:rPr>
+                <w:rFonts w:ascii="仿宋" w:eastAsia="仿宋" w:hAnsi="仿宋" w:hint="eastAsia"/>
+                <w:sz w:val="20"/>
+                <w:szCs w:val="20"/>
+              </w:rPr>
+              <w:t>2016 应用深度学习(Faster R-CNN)进行叶片气孔识别 (专利：2017107125834)</w:t>
+            </w:r>
+          </w:p>
+          <w:p>
+            <w:pPr>
+              <w:rPr>
+                <w:rFonts w:ascii="仿宋" w:eastAsia="仿宋" w:hAnsi="仿宋"/>
+                <w:sz w:val="20"/>
+                <w:szCs w:val="20"/>
+              </w:rPr>
+            </w:pPr>
+            <w:r>
+              <w:rPr>
+                <w:rFonts w:ascii="仿宋" w:eastAsia="仿宋" w:hAnsi="仿宋" w:hint="eastAsia"/>
+                <w:sz w:val="20"/>
+                <w:szCs w:val="20"/>
+              </w:rPr>
+              <w:t>·</w:t>
+            </w:r>
+            <w:r>
+              <w:rPr>
+                <w:rFonts w:ascii="仿宋" w:eastAsia="仿宋" w:hAnsi="仿宋" w:hint="eastAsia"/>
+                <w:sz w:val="20"/>
+                <w:szCs w:val="20"/>
+              </w:rPr>
+              <w:t xml:space="preserve"> </w:t>
+            </w:r>
+            <w:r>
+              <w:rPr>
+                <w:rFonts w:ascii="仿宋" w:eastAsia="仿宋" w:hAnsi="仿宋" w:hint="eastAsia"/>
+                <w:sz w:val="20"/>
+                <w:szCs w:val="20"/>
+              </w:rPr>
+              <w:t>2016 北京市教育委员会科技计划“复苏植物旋蒴苣苔的耐旱机理研究”</w:t>
+            </w:r>
+          </w:p>
+          <w:p>
+            <w:pPr>
+              <w:rPr>
+                <w:rFonts w:ascii="仿宋" w:eastAsia="仿宋" w:hAnsi="仿宋" w:cs="Times New Roman"/>
+                <w:sz w:val="18"/>
+                <w:szCs w:val="18"/>
+              </w:rPr>
+            </w:pPr>
+            <w:r>
+              <w:rPr>
+                <w:rFonts w:ascii="仿宋" w:eastAsia="仿宋" w:hAnsi="仿宋" w:hint="eastAsia"/>
+                <w:sz w:val="20"/>
+                <w:szCs w:val="20"/>
+              </w:rPr>
+              <w:t>·</w:t>
+            </w:r>
+            <w:r>
+              <w:rPr>
+                <w:rFonts w:ascii="仿宋" w:eastAsia="仿宋" w:hAnsi="仿宋" w:hint="eastAsia"/>
+                <w:sz w:val="20"/>
+                <w:szCs w:val="20"/>
+              </w:rPr>
+              <w:t xml:space="preserve"> </w:t>
+            </w:r>
+            <w:r>
+              <w:rPr>
+                <w:rFonts w:ascii="仿宋" w:eastAsia="仿宋" w:hAnsi="仿宋" w:hint="eastAsia"/>
+                <w:sz w:val="20"/>
+                <w:szCs w:val="20"/>
+              </w:rPr>
+              <w:t>2014 北京市计算中心 萌芽计划“基于hadoop的基因组关键分析”</w:t>
             </w:r>
           </w:p>
         </w:tc>
       </w:tr>
       <w:tr>
         <w:trPr>
-          <w:trHeight w:val="311"/>
+          <w:trHeight w:val="428"/>
         </w:trPr>
         <w:tc>
           <w:tcPr>
-            <w:tcW w:w="1854" w:type="dxa"/>
-            <w:vMerge w:val="restart"/>
+            <w:tcW w:w="1838" w:type="dxa"/>
           </w:tcPr>
           <w:p>
             <w:pPr>
               <w:jc w:val="right"/>
               <w:rPr>
-                <w:rFonts w:ascii="FangSong" w:eastAsia="FangSong" w:hAnsi="FangSong" w:cs="Times New Roman"/>
+                <w:rFonts w:ascii="仿宋" w:eastAsia="仿宋" w:hAnsi="仿宋" w:cs="Times New Roman"/>
                 <w:sz w:val="18"/>
                 <w:szCs w:val="18"/>
               </w:rPr>
             </w:pPr>
             <w:r>
               <w:rPr>
-                <w:rFonts w:ascii="FangSong" w:eastAsia="FangSong" w:hAnsi="FangSong" w:cs="Times New Roman" w:hint="eastAsia"/>
-                <w:sz w:val="18"/>
-                <w:szCs w:val="18"/>
-              </w:rPr>
-              <w:t>2022.10</w:t>
-            </w:r>
-            <w:r>
-              <w:rPr>
-                <w:rFonts w:ascii="FangSong" w:eastAsia="FangSong" w:hAnsi="FangSong" w:cs="Times New Roman" w:hint="eastAsia"/>
-                <w:sz w:val="18"/>
-                <w:szCs w:val="18"/>
-              </w:rPr>
-              <w:t xml:space="preserve"> </w:t>
-            </w:r>
-            <w:r>
-              <w:rPr>
-                <w:rFonts w:ascii="FangSong" w:eastAsia="FangSong" w:hAnsi="FangSong" w:cs="Times New Roman" w:hint="eastAsia"/>
-                <w:sz w:val="18"/>
-                <w:szCs w:val="18"/>
-              </w:rPr>
-              <w:t>-</w:t>
-            </w:r>
-            <w:r>
-              <w:rPr>
-                <w:rFonts w:ascii="FangSong" w:eastAsia="FangSong" w:hAnsi="FangSong" w:cs="Times New Roman" w:hint="eastAsia"/>
-                <w:sz w:val="18"/>
-                <w:szCs w:val="18"/>
-              </w:rPr>
-              <w:t xml:space="preserve"> </w:t>
-            </w:r>
-            <w:r>
-              <w:rPr>
-                <w:rFonts w:ascii="FangSong" w:eastAsia="FangSong" w:hAnsi="FangSong" w:cs="Times New Roman" w:hint="eastAsia"/>
-                <w:sz w:val="18"/>
-                <w:szCs w:val="18"/>
-              </w:rPr>
-              <w:t>2024.</w:t>
-            </w:r>
-            <w:r>
-              <w:rPr>
-                <w:rFonts w:ascii="FangSong" w:eastAsia="FangSong" w:hAnsi="FangSong" w:cs="Times New Roman" w:hint="eastAsia"/>
+                <w:rFonts w:ascii="仿宋" w:eastAsia="仿宋" w:hAnsi="仿宋" w:cs="Times New Roman" w:hint="eastAsia"/>
+                <w:sz w:val="18"/>
+                <w:szCs w:val="18"/>
+              </w:rPr>
+              <w:t>2009.</w:t>
+            </w:r>
+            <w:r>
+              <w:rPr>
+                <w:rFonts w:ascii="仿宋" w:eastAsia="仿宋" w:hAnsi="仿宋" w:cs="Times New Roman" w:hint="eastAsia"/>
                 <w:sz w:val="18"/>
                 <w:szCs w:val="18"/>
               </w:rPr>
@@ -1113,692 +1568,119 @@
             </w:r>
             <w:r>
               <w:rPr>
-                <w:rFonts w:ascii="FangSong" w:eastAsia="FangSong" w:hAnsi="FangSong" w:cs="Times New Roman" w:hint="eastAsia"/>
-                <w:sz w:val="18"/>
-                <w:szCs w:val="18"/>
-              </w:rPr>
-              <w:t>5</w:t>
+                <w:rFonts w:ascii="仿宋" w:eastAsia="仿宋" w:hAnsi="仿宋" w:cs="Times New Roman" w:hint="eastAsia"/>
+                <w:sz w:val="18"/>
+                <w:szCs w:val="18"/>
+              </w:rPr>
+              <w:t>9 - 2013.</w:t>
+            </w:r>
+            <w:r>
+              <w:rPr>
+                <w:rFonts w:ascii="仿宋" w:eastAsia="仿宋" w:hAnsi="仿宋" w:cs="Times New Roman" w:hint="eastAsia"/>
+                <w:sz w:val="18"/>
+                <w:szCs w:val="18"/>
+              </w:rPr>
+              <w:t>0</w:t>
+            </w:r>
+            <w:r>
+              <w:rPr>
+                <w:rFonts w:ascii="仿宋" w:eastAsia="仿宋" w:hAnsi="仿宋" w:cs="Times New Roman" w:hint="eastAsia"/>
+                <w:sz w:val="18"/>
+                <w:szCs w:val="18"/>
+              </w:rPr>
+              <w:t>6</w:t>
             </w:r>
           </w:p>
         </w:tc>
         <w:tc>
           <w:tcPr>
-            <w:tcW w:w="8007" w:type="dxa"/>
+            <w:tcW w:w="7938" w:type="dxa"/>
           </w:tcPr>
           <w:p>
             <w:pPr>
               <w:rPr>
-                <w:rFonts w:ascii="FangSong" w:eastAsia="FangSong" w:hAnsi="FangSong" w:cs="Times New Roman"/>
+                <w:rFonts w:ascii="仿宋" w:eastAsia="仿宋" w:hAnsi="仿宋" w:cs="Times New Roman"/>
                 <w:sz w:val="18"/>
                 <w:szCs w:val="18"/>
               </w:rPr>
             </w:pPr>
             <w:r>
               <w:rPr>
-                <w:rFonts w:ascii="FangSong" w:eastAsia="FangSong" w:hAnsi="FangSong" w:cs="Times New Roman" w:hint="eastAsia"/>
+                <w:rFonts w:ascii="仿宋" w:eastAsia="仿宋" w:hAnsi="仿宋" w:cs="Times New Roman" w:hint="eastAsia"/>
                 <w:b/>
                 <w:bCs/>
                 <w:sz w:val="22"/>
               </w:rPr>
-              <w:t>杜兰大学Tulane University</w:t>
-            </w:r>
-            <w:r>
-              <w:rPr>
-                <w:rFonts w:ascii="FangSong" w:eastAsia="FangSong" w:hAnsi="FangSong" w:cs="Times New Roman" w:hint="eastAsia"/>
+              <w:t>首都师范大学</w:t>
+            </w:r>
+            <w:r>
+              <w:rPr>
+                <w:rFonts w:ascii="仿宋" w:eastAsia="仿宋" w:hAnsi="仿宋" w:cs="Times New Roman" w:hint="eastAsia"/>
                 <w:sz w:val="22"/>
               </w:rPr>
               <w:t xml:space="preserve"> </w:t>
             </w:r>
             <w:r>
               <w:rPr>
-                <w:rFonts w:ascii="FangSong" w:eastAsia="FangSong" w:hAnsi="FangSong" w:cs="Times New Roman" w:hint="eastAsia"/>
+                <w:rFonts w:ascii="仿宋" w:eastAsia="仿宋" w:hAnsi="仿宋" w:cs="Times New Roman" w:hint="eastAsia"/>
                 <w:sz w:val="22"/>
               </w:rPr>
-              <w:t xml:space="preserve">                   </w:t>
-            </w:r>
-            <w:r>
-              <w:rPr>
-                <w:rFonts w:ascii="FangSong" w:eastAsia="FangSong" w:hAnsi="FangSong" w:cs="Times New Roman" w:hint="eastAsia"/>
+              <w:t xml:space="preserve">                                      </w:t>
+            </w:r>
+            <w:r>
+              <w:rPr>
+                <w:rFonts w:ascii="仿宋" w:eastAsia="仿宋" w:hAnsi="仿宋" w:cs="Times New Roman" w:hint="eastAsia"/>
                 <w:sz w:val="22"/>
               </w:rPr>
-              <w:t xml:space="preserve"> </w:t>
-            </w:r>
-            <w:r>
-              <w:rPr>
-                <w:rFonts w:ascii="FangSong" w:eastAsia="FangSong" w:hAnsi="FangSong" w:cs="Times New Roman" w:hint="eastAsia"/>
+              <w:t xml:space="preserve">  </w:t>
+            </w:r>
+            <w:r>
+              <w:rPr>
+                <w:rFonts w:ascii="仿宋" w:eastAsia="仿宋" w:hAnsi="仿宋" w:cs="Times New Roman" w:hint="eastAsia"/>
                 <w:sz w:val="22"/>
               </w:rPr>
-              <w:t xml:space="preserve">       </w:t>
-            </w:r>
-            <w:r>
-              <w:rPr>
-                <w:rFonts w:ascii="FangSong" w:eastAsia="FangSong" w:hAnsi="FangSong" w:cs="Times New Roman" w:hint="eastAsia"/>
+              <w:t>生物科</w:t>
+            </w:r>
+            <w:r>
+              <w:rPr>
+                <w:rFonts w:ascii="仿宋" w:eastAsia="仿宋" w:hAnsi="仿宋" w:cs="Times New Roman" w:hint="eastAsia"/>
                 <w:sz w:val="22"/>
               </w:rPr>
-              <w:t xml:space="preserve"> </w:t>
-            </w:r>
-            <w:r>
-              <w:rPr>
-                <w:rFonts w:ascii="FangSong" w:eastAsia="FangSong" w:hAnsi="FangSong" w:cs="Times New Roman" w:hint="eastAsia"/>
+              <w:t>学</w:t>
+            </w:r>
+            <w:r>
+              <w:rPr>
+                <w:rFonts w:ascii="仿宋" w:eastAsia="仿宋" w:hAnsi="仿宋" w:cs="Times New Roman" w:hint="eastAsia"/>
                 <w:sz w:val="22"/>
               </w:rPr>
-              <w:t>金融学 硕士学位</w:t>
+              <w:t xml:space="preserve"> 学</w:t>
+            </w:r>
+            <w:r>
+              <w:rPr>
+                <w:rFonts w:ascii="仿宋" w:eastAsia="仿宋" w:hAnsi="仿宋" w:cs="Times New Roman" w:hint="eastAsia"/>
+                <w:sz w:val="22"/>
+              </w:rPr>
+              <w:t>士学位</w:t>
             </w:r>
           </w:p>
         </w:tc>
       </w:tr>
       <w:tr>
-        <w:trPr>
-          <w:trHeight w:val="683"/>
-        </w:trPr>
         <w:tc>
           <w:tcPr>
-            <w:tcW w:w="1854" w:type="dxa"/>
-            <w:vMerge/>
+            <w:tcW w:w="1838" w:type="dxa"/>
           </w:tcPr>
           <w:p>
             <w:pPr>
-              <w:jc w:val="right"/>
-              <w:rPr>
-                <w:rFonts w:ascii="FangSong" w:eastAsia="FangSong" w:hAnsi="FangSong" w:cs="Times New Roman"/>
+              <w:rPr>
+                <w:rFonts w:ascii="仿宋" w:eastAsia="仿宋" w:hAnsi="仿宋" w:cs="Times New Roman"/>
                 <w:sz w:val="18"/>
                 <w:szCs w:val="18"/>
               </w:rPr>
             </w:pPr>
-          </w:p>
-        </w:tc>
-        <w:tc>
-          <w:tcPr>
-            <w:tcW w:w="8007" w:type="dxa"/>
-          </w:tcPr>
-          <w:p>
-            <w:pPr>
-              <w:rPr>
-                <w:rFonts w:ascii="FangSong" w:eastAsia="FangSong" w:hAnsi="FangSong"/>
-                <w:sz w:val="20"/>
-                <w:szCs w:val="20"/>
-              </w:rPr>
-            </w:pPr>
-            <w:r>
-              <w:rPr>
-                <w:rFonts w:ascii="FangSong" w:eastAsia="FangSong" w:hAnsi="FangSong" w:hint="eastAsia"/>
-                <w:sz w:val="20"/>
-                <w:szCs w:val="20"/>
-              </w:rPr>
-              <w:t>·</w:t>
-            </w:r>
-            <w:r>
-              <w:rPr>
-                <w:rFonts w:ascii="FangSong" w:eastAsia="FangSong" w:hAnsi="FangSong" w:hint="eastAsia"/>
-                <w:sz w:val="20"/>
-                <w:szCs w:val="20"/>
-              </w:rPr>
-              <w:t xml:space="preserve"> </w:t>
-            </w:r>
-            <w:r>
-              <w:rPr>
-                <w:rFonts w:ascii="FangSong" w:eastAsia="FangSong" w:hAnsi="FangSong" w:hint="eastAsia"/>
-                <w:sz w:val="20"/>
-                <w:szCs w:val="20"/>
-              </w:rPr>
-              <w:t>杜兰大学-中国社会科学院大学合作项目，非全日制双证</w:t>
-            </w:r>
-            <w:r>
-              <w:rPr>
-                <w:rFonts w:ascii="FangSong" w:eastAsia="FangSong" w:hAnsi="FangSong" w:hint="eastAsia"/>
-                <w:sz w:val="20"/>
-                <w:szCs w:val="20"/>
-              </w:rPr>
-              <w:t>，</w:t>
-            </w:r>
-            <w:r>
-              <w:rPr>
-                <w:rFonts w:ascii="FangSong" w:eastAsia="FangSong" w:hAnsi="FangSong" w:hint="eastAsia"/>
-                <w:sz w:val="20"/>
-                <w:szCs w:val="20"/>
-              </w:rPr>
-              <w:t>杜兰大学</w:t>
-            </w:r>
-            <w:r>
-              <w:rPr>
-                <w:rFonts w:ascii="FangSong" w:eastAsia="FangSong" w:hAnsi="FangSong" w:hint="eastAsia"/>
-                <w:sz w:val="20"/>
-                <w:szCs w:val="20"/>
-              </w:rPr>
-              <w:t>授予</w:t>
-            </w:r>
-            <w:r>
-              <w:rPr>
-                <w:rFonts w:ascii="FangSong" w:eastAsia="FangSong" w:hAnsi="FangSong" w:hint="eastAsia"/>
-                <w:sz w:val="20"/>
-                <w:szCs w:val="20"/>
-              </w:rPr>
-              <w:t>学位</w:t>
-            </w:r>
-          </w:p>
-          <w:p>
-            <w:pPr>
-              <w:rPr>
-                <w:rFonts w:ascii="FangSong" w:eastAsia="FangSong" w:hAnsi="FangSong"/>
-                <w:sz w:val="20"/>
-                <w:szCs w:val="20"/>
-              </w:rPr>
-            </w:pPr>
-            <w:r>
-              <w:rPr>
-                <w:rFonts w:ascii="FangSong" w:eastAsia="FangSong" w:hAnsi="FangSong" w:hint="eastAsia"/>
-                <w:sz w:val="20"/>
-                <w:szCs w:val="20"/>
-              </w:rPr>
-              <w:t xml:space="preserve">· </w:t>
-            </w:r>
-            <w:r>
-              <w:rPr>
-                <w:rFonts w:ascii="FangSong" w:eastAsia="FangSong" w:hAnsi="FangSong" w:hint="eastAsia"/>
-                <w:sz w:val="20"/>
-                <w:szCs w:val="20"/>
-              </w:rPr>
-              <w:t>GPA 3.917/4 (前3) 获得Beta Gamma Sigma (BGS)永久荣誉会员</w:t>
-            </w:r>
-          </w:p>
-        </w:tc>
-      </w:tr>
-      <w:tr>
-        <w:trPr>
-          <w:trHeight w:val="311"/>
-        </w:trPr>
-        <w:tc>
-          <w:tcPr>
-            <w:tcW w:w="1854" w:type="dxa"/>
-            <w:vMerge w:val="restart"/>
-          </w:tcPr>
-          <w:p>
-            <w:pPr>
-              <w:jc w:val="right"/>
-              <w:rPr>
-                <w:rFonts w:ascii="FangSong" w:eastAsia="FangSong" w:hAnsi="FangSong" w:cs="Times New Roman"/>
-                <w:sz w:val="18"/>
-                <w:szCs w:val="18"/>
-              </w:rPr>
-            </w:pPr>
-            <w:r>
-              <w:rPr>
-                <w:rFonts w:ascii="FangSong" w:eastAsia="FangSong" w:hAnsi="FangSong" w:cs="Times New Roman" w:hint="eastAsia"/>
-                <w:sz w:val="18"/>
-                <w:szCs w:val="18"/>
-              </w:rPr>
-              <w:t>2014.</w:t>
-            </w:r>
-            <w:r>
-              <w:rPr>
-                <w:rFonts w:ascii="FangSong" w:eastAsia="FangSong" w:hAnsi="FangSong" w:cs="Times New Roman" w:hint="eastAsia"/>
-                <w:sz w:val="18"/>
-                <w:szCs w:val="18"/>
-              </w:rPr>
-              <w:t>0</w:t>
-            </w:r>
-            <w:r>
-              <w:rPr>
-                <w:rFonts w:ascii="FangSong" w:eastAsia="FangSong" w:hAnsi="FangSong" w:cs="Times New Roman" w:hint="eastAsia"/>
-                <w:sz w:val="18"/>
-                <w:szCs w:val="18"/>
-              </w:rPr>
-              <w:t>9</w:t>
-            </w:r>
-            <w:r>
-              <w:rPr>
-                <w:rFonts w:ascii="FangSong" w:eastAsia="FangSong" w:hAnsi="FangSong" w:cs="Times New Roman" w:hint="eastAsia"/>
-                <w:sz w:val="18"/>
-                <w:szCs w:val="18"/>
-              </w:rPr>
-              <w:t xml:space="preserve"> </w:t>
-            </w:r>
-            <w:r>
-              <w:rPr>
-                <w:rFonts w:ascii="FangSong" w:eastAsia="FangSong" w:hAnsi="FangSong" w:cs="Times New Roman" w:hint="eastAsia"/>
-                <w:sz w:val="18"/>
-                <w:szCs w:val="18"/>
-              </w:rPr>
-              <w:t>-</w:t>
-            </w:r>
-            <w:r>
-              <w:rPr>
-                <w:rFonts w:ascii="FangSong" w:eastAsia="FangSong" w:hAnsi="FangSong" w:cs="Times New Roman" w:hint="eastAsia"/>
-                <w:sz w:val="18"/>
-                <w:szCs w:val="18"/>
-              </w:rPr>
-              <w:t xml:space="preserve"> </w:t>
-            </w:r>
-            <w:r>
-              <w:rPr>
-                <w:rFonts w:ascii="FangSong" w:eastAsia="FangSong" w:hAnsi="FangSong" w:cs="Times New Roman" w:hint="eastAsia"/>
-                <w:sz w:val="18"/>
-                <w:szCs w:val="18"/>
-              </w:rPr>
-              <w:t>2017.</w:t>
-            </w:r>
-            <w:r>
-              <w:rPr>
-                <w:rFonts w:ascii="FangSong" w:eastAsia="FangSong" w:hAnsi="FangSong" w:cs="Times New Roman" w:hint="eastAsia"/>
-                <w:sz w:val="18"/>
-                <w:szCs w:val="18"/>
-              </w:rPr>
-              <w:t>0</w:t>
-            </w:r>
-            <w:r>
-              <w:rPr>
-                <w:rFonts w:ascii="FangSong" w:eastAsia="FangSong" w:hAnsi="FangSong" w:cs="Times New Roman" w:hint="eastAsia"/>
-                <w:sz w:val="18"/>
-                <w:szCs w:val="18"/>
-              </w:rPr>
-              <w:t>6</w:t>
-            </w:r>
-          </w:p>
-        </w:tc>
-        <w:tc>
-          <w:tcPr>
-            <w:tcW w:w="8007" w:type="dxa"/>
-          </w:tcPr>
-          <w:p>
-            <w:pPr>
-              <w:rPr>
-                <w:rFonts w:ascii="FangSong" w:eastAsia="FangSong" w:hAnsi="FangSong" w:cs="Times New Roman"/>
-                <w:sz w:val="18"/>
-                <w:szCs w:val="18"/>
-              </w:rPr>
-            </w:pPr>
-            <w:r>
-              <w:rPr>
-                <w:rFonts w:ascii="FangSong" w:eastAsia="FangSong" w:hAnsi="FangSong" w:cs="Times New Roman" w:hint="eastAsia"/>
-                <w:b/>
-                <w:bCs/>
-                <w:sz w:val="22"/>
-              </w:rPr>
-              <w:t>首都师范大学</w:t>
-            </w:r>
-            <w:r>
-              <w:rPr>
-                <w:rFonts w:ascii="FangSong" w:eastAsia="FangSong" w:hAnsi="FangSong" w:cs="Times New Roman" w:hint="eastAsia"/>
-                <w:sz w:val="22"/>
-              </w:rPr>
-              <w:t xml:space="preserve"> </w:t>
-            </w:r>
-            <w:r>
-              <w:rPr>
-                <w:rFonts w:ascii="FangSong" w:eastAsia="FangSong" w:hAnsi="FangSong" w:cs="Times New Roman" w:hint="eastAsia"/>
-                <w:sz w:val="22"/>
-              </w:rPr>
-              <w:t xml:space="preserve">                   </w:t>
-            </w:r>
-            <w:r>
-              <w:rPr>
-                <w:rFonts w:ascii="FangSong" w:eastAsia="FangSong" w:hAnsi="FangSong" w:cs="Times New Roman" w:hint="eastAsia"/>
-                <w:sz w:val="22"/>
-              </w:rPr>
-              <w:t xml:space="preserve">  </w:t>
-            </w:r>
-            <w:r>
-              <w:rPr>
-                <w:rFonts w:ascii="FangSong" w:eastAsia="FangSong" w:hAnsi="FangSong" w:cs="Times New Roman" w:hint="eastAsia"/>
-                <w:sz w:val="22"/>
-              </w:rPr>
-              <w:t xml:space="preserve"> </w:t>
-            </w:r>
-            <w:r>
-              <w:rPr>
-                <w:rFonts w:ascii="FangSong" w:eastAsia="FangSong" w:hAnsi="FangSong" w:cs="Times New Roman" w:hint="eastAsia"/>
-                <w:sz w:val="22"/>
-              </w:rPr>
-              <w:t>细胞生物学(生物信息学方向) 硕士学位</w:t>
-            </w:r>
-          </w:p>
-        </w:tc>
-      </w:tr>
-      <w:tr>
-        <w:trPr>
-          <w:trHeight w:val="1389"/>
-        </w:trPr>
-        <w:tc>
-          <w:tcPr>
-            <w:tcW w:w="1854" w:type="dxa"/>
-            <w:vMerge/>
-          </w:tcPr>
-          <w:p>
-            <w:pPr>
-              <w:jc w:val="right"/>
-              <w:rPr>
-                <w:rFonts w:ascii="FangSong" w:eastAsia="FangSong" w:hAnsi="FangSong" w:cs="Times New Roman"/>
-                <w:sz w:val="18"/>
-                <w:szCs w:val="18"/>
-              </w:rPr>
-            </w:pPr>
-          </w:p>
-        </w:tc>
-        <w:tc>
-          <w:tcPr>
-            <w:tcW w:w="8007" w:type="dxa"/>
-          </w:tcPr>
-          <w:p>
-            <w:pPr>
-              <w:rPr>
-                <w:rFonts w:ascii="FangSong" w:eastAsia="FangSong" w:hAnsi="FangSong"/>
-                <w:sz w:val="20"/>
-                <w:szCs w:val="20"/>
-              </w:rPr>
-            </w:pPr>
-            <w:r>
-              <w:rPr>
-                <w:rFonts w:ascii="FangSong" w:eastAsia="FangSong" w:hAnsi="FangSong" w:hint="eastAsia"/>
-                <w:sz w:val="20"/>
-                <w:szCs w:val="20"/>
-              </w:rPr>
-              <w:t>·</w:t>
-            </w:r>
-            <w:r>
-              <w:rPr>
-                <w:rFonts w:ascii="FangSong" w:eastAsia="FangSong" w:hAnsi="FangSong" w:hint="eastAsia"/>
-                <w:sz w:val="20"/>
-                <w:szCs w:val="20"/>
-              </w:rPr>
-              <w:t xml:space="preserve"> </w:t>
-            </w:r>
-            <w:r>
-              <w:rPr>
-                <w:rFonts w:ascii="FangSong" w:eastAsia="FangSong" w:hAnsi="FangSong" w:hint="eastAsia"/>
-                <w:sz w:val="20"/>
-                <w:szCs w:val="20"/>
-              </w:rPr>
-              <w:t>研究生一等奖学金</w:t>
-            </w:r>
-          </w:p>
-          <w:p>
-            <w:pPr>
-              <w:rPr>
-                <w:rFonts w:ascii="FangSong" w:eastAsia="FangSong" w:hAnsi="FangSong"/>
-                <w:sz w:val="20"/>
-                <w:szCs w:val="20"/>
-              </w:rPr>
-            </w:pPr>
-            <w:r>
-              <w:rPr>
-                <w:rFonts w:ascii="FangSong" w:eastAsia="FangSong" w:hAnsi="FangSong" w:hint="eastAsia"/>
-                <w:sz w:val="20"/>
-                <w:szCs w:val="20"/>
-              </w:rPr>
-              <w:t>·</w:t>
-            </w:r>
-            <w:r>
-              <w:rPr>
-                <w:rFonts w:ascii="FangSong" w:eastAsia="FangSong" w:hAnsi="FangSong" w:hint="eastAsia"/>
-                <w:sz w:val="20"/>
-                <w:szCs w:val="20"/>
-              </w:rPr>
-              <w:t xml:space="preserve"> </w:t>
-            </w:r>
-            <w:r>
-              <w:rPr>
-                <w:rFonts w:ascii="FangSong" w:eastAsia="FangSong" w:hAnsi="FangSong" w:hint="eastAsia"/>
-                <w:sz w:val="20"/>
-                <w:szCs w:val="20"/>
-              </w:rPr>
-              <w:t>2016 应用深度学习(Faster R-CNN)进行叶片气孔识别 (专利：2017107125834)</w:t>
-            </w:r>
-          </w:p>
-          <w:p>
-            <w:pPr>
-              <w:rPr>
-                <w:rFonts w:ascii="FangSong" w:eastAsia="FangSong" w:hAnsi="FangSong"/>
-                <w:sz w:val="20"/>
-                <w:szCs w:val="20"/>
-              </w:rPr>
-            </w:pPr>
-            <w:r>
-              <w:rPr>
-                <w:rFonts w:ascii="FangSong" w:eastAsia="FangSong" w:hAnsi="FangSong" w:hint="eastAsia"/>
-                <w:sz w:val="20"/>
-                <w:szCs w:val="20"/>
-              </w:rPr>
-              <w:t>·</w:t>
-            </w:r>
-            <w:r>
-              <w:rPr>
-                <w:rFonts w:ascii="FangSong" w:eastAsia="FangSong" w:hAnsi="FangSong" w:hint="eastAsia"/>
-                <w:sz w:val="20"/>
-                <w:szCs w:val="20"/>
-              </w:rPr>
-              <w:t xml:space="preserve"> </w:t>
-            </w:r>
-            <w:r>
-              <w:rPr>
-                <w:rFonts w:ascii="FangSong" w:eastAsia="FangSong" w:hAnsi="FangSong" w:hint="eastAsia"/>
-                <w:sz w:val="20"/>
-                <w:szCs w:val="20"/>
-              </w:rPr>
-              <w:t>2016 北京市教育委员会科技计划“复苏植物旋</w:t>
-            </w:r>
-            <w:proofErr w:type="gramStart"/>
-            <w:r>
-              <w:rPr>
-                <w:rFonts w:ascii="FangSong" w:eastAsia="FangSong" w:hAnsi="FangSong" w:hint="eastAsia"/>
-                <w:sz w:val="20"/>
-                <w:szCs w:val="20"/>
-              </w:rPr>
-              <w:t>蒴苣</w:t>
-            </w:r>
-            <w:proofErr w:type="gramEnd"/>
-            <w:r>
-              <w:rPr>
-                <w:rFonts w:ascii="FangSong" w:eastAsia="FangSong" w:hAnsi="FangSong" w:hint="eastAsia"/>
-                <w:sz w:val="20"/>
-                <w:szCs w:val="20"/>
-              </w:rPr>
-              <w:t>苔的耐旱机理研究”</w:t>
-            </w:r>
-          </w:p>
-          <w:p>
-            <w:pPr>
-              <w:rPr>
-                <w:rFonts w:ascii="FangSong" w:eastAsia="FangSong" w:hAnsi="FangSong" w:cs="Times New Roman"/>
-                <w:sz w:val="18"/>
-                <w:szCs w:val="18"/>
-              </w:rPr>
-            </w:pPr>
-            <w:r>
-              <w:rPr>
-                <w:rFonts w:ascii="FangSong" w:eastAsia="FangSong" w:hAnsi="FangSong" w:hint="eastAsia"/>
-                <w:sz w:val="20"/>
-                <w:szCs w:val="20"/>
-              </w:rPr>
-              <w:t>·</w:t>
-            </w:r>
-            <w:r>
-              <w:rPr>
-                <w:rFonts w:ascii="FangSong" w:eastAsia="FangSong" w:hAnsi="FangSong" w:hint="eastAsia"/>
-                <w:sz w:val="20"/>
-                <w:szCs w:val="20"/>
-              </w:rPr>
-              <w:t xml:space="preserve"> </w:t>
-            </w:r>
-            <w:r>
-              <w:rPr>
-                <w:rFonts w:ascii="FangSong" w:eastAsia="FangSong" w:hAnsi="FangSong" w:hint="eastAsia"/>
-                <w:sz w:val="20"/>
-                <w:szCs w:val="20"/>
-              </w:rPr>
-              <w:t>2014 北京市计算中心 萌芽计划“基于</w:t>
-            </w:r>
-            <w:proofErr w:type="spellStart"/>
-            <w:r>
-              <w:rPr>
-                <w:rFonts w:ascii="FangSong" w:eastAsia="FangSong" w:hAnsi="FangSong" w:hint="eastAsia"/>
-                <w:sz w:val="20"/>
-                <w:szCs w:val="20"/>
-              </w:rPr>
-              <w:t>hadoop</w:t>
-            </w:r>
-            <w:proofErr w:type="spellEnd"/>
-            <w:r>
-              <w:rPr>
-                <w:rFonts w:ascii="FangSong" w:eastAsia="FangSong" w:hAnsi="FangSong" w:hint="eastAsia"/>
-                <w:sz w:val="20"/>
-                <w:szCs w:val="20"/>
-              </w:rPr>
-              <w:t>的基因组关键分析”</w:t>
-            </w:r>
-          </w:p>
-        </w:tc>
-      </w:tr>
-      <w:tr>
-        <w:trPr>
-          <w:trHeight w:val="427"/>
-        </w:trPr>
-        <w:tc>
-          <w:tcPr>
-            <w:tcW w:w="1854" w:type="dxa"/>
-          </w:tcPr>
-          <w:p>
-            <w:pPr>
-              <w:jc w:val="right"/>
-              <w:rPr>
-                <w:rFonts w:ascii="FangSong" w:eastAsia="FangSong" w:hAnsi="FangSong" w:cs="Times New Roman"/>
-                <w:sz w:val="18"/>
-                <w:szCs w:val="18"/>
-              </w:rPr>
-            </w:pPr>
-            <w:r>
-              <w:rPr>
-                <w:rFonts w:ascii="FangSong" w:eastAsia="FangSong" w:hAnsi="FangSong" w:cs="Times New Roman" w:hint="eastAsia"/>
-                <w:sz w:val="18"/>
-                <w:szCs w:val="18"/>
-              </w:rPr>
-              <w:t>2009.</w:t>
-            </w:r>
-            <w:r>
-              <w:rPr>
-                <w:rFonts w:ascii="FangSong" w:eastAsia="FangSong" w:hAnsi="FangSong" w:cs="Times New Roman" w:hint="eastAsia"/>
-                <w:sz w:val="18"/>
-                <w:szCs w:val="18"/>
-              </w:rPr>
-              <w:t>0</w:t>
-            </w:r>
-            <w:r>
-              <w:rPr>
-                <w:rFonts w:ascii="FangSong" w:eastAsia="FangSong" w:hAnsi="FangSong" w:cs="Times New Roman" w:hint="eastAsia"/>
-                <w:sz w:val="18"/>
-                <w:szCs w:val="18"/>
-              </w:rPr>
-              <w:t>9 - 2013.</w:t>
-            </w:r>
-            <w:r>
-              <w:rPr>
-                <w:rFonts w:ascii="FangSong" w:eastAsia="FangSong" w:hAnsi="FangSong" w:cs="Times New Roman" w:hint="eastAsia"/>
-                <w:sz w:val="18"/>
-                <w:szCs w:val="18"/>
-              </w:rPr>
-              <w:t>0</w:t>
-            </w:r>
-            <w:r>
-              <w:rPr>
-                <w:rFonts w:ascii="FangSong" w:eastAsia="FangSong" w:hAnsi="FangSong" w:cs="Times New Roman" w:hint="eastAsia"/>
-                <w:sz w:val="18"/>
-                <w:szCs w:val="18"/>
-              </w:rPr>
-              <w:t>6</w:t>
-            </w:r>
-          </w:p>
-        </w:tc>
-        <w:tc>
-          <w:tcPr>
-            <w:tcW w:w="8007" w:type="dxa"/>
-          </w:tcPr>
-          <w:p>
-            <w:pPr>
-              <w:rPr>
-                <w:rFonts w:ascii="FangSong" w:eastAsia="FangSong" w:hAnsi="FangSong" w:cs="Times New Roman"/>
-                <w:sz w:val="18"/>
-                <w:szCs w:val="18"/>
-              </w:rPr>
-            </w:pPr>
-            <w:r>
-              <w:rPr>
-                <w:rFonts w:ascii="FangSong" w:eastAsia="FangSong" w:hAnsi="FangSong" w:cs="Times New Roman" w:hint="eastAsia"/>
-                <w:b/>
-                <w:bCs/>
-                <w:sz w:val="22"/>
-              </w:rPr>
-              <w:t>首都师范大学</w:t>
-            </w:r>
-            <w:r>
-              <w:rPr>
-                <w:rFonts w:ascii="FangSong" w:eastAsia="FangSong" w:hAnsi="FangSong" w:cs="Times New Roman" w:hint="eastAsia"/>
-                <w:sz w:val="22"/>
-              </w:rPr>
-              <w:t xml:space="preserve"> </w:t>
-            </w:r>
-            <w:r>
-              <w:rPr>
-                <w:rFonts w:ascii="FangSong" w:eastAsia="FangSong" w:hAnsi="FangSong" w:cs="Times New Roman" w:hint="eastAsia"/>
-                <w:sz w:val="22"/>
-              </w:rPr>
-              <w:t xml:space="preserve">                                      </w:t>
-            </w:r>
-            <w:r>
-              <w:rPr>
-                <w:rFonts w:ascii="FangSong" w:eastAsia="FangSong" w:hAnsi="FangSong" w:cs="Times New Roman" w:hint="eastAsia"/>
-                <w:sz w:val="22"/>
-              </w:rPr>
-              <w:t xml:space="preserve">  </w:t>
-            </w:r>
-            <w:r>
-              <w:rPr>
-                <w:rFonts w:ascii="FangSong" w:eastAsia="FangSong" w:hAnsi="FangSong" w:cs="Times New Roman" w:hint="eastAsia"/>
-                <w:sz w:val="22"/>
-              </w:rPr>
-              <w:t>生物科</w:t>
-            </w:r>
-            <w:r>
-              <w:rPr>
-                <w:rFonts w:ascii="FangSong" w:eastAsia="FangSong" w:hAnsi="FangSong" w:cs="Times New Roman" w:hint="eastAsia"/>
-                <w:sz w:val="22"/>
-              </w:rPr>
-              <w:t>学</w:t>
-            </w:r>
-            <w:r>
-              <w:rPr>
-                <w:rFonts w:ascii="FangSong" w:eastAsia="FangSong" w:hAnsi="FangSong" w:cs="Times New Roman" w:hint="eastAsia"/>
-                <w:sz w:val="22"/>
-              </w:rPr>
-              <w:t xml:space="preserve"> 学</w:t>
-            </w:r>
-            <w:r>
-              <w:rPr>
-                <w:rFonts w:ascii="FangSong" w:eastAsia="FangSong" w:hAnsi="FangSong" w:cs="Times New Roman" w:hint="eastAsia"/>
-                <w:sz w:val="22"/>
-              </w:rPr>
-              <w:t>士学位</w:t>
-            </w:r>
-          </w:p>
-        </w:tc>
-      </w:tr>
-      <w:tr>
-        <w:trPr>
-          <w:trHeight w:val="311"/>
-        </w:trPr>
-        <w:tc>
-          <w:tcPr>
-            <w:tcW w:w="1854" w:type="dxa"/>
-          </w:tcPr>
-          <w:p>
-            <w:pPr>
-              <w:rPr>
-                <w:rFonts w:ascii="FangSong" w:eastAsia="FangSong" w:hAnsi="FangSong" w:cs="Times New Roman"/>
-                <w:sz w:val="18"/>
-                <w:szCs w:val="18"/>
-              </w:rPr>
-            </w:pPr>
-            <w:r>
-              <w:rPr>
-                <w:rFonts w:ascii="FangSong" w:eastAsia="FangSong" w:hAnsi="FangSong" w:cs="Times New Roman" w:hint="eastAsia"/>
+            <w:r>
+              <w:rPr>
+                <w:rFonts w:ascii="仿宋" w:eastAsia="仿宋" w:hAnsi="仿宋" w:cs="Times New Roman" w:hint="eastAsia"/>
                 <w:b/>
                 <w:bCs/>
                 <w:noProof/>
@@ -1854,7 +1736,7 @@
                     </wp:anchor>
                   </w:drawing>
                 </mc:Choice>
-                <mc:Fallback xmlns:w16sdtfl="http://schemas.microsoft.com/office/word/2024/wordml/sdtformatlock" xmlns:w16du="http://schemas.microsoft.com/office/word/2023/wordml/word16du">
+                <mc:Fallback>
                   <w:pict>
                     <v:line w14:anchorId="56917C25" id="直接连接符 1" o:spid="_x0000_s1026" style="position:absolute;z-index:251665408;visibility:visible;mso-wrap-style:square;mso-wrap-distance-left:9pt;mso-wrap-distance-top:0;mso-wrap-distance-right:9pt;mso-wrap-distance-bottom:0;mso-position-horizontal:absolute;mso-position-horizontal-relative:text;mso-position-vertical:absolute;mso-position-vertical-relative:text" from="0,14.65pt" to="490pt,14.65pt" o:gfxdata="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" strokecolor="#a5a5a5 [3206]" strokeweight="1pt">
                       <v:stroke joinstyle="miter"/>
@@ -1865,7 +1747,7 @@
             </w:r>
             <w:r>
               <w:rPr>
-                <w:rFonts w:ascii="FangSong" w:eastAsia="FangSong" w:hAnsi="FangSong" w:cs="Times New Roman" w:hint="eastAsia"/>
+                <w:rFonts w:ascii="仿宋" w:eastAsia="仿宋" w:hAnsi="仿宋" w:cs="Times New Roman" w:hint="eastAsia"/>
                 <w:b/>
                 <w:bCs/>
                 <w:sz w:val="22"/>
@@ -1876,12 +1758,12 @@
         </w:tc>
         <w:tc>
           <w:tcPr>
-            <w:tcW w:w="8007" w:type="dxa"/>
+            <w:tcW w:w="7938" w:type="dxa"/>
           </w:tcPr>
           <w:p>
             <w:pPr>
               <w:rPr>
-                <w:rFonts w:ascii="FangSong" w:eastAsia="FangSong" w:hAnsi="FangSong" w:cs="Times New Roman"/>
+                <w:rFonts w:ascii="仿宋" w:eastAsia="仿宋" w:hAnsi="仿宋" w:cs="Times New Roman"/>
                 <w:sz w:val="18"/>
                 <w:szCs w:val="18"/>
               </w:rPr>
@@ -1891,24 +1773,24 @@
       </w:tr>
       <w:tr>
         <w:trPr>
-          <w:trHeight w:val="453"/>
+          <w:trHeight w:val="538"/>
         </w:trPr>
         <w:tc>
           <w:tcPr>
-            <w:tcW w:w="1854" w:type="dxa"/>
+            <w:tcW w:w="1838" w:type="dxa"/>
           </w:tcPr>
           <w:p>
             <w:pPr>
               <w:jc w:val="right"/>
               <w:rPr>
-                <w:rFonts w:ascii="FangSong" w:eastAsia="FangSong" w:hAnsi="FangSong" w:cs="Times New Roman"/>
+                <w:rFonts w:ascii="仿宋" w:eastAsia="仿宋" w:hAnsi="仿宋" w:cs="Times New Roman"/>
                 <w:sz w:val="18"/>
                 <w:szCs w:val="18"/>
               </w:rPr>
             </w:pPr>
             <w:r>
               <w:rPr>
-                <w:rFonts w:ascii="FangSong" w:eastAsia="FangSong" w:hAnsi="FangSong" w:cs="Times New Roman" w:hint="eastAsia"/>
+                <w:rFonts w:ascii="仿宋" w:eastAsia="仿宋" w:hAnsi="仿宋" w:cs="Times New Roman" w:hint="eastAsia"/>
                 <w:sz w:val="18"/>
                 <w:szCs w:val="18"/>
               </w:rPr>
@@ -1916,7 +1798,7 @@
             </w:r>
             <w:r>
               <w:rPr>
-                <w:rFonts w:ascii="FangSong" w:eastAsia="FangSong" w:hAnsi="FangSong" w:cs="Times New Roman" w:hint="eastAsia"/>
+                <w:rFonts w:ascii="仿宋" w:eastAsia="仿宋" w:hAnsi="仿宋" w:cs="Times New Roman" w:hint="eastAsia"/>
                 <w:sz w:val="18"/>
                 <w:szCs w:val="18"/>
               </w:rPr>
@@ -1926,19 +1808,19 @@
         </w:tc>
         <w:tc>
           <w:tcPr>
-            <w:tcW w:w="8007" w:type="dxa"/>
+            <w:tcW w:w="7938" w:type="dxa"/>
           </w:tcPr>
           <w:p>
             <w:pPr>
               <w:rPr>
-                <w:rFonts w:ascii="FangSong" w:eastAsia="FangSong" w:hAnsi="FangSong"/>
+                <w:rFonts w:ascii="仿宋" w:eastAsia="仿宋" w:hAnsi="仿宋"/>
                 <w:sz w:val="20"/>
                 <w:szCs w:val="20"/>
               </w:rPr>
             </w:pPr>
             <w:r>
               <w:rPr>
-                <w:rFonts w:ascii="FangSong" w:eastAsia="FangSong" w:hAnsi="FangSong"/>
+                <w:rFonts w:ascii="仿宋" w:eastAsia="仿宋" w:hAnsi="仿宋"/>
                 <w:noProof/>
                 <w:sz w:val="20"/>
                 <w:szCs w:val="20"/>
@@ -1996,7 +1878,7 @@
                     </wp:anchor>
                   </w:drawing>
                 </mc:Choice>
-                <mc:Fallback xmlns:w16sdtfl="http://schemas.microsoft.com/office/word/2024/wordml/sdtformatlock" xmlns:w16du="http://schemas.microsoft.com/office/word/2023/wordml/word16du">
+                <mc:Fallback>
                   <w:pict>
                     <v:line w14:anchorId="3C000772" id="直接连接符 3" o:spid="_x0000_s1026" style="position:absolute;z-index:251669504;visibility:visible;mso-wrap-style:square;mso-height-percent:0;mso-wrap-distance-left:9pt;mso-wrap-distance-top:0;mso-wrap-distance-right:9pt;mso-wrap-distance-bottom:0;mso-position-horizontal:absolute;mso-position-horizontal-relative:text;mso-position-vertical:absolute;mso-position-vertical-relative:text;mso-height-percent:0;mso-height-relative:margin" from="-4.85pt,.5pt" to="-4.85pt,17.5pt" o:gfxdata="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" strokecolor="#a5a5a5 [3206]" strokeweight="1pt">
                       <v:stroke joinstyle="miter"/>
@@ -2007,7 +1889,7 @@
             </w:r>
             <w:r>
               <w:rPr>
-                <w:rFonts w:ascii="FangSong" w:eastAsia="FangSong" w:hAnsi="FangSong"/>
+                <w:rFonts w:ascii="仿宋" w:eastAsia="仿宋" w:hAnsi="仿宋"/>
                 <w:sz w:val="20"/>
                 <w:szCs w:val="20"/>
               </w:rPr>
@@ -2015,7 +1897,7 @@
             </w:r>
             <w:r>
               <w:rPr>
-                <w:rFonts w:ascii="Calibri" w:eastAsia="FangSong" w:hAnsi="Calibri" w:cs="Calibri"/>
+                <w:rFonts w:ascii="Calibri" w:eastAsia="仿宋" w:hAnsi="Calibri" w:cs="Calibri"/>
                 <w:sz w:val="20"/>
                 <w:szCs w:val="20"/>
               </w:rPr>
@@ -2023,7 +1905,7 @@
             </w:r>
             <w:r>
               <w:rPr>
-                <w:rFonts w:ascii="FangSong" w:eastAsia="FangSong" w:hAnsi="FangSong"/>
+                <w:rFonts w:ascii="仿宋" w:eastAsia="仿宋" w:hAnsi="仿宋"/>
                 <w:sz w:val="20"/>
                 <w:szCs w:val="20"/>
               </w:rPr>
@@ -2031,7 +1913,7 @@
             </w:r>
             <w:r>
               <w:rPr>
-                <w:rFonts w:ascii="FangSong" w:eastAsia="FangSong" w:hAnsi="FangSong" w:hint="eastAsia"/>
+                <w:rFonts w:ascii="仿宋" w:eastAsia="仿宋" w:hAnsi="仿宋" w:hint="eastAsia"/>
                 <w:sz w:val="20"/>
                 <w:szCs w:val="20"/>
               </w:rPr>
@@ -2039,7 +1921,7 @@
             </w:r>
             <w:r>
               <w:rPr>
-                <w:rFonts w:ascii="FangSong" w:eastAsia="FangSong" w:hAnsi="FangSong"/>
+                <w:rFonts w:ascii="仿宋" w:eastAsia="仿宋" w:hAnsi="仿宋"/>
                 <w:sz w:val="20"/>
                 <w:szCs w:val="20"/>
               </w:rPr>
@@ -2049,24 +1931,21 @@
         </w:tc>
       </w:tr>
       <w:tr>
-        <w:trPr>
-          <w:trHeight w:val="311"/>
-        </w:trPr>
         <w:tc>
           <w:tcPr>
-            <w:tcW w:w="1854" w:type="dxa"/>
+            <w:tcW w:w="1838" w:type="dxa"/>
           </w:tcPr>
           <w:p>
             <w:pPr>
               <w:rPr>
-                <w:rFonts w:ascii="FangSong" w:eastAsia="FangSong" w:hAnsi="FangSong" w:cs="Times New Roman"/>
+                <w:rFonts w:ascii="仿宋" w:eastAsia="仿宋" w:hAnsi="仿宋" w:cs="Times New Roman"/>
                 <w:sz w:val="18"/>
                 <w:szCs w:val="18"/>
               </w:rPr>
             </w:pPr>
             <w:r>
               <w:rPr>
-                <w:rFonts w:ascii="FangSong" w:eastAsia="FangSong" w:hAnsi="FangSong" w:cs="Times New Roman" w:hint="eastAsia"/>
+                <w:rFonts w:ascii="仿宋" w:eastAsia="仿宋" w:hAnsi="仿宋" w:cs="Times New Roman" w:hint="eastAsia"/>
                 <w:b/>
                 <w:bCs/>
                 <w:noProof/>
@@ -2122,7 +2001,7 @@
                     </wp:anchor>
                   </w:drawing>
                 </mc:Choice>
-                <mc:Fallback xmlns:w16sdtfl="http://schemas.microsoft.com/office/word/2024/wordml/sdtformatlock" xmlns:w16du="http://schemas.microsoft.com/office/word/2023/wordml/word16du">
+                <mc:Fallback>
                   <w:pict>
                     <v:line w14:anchorId="5F28C2C7" id="直接连接符 1" o:spid="_x0000_s1026" style="position:absolute;z-index:251667456;visibility:visible;mso-wrap-style:square;mso-wrap-distance-left:9pt;mso-wrap-distance-top:0;mso-wrap-distance-right:9pt;mso-wrap-distance-bottom:0;mso-position-horizontal:absolute;mso-position-horizontal-relative:text;mso-position-vertical:absolute;mso-position-vertical-relative:text" from="0,14.55pt" to="490pt,14.55pt" o:gfxdata="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" strokecolor="#a5a5a5 [3206]" strokeweight="1pt">
                       <v:stroke joinstyle="miter"/>
@@ -2133,7 +2012,7 @@
             </w:r>
             <w:r>
               <w:rPr>
-                <w:rFonts w:ascii="FangSong" w:eastAsia="FangSong" w:hAnsi="FangSong" w:cs="Times New Roman" w:hint="eastAsia"/>
+                <w:rFonts w:ascii="仿宋" w:eastAsia="仿宋" w:hAnsi="仿宋" w:cs="Times New Roman" w:hint="eastAsia"/>
                 <w:b/>
                 <w:bCs/>
                 <w:sz w:val="22"/>
@@ -2144,19 +2023,19 @@
         </w:tc>
         <w:tc>
           <w:tcPr>
-            <w:tcW w:w="8007" w:type="dxa"/>
+            <w:tcW w:w="7938" w:type="dxa"/>
           </w:tcPr>
           <w:p>
             <w:pPr>
               <w:rPr>
-                <w:rFonts w:ascii="FangSong" w:eastAsia="FangSong" w:hAnsi="FangSong" w:cs="Times New Roman"/>
+                <w:rFonts w:ascii="仿宋" w:eastAsia="仿宋" w:hAnsi="仿宋" w:cs="Times New Roman"/>
                 <w:sz w:val="18"/>
                 <w:szCs w:val="18"/>
               </w:rPr>
             </w:pPr>
             <w:r>
               <w:rPr>
-                <w:rFonts w:ascii="FangSong" w:eastAsia="FangSong" w:hAnsi="FangSong" w:cs="Times New Roman" w:hint="eastAsia"/>
+                <w:rFonts w:ascii="仿宋" w:eastAsia="仿宋" w:hAnsi="仿宋" w:cs="Times New Roman" w:hint="eastAsia"/>
                 <w:b/>
                 <w:bCs/>
                 <w:noProof/>
@@ -2215,7 +2094,7 @@
                     </wp:anchor>
                   </w:drawing>
                 </mc:Choice>
-                <mc:Fallback xmlns:w16sdtfl="http://schemas.microsoft.com/office/word/2024/wordml/sdtformatlock" xmlns:w16du="http://schemas.microsoft.com/office/word/2023/wordml/word16du">
+                <mc:Fallback>
                   <w:pict>
                     <v:line w14:anchorId="5BA0F4E3" id="直接连接符 4" o:spid="_x0000_s1026" style="position:absolute;z-index:251670528;visibility:visible;mso-wrap-style:square;mso-height-percent:0;mso-wrap-distance-left:9pt;mso-wrap-distance-top:0;mso-wrap-distance-right:9pt;mso-wrap-distance-bottom:0;mso-position-horizontal:absolute;mso-position-horizontal-relative:text;mso-position-vertical:absolute;mso-position-vertical-relative:text;mso-height-percent:0;mso-height-relative:margin" from="-4.35pt,15.6pt" to="-4.35pt,298.1pt" o:gfxdata="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" strokecolor="#a5a5a5 [3206]" strokeweight="1pt">
                       <v:stroke joinstyle="miter"/>
@@ -2228,25 +2107,22 @@
         </w:tc>
       </w:tr>
       <w:tr>
-        <w:trPr>
-          <w:trHeight w:val="622"/>
-        </w:trPr>
         <w:tc>
           <w:tcPr>
-            <w:tcW w:w="1854" w:type="dxa"/>
+            <w:tcW w:w="1838" w:type="dxa"/>
           </w:tcPr>
           <w:p>
             <w:pPr>
               <w:jc w:val="right"/>
               <w:rPr>
-                <w:rFonts w:ascii="FangSong" w:eastAsia="FangSong" w:hAnsi="FangSong"/>
+                <w:rFonts w:ascii="仿宋" w:eastAsia="仿宋" w:hAnsi="仿宋"/>
                 <w:sz w:val="20"/>
                 <w:szCs w:val="20"/>
               </w:rPr>
             </w:pPr>
             <w:r>
               <w:rPr>
-                <w:rFonts w:ascii="FangSong" w:eastAsia="FangSong" w:hAnsi="FangSong" w:hint="eastAsia"/>
+                <w:rFonts w:ascii="仿宋" w:eastAsia="仿宋" w:hAnsi="仿宋" w:hint="eastAsia"/>
                 <w:sz w:val="20"/>
                 <w:szCs w:val="20"/>
               </w:rPr>
@@ -2256,25 +2132,25 @@
         </w:tc>
         <w:tc>
           <w:tcPr>
-            <w:tcW w:w="8007" w:type="dxa"/>
+            <w:tcW w:w="7938" w:type="dxa"/>
           </w:tcPr>
           <w:p>
             <w:pPr>
-              <w:pStyle w:val="ListParagraph"/>
+              <w:pStyle w:val="a5"/>
               <w:numPr>
                 <w:ilvl w:val="0"/>
                 <w:numId w:val="20"/>
               </w:numPr>
               <w:ind w:firstLineChars="0"/>
               <w:rPr>
-                <w:rFonts w:ascii="FangSong" w:eastAsia="FangSong" w:hAnsi="FangSong"/>
+                <w:rFonts w:ascii="仿宋" w:eastAsia="仿宋" w:hAnsi="仿宋"/>
                 <w:sz w:val="20"/>
                 <w:szCs w:val="20"/>
               </w:rPr>
             </w:pPr>
             <w:r>
               <w:rPr>
-                <w:rFonts w:ascii="FangSong" w:eastAsia="FangSong" w:hAnsi="FangSong" w:hint="eastAsia"/>
+                <w:rFonts w:ascii="仿宋" w:eastAsia="仿宋" w:hAnsi="仿宋" w:hint="eastAsia"/>
                 <w:b/>
                 <w:bCs/>
                 <w:sz w:val="20"/>
@@ -2284,7 +2160,7 @@
             </w:r>
             <w:r>
               <w:rPr>
-                <w:rFonts w:ascii="FangSong" w:eastAsia="FangSong" w:hAnsi="FangSong" w:hint="eastAsia"/>
+                <w:rFonts w:ascii="仿宋" w:eastAsia="仿宋" w:hAnsi="仿宋" w:hint="eastAsia"/>
                 <w:sz w:val="20"/>
                 <w:szCs w:val="20"/>
               </w:rPr>
@@ -2293,21 +2169,21 @@
           </w:p>
           <w:p>
             <w:pPr>
-              <w:pStyle w:val="ListParagraph"/>
+              <w:pStyle w:val="a5"/>
               <w:numPr>
                 <w:ilvl w:val="0"/>
                 <w:numId w:val="20"/>
               </w:numPr>
               <w:ind w:firstLineChars="0"/>
               <w:rPr>
-                <w:rFonts w:ascii="FangSong" w:eastAsia="FangSong" w:hAnsi="FangSong"/>
+                <w:rFonts w:ascii="仿宋" w:eastAsia="仿宋" w:hAnsi="仿宋"/>
                 <w:sz w:val="20"/>
                 <w:szCs w:val="20"/>
               </w:rPr>
             </w:pPr>
             <w:r>
               <w:rPr>
-                <w:rFonts w:ascii="FangSong" w:eastAsia="FangSong" w:hAnsi="FangSong" w:hint="eastAsia"/>
+                <w:rFonts w:ascii="仿宋" w:eastAsia="仿宋" w:hAnsi="仿宋" w:hint="eastAsia"/>
                 <w:sz w:val="20"/>
                 <w:szCs w:val="20"/>
               </w:rPr>
@@ -2315,7 +2191,7 @@
             </w:r>
             <w:r>
               <w:rPr>
-                <w:rFonts w:ascii="FangSong" w:eastAsia="FangSong" w:hAnsi="FangSong" w:hint="eastAsia"/>
+                <w:rFonts w:ascii="仿宋" w:eastAsia="仿宋" w:hAnsi="仿宋" w:hint="eastAsia"/>
                 <w:b/>
                 <w:bCs/>
                 <w:sz w:val="20"/>
@@ -2325,7 +2201,7 @@
             </w:r>
             <w:r>
               <w:rPr>
-                <w:rFonts w:ascii="FangSong" w:eastAsia="FangSong" w:hAnsi="FangSong" w:hint="eastAsia"/>
+                <w:rFonts w:ascii="仿宋" w:eastAsia="仿宋" w:hAnsi="仿宋" w:hint="eastAsia"/>
                 <w:sz w:val="20"/>
                 <w:szCs w:val="20"/>
               </w:rPr>
@@ -2335,25 +2211,22 @@
         </w:tc>
       </w:tr>
       <w:tr>
-        <w:trPr>
-          <w:trHeight w:val="622"/>
-        </w:trPr>
         <w:tc>
           <w:tcPr>
-            <w:tcW w:w="1854" w:type="dxa"/>
+            <w:tcW w:w="1838" w:type="dxa"/>
           </w:tcPr>
           <w:p>
             <w:pPr>
               <w:jc w:val="right"/>
               <w:rPr>
-                <w:rFonts w:ascii="FangSong" w:eastAsia="FangSong" w:hAnsi="FangSong"/>
+                <w:rFonts w:ascii="仿宋" w:eastAsia="仿宋" w:hAnsi="仿宋"/>
                 <w:sz w:val="20"/>
                 <w:szCs w:val="20"/>
               </w:rPr>
             </w:pPr>
             <w:r>
               <w:rPr>
-                <w:rFonts w:ascii="FangSong" w:eastAsia="FangSong" w:hAnsi="FangSong" w:hint="eastAsia"/>
+                <w:rFonts w:ascii="仿宋" w:eastAsia="仿宋" w:hAnsi="仿宋" w:hint="eastAsia"/>
                 <w:sz w:val="20"/>
                 <w:szCs w:val="20"/>
               </w:rPr>
@@ -2363,25 +2236,25 @@
         </w:tc>
         <w:tc>
           <w:tcPr>
-            <w:tcW w:w="8007" w:type="dxa"/>
+            <w:tcW w:w="7938" w:type="dxa"/>
           </w:tcPr>
           <w:p>
             <w:pPr>
-              <w:pStyle w:val="ListParagraph"/>
+              <w:pStyle w:val="a5"/>
               <w:numPr>
                 <w:ilvl w:val="0"/>
                 <w:numId w:val="19"/>
               </w:numPr>
               <w:ind w:firstLineChars="0"/>
               <w:rPr>
-                <w:rFonts w:ascii="FangSong" w:eastAsia="FangSong" w:hAnsi="FangSong"/>
+                <w:rFonts w:ascii="仿宋" w:eastAsia="仿宋" w:hAnsi="仿宋"/>
                 <w:sz w:val="20"/>
                 <w:szCs w:val="20"/>
               </w:rPr>
             </w:pPr>
             <w:r>
               <w:rPr>
-                <w:rFonts w:ascii="FangSong" w:eastAsia="FangSong" w:hAnsi="FangSong"/>
+                <w:rFonts w:ascii="仿宋" w:eastAsia="仿宋" w:hAnsi="仿宋"/>
                 <w:b/>
                 <w:bCs/>
                 <w:sz w:val="20"/>
@@ -2391,7 +2264,7 @@
             </w:r>
             <w:r>
               <w:rPr>
-                <w:rFonts w:ascii="FangSong" w:eastAsia="FangSong" w:hAnsi="FangSong"/>
+                <w:rFonts w:ascii="仿宋" w:eastAsia="仿宋" w:hAnsi="仿宋"/>
                 <w:sz w:val="20"/>
                 <w:szCs w:val="20"/>
               </w:rPr>
@@ -2399,7 +2272,7 @@
             </w:r>
             <w:r>
               <w:rPr>
-                <w:rFonts w:ascii="FangSong" w:eastAsia="FangSong" w:hAnsi="FangSong" w:hint="eastAsia"/>
+                <w:rFonts w:ascii="仿宋" w:eastAsia="仿宋" w:hAnsi="仿宋" w:hint="eastAsia"/>
                 <w:sz w:val="20"/>
                 <w:szCs w:val="20"/>
               </w:rPr>
@@ -2407,7 +2280,7 @@
             </w:r>
             <w:r>
               <w:rPr>
-                <w:rFonts w:ascii="FangSong" w:eastAsia="FangSong" w:hAnsi="FangSong" w:hint="eastAsia"/>
+                <w:rFonts w:ascii="仿宋" w:eastAsia="仿宋" w:hAnsi="仿宋" w:hint="eastAsia"/>
                 <w:sz w:val="20"/>
                 <w:szCs w:val="20"/>
               </w:rPr>
@@ -2415,7 +2288,7 @@
             </w:r>
             <w:r>
               <w:rPr>
-                <w:rFonts w:ascii="FangSong" w:eastAsia="FangSong" w:hAnsi="FangSong" w:hint="eastAsia"/>
+                <w:rFonts w:ascii="仿宋" w:eastAsia="仿宋" w:hAnsi="仿宋" w:hint="eastAsia"/>
                 <w:sz w:val="20"/>
                 <w:szCs w:val="20"/>
               </w:rPr>
@@ -2423,7 +2296,7 @@
             </w:r>
             <w:r>
               <w:rPr>
-                <w:rFonts w:ascii="FangSong" w:eastAsia="FangSong" w:hAnsi="FangSong"/>
+                <w:rFonts w:ascii="仿宋" w:eastAsia="仿宋" w:hAnsi="仿宋"/>
                 <w:sz w:val="20"/>
                 <w:szCs w:val="20"/>
               </w:rPr>
@@ -2432,21 +2305,21 @@
           </w:p>
           <w:p>
             <w:pPr>
-              <w:pStyle w:val="ListParagraph"/>
+              <w:pStyle w:val="a5"/>
               <w:numPr>
                 <w:ilvl w:val="0"/>
                 <w:numId w:val="19"/>
               </w:numPr>
               <w:ind w:firstLineChars="0"/>
               <w:rPr>
-                <w:rFonts w:ascii="FangSong" w:eastAsia="FangSong" w:hAnsi="FangSong" w:cs="Times New Roman"/>
+                <w:rFonts w:ascii="仿宋" w:eastAsia="仿宋" w:hAnsi="仿宋" w:cs="Times New Roman"/>
                 <w:sz w:val="18"/>
                 <w:szCs w:val="18"/>
               </w:rPr>
             </w:pPr>
             <w:r>
               <w:rPr>
-                <w:rFonts w:ascii="FangSong" w:eastAsia="FangSong" w:hAnsi="FangSong"/>
+                <w:rFonts w:ascii="仿宋" w:eastAsia="仿宋" w:hAnsi="仿宋"/>
                 <w:b/>
                 <w:bCs/>
                 <w:sz w:val="20"/>
@@ -2456,43 +2329,15 @@
             </w:r>
             <w:r>
               <w:rPr>
-                <w:rFonts w:ascii="FangSong" w:eastAsia="FangSong" w:hAnsi="FangSong"/>
-                <w:sz w:val="20"/>
-                <w:szCs w:val="20"/>
-              </w:rPr>
-              <w:t>,杨涛,</w:t>
-            </w:r>
-            <w:proofErr w:type="gramStart"/>
-            <w:r>
-              <w:rPr>
-                <w:rFonts w:ascii="FangSong" w:eastAsia="FangSong" w:hAnsi="FangSong"/>
-                <w:sz w:val="20"/>
-                <w:szCs w:val="20"/>
-              </w:rPr>
-              <w:t>户军雷</w:t>
-            </w:r>
-            <w:proofErr w:type="gramEnd"/>
-            <w:r>
-              <w:rPr>
-                <w:rFonts w:ascii="FangSong" w:eastAsia="FangSong" w:hAnsi="FangSong"/>
-                <w:sz w:val="20"/>
-                <w:szCs w:val="20"/>
-              </w:rPr>
-              <w:t>,</w:t>
-            </w:r>
-            <w:proofErr w:type="gramStart"/>
-            <w:r>
-              <w:rPr>
-                <w:rFonts w:ascii="FangSong" w:eastAsia="FangSong" w:hAnsi="FangSong"/>
-                <w:sz w:val="20"/>
-                <w:szCs w:val="20"/>
-              </w:rPr>
-              <w:t>陈晋红</w:t>
-            </w:r>
-            <w:proofErr w:type="gramEnd"/>
-            <w:r>
-              <w:rPr>
-                <w:rFonts w:ascii="FangSong" w:eastAsia="FangSong" w:hAnsi="FangSong" w:hint="eastAsia"/>
+                <w:rFonts w:ascii="仿宋" w:eastAsia="仿宋" w:hAnsi="仿宋"/>
+                <w:sz w:val="20"/>
+                <w:szCs w:val="20"/>
+              </w:rPr>
+              <w:t>,杨涛,户军雷,陈晋红</w:t>
+            </w:r>
+            <w:r>
+              <w:rPr>
+                <w:rFonts w:ascii="仿宋" w:eastAsia="仿宋" w:hAnsi="仿宋" w:hint="eastAsia"/>
                 <w:sz w:val="20"/>
                 <w:szCs w:val="20"/>
               </w:rPr>
@@ -2500,7 +2345,7 @@
             </w:r>
             <w:r>
               <w:rPr>
-                <w:rFonts w:ascii="FangSong" w:eastAsia="FangSong" w:hAnsi="FangSong"/>
+                <w:rFonts w:ascii="仿宋" w:eastAsia="仿宋" w:hAnsi="仿宋"/>
                 <w:sz w:val="20"/>
                 <w:szCs w:val="20"/>
               </w:rPr>
@@ -2508,7 +2353,7 @@
             </w:r>
             <w:r>
               <w:rPr>
-                <w:rFonts w:ascii="FangSong" w:eastAsia="FangSong" w:hAnsi="FangSong" w:hint="eastAsia"/>
+                <w:rFonts w:ascii="仿宋" w:eastAsia="仿宋" w:hAnsi="仿宋" w:hint="eastAsia"/>
                 <w:sz w:val="20"/>
                 <w:szCs w:val="20"/>
               </w:rPr>
@@ -2516,7 +2361,7 @@
             </w:r>
             <w:r>
               <w:rPr>
-                <w:rFonts w:ascii="FangSong" w:eastAsia="FangSong" w:hAnsi="FangSong"/>
+                <w:rFonts w:ascii="仿宋" w:eastAsia="仿宋" w:hAnsi="仿宋"/>
                 <w:sz w:val="20"/>
                 <w:szCs w:val="20"/>
               </w:rPr>
@@ -2526,25 +2371,22 @@
         </w:tc>
       </w:tr>
       <w:tr>
-        <w:trPr>
-          <w:trHeight w:val="3122"/>
-        </w:trPr>
         <w:tc>
           <w:tcPr>
-            <w:tcW w:w="1854" w:type="dxa"/>
+            <w:tcW w:w="1838" w:type="dxa"/>
           </w:tcPr>
           <w:p>
             <w:pPr>
               <w:jc w:val="right"/>
               <w:rPr>
-                <w:rFonts w:ascii="FangSong" w:eastAsia="FangSong" w:hAnsi="FangSong"/>
+                <w:rFonts w:ascii="仿宋" w:eastAsia="仿宋" w:hAnsi="仿宋"/>
                 <w:sz w:val="20"/>
                 <w:szCs w:val="20"/>
               </w:rPr>
             </w:pPr>
             <w:r>
               <w:rPr>
-                <w:rFonts w:ascii="FangSong" w:eastAsia="FangSong" w:hAnsi="FangSong" w:hint="eastAsia"/>
+                <w:rFonts w:ascii="仿宋" w:eastAsia="仿宋" w:hAnsi="仿宋" w:hint="eastAsia"/>
                 <w:sz w:val="20"/>
                 <w:szCs w:val="20"/>
               </w:rPr>
@@ -2552,7 +2394,7 @@
             </w:r>
             <w:r>
               <w:rPr>
-                <w:rFonts w:ascii="FangSong" w:eastAsia="FangSong" w:hAnsi="FangSong" w:hint="eastAsia"/>
+                <w:rFonts w:ascii="仿宋" w:eastAsia="仿宋" w:hAnsi="仿宋" w:hint="eastAsia"/>
                 <w:sz w:val="20"/>
                 <w:szCs w:val="20"/>
               </w:rPr>
@@ -2562,25 +2404,25 @@
         </w:tc>
         <w:tc>
           <w:tcPr>
-            <w:tcW w:w="8007" w:type="dxa"/>
+            <w:tcW w:w="7938" w:type="dxa"/>
           </w:tcPr>
           <w:p>
             <w:pPr>
-              <w:pStyle w:val="ListParagraph"/>
+              <w:pStyle w:val="a5"/>
               <w:numPr>
                 <w:ilvl w:val="0"/>
                 <w:numId w:val="17"/>
               </w:numPr>
               <w:ind w:firstLineChars="0"/>
               <w:rPr>
-                <w:rFonts w:ascii="FangSong" w:eastAsia="FangSong" w:hAnsi="FangSong"/>
+                <w:rFonts w:ascii="仿宋" w:eastAsia="仿宋" w:hAnsi="仿宋"/>
                 <w:sz w:val="20"/>
                 <w:szCs w:val="20"/>
               </w:rPr>
             </w:pPr>
             <w:r>
               <w:rPr>
-                <w:rFonts w:ascii="FangSong" w:eastAsia="FangSong" w:hAnsi="FangSong"/>
+                <w:rFonts w:ascii="仿宋" w:eastAsia="仿宋" w:hAnsi="仿宋"/>
                 <w:sz w:val="18"/>
                 <w:szCs w:val="18"/>
               </w:rPr>
@@ -2588,7 +2430,7 @@
             </w:r>
             <w:r>
               <w:rPr>
-                <w:rFonts w:ascii="FangSong" w:eastAsia="FangSong" w:hAnsi="FangSong" w:hint="eastAsia"/>
+                <w:rFonts w:ascii="仿宋" w:eastAsia="仿宋" w:hAnsi="仿宋" w:hint="eastAsia"/>
                 <w:sz w:val="18"/>
                 <w:szCs w:val="18"/>
               </w:rPr>
@@ -2596,7 +2438,7 @@
             </w:r>
             <w:r>
               <w:rPr>
-                <w:rFonts w:ascii="FangSong" w:eastAsia="FangSong" w:hAnsi="FangSong"/>
+                <w:rFonts w:ascii="仿宋" w:eastAsia="仿宋" w:hAnsi="仿宋"/>
                 <w:sz w:val="18"/>
                 <w:szCs w:val="18"/>
               </w:rPr>
@@ -2604,7 +2446,7 @@
             </w:r>
             <w:r>
               <w:rPr>
-                <w:rFonts w:ascii="FangSong" w:eastAsia="FangSong" w:hAnsi="FangSong" w:hint="eastAsia"/>
+                <w:rFonts w:ascii="仿宋" w:eastAsia="仿宋" w:hAnsi="仿宋" w:hint="eastAsia"/>
                 <w:sz w:val="18"/>
                 <w:szCs w:val="18"/>
               </w:rPr>
@@ -2612,7 +2454,7 @@
             </w:r>
             <w:r>
               <w:rPr>
-                <w:rFonts w:ascii="FangSong" w:eastAsia="FangSong" w:hAnsi="FangSong"/>
+                <w:rFonts w:ascii="仿宋" w:eastAsia="仿宋" w:hAnsi="仿宋"/>
                 <w:sz w:val="18"/>
                 <w:szCs w:val="18"/>
               </w:rPr>
@@ -2620,7 +2462,7 @@
             </w:r>
             <w:r>
               <w:rPr>
-                <w:rFonts w:ascii="FangSong" w:eastAsia="FangSong" w:hAnsi="FangSong" w:hint="eastAsia"/>
+                <w:rFonts w:ascii="仿宋" w:eastAsia="仿宋" w:hAnsi="仿宋" w:hint="eastAsia"/>
                 <w:sz w:val="18"/>
                 <w:szCs w:val="18"/>
               </w:rPr>
@@ -2628,7 +2470,7 @@
             </w:r>
             <w:r>
               <w:rPr>
-                <w:rFonts w:ascii="FangSong" w:eastAsia="FangSong" w:hAnsi="FangSong"/>
+                <w:rFonts w:ascii="仿宋" w:eastAsia="仿宋" w:hAnsi="仿宋"/>
                 <w:sz w:val="18"/>
                 <w:szCs w:val="18"/>
               </w:rPr>
@@ -2636,7 +2478,7 @@
             </w:r>
             <w:r>
               <w:rPr>
-                <w:rFonts w:ascii="FangSong" w:eastAsia="FangSong" w:hAnsi="FangSong" w:hint="eastAsia"/>
+                <w:rFonts w:ascii="仿宋" w:eastAsia="仿宋" w:hAnsi="仿宋" w:hint="eastAsia"/>
                 <w:sz w:val="18"/>
                 <w:szCs w:val="18"/>
               </w:rPr>
@@ -2644,7 +2486,7 @@
             </w:r>
             <w:r>
               <w:rPr>
-                <w:rFonts w:ascii="FangSong" w:eastAsia="FangSong" w:hAnsi="FangSong"/>
+                <w:rFonts w:ascii="仿宋" w:eastAsia="仿宋" w:hAnsi="仿宋"/>
                 <w:sz w:val="18"/>
                 <w:szCs w:val="18"/>
               </w:rPr>
@@ -2652,7 +2494,7 @@
             </w:r>
             <w:r>
               <w:rPr>
-                <w:rFonts w:ascii="FangSong" w:eastAsia="FangSong" w:hAnsi="FangSong" w:hint="eastAsia"/>
+                <w:rFonts w:ascii="仿宋" w:eastAsia="仿宋" w:hAnsi="仿宋" w:hint="eastAsia"/>
                 <w:sz w:val="18"/>
                 <w:szCs w:val="18"/>
               </w:rPr>
@@ -2660,7 +2502,7 @@
             </w:r>
             <w:r>
               <w:rPr>
-                <w:rFonts w:ascii="FangSong" w:eastAsia="FangSong" w:hAnsi="FangSong"/>
+                <w:rFonts w:ascii="仿宋" w:eastAsia="仿宋" w:hAnsi="仿宋"/>
                 <w:sz w:val="18"/>
                 <w:szCs w:val="18"/>
               </w:rPr>
@@ -2668,7 +2510,7 @@
             </w:r>
             <w:r>
               <w:rPr>
-                <w:rFonts w:ascii="FangSong" w:eastAsia="FangSong" w:hAnsi="FangSong" w:hint="eastAsia"/>
+                <w:rFonts w:ascii="仿宋" w:eastAsia="仿宋" w:hAnsi="仿宋" w:hint="eastAsia"/>
                 <w:sz w:val="18"/>
                 <w:szCs w:val="18"/>
               </w:rPr>
@@ -2676,7 +2518,7 @@
             </w:r>
             <w:r>
               <w:rPr>
-                <w:rFonts w:ascii="FangSong" w:eastAsia="FangSong" w:hAnsi="FangSong"/>
+                <w:rFonts w:ascii="仿宋" w:eastAsia="仿宋" w:hAnsi="仿宋"/>
                 <w:sz w:val="18"/>
                 <w:szCs w:val="18"/>
               </w:rPr>
@@ -2684,7 +2526,7 @@
             </w:r>
             <w:r>
               <w:rPr>
-                <w:rFonts w:ascii="FangSong" w:eastAsia="FangSong" w:hAnsi="FangSong"/>
+                <w:rFonts w:ascii="仿宋" w:eastAsia="仿宋" w:hAnsi="仿宋"/>
                 <w:b/>
                 <w:bCs/>
                 <w:sz w:val="18"/>
@@ -2694,7 +2536,7 @@
             </w:r>
             <w:r>
               <w:rPr>
-                <w:rFonts w:ascii="FangSong" w:eastAsia="FangSong" w:hAnsi="FangSong" w:hint="eastAsia"/>
+                <w:rFonts w:ascii="仿宋" w:eastAsia="仿宋" w:hAnsi="仿宋" w:hint="eastAsia"/>
                 <w:sz w:val="18"/>
                 <w:szCs w:val="18"/>
               </w:rPr>
@@ -2702,7 +2544,7 @@
             </w:r>
             <w:r>
               <w:rPr>
-                <w:rFonts w:ascii="FangSong" w:eastAsia="FangSong" w:hAnsi="FangSong"/>
+                <w:rFonts w:ascii="仿宋" w:eastAsia="仿宋" w:hAnsi="仿宋"/>
                 <w:sz w:val="18"/>
                 <w:szCs w:val="18"/>
               </w:rPr>
@@ -2710,7 +2552,7 @@
             </w:r>
             <w:r>
               <w:rPr>
-                <w:rFonts w:ascii="FangSong" w:eastAsia="FangSong" w:hAnsi="FangSong" w:hint="eastAsia"/>
+                <w:rFonts w:ascii="仿宋" w:eastAsia="仿宋" w:hAnsi="仿宋" w:hint="eastAsia"/>
                 <w:sz w:val="18"/>
                 <w:szCs w:val="18"/>
               </w:rPr>
@@ -2718,7 +2560,7 @@
             </w:r>
             <w:r>
               <w:rPr>
-                <w:rFonts w:ascii="FangSong" w:eastAsia="FangSong" w:hAnsi="FangSong"/>
+                <w:rFonts w:ascii="仿宋" w:eastAsia="仿宋" w:hAnsi="仿宋"/>
                 <w:sz w:val="18"/>
                 <w:szCs w:val="18"/>
               </w:rPr>
@@ -2726,7 +2568,7 @@
             </w:r>
             <w:r>
               <w:rPr>
-                <w:rFonts w:ascii="FangSong" w:eastAsia="FangSong" w:hAnsi="FangSong" w:hint="eastAsia"/>
+                <w:rFonts w:ascii="仿宋" w:eastAsia="仿宋" w:hAnsi="仿宋" w:hint="eastAsia"/>
                 <w:sz w:val="18"/>
                 <w:szCs w:val="18"/>
               </w:rPr>
@@ -2734,7 +2576,7 @@
             </w:r>
             <w:r>
               <w:rPr>
-                <w:rFonts w:ascii="FangSong" w:eastAsia="FangSong" w:hAnsi="FangSong"/>
+                <w:rFonts w:ascii="仿宋" w:eastAsia="仿宋" w:hAnsi="仿宋"/>
                 <w:sz w:val="18"/>
                 <w:szCs w:val="18"/>
               </w:rPr>
@@ -2742,7 +2584,7 @@
             </w:r>
             <w:r>
               <w:rPr>
-                <w:rFonts w:ascii="FangSong" w:eastAsia="FangSong" w:hAnsi="FangSong" w:hint="eastAsia"/>
+                <w:rFonts w:ascii="仿宋" w:eastAsia="仿宋" w:hAnsi="仿宋" w:hint="eastAsia"/>
                 <w:sz w:val="18"/>
                 <w:szCs w:val="18"/>
               </w:rPr>
@@ -2750,7 +2592,7 @@
             </w:r>
             <w:r>
               <w:rPr>
-                <w:rFonts w:ascii="FangSong" w:eastAsia="FangSong" w:hAnsi="FangSong"/>
+                <w:rFonts w:ascii="仿宋" w:eastAsia="仿宋" w:hAnsi="仿宋"/>
                 <w:sz w:val="18"/>
                 <w:szCs w:val="18"/>
               </w:rPr>
@@ -2759,21 +2601,21 @@
           </w:p>
           <w:p>
             <w:pPr>
-              <w:pStyle w:val="ListParagraph"/>
+              <w:pStyle w:val="a5"/>
               <w:numPr>
                 <w:ilvl w:val="0"/>
                 <w:numId w:val="17"/>
               </w:numPr>
               <w:ind w:firstLineChars="0"/>
               <w:rPr>
-                <w:rFonts w:ascii="FangSong" w:eastAsia="FangSong" w:hAnsi="FangSong"/>
+                <w:rFonts w:ascii="仿宋" w:eastAsia="仿宋" w:hAnsi="仿宋"/>
                 <w:sz w:val="20"/>
                 <w:szCs w:val="20"/>
               </w:rPr>
             </w:pPr>
             <w:r>
               <w:rPr>
-                <w:rFonts w:ascii="FangSong" w:eastAsia="FangSong" w:hAnsi="FangSong" w:hint="eastAsia"/>
+                <w:rFonts w:ascii="仿宋" w:eastAsia="仿宋" w:hAnsi="仿宋" w:hint="eastAsia"/>
                 <w:b/>
                 <w:bCs/>
                 <w:sz w:val="20"/>
@@ -2783,7 +2625,7 @@
             </w:r>
             <w:r>
               <w:rPr>
-                <w:rFonts w:ascii="FangSong" w:eastAsia="FangSong" w:hAnsi="FangSong" w:hint="eastAsia"/>
+                <w:rFonts w:ascii="仿宋" w:eastAsia="仿宋" w:hAnsi="仿宋" w:hint="eastAsia"/>
                 <w:sz w:val="20"/>
                 <w:szCs w:val="20"/>
               </w:rPr>
@@ -2791,7 +2633,7 @@
             </w:r>
             <w:r>
               <w:rPr>
-                <w:rFonts w:ascii="FangSong" w:eastAsia="FangSong" w:hAnsi="FangSong" w:hint="eastAsia"/>
+                <w:rFonts w:ascii="仿宋" w:eastAsia="仿宋" w:hAnsi="仿宋" w:hint="eastAsia"/>
                 <w:sz w:val="20"/>
                 <w:szCs w:val="20"/>
               </w:rPr>
@@ -2799,7 +2641,7 @@
             </w:r>
             <w:r>
               <w:rPr>
-                <w:rFonts w:ascii="FangSong" w:eastAsia="FangSong" w:hAnsi="FangSong" w:hint="eastAsia"/>
+                <w:rFonts w:ascii="仿宋" w:eastAsia="仿宋" w:hAnsi="仿宋" w:hint="eastAsia"/>
                 <w:sz w:val="20"/>
                 <w:szCs w:val="20"/>
               </w:rPr>
@@ -2808,21 +2650,21 @@
           </w:p>
           <w:p>
             <w:pPr>
-              <w:pStyle w:val="ListParagraph"/>
+              <w:pStyle w:val="a5"/>
               <w:numPr>
                 <w:ilvl w:val="0"/>
                 <w:numId w:val="17"/>
               </w:numPr>
               <w:ind w:firstLineChars="0"/>
               <w:rPr>
-                <w:rFonts w:ascii="FangSong" w:eastAsia="FangSong" w:hAnsi="FangSong"/>
+                <w:rFonts w:ascii="仿宋" w:eastAsia="仿宋" w:hAnsi="仿宋"/>
                 <w:sz w:val="20"/>
                 <w:szCs w:val="20"/>
               </w:rPr>
             </w:pPr>
             <w:r>
               <w:rPr>
-                <w:rFonts w:ascii="FangSong" w:eastAsia="FangSong" w:hAnsi="FangSong" w:hint="eastAsia"/>
+                <w:rFonts w:ascii="仿宋" w:eastAsia="仿宋" w:hAnsi="仿宋" w:hint="eastAsia"/>
                 <w:sz w:val="20"/>
                 <w:szCs w:val="20"/>
               </w:rPr>
@@ -2830,7 +2672,7 @@
             </w:r>
             <w:r>
               <w:rPr>
-                <w:rFonts w:ascii="FangSong" w:eastAsia="FangSong" w:hAnsi="FangSong" w:hint="eastAsia"/>
+                <w:rFonts w:ascii="仿宋" w:eastAsia="仿宋" w:hAnsi="仿宋" w:hint="eastAsia"/>
                 <w:b/>
                 <w:bCs/>
                 <w:sz w:val="20"/>
@@ -2840,7 +2682,7 @@
             </w:r>
             <w:r>
               <w:rPr>
-                <w:rFonts w:ascii="FangSong" w:eastAsia="FangSong" w:hAnsi="FangSong" w:hint="eastAsia"/>
+                <w:rFonts w:ascii="仿宋" w:eastAsia="仿宋" w:hAnsi="仿宋" w:hint="eastAsia"/>
                 <w:sz w:val="20"/>
                 <w:szCs w:val="20"/>
               </w:rPr>
@@ -2848,7 +2690,7 @@
             </w:r>
             <w:r>
               <w:rPr>
-                <w:rFonts w:ascii="FangSong" w:eastAsia="FangSong" w:hAnsi="FangSong" w:hint="eastAsia"/>
+                <w:rFonts w:ascii="仿宋" w:eastAsia="仿宋" w:hAnsi="仿宋" w:hint="eastAsia"/>
                 <w:sz w:val="20"/>
                 <w:szCs w:val="20"/>
               </w:rPr>
@@ -2856,7 +2698,7 @@
             </w:r>
             <w:r>
               <w:rPr>
-                <w:rFonts w:ascii="FangSong" w:eastAsia="FangSong" w:hAnsi="FangSong" w:hint="eastAsia"/>
+                <w:rFonts w:ascii="仿宋" w:eastAsia="仿宋" w:hAnsi="仿宋" w:hint="eastAsia"/>
                 <w:sz w:val="20"/>
                 <w:szCs w:val="20"/>
               </w:rPr>
@@ -2865,21 +2707,21 @@
           </w:p>
           <w:p>
             <w:pPr>
-              <w:pStyle w:val="ListParagraph"/>
+              <w:pStyle w:val="a5"/>
               <w:numPr>
                 <w:ilvl w:val="0"/>
                 <w:numId w:val="17"/>
               </w:numPr>
               <w:ind w:firstLineChars="0"/>
               <w:rPr>
-                <w:rFonts w:ascii="FangSong" w:eastAsia="FangSong" w:hAnsi="FangSong" w:cs="Times New Roman"/>
+                <w:rFonts w:ascii="仿宋" w:eastAsia="仿宋" w:hAnsi="仿宋" w:cs="Times New Roman"/>
                 <w:sz w:val="18"/>
                 <w:szCs w:val="18"/>
               </w:rPr>
             </w:pPr>
             <w:r>
               <w:rPr>
-                <w:rFonts w:ascii="FangSong" w:eastAsia="FangSong" w:hAnsi="FangSong" w:hint="eastAsia"/>
+                <w:rFonts w:ascii="仿宋" w:eastAsia="仿宋" w:hAnsi="仿宋" w:hint="eastAsia"/>
                 <w:sz w:val="18"/>
                 <w:szCs w:val="18"/>
               </w:rPr>
@@ -2887,7 +2729,7 @@
             </w:r>
             <w:r>
               <w:rPr>
-                <w:rFonts w:ascii="FangSong" w:eastAsia="FangSong" w:hAnsi="FangSong" w:hint="eastAsia"/>
+                <w:rFonts w:ascii="仿宋" w:eastAsia="仿宋" w:hAnsi="仿宋" w:hint="eastAsia"/>
                 <w:b/>
                 <w:bCs/>
                 <w:sz w:val="18"/>
@@ -2897,33 +2739,15 @@
             </w:r>
             <w:r>
               <w:rPr>
-                <w:rFonts w:ascii="FangSong" w:eastAsia="FangSong" w:hAnsi="FangSong" w:hint="eastAsia"/>
-                <w:sz w:val="18"/>
-                <w:szCs w:val="18"/>
-              </w:rPr>
-              <w:t xml:space="preserve">., et al. The Genome of Bacillus </w:t>
-            </w:r>
-            <w:proofErr w:type="spellStart"/>
-            <w:r>
-              <w:rPr>
-                <w:rFonts w:ascii="FangSong" w:eastAsia="FangSong" w:hAnsi="FangSong" w:hint="eastAsia"/>
-                <w:sz w:val="18"/>
-                <w:szCs w:val="18"/>
-              </w:rPr>
-              <w:t>Aryabhattai</w:t>
-            </w:r>
-            <w:proofErr w:type="spellEnd"/>
-            <w:r>
-              <w:rPr>
-                <w:rFonts w:ascii="FangSong" w:eastAsia="FangSong" w:hAnsi="FangSong" w:hint="eastAsia"/>
-                <w:sz w:val="18"/>
-                <w:szCs w:val="18"/>
-              </w:rPr>
-              <w:t xml:space="preserve"> T61 Reveals its Adaptation to Tibetan Plateau Environment. Genes &amp; Genomics, (2016). 38(3):293-301</w:t>
-            </w:r>
-            <w:r>
-              <w:rPr>
-                <w:rFonts w:ascii="FangSong" w:eastAsia="FangSong" w:hAnsi="FangSong" w:hint="eastAsia"/>
+                <w:rFonts w:ascii="仿宋" w:eastAsia="仿宋" w:hAnsi="仿宋" w:hint="eastAsia"/>
+                <w:sz w:val="18"/>
+                <w:szCs w:val="18"/>
+              </w:rPr>
+              <w:t>., et al. The Genome of Bacillus Aryabhattai T61 Reveals its Adaptation to Tibetan Plateau Environment. Genes &amp; Genomics, (2016). 38(3):293-301</w:t>
+            </w:r>
+            <w:r>
+              <w:rPr>
+                <w:rFonts w:ascii="仿宋" w:eastAsia="仿宋" w:hAnsi="仿宋" w:hint="eastAsia"/>
                 <w:sz w:val="20"/>
                 <w:szCs w:val="20"/>
               </w:rPr>
@@ -2933,18 +2757,15 @@
         </w:tc>
       </w:tr>
       <w:tr>
-        <w:trPr>
-          <w:trHeight w:val="1172"/>
-        </w:trPr>
         <w:tc>
           <w:tcPr>
-            <w:tcW w:w="1854" w:type="dxa"/>
+            <w:tcW w:w="1838" w:type="dxa"/>
           </w:tcPr>
           <w:p>
             <w:pPr>
               <w:jc w:val="right"/>
               <w:rPr>
-                <w:rFonts w:ascii="FangSong" w:eastAsia="FangSong" w:hAnsi="FangSong" w:cs="Times New Roman"/>
+                <w:rFonts w:ascii="仿宋" w:eastAsia="仿宋" w:hAnsi="仿宋" w:cs="Times New Roman"/>
                 <w:b/>
                 <w:bCs/>
                 <w:sz w:val="22"/>
@@ -2952,7 +2773,7 @@
             </w:pPr>
             <w:r>
               <w:rPr>
-                <w:rFonts w:ascii="FangSong" w:eastAsia="FangSong" w:hAnsi="FangSong" w:hint="eastAsia"/>
+                <w:rFonts w:ascii="仿宋" w:eastAsia="仿宋" w:hAnsi="仿宋" w:hint="eastAsia"/>
                 <w:sz w:val="20"/>
                 <w:szCs w:val="20"/>
               </w:rPr>
@@ -2962,25 +2783,25 @@
         </w:tc>
         <w:tc>
           <w:tcPr>
-            <w:tcW w:w="8007" w:type="dxa"/>
+            <w:tcW w:w="7938" w:type="dxa"/>
           </w:tcPr>
           <w:p>
             <w:pPr>
-              <w:pStyle w:val="ListParagraph"/>
+              <w:pStyle w:val="a5"/>
               <w:numPr>
                 <w:ilvl w:val="0"/>
                 <w:numId w:val="18"/>
               </w:numPr>
               <w:ind w:firstLineChars="0"/>
               <w:rPr>
-                <w:rFonts w:ascii="FangSong" w:eastAsia="FangSong" w:hAnsi="FangSong"/>
+                <w:rFonts w:ascii="仿宋" w:eastAsia="仿宋" w:hAnsi="仿宋"/>
                 <w:sz w:val="20"/>
                 <w:szCs w:val="20"/>
               </w:rPr>
             </w:pPr>
             <w:r>
               <w:rPr>
-                <w:rFonts w:ascii="FangSong" w:eastAsia="FangSong" w:hAnsi="FangSong"/>
+                <w:rFonts w:ascii="仿宋" w:eastAsia="仿宋" w:hAnsi="仿宋"/>
                 <w:sz w:val="20"/>
                 <w:szCs w:val="20"/>
               </w:rPr>
@@ -2988,7 +2809,7 @@
             </w:r>
             <w:r>
               <w:rPr>
-                <w:rFonts w:ascii="FangSong" w:eastAsia="FangSong" w:hAnsi="FangSong"/>
+                <w:rFonts w:ascii="仿宋" w:eastAsia="仿宋" w:hAnsi="仿宋"/>
                 <w:b/>
                 <w:bCs/>
                 <w:sz w:val="20"/>
@@ -2998,7 +2819,7 @@
             </w:r>
             <w:r>
               <w:rPr>
-                <w:rFonts w:ascii="FangSong" w:eastAsia="FangSong" w:hAnsi="FangSong"/>
+                <w:rFonts w:ascii="仿宋" w:eastAsia="仿宋" w:hAnsi="仿宋"/>
                 <w:sz w:val="20"/>
                 <w:szCs w:val="20"/>
               </w:rPr>
@@ -3006,7 +2827,7 @@
             </w:r>
             <w:r>
               <w:rPr>
-                <w:rFonts w:ascii="FangSong" w:eastAsia="FangSong" w:hAnsi="FangSong" w:hint="eastAsia"/>
+                <w:rFonts w:ascii="仿宋" w:eastAsia="仿宋" w:hAnsi="仿宋" w:hint="eastAsia"/>
                 <w:sz w:val="20"/>
                 <w:szCs w:val="20"/>
               </w:rPr>
@@ -3014,7 +2835,7 @@
             </w:r>
             <w:r>
               <w:rPr>
-                <w:rFonts w:ascii="FangSong" w:eastAsia="FangSong" w:hAnsi="FangSong"/>
+                <w:rFonts w:ascii="仿宋" w:eastAsia="仿宋" w:hAnsi="仿宋"/>
                 <w:sz w:val="20"/>
                 <w:szCs w:val="20"/>
               </w:rPr>
@@ -3023,21 +2844,21 @@
           </w:p>
           <w:p>
             <w:pPr>
-              <w:pStyle w:val="ListParagraph"/>
+              <w:pStyle w:val="a5"/>
               <w:numPr>
                 <w:ilvl w:val="0"/>
                 <w:numId w:val="18"/>
               </w:numPr>
               <w:ind w:firstLineChars="0"/>
               <w:rPr>
-                <w:rFonts w:ascii="FangSong" w:eastAsia="FangSong" w:hAnsi="FangSong"/>
+                <w:rFonts w:ascii="仿宋" w:eastAsia="仿宋" w:hAnsi="仿宋"/>
                 <w:sz w:val="20"/>
                 <w:szCs w:val="20"/>
               </w:rPr>
             </w:pPr>
             <w:r>
               <w:rPr>
-                <w:rFonts w:ascii="FangSong" w:eastAsia="FangSong" w:hAnsi="FangSong"/>
+                <w:rFonts w:ascii="仿宋" w:eastAsia="仿宋" w:hAnsi="仿宋"/>
                 <w:sz w:val="20"/>
                 <w:szCs w:val="20"/>
               </w:rPr>
@@ -3045,7 +2866,7 @@
             </w:r>
             <w:r>
               <w:rPr>
-                <w:rFonts w:ascii="FangSong" w:eastAsia="FangSong" w:hAnsi="FangSong"/>
+                <w:rFonts w:ascii="仿宋" w:eastAsia="仿宋" w:hAnsi="仿宋"/>
                 <w:b/>
                 <w:bCs/>
                 <w:sz w:val="20"/>
@@ -3055,7 +2876,7 @@
             </w:r>
             <w:r>
               <w:rPr>
-                <w:rFonts w:ascii="FangSong" w:eastAsia="FangSong" w:hAnsi="FangSong"/>
+                <w:rFonts w:ascii="仿宋" w:eastAsia="仿宋" w:hAnsi="仿宋"/>
                 <w:sz w:val="20"/>
                 <w:szCs w:val="20"/>
               </w:rPr>
@@ -3063,7 +2884,7 @@
             </w:r>
             <w:r>
               <w:rPr>
-                <w:rFonts w:ascii="FangSong" w:eastAsia="FangSong" w:hAnsi="FangSong" w:hint="eastAsia"/>
+                <w:rFonts w:ascii="仿宋" w:eastAsia="仿宋" w:hAnsi="仿宋" w:hint="eastAsia"/>
                 <w:sz w:val="20"/>
                 <w:szCs w:val="20"/>
               </w:rPr>
@@ -3071,29 +2892,11 @@
             </w:r>
             <w:r>
               <w:rPr>
-                <w:rFonts w:ascii="FangSong" w:eastAsia="FangSong" w:hAnsi="FangSong"/>
-                <w:sz w:val="20"/>
-                <w:szCs w:val="20"/>
-              </w:rPr>
-              <w:t>4-</w:t>
-            </w:r>
-            <w:proofErr w:type="gramStart"/>
-            <w:r>
-              <w:rPr>
-                <w:rFonts w:ascii="FangSong" w:eastAsia="FangSong" w:hAnsi="FangSong"/>
-                <w:sz w:val="20"/>
-                <w:szCs w:val="20"/>
-              </w:rPr>
-              <w:t>15.(</w:t>
-            </w:r>
-            <w:proofErr w:type="gramEnd"/>
-            <w:r>
-              <w:rPr>
-                <w:rFonts w:ascii="FangSong" w:eastAsia="FangSong" w:hAnsi="FangSong"/>
-                <w:sz w:val="20"/>
-                <w:szCs w:val="20"/>
-              </w:rPr>
-              <w:t>会议优秀论文)</w:t>
+                <w:rFonts w:ascii="仿宋" w:eastAsia="仿宋" w:hAnsi="仿宋"/>
+                <w:sz w:val="20"/>
+                <w:szCs w:val="20"/>
+              </w:rPr>
+              <w:t>4-15.(会议优秀论文)</w:t>
             </w:r>
           </w:p>
         </w:tc>
@@ -3118,7 +2921,7 @@
 </file>
 
 <file path=word/endnotes.xml><?xml version="1.0" encoding="utf-8"?>
-<w:endnotes xmlns:wpc="http://schemas.microsoft.com/office/word/2010/wordprocessingCanvas" xmlns:cx="http://schemas.microsoft.com/office/drawing/2014/chartex" xmlns:cx1="http://schemas.microsoft.com/office/drawing/2015/9/8/chartex" xmlns:cx2="http://schemas.microsoft.com/office/drawing/2015/10/21/chartex" xmlns:cx3="http://schemas.microsoft.com/office/drawing/2016/5/9/chartex" xmlns:cx4="http://schemas.microsoft.com/office/drawing/2016/5/10/chartex" xmlns:cx5="http://schemas.microsoft.com/office/drawing/2016/5/11/chartex" xmlns:cx6="http://schemas.microsoft.com/office/drawing/2016/5/12/chartex" xmlns:cx7="http://schemas.microsoft.com/office/drawing/2016/5/13/chartex" xmlns:cx8="http://schemas.microsoft.com/office/drawing/2016/5/14/chartex" xmlns:mc="http://schemas.openxmlformats.org/markup-compatibility/2006" xmlns:aink="http://schemas.microsoft.com/office/drawing/2016/ink" xmlns:am3d="http://schemas.microsoft.com/office/drawing/2017/model3d" xmlns:o="urn:schemas-microsoft-com:office:office" xmlns:oel="http://schemas.microsoft.com/office/2019/extlst" xmlns:r="http://schemas.openxmlformats.org/officeDocument/2006/relationships" xmlns:m="http://schemas.openxmlformats.org/officeDocument/2006/math" xmlns:v="urn:schemas-microsoft-com:vml" xmlns:wp14="http://schemas.microsoft.com/office/word/2010/wordprocessingDrawing" xmlns:wp="http://schemas.openxmlformats.org/drawingml/2006/wordprocessingDrawing" xmlns:w10="urn:schemas-microsoft-com:office:word" xmlns:w="http://schemas.openxmlformats.org/wordprocessingml/2006/main" xmlns:w14="http://schemas.microsoft.com/office/word/2010/wordml" xmlns:w15="http://schemas.microsoft.com/office/word/2012/wordml" xmlns:w16cex="http://schemas.microsoft.com/office/word/2018/wordml/cex" xmlns:w16cid="http://schemas.microsoft.com/office/word/2016/wordml/cid" xmlns:w16="http://schemas.microsoft.com/office/word/2018/wordml" xmlns:w16sdtdh="http://schemas.microsoft.com/office/word/2020/wordml/sdtdatahash" xmlns:w16se="http://schemas.microsoft.com/office/word/2015/wordml/symex" xmlns:wpg="http://schemas.microsoft.com/office/word/2010/wordprocessingGroup" xmlns:wpi="http://schemas.microsoft.com/office/word/2010/wordprocessingInk" xmlns:wne="http://schemas.microsoft.com/office/word/2006/wordml" xmlns:wps="http://schemas.microsoft.com/office/word/2010/wordprocessingShape" mc:Ignorable="w14 w15 w16se w16cid w16 w16cex w16sdtdh wp14">
+<w:endnotes xmlns:wpc="http://schemas.microsoft.com/office/word/2010/wordprocessingCanvas" xmlns:cx="http://schemas.microsoft.com/office/drawing/2014/chartex" xmlns:cx1="http://schemas.microsoft.com/office/drawing/2015/9/8/chartex" xmlns:cx2="http://schemas.microsoft.com/office/drawing/2015/10/21/chartex" xmlns:cx3="http://schemas.microsoft.com/office/drawing/2016/5/9/chartex" xmlns:cx4="http://schemas.microsoft.com/office/drawing/2016/5/10/chartex" xmlns:cx5="http://schemas.microsoft.com/office/drawing/2016/5/11/chartex" xmlns:cx6="http://schemas.microsoft.com/office/drawing/2016/5/12/chartex" xmlns:cx7="http://schemas.microsoft.com/office/drawing/2016/5/13/chartex" xmlns:cx8="http://schemas.microsoft.com/office/drawing/2016/5/14/chartex" xmlns:mc="http://schemas.openxmlformats.org/markup-compatibility/2006" xmlns:aink="http://schemas.microsoft.com/office/drawing/2016/ink" xmlns:am3d="http://schemas.microsoft.com/office/drawing/2017/model3d" xmlns:o="urn:schemas-microsoft-com:office:office" xmlns:oel="http://schemas.microsoft.com/office/2019/extlst" xmlns:r="http://schemas.openxmlformats.org/officeDocument/2006/relationships" xmlns:m="http://schemas.openxmlformats.org/officeDocument/2006/math" xmlns:v="urn:schemas-microsoft-com:vml" xmlns:wp14="http://schemas.microsoft.com/office/word/2010/wordprocessingDrawing" xmlns:wp="http://schemas.openxmlformats.org/drawingml/2006/wordprocessingDrawing" xmlns:w10="urn:schemas-microsoft-com:office:word" xmlns:w="http://schemas.openxmlformats.org/wordprocessingml/2006/main" xmlns:w14="http://schemas.microsoft.com/office/word/2010/wordml" xmlns:w15="http://schemas.microsoft.com/office/word/2012/wordml" xmlns:w16cex="http://schemas.microsoft.com/office/word/2018/wordml/cex" xmlns:w16cid="http://schemas.microsoft.com/office/word/2016/wordml/cid" xmlns:w16="http://schemas.microsoft.com/office/word/2018/wordml" xmlns:w16du="http://schemas.microsoft.com/office/word/2023/wordml/word16du" xmlns:w16sdtdh="http://schemas.microsoft.com/office/word/2020/wordml/sdtdatahash" xmlns:w16sdtfl="http://schemas.microsoft.com/office/word/2024/wordml/sdtformatlock" xmlns:w16se="http://schemas.microsoft.com/office/word/2015/wordml/symex" xmlns:wpg="http://schemas.microsoft.com/office/word/2010/wordprocessingGroup" xmlns:wpi="http://schemas.microsoft.com/office/word/2010/wordprocessingInk" xmlns:wne="http://schemas.microsoft.com/office/word/2006/wordml" xmlns:wps="http://schemas.microsoft.com/office/word/2010/wordprocessingShape" mc:Ignorable="w14 w15 w16se w16cid w16 w16cex w16sdtdh w16sdtfl w16du wp14">
   <w:endnote w:type="separator" w:id="-1">
     <w:p>
       <w:r>
@@ -3137,7 +2940,7 @@
 </file>
 
 <file path=word/footnotes.xml><?xml version="1.0" encoding="utf-8"?>
-<w:footnotes xmlns:wpc="http://schemas.microsoft.com/office/word/2010/wordprocessingCanvas" xmlns:cx="http://schemas.microsoft.com/office/drawing/2014/chartex" xmlns:cx1="http://schemas.microsoft.com/office/drawing/2015/9/8/chartex" xmlns:cx2="http://schemas.microsoft.com/office/drawing/2015/10/21/chartex" xmlns:cx3="http://schemas.microsoft.com/office/drawing/2016/5/9/chartex" xmlns:cx4="http://schemas.microsoft.com/office/drawing/2016/5/10/chartex" xmlns:cx5="http://schemas.microsoft.com/office/drawing/2016/5/11/chartex" xmlns:cx6="http://schemas.microsoft.com/office/drawing/2016/5/12/chartex" xmlns:cx7="http://schemas.microsoft.com/office/drawing/2016/5/13/chartex" xmlns:cx8="http://schemas.microsoft.com/office/drawing/2016/5/14/chartex" xmlns:mc="http://schemas.openxmlformats.org/markup-compatibility/2006" xmlns:aink="http://schemas.microsoft.com/office/drawing/2016/ink" xmlns:am3d="http://schemas.microsoft.com/office/drawing/2017/model3d" xmlns:o="urn:schemas-microsoft-com:office:office" xmlns:oel="http://schemas.microsoft.com/office/2019/extlst" xmlns:r="http://schemas.openxmlformats.org/officeDocument/2006/relationships" xmlns:m="http://schemas.openxmlformats.org/officeDocument/2006/math" xmlns:v="urn:schemas-microsoft-com:vml" xmlns:wp14="http://schemas.microsoft.com/office/word/2010/wordprocessingDrawing" xmlns:wp="http://schemas.openxmlformats.org/drawingml/2006/wordprocessingDrawing" xmlns:w10="urn:schemas-microsoft-com:office:word" xmlns:w="http://schemas.openxmlformats.org/wordprocessingml/2006/main" xmlns:w14="http://schemas.microsoft.com/office/word/2010/wordml" xmlns:w15="http://schemas.microsoft.com/office/word/2012/wordml" xmlns:w16cex="http://schemas.microsoft.com/office/word/2018/wordml/cex" xmlns:w16cid="http://schemas.microsoft.com/office/word/2016/wordml/cid" xmlns:w16="http://schemas.microsoft.com/office/word/2018/wordml" xmlns:w16sdtdh="http://schemas.microsoft.com/office/word/2020/wordml/sdtdatahash" xmlns:w16se="http://schemas.microsoft.com/office/word/2015/wordml/symex" xmlns:wpg="http://schemas.microsoft.com/office/word/2010/wordprocessingGroup" xmlns:wpi="http://schemas.microsoft.com/office/word/2010/wordprocessingInk" xmlns:wne="http://schemas.microsoft.com/office/word/2006/wordml" xmlns:wps="http://schemas.microsoft.com/office/word/2010/wordprocessingShape" mc:Ignorable="w14 w15 w16se w16cid w16 w16cex w16sdtdh wp14">
+<w:footnotes xmlns:wpc="http://schemas.microsoft.com/office/word/2010/wordprocessingCanvas" xmlns:cx="http://schemas.microsoft.com/office/drawing/2014/chartex" xmlns:cx1="http://schemas.microsoft.com/office/drawing/2015/9/8/chartex" xmlns:cx2="http://schemas.microsoft.com/office/drawing/2015/10/21/chartex" xmlns:cx3="http://schemas.microsoft.com/office/drawing/2016/5/9/chartex" xmlns:cx4="http://schemas.microsoft.com/office/drawing/2016/5/10/chartex" xmlns:cx5="http://schemas.microsoft.com/office/drawing/2016/5/11/chartex" xmlns:cx6="http://schemas.microsoft.com/office/drawing/2016/5/12/chartex" xmlns:cx7="http://schemas.microsoft.com/office/drawing/2016/5/13/chartex" xmlns:cx8="http://schemas.microsoft.com/office/drawing/2016/5/14/chartex" xmlns:mc="http://schemas.openxmlformats.org/markup-compatibility/2006" xmlns:aink="http://schemas.microsoft.com/office/drawing/2016/ink" xmlns:am3d="http://schemas.microsoft.com/office/drawing/2017/model3d" xmlns:o="urn:schemas-microsoft-com:office:office" xmlns:oel="http://schemas.microsoft.com/office/2019/extlst" xmlns:r="http://schemas.openxmlformats.org/officeDocument/2006/relationships" xmlns:m="http://schemas.openxmlformats.org/officeDocument/2006/math" xmlns:v="urn:schemas-microsoft-com:vml" xmlns:wp14="http://schemas.microsoft.com/office/word/2010/wordprocessingDrawing" xmlns:wp="http://schemas.openxmlformats.org/drawingml/2006/wordprocessingDrawing" xmlns:w10="urn:schemas-microsoft-com:office:word" xmlns:w="http://schemas.openxmlformats.org/wordprocessingml/2006/main" xmlns:w14="http://schemas.microsoft.com/office/word/2010/wordml" xmlns:w15="http://schemas.microsoft.com/office/word/2012/wordml" xmlns:w16cex="http://schemas.microsoft.com/office/word/2018/wordml/cex" xmlns:w16cid="http://schemas.microsoft.com/office/word/2016/wordml/cid" xmlns:w16="http://schemas.microsoft.com/office/word/2018/wordml" xmlns:w16du="http://schemas.microsoft.com/office/word/2023/wordml/word16du" xmlns:w16sdtdh="http://schemas.microsoft.com/office/word/2020/wordml/sdtdatahash" xmlns:w16sdtfl="http://schemas.microsoft.com/office/word/2024/wordml/sdtformatlock" xmlns:w16se="http://schemas.microsoft.com/office/word/2015/wordml/symex" xmlns:wpg="http://schemas.microsoft.com/office/word/2010/wordprocessingGroup" xmlns:wpi="http://schemas.microsoft.com/office/word/2010/wordprocessingInk" xmlns:wne="http://schemas.microsoft.com/office/word/2006/wordml" xmlns:wps="http://schemas.microsoft.com/office/word/2010/wordprocessingShape" mc:Ignorable="w14 w15 w16se w16cid w16 w16cex w16sdtdh w16sdtfl w16du wp14">
   <w:footnote w:type="separator" w:id="-1">
     <w:p>
       <w:r>
@@ -3156,7 +2959,7 @@
 </file>
 
 <file path=word/numbering.xml><?xml version="1.0" encoding="utf-8"?>
-<w:numbering xmlns:wpc="http://schemas.microsoft.com/office/word/2010/wordprocessingCanvas" xmlns:cx="http://schemas.microsoft.com/office/drawing/2014/chartex" xmlns:cx1="http://schemas.microsoft.com/office/drawing/2015/9/8/chartex" xmlns:cx2="http://schemas.microsoft.com/office/drawing/2015/10/21/chartex" xmlns:cx3="http://schemas.microsoft.com/office/drawing/2016/5/9/chartex" xmlns:cx4="http://schemas.microsoft.com/office/drawing/2016/5/10/chartex" xmlns:cx5="http://schemas.microsoft.com/office/drawing/2016/5/11/chartex" xmlns:cx6="http://schemas.microsoft.com/office/drawing/2016/5/12/chartex" xmlns:cx7="http://schemas.microsoft.com/office/drawing/2016/5/13/chartex" xmlns:cx8="http://schemas.microsoft.com/office/drawing/2016/5/14/chartex" xmlns:mc="http://schemas.openxmlformats.org/markup-compatibility/2006" xmlns:aink="http://schemas.microsoft.com/office/drawing/2016/ink" xmlns:am3d="http://schemas.microsoft.com/office/drawing/2017/model3d" xmlns:o="urn:schemas-microsoft-com:office:office" xmlns:oel="http://schemas.microsoft.com/office/2019/extlst" xmlns:r="http://schemas.openxmlformats.org/officeDocument/2006/relationships" xmlns:m="http://schemas.openxmlformats.org/officeDocument/2006/math" xmlns:v="urn:schemas-microsoft-com:vml" xmlns:wp14="http://schemas.microsoft.com/office/word/2010/wordprocessingDrawing" xmlns:wp="http://schemas.openxmlformats.org/drawingml/2006/wordprocessingDrawing" xmlns:w10="urn:schemas-microsoft-com:office:word" xmlns:w="http://schemas.openxmlformats.org/wordprocessingml/2006/main" xmlns:w14="http://schemas.microsoft.com/office/word/2010/wordml" xmlns:w15="http://schemas.microsoft.com/office/word/2012/wordml" xmlns:w16cex="http://schemas.microsoft.com/office/word/2018/wordml/cex" xmlns:w16cid="http://schemas.microsoft.com/office/word/2016/wordml/cid" xmlns:w16="http://schemas.microsoft.com/office/word/2018/wordml" xmlns:w16sdtdh="http://schemas.microsoft.com/office/word/2020/wordml/sdtdatahash" xmlns:w16se="http://schemas.microsoft.com/office/word/2015/wordml/symex" xmlns:wpg="http://schemas.microsoft.com/office/word/2010/wordprocessingGroup" xmlns:wpi="http://schemas.microsoft.com/office/word/2010/wordprocessingInk" xmlns:wne="http://schemas.microsoft.com/office/word/2006/wordml" xmlns:wps="http://schemas.microsoft.com/office/word/2010/wordprocessingShape" mc:Ignorable="w14 w15 w16se w16cid w16 w16cex w16sdtdh wp14">
+<w:numbering xmlns:wpc="http://schemas.microsoft.com/office/word/2010/wordprocessingCanvas" xmlns:cx="http://schemas.microsoft.com/office/drawing/2014/chartex" xmlns:cx1="http://schemas.microsoft.com/office/drawing/2015/9/8/chartex" xmlns:cx2="http://schemas.microsoft.com/office/drawing/2015/10/21/chartex" xmlns:cx3="http://schemas.microsoft.com/office/drawing/2016/5/9/chartex" xmlns:cx4="http://schemas.microsoft.com/office/drawing/2016/5/10/chartex" xmlns:cx5="http://schemas.microsoft.com/office/drawing/2016/5/11/chartex" xmlns:cx6="http://schemas.microsoft.com/office/drawing/2016/5/12/chartex" xmlns:cx7="http://schemas.microsoft.com/office/drawing/2016/5/13/chartex" xmlns:cx8="http://schemas.microsoft.com/office/drawing/2016/5/14/chartex" xmlns:mc="http://schemas.openxmlformats.org/markup-compatibility/2006" xmlns:aink="http://schemas.microsoft.com/office/drawing/2016/ink" xmlns:am3d="http://schemas.microsoft.com/office/drawing/2017/model3d" xmlns:o="urn:schemas-microsoft-com:office:office" xmlns:oel="http://schemas.microsoft.com/office/2019/extlst" xmlns:r="http://schemas.openxmlformats.org/officeDocument/2006/relationships" xmlns:m="http://schemas.openxmlformats.org/officeDocument/2006/math" xmlns:v="urn:schemas-microsoft-com:vml" xmlns:wp14="http://schemas.microsoft.com/office/word/2010/wordprocessingDrawing" xmlns:wp="http://schemas.openxmlformats.org/drawingml/2006/wordprocessingDrawing" xmlns:w10="urn:schemas-microsoft-com:office:word" xmlns:w="http://schemas.openxmlformats.org/wordprocessingml/2006/main" xmlns:w14="http://schemas.microsoft.com/office/word/2010/wordml" xmlns:w15="http://schemas.microsoft.com/office/word/2012/wordml" xmlns:w16cex="http://schemas.microsoft.com/office/word/2018/wordml/cex" xmlns:w16cid="http://schemas.microsoft.com/office/word/2016/wordml/cid" xmlns:w16="http://schemas.microsoft.com/office/word/2018/wordml" xmlns:w16du="http://schemas.microsoft.com/office/word/2023/wordml/word16du" xmlns:w16sdtdh="http://schemas.microsoft.com/office/word/2020/wordml/sdtdatahash" xmlns:w16sdtfl="http://schemas.microsoft.com/office/word/2024/wordml/sdtformatlock" xmlns:w16se="http://schemas.microsoft.com/office/word/2015/wordml/symex" xmlns:wpg="http://schemas.microsoft.com/office/word/2010/wordprocessingGroup" xmlns:wpi="http://schemas.microsoft.com/office/word/2010/wordprocessingInk" xmlns:wne="http://schemas.microsoft.com/office/word/2006/wordml" xmlns:wps="http://schemas.microsoft.com/office/word/2010/wordprocessingShape" mc:Ignorable="w14 w15 w16se w16cid w16 w16cex w16sdtdh w16sdtfl w16du wp14">
   <w:abstractNum w:abstractNumId="0" w15:restartNumberingAfterBreak="0">
     <w:nsid w:val="060D54CA"/>
     <w:multiLevelType w:val="hybridMultilevel"/>
@@ -3622,7 +3425,7 @@
         <w:ind w:left="360" w:hanging="360"/>
       </w:pPr>
       <w:rPr>
-        <w:rFonts w:ascii="FangSong" w:eastAsia="FangSong" w:hAnsi="FangSong" w:cstheme="minorBidi" w:hint="eastAsia"/>
+        <w:rFonts w:ascii="仿宋" w:eastAsia="仿宋" w:hAnsi="仿宋" w:cstheme="minorBidi" w:hint="eastAsia"/>
       </w:rPr>
     </w:lvl>
     <w:lvl w:ilvl="1" w:tplc="04090003" w:tentative="1">
@@ -3735,7 +3538,7 @@
         <w:ind w:left="360" w:hanging="360"/>
       </w:pPr>
       <w:rPr>
-        <w:rFonts w:ascii="FangSong" w:eastAsia="FangSong" w:hAnsi="FangSong" w:cstheme="minorBidi" w:hint="eastAsia"/>
+        <w:rFonts w:ascii="仿宋" w:eastAsia="仿宋" w:hAnsi="仿宋" w:cstheme="minorBidi" w:hint="eastAsia"/>
       </w:rPr>
     </w:lvl>
     <w:lvl w:ilvl="1" w:tplc="04090003" w:tentative="1">
@@ -3848,7 +3651,7 @@
         <w:ind w:left="360" w:hanging="360"/>
       </w:pPr>
       <w:rPr>
-        <w:rFonts w:ascii="DengXian" w:eastAsia="DengXian" w:hAnsi="DengXian" w:cstheme="minorBidi" w:hint="eastAsia"/>
+        <w:rFonts w:ascii="等线" w:eastAsia="等线" w:hAnsi="等线" w:cstheme="minorBidi" w:hint="eastAsia"/>
       </w:rPr>
     </w:lvl>
     <w:lvl w:ilvl="1" w:tplc="04090003" w:tentative="1">
@@ -3961,7 +3764,7 @@
         <w:ind w:left="360" w:hanging="360"/>
       </w:pPr>
       <w:rPr>
-        <w:rFonts w:ascii="FangSong" w:eastAsia="FangSong" w:hAnsi="FangSong" w:cstheme="minorBidi" w:hint="eastAsia"/>
+        <w:rFonts w:ascii="仿宋" w:eastAsia="仿宋" w:hAnsi="仿宋" w:cstheme="minorBidi" w:hint="eastAsia"/>
       </w:rPr>
     </w:lvl>
     <w:lvl w:ilvl="1" w:tplc="04090003" w:tentative="1">
@@ -4074,7 +3877,7 @@
         <w:ind w:left="360" w:hanging="360"/>
       </w:pPr>
       <w:rPr>
-        <w:rFonts w:ascii="FangSong" w:eastAsia="FangSong" w:hAnsi="FangSong" w:cstheme="minorBidi" w:hint="eastAsia"/>
+        <w:rFonts w:ascii="仿宋" w:eastAsia="仿宋" w:hAnsi="仿宋" w:cstheme="minorBidi" w:hint="eastAsia"/>
       </w:rPr>
     </w:lvl>
     <w:lvl w:ilvl="1" w:tplc="04090003" w:tentative="1">
@@ -4300,7 +4103,7 @@
         <w:ind w:left="360" w:hanging="360"/>
       </w:pPr>
       <w:rPr>
-        <w:rFonts w:ascii="DengXian" w:eastAsia="DengXian" w:hAnsi="DengXian" w:cs="Times New Roman" w:hint="eastAsia"/>
+        <w:rFonts w:ascii="等线" w:eastAsia="等线" w:hAnsi="等线" w:cs="Times New Roman" w:hint="eastAsia"/>
       </w:rPr>
     </w:lvl>
     <w:lvl w:ilvl="1" w:tplc="04090003" w:tentative="1">
@@ -4413,7 +4216,7 @@
         <w:ind w:left="360" w:hanging="360"/>
       </w:pPr>
       <w:rPr>
-        <w:rFonts w:ascii="FangSong" w:eastAsia="FangSong" w:hAnsi="FangSong" w:cstheme="minorBidi" w:hint="eastAsia"/>
+        <w:rFonts w:ascii="仿宋" w:eastAsia="仿宋" w:hAnsi="仿宋" w:cstheme="minorBidi" w:hint="eastAsia"/>
       </w:rPr>
     </w:lvl>
     <w:lvl w:ilvl="1" w:tplc="04090003" w:tentative="1">
@@ -4526,7 +4329,7 @@
         <w:ind w:left="360" w:hanging="360"/>
       </w:pPr>
       <w:rPr>
-        <w:rFonts w:ascii="DengXian" w:eastAsia="DengXian" w:hAnsi="DengXian" w:cstheme="minorBidi" w:hint="eastAsia"/>
+        <w:rFonts w:ascii="等线" w:eastAsia="等线" w:hAnsi="等线" w:cstheme="minorBidi" w:hint="eastAsia"/>
       </w:rPr>
     </w:lvl>
     <w:lvl w:ilvl="1" w:tplc="04090003" w:tentative="1">
@@ -4639,7 +4442,7 @@
         <w:ind w:left="360" w:hanging="360"/>
       </w:pPr>
       <w:rPr>
-        <w:rFonts w:ascii="DengXian" w:eastAsia="DengXian" w:hAnsi="DengXian" w:cstheme="minorBidi" w:hint="eastAsia"/>
+        <w:rFonts w:ascii="等线" w:eastAsia="等线" w:hAnsi="等线" w:cstheme="minorBidi" w:hint="eastAsia"/>
       </w:rPr>
     </w:lvl>
     <w:lvl w:ilvl="1" w:tplc="04090003" w:tentative="1">
@@ -4978,7 +4781,7 @@
         <w:ind w:left="360" w:hanging="360"/>
       </w:pPr>
       <w:rPr>
-        <w:rFonts w:ascii="FangSong" w:eastAsia="FangSong" w:hAnsi="FangSong" w:cstheme="minorBidi" w:hint="eastAsia"/>
+        <w:rFonts w:ascii="仿宋" w:eastAsia="仿宋" w:hAnsi="仿宋" w:cstheme="minorBidi" w:hint="eastAsia"/>
       </w:rPr>
     </w:lvl>
     <w:lvl w:ilvl="1" w:tplc="04090003" w:tentative="1">
@@ -5204,7 +5007,7 @@
         <w:ind w:left="360" w:hanging="360"/>
       </w:pPr>
       <w:rPr>
-        <w:rFonts w:ascii="FangSong" w:eastAsia="FangSong" w:hAnsi="FangSong" w:cstheme="minorBidi" w:hint="eastAsia"/>
+        <w:rFonts w:ascii="仿宋" w:eastAsia="仿宋" w:hAnsi="仿宋" w:cstheme="minorBidi" w:hint="eastAsia"/>
       </w:rPr>
     </w:lvl>
     <w:lvl w:ilvl="1" w:tplc="04090003" w:tentative="1">
@@ -5457,7 +5260,7 @@
 </file>
 
 <file path=word/styles.xml><?xml version="1.0" encoding="utf-8"?>
-<w:styles xmlns:mc="http://schemas.openxmlformats.org/markup-compatibility/2006" xmlns:r="http://schemas.openxmlformats.org/officeDocument/2006/relationships" xmlns:w="http://schemas.openxmlformats.org/wordprocessingml/2006/main" xmlns:w14="http://schemas.microsoft.com/office/word/2010/wordml" xmlns:w15="http://schemas.microsoft.com/office/word/2012/wordml" xmlns:w16cex="http://schemas.microsoft.com/office/word/2018/wordml/cex" xmlns:w16cid="http://schemas.microsoft.com/office/word/2016/wordml/cid" xmlns:w16="http://schemas.microsoft.com/office/word/2018/wordml" xmlns:w16sdtdh="http://schemas.microsoft.com/office/word/2020/wordml/sdtdatahash" xmlns:w16se="http://schemas.microsoft.com/office/word/2015/wordml/symex" mc:Ignorable="w14 w15 w16se w16cid w16 w16cex w16sdtdh">
+<w:styles xmlns:mc="http://schemas.openxmlformats.org/markup-compatibility/2006" xmlns:r="http://schemas.openxmlformats.org/officeDocument/2006/relationships" xmlns:w="http://schemas.openxmlformats.org/wordprocessingml/2006/main" xmlns:w14="http://schemas.microsoft.com/office/word/2010/wordml" xmlns:w15="http://schemas.microsoft.com/office/word/2012/wordml" xmlns:w16cex="http://schemas.microsoft.com/office/word/2018/wordml/cex" xmlns:w16cid="http://schemas.microsoft.com/office/word/2016/wordml/cid" xmlns:w16="http://schemas.microsoft.com/office/word/2018/wordml" xmlns:w16du="http://schemas.microsoft.com/office/word/2023/wordml/word16du" xmlns:w16sdtdh="http://schemas.microsoft.com/office/word/2020/wordml/sdtdatahash" xmlns:w16sdtfl="http://schemas.microsoft.com/office/word/2024/wordml/sdtformatlock" xmlns:w16se="http://schemas.microsoft.com/office/word/2015/wordml/symex" mc:Ignorable="w14 w15 w16se w16cid w16 w16cex w16sdtdh w16sdtfl w16du">
   <w:docDefaults>
     <w:rPrDefault>
       <w:rPr>
@@ -5848,7 +5651,7 @@
     <w:lsdException w:name="Unresolved Mention" w:semiHidden="1" w:unhideWhenUsed="1"/>
     <w:lsdException w:name="Smart Link" w:semiHidden="1" w:unhideWhenUsed="1"/>
   </w:latentStyles>
-  <w:style w:type="paragraph" w:default="1" w:styleId="Normal">
+  <w:style w:type="paragraph" w:default="1" w:styleId="a">
     <w:name w:val="Normal"/>
     <w:qFormat/>
     <w:pPr>
@@ -5856,11 +5659,11 @@
       <w:jc w:val="both"/>
     </w:pPr>
   </w:style>
-  <w:style w:type="paragraph" w:styleId="Heading1">
+  <w:style w:type="paragraph" w:styleId="1">
     <w:name w:val="heading 1"/>
-    <w:basedOn w:val="Normal"/>
-    <w:next w:val="Normal"/>
-    <w:link w:val="Heading1Char"/>
+    <w:basedOn w:val="a"/>
+    <w:next w:val="a"/>
+    <w:link w:val="10"/>
     <w:uiPriority w:val="9"/>
     <w:qFormat/>
     <w:rsid w:val="00274820"/>
@@ -5877,10 +5680,10 @@
       <w:szCs w:val="32"/>
     </w:rPr>
   </w:style>
-  <w:style w:type="paragraph" w:styleId="Heading2">
+  <w:style w:type="paragraph" w:styleId="2">
     <w:name w:val="heading 2"/>
-    <w:basedOn w:val="Normal"/>
-    <w:link w:val="Heading2Char"/>
+    <w:basedOn w:val="a"/>
+    <w:link w:val="20"/>
     <w:uiPriority w:val="9"/>
     <w:qFormat/>
     <w:rsid w:val="002D0468"/>
@@ -5899,13 +5702,13 @@
       <w:szCs w:val="36"/>
     </w:rPr>
   </w:style>
-  <w:style w:type="character" w:default="1" w:styleId="DefaultParagraphFont">
+  <w:style w:type="character" w:default="1" w:styleId="a0">
     <w:name w:val="Default Paragraph Font"/>
     <w:uiPriority w:val="1"/>
     <w:semiHidden/>
     <w:unhideWhenUsed/>
   </w:style>
-  <w:style w:type="table" w:default="1" w:styleId="TableNormal">
+  <w:style w:type="table" w:default="1" w:styleId="a1">
     <w:name w:val="Normal Table"/>
     <w:uiPriority w:val="99"/>
     <w:semiHidden/>
@@ -5920,15 +5723,15 @@
       </w:tblCellMar>
     </w:tblPr>
   </w:style>
-  <w:style w:type="numbering" w:default="1" w:styleId="NoList">
+  <w:style w:type="numbering" w:default="1" w:styleId="a2">
     <w:name w:val="No List"/>
     <w:uiPriority w:val="99"/>
     <w:semiHidden/>
     <w:unhideWhenUsed/>
   </w:style>
-  <w:style w:type="character" w:styleId="Hyperlink">
+  <w:style w:type="character" w:styleId="a3">
     <w:name w:val="Hyperlink"/>
-    <w:basedOn w:val="DefaultParagraphFont"/>
+    <w:basedOn w:val="a0"/>
     <w:uiPriority w:val="99"/>
     <w:unhideWhenUsed/>
     <w:rsid w:val="00196BF1"/>
@@ -5939,7 +5742,7 @@
   </w:style>
   <w:style w:type="character" w:customStyle="1" w:styleId="UnresolvedMention1">
     <w:name w:val="Unresolved Mention1"/>
-    <w:basedOn w:val="DefaultParagraphFont"/>
+    <w:basedOn w:val="a0"/>
     <w:uiPriority w:val="99"/>
     <w:semiHidden/>
     <w:unhideWhenUsed/>
@@ -5949,9 +5752,9 @@
       <w:shd w:val="clear" w:color="auto" w:fill="E1DFDD"/>
     </w:rPr>
   </w:style>
-  <w:style w:type="table" w:styleId="TableGrid">
+  <w:style w:type="table" w:styleId="a4">
     <w:name w:val="Table Grid"/>
-    <w:basedOn w:val="TableNormal"/>
+    <w:basedOn w:val="a1"/>
     <w:uiPriority w:val="39"/>
     <w:rsid w:val="001F4E7A"/>
     <w:rPr>
@@ -5970,9 +5773,9 @@
       </w:tblBorders>
     </w:tblPr>
   </w:style>
-  <w:style w:type="paragraph" w:styleId="ListParagraph">
+  <w:style w:type="paragraph" w:styleId="a5">
     <w:name w:val="List Paragraph"/>
-    <w:basedOn w:val="Normal"/>
+    <w:basedOn w:val="a"/>
     <w:uiPriority w:val="34"/>
     <w:qFormat/>
     <w:rsid w:val="009D636A"/>
@@ -5980,27 +5783,27 @@
       <w:ind w:firstLineChars="200" w:firstLine="420"/>
     </w:pPr>
   </w:style>
-  <w:style w:type="paragraph" w:styleId="Date">
+  <w:style w:type="paragraph" w:styleId="a6">
     <w:name w:val="Date"/>
-    <w:basedOn w:val="Normal"/>
-    <w:next w:val="Normal"/>
-    <w:link w:val="DateChar"/>
+    <w:basedOn w:val="a"/>
+    <w:next w:val="a"/>
+    <w:link w:val="a7"/>
     <w:uiPriority w:val="99"/>
     <w:semiHidden/>
     <w:unhideWhenUsed/>
     <w:rsid w:val="00FD4908"/>
   </w:style>
-  <w:style w:type="character" w:customStyle="1" w:styleId="DateChar">
-    <w:name w:val="Date Char"/>
-    <w:basedOn w:val="DefaultParagraphFont"/>
-    <w:link w:val="Date"/>
+  <w:style w:type="character" w:customStyle="1" w:styleId="a7">
+    <w:name w:val="日期 字符"/>
+    <w:basedOn w:val="a0"/>
+    <w:link w:val="a6"/>
     <w:uiPriority w:val="99"/>
     <w:semiHidden/>
     <w:rsid w:val="00FD4908"/>
   </w:style>
-  <w:style w:type="paragraph" w:styleId="NormalWeb">
+  <w:style w:type="paragraph" w:styleId="a8">
     <w:name w:val="Normal (Web)"/>
-    <w:basedOn w:val="Normal"/>
+    <w:basedOn w:val="a"/>
     <w:uiPriority w:val="99"/>
     <w:semiHidden/>
     <w:unhideWhenUsed/>
@@ -6017,10 +5820,10 @@
       <w:szCs w:val="24"/>
     </w:rPr>
   </w:style>
-  <w:style w:type="paragraph" w:styleId="Header">
+  <w:style w:type="paragraph" w:styleId="a9">
     <w:name w:val="header"/>
-    <w:basedOn w:val="Normal"/>
-    <w:link w:val="HeaderChar"/>
+    <w:basedOn w:val="a"/>
+    <w:link w:val="aa"/>
     <w:uiPriority w:val="99"/>
     <w:unhideWhenUsed/>
     <w:rsid w:val="00562007"/>
@@ -6040,10 +5843,10 @@
       <w:szCs w:val="18"/>
     </w:rPr>
   </w:style>
-  <w:style w:type="character" w:customStyle="1" w:styleId="HeaderChar">
-    <w:name w:val="Header Char"/>
-    <w:basedOn w:val="DefaultParagraphFont"/>
-    <w:link w:val="Header"/>
+  <w:style w:type="character" w:customStyle="1" w:styleId="aa">
+    <w:name w:val="页眉 字符"/>
+    <w:basedOn w:val="a0"/>
+    <w:link w:val="a9"/>
     <w:uiPriority w:val="99"/>
     <w:rsid w:val="00562007"/>
     <w:rPr>
@@ -6051,10 +5854,10 @@
       <w:szCs w:val="18"/>
     </w:rPr>
   </w:style>
-  <w:style w:type="paragraph" w:styleId="Footer">
+  <w:style w:type="paragraph" w:styleId="ab">
     <w:name w:val="footer"/>
-    <w:basedOn w:val="Normal"/>
-    <w:link w:val="FooterChar"/>
+    <w:basedOn w:val="a"/>
+    <w:link w:val="ac"/>
     <w:uiPriority w:val="99"/>
     <w:unhideWhenUsed/>
     <w:rsid w:val="00562007"/>
@@ -6071,10 +5874,10 @@
       <w:szCs w:val="18"/>
     </w:rPr>
   </w:style>
-  <w:style w:type="character" w:customStyle="1" w:styleId="FooterChar">
-    <w:name w:val="Footer Char"/>
-    <w:basedOn w:val="DefaultParagraphFont"/>
-    <w:link w:val="Footer"/>
+  <w:style w:type="character" w:customStyle="1" w:styleId="ac">
+    <w:name w:val="页脚 字符"/>
+    <w:basedOn w:val="a0"/>
+    <w:link w:val="ab"/>
     <w:uiPriority w:val="99"/>
     <w:rsid w:val="00562007"/>
     <w:rPr>
@@ -6082,10 +5885,10 @@
       <w:szCs w:val="18"/>
     </w:rPr>
   </w:style>
-  <w:style w:type="character" w:customStyle="1" w:styleId="Heading2Char">
-    <w:name w:val="Heading 2 Char"/>
-    <w:basedOn w:val="DefaultParagraphFont"/>
-    <w:link w:val="Heading2"/>
+  <w:style w:type="character" w:customStyle="1" w:styleId="20">
+    <w:name w:val="标题 2 字符"/>
+    <w:basedOn w:val="a0"/>
+    <w:link w:val="2"/>
     <w:uiPriority w:val="9"/>
     <w:rsid w:val="002D0468"/>
     <w:rPr>
@@ -6097,10 +5900,10 @@
       <w:szCs w:val="36"/>
     </w:rPr>
   </w:style>
-  <w:style w:type="character" w:customStyle="1" w:styleId="Heading1Char">
-    <w:name w:val="Heading 1 Char"/>
-    <w:basedOn w:val="DefaultParagraphFont"/>
-    <w:link w:val="Heading1"/>
+  <w:style w:type="character" w:customStyle="1" w:styleId="10">
+    <w:name w:val="标题 1 字符"/>
+    <w:basedOn w:val="a0"/>
+    <w:link w:val="1"/>
     <w:uiPriority w:val="9"/>
     <w:rsid w:val="00274820"/>
     <w:rPr>
